--- a/docs/Documento_Tecnico_Agentic_AI.docx
+++ b/docs/Documento_Tecnico_Agentic_AI.docx
@@ -2734,12 +2734,6 @@
         <w:gridCol w:w="7020"/>
       </w:tblGrid>
       <w:tr>
-        <w:tblPrEx>
-          <w:tblCellMar>
-            <w:top w:w="0" w:type="dxa"/>
-            <w:bottom w:w="0" w:type="dxa"/>
-          </w:tblCellMar>
-        </w:tblPrEx>
         <w:tc>
           <w:tcPr>
             <w:tcW w:w="2340" w:type="dxa"/>
@@ -2804,12 +2798,6 @@
         </w:tc>
       </w:tr>
       <w:tr>
-        <w:tblPrEx>
-          <w:tblCellMar>
-            <w:top w:w="0" w:type="dxa"/>
-            <w:bottom w:w="0" w:type="dxa"/>
-          </w:tblCellMar>
-        </w:tblPrEx>
         <w:tc>
           <w:tcPr>
             <w:tcW w:w="2340" w:type="dxa"/>
@@ -2868,12 +2856,6 @@
         </w:tc>
       </w:tr>
       <w:tr>
-        <w:tblPrEx>
-          <w:tblCellMar>
-            <w:top w:w="0" w:type="dxa"/>
-            <w:bottom w:w="0" w:type="dxa"/>
-          </w:tblCellMar>
-        </w:tblPrEx>
         <w:tc>
           <w:tcPr>
             <w:tcW w:w="2340" w:type="dxa"/>
@@ -2934,12 +2916,6 @@
         </w:tc>
       </w:tr>
       <w:tr>
-        <w:tblPrEx>
-          <w:tblCellMar>
-            <w:top w:w="0" w:type="dxa"/>
-            <w:bottom w:w="0" w:type="dxa"/>
-          </w:tblCellMar>
-        </w:tblPrEx>
         <w:tc>
           <w:tcPr>
             <w:tcW w:w="2340" w:type="dxa"/>
@@ -2998,12 +2974,6 @@
         </w:tc>
       </w:tr>
       <w:tr>
-        <w:tblPrEx>
-          <w:tblCellMar>
-            <w:top w:w="0" w:type="dxa"/>
-            <w:bottom w:w="0" w:type="dxa"/>
-          </w:tblCellMar>
-        </w:tblPrEx>
         <w:tc>
           <w:tcPr>
             <w:tcW w:w="2340" w:type="dxa"/>
@@ -3242,12 +3212,6 @@
         <w:gridCol w:w="5760"/>
       </w:tblGrid>
       <w:tr>
-        <w:tblPrEx>
-          <w:tblCellMar>
-            <w:top w:w="0" w:type="dxa"/>
-            <w:bottom w:w="0" w:type="dxa"/>
-          </w:tblCellMar>
-        </w:tblPrEx>
         <w:tc>
           <w:tcPr>
             <w:tcW w:w="1800" w:type="dxa"/>
@@ -3343,12 +3307,6 @@
         </w:tc>
       </w:tr>
       <w:tr>
-        <w:tblPrEx>
-          <w:tblCellMar>
-            <w:top w:w="0" w:type="dxa"/>
-            <w:bottom w:w="0" w:type="dxa"/>
-          </w:tblCellMar>
-        </w:tblPrEx>
         <w:tc>
           <w:tcPr>
             <w:tcW w:w="1800" w:type="dxa"/>
@@ -3434,12 +3392,6 @@
         </w:tc>
       </w:tr>
       <w:tr>
-        <w:tblPrEx>
-          <w:tblCellMar>
-            <w:top w:w="0" w:type="dxa"/>
-            <w:bottom w:w="0" w:type="dxa"/>
-          </w:tblCellMar>
-        </w:tblPrEx>
         <w:tc>
           <w:tcPr>
             <w:tcW w:w="1800" w:type="dxa"/>
@@ -3528,12 +3480,6 @@
         </w:tc>
       </w:tr>
       <w:tr>
-        <w:tblPrEx>
-          <w:tblCellMar>
-            <w:top w:w="0" w:type="dxa"/>
-            <w:bottom w:w="0" w:type="dxa"/>
-          </w:tblCellMar>
-        </w:tblPrEx>
         <w:tc>
           <w:tcPr>
             <w:tcW w:w="1800" w:type="dxa"/>
@@ -3619,12 +3565,6 @@
         </w:tc>
       </w:tr>
       <w:tr>
-        <w:tblPrEx>
-          <w:tblCellMar>
-            <w:top w:w="0" w:type="dxa"/>
-            <w:bottom w:w="0" w:type="dxa"/>
-          </w:tblCellMar>
-        </w:tblPrEx>
         <w:tc>
           <w:tcPr>
             <w:tcW w:w="1800" w:type="dxa"/>
@@ -3713,12 +3653,6 @@
         </w:tc>
       </w:tr>
       <w:tr>
-        <w:tblPrEx>
-          <w:tblCellMar>
-            <w:top w:w="0" w:type="dxa"/>
-            <w:bottom w:w="0" w:type="dxa"/>
-          </w:tblCellMar>
-        </w:tblPrEx>
         <w:tc>
           <w:tcPr>
             <w:tcW w:w="1800" w:type="dxa"/>
@@ -3841,12 +3775,6 @@
         <w:gridCol w:w="5360"/>
       </w:tblGrid>
       <w:tr>
-        <w:tblPrEx>
-          <w:tblCellMar>
-            <w:top w:w="0" w:type="dxa"/>
-            <w:bottom w:w="0" w:type="dxa"/>
-          </w:tblCellMar>
-        </w:tblPrEx>
         <w:tc>
           <w:tcPr>
             <w:tcW w:w="4000" w:type="dxa"/>
@@ -3911,12 +3839,6 @@
         </w:tc>
       </w:tr>
       <w:tr>
-        <w:tblPrEx>
-          <w:tblCellMar>
-            <w:top w:w="0" w:type="dxa"/>
-            <w:bottom w:w="0" w:type="dxa"/>
-          </w:tblCellMar>
-        </w:tblPrEx>
         <w:tc>
           <w:tcPr>
             <w:tcW w:w="4000" w:type="dxa"/>
@@ -3973,12 +3895,6 @@
         </w:tc>
       </w:tr>
       <w:tr>
-        <w:tblPrEx>
-          <w:tblCellMar>
-            <w:top w:w="0" w:type="dxa"/>
-            <w:bottom w:w="0" w:type="dxa"/>
-          </w:tblCellMar>
-        </w:tblPrEx>
         <w:tc>
           <w:tcPr>
             <w:tcW w:w="4000" w:type="dxa"/>
@@ -4037,12 +3953,6 @@
         </w:tc>
       </w:tr>
       <w:tr>
-        <w:tblPrEx>
-          <w:tblCellMar>
-            <w:top w:w="0" w:type="dxa"/>
-            <w:bottom w:w="0" w:type="dxa"/>
-          </w:tblCellMar>
-        </w:tblPrEx>
         <w:tc>
           <w:tcPr>
             <w:tcW w:w="4000" w:type="dxa"/>
@@ -4099,12 +4009,6 @@
         </w:tc>
       </w:tr>
       <w:tr>
-        <w:tblPrEx>
-          <w:tblCellMar>
-            <w:top w:w="0" w:type="dxa"/>
-            <w:bottom w:w="0" w:type="dxa"/>
-          </w:tblCellMar>
-        </w:tblPrEx>
         <w:tc>
           <w:tcPr>
             <w:tcW w:w="4000" w:type="dxa"/>
@@ -4163,12 +4067,6 @@
         </w:tc>
       </w:tr>
       <w:tr>
-        <w:tblPrEx>
-          <w:tblCellMar>
-            <w:top w:w="0" w:type="dxa"/>
-            <w:bottom w:w="0" w:type="dxa"/>
-          </w:tblCellMar>
-        </w:tblPrEx>
         <w:tc>
           <w:tcPr>
             <w:tcW w:w="4000" w:type="dxa"/>
@@ -4225,12 +4123,6 @@
         </w:tc>
       </w:tr>
       <w:tr>
-        <w:tblPrEx>
-          <w:tblCellMar>
-            <w:top w:w="0" w:type="dxa"/>
-            <w:bottom w:w="0" w:type="dxa"/>
-          </w:tblCellMar>
-        </w:tblPrEx>
         <w:tc>
           <w:tcPr>
             <w:tcW w:w="4000" w:type="dxa"/>
@@ -4289,12 +4181,6 @@
         </w:tc>
       </w:tr>
       <w:tr>
-        <w:tblPrEx>
-          <w:tblCellMar>
-            <w:top w:w="0" w:type="dxa"/>
-            <w:bottom w:w="0" w:type="dxa"/>
-          </w:tblCellMar>
-        </w:tblPrEx>
         <w:tc>
           <w:tcPr>
             <w:tcW w:w="4000" w:type="dxa"/>
@@ -4351,12 +4237,6 @@
         </w:tc>
       </w:tr>
       <w:tr>
-        <w:tblPrEx>
-          <w:tblCellMar>
-            <w:top w:w="0" w:type="dxa"/>
-            <w:bottom w:w="0" w:type="dxa"/>
-          </w:tblCellMar>
-        </w:tblPrEx>
         <w:tc>
           <w:tcPr>
             <w:tcW w:w="4000" w:type="dxa"/>
@@ -4415,12 +4295,6 @@
         </w:tc>
       </w:tr>
       <w:tr>
-        <w:tblPrEx>
-          <w:tblCellMar>
-            <w:top w:w="0" w:type="dxa"/>
-            <w:bottom w:w="0" w:type="dxa"/>
-          </w:tblCellMar>
-        </w:tblPrEx>
         <w:tc>
           <w:tcPr>
             <w:tcW w:w="4000" w:type="dxa"/>
@@ -4484,10 +4358,36 @@
     </w:p>
     <w:p>
       <w:pPr>
+        <w:spacing w:after="80"/>
+      </w:pPr>
+    </w:p>
+    <w:p>
+      <w:pPr>
+        <w:spacing w:after="80"/>
+      </w:pPr>
+    </w:p>
+    <w:p>
+      <w:pPr>
+        <w:spacing w:after="80"/>
+      </w:pPr>
+    </w:p>
+    <w:p>
+      <w:pPr>
+        <w:spacing w:after="80"/>
+      </w:pPr>
+    </w:p>
+    <w:p>
+      <w:pPr>
+        <w:spacing w:after="80"/>
+      </w:pPr>
+    </w:p>
+    <w:p>
+      <w:pPr>
         <w:pStyle w:val="Ttulo2"/>
       </w:pPr>
       <w:bookmarkStart w:id="4" w:name="_Toc226827890"/>
       <w:r>
+        <w:lastRenderedPageBreak/>
         <w:t>2.3 Flujo General del Agente</w:t>
       </w:r>
       <w:bookmarkEnd w:id="4"/>
@@ -4514,39 +4414,59 @@
         </w:pBdr>
         <w:spacing w:before="120" w:after="200"/>
         <w:jc w:val="center"/>
-      </w:pPr>
-      <w:r>
         <w:rPr>
           <w:i/>
           <w:iCs/>
+          <w:noProof/>
           <w:color w:val="888888"/>
           <w:sz w:val="20"/>
           <w:szCs w:val="20"/>
         </w:rPr>
-        <w:t>[Espacio reservado: Diagrama de flujo del agente: Usuario → Carga CSV → Preprocesamiento → Modelo ML → Clasificación riesgo → LLM genera recomendación → Guardar en SQLite → Reporte CSV → Streamlit muestra resultados]</w:t>
-      </w:r>
-    </w:p>
-    <w:p>
-      <w:pPr>
-        <w:pStyle w:val="Ttulo2"/>
-      </w:pPr>
-      <w:bookmarkStart w:id="5" w:name="_Toc226827891"/>
-      <w:r>
-        <w:lastRenderedPageBreak/>
-        <w:t>2.4 Flujo entre Archivos del Proyecto</w:t>
-      </w:r>
-      <w:bookmarkEnd w:id="5"/>
-    </w:p>
-    <w:p>
-      <w:pPr>
-        <w:spacing w:after="160" w:line="276" w:lineRule="auto"/>
-        <w:jc w:val="both"/>
-      </w:pPr>
-      <w:r>
-        <w:rPr>
-          <w:color w:val="333333"/>
-        </w:rPr>
-        <w:t>La arquitectura a nivel de código conecta los módulos de la siguiente manera: app.py recibe el CSV del usuario y llama a agent.py. El agente carga model.pkl para ejecutar la predicción, clasifica el riesgo, consulta la API de Claude para generar recomendaciones, guarda los resultados en database.db a través de database.py, genera el reporte CSV automático y devuelve los resultados a app.py para su visualización en el dashboard.</w:t>
+      </w:pPr>
+      <w:r>
+        <w:rPr>
+          <w:i/>
+          <w:iCs/>
+          <w:noProof/>
+          <w:color w:val="888888"/>
+          <w:sz w:val="20"/>
+          <w:szCs w:val="20"/>
+        </w:rPr>
+        <w:drawing>
+          <wp:inline distT="0" distB="0" distL="0" distR="0" wp14:anchorId="470B1A41" wp14:editId="4B4ED6CC">
+            <wp:extent cx="5943600" cy="4528185"/>
+            <wp:effectExtent l="0" t="0" r="0" b="5715"/>
+            <wp:docPr id="251451371" name="Imagen 1"/>
+            <wp:cNvGraphicFramePr>
+              <a:graphicFrameLocks xmlns:a="http://schemas.openxmlformats.org/drawingml/2006/main" noChangeAspect="1"/>
+            </wp:cNvGraphicFramePr>
+            <a:graphic xmlns:a="http://schemas.openxmlformats.org/drawingml/2006/main">
+              <a:graphicData uri="http://schemas.openxmlformats.org/drawingml/2006/picture">
+                <pic:pic xmlns:pic="http://schemas.openxmlformats.org/drawingml/2006/picture">
+                  <pic:nvPicPr>
+                    <pic:cNvPr id="251451371" name=""/>
+                    <pic:cNvPicPr/>
+                  </pic:nvPicPr>
+                  <pic:blipFill>
+                    <a:blip r:embed="rId8"/>
+                    <a:stretch>
+                      <a:fillRect/>
+                    </a:stretch>
+                  </pic:blipFill>
+                  <pic:spPr>
+                    <a:xfrm>
+                      <a:off x="0" y="0"/>
+                      <a:ext cx="5943600" cy="4528185"/>
+                    </a:xfrm>
+                    <a:prstGeom prst="rect">
+                      <a:avLst/>
+                    </a:prstGeom>
+                  </pic:spPr>
+                </pic:pic>
+              </a:graphicData>
+            </a:graphic>
+          </wp:inline>
+        </w:drawing>
       </w:r>
     </w:p>
     <w:p>
@@ -4568,21 +4488,262 @@
           <w:sz w:val="20"/>
           <w:szCs w:val="20"/>
         </w:rPr>
-        <w:t>[Espacio reservado: Diagrama de arquitectura: app.py → agent.py → model.pkl → database.py → reporte.csv → app.py]</w:t>
-      </w:r>
+        <w:t>Diagrama de flujo del agente: Usuario → Carga CSV → Preprocesamiento → Modelo ML → Clasificación riesgo → LLM genera recomendación → Guardar en SQLite → Reporte CSV → Streamlit muestra resultados]</w:t>
+      </w:r>
+    </w:p>
+    <w:p>
+      <w:pPr>
+        <w:pStyle w:val="Ttulo2"/>
+      </w:pPr>
+      <w:bookmarkStart w:id="5" w:name="_Toc226827891"/>
+    </w:p>
+    <w:p>
+      <w:pPr>
+        <w:pStyle w:val="Ttulo2"/>
+      </w:pPr>
+    </w:p>
+    <w:p>
+      <w:pPr>
+        <w:pStyle w:val="Ttulo2"/>
+      </w:pPr>
+    </w:p>
+    <w:p>
+      <w:pPr>
+        <w:pStyle w:val="Ttulo2"/>
+      </w:pPr>
+    </w:p>
+    <w:p>
+      <w:pPr>
+        <w:pStyle w:val="Ttulo2"/>
+      </w:pPr>
+    </w:p>
+    <w:p>
+      <w:pPr>
+        <w:pStyle w:val="Ttulo2"/>
+      </w:pPr>
+    </w:p>
+    <w:p>
+      <w:pPr>
+        <w:pStyle w:val="Ttulo2"/>
+      </w:pPr>
+      <w:r>
+        <w:lastRenderedPageBreak/>
+        <w:t>2.4 Flujo entre Archivos del Proyecto</w:t>
+      </w:r>
+      <w:bookmarkEnd w:id="5"/>
+    </w:p>
+    <w:p>
+      <w:pPr>
+        <w:spacing w:after="160" w:line="276" w:lineRule="auto"/>
+        <w:jc w:val="both"/>
+      </w:pPr>
+      <w:r>
+        <w:rPr>
+          <w:color w:val="333333"/>
+        </w:rPr>
+        <w:t>La arquitectura a nivel de código conecta los módulos de la siguiente manera: app.py recibe el CSV del usuario y llama a agent.py. El agente carga model.pkl para ejecutar la predicción, clasifica el riesgo, consulta la API de Claude para generar recomendaciones, guarda los resultados en database.db a través de database.py, genera el reporte CSV automático y devuelve los resultados a app.py para su visualización en el dashboard.</w:t>
+      </w:r>
+    </w:p>
+    <w:p>
+      <w:pPr>
+        <w:pBdr>
+          <w:top w:val="dashed" w:sz="1" w:space="0" w:color="AAAAAA"/>
+          <w:left w:val="dashed" w:sz="1" w:space="0" w:color="AAAAAA"/>
+          <w:bottom w:val="dashed" w:sz="1" w:space="0" w:color="AAAAAA"/>
+          <w:right w:val="dashed" w:sz="1" w:space="0" w:color="AAAAAA"/>
+        </w:pBdr>
+        <w:spacing w:before="120" w:after="200"/>
+        <w:jc w:val="center"/>
+        <w:rPr>
+          <w:i/>
+          <w:iCs/>
+          <w:color w:val="888888"/>
+          <w:sz w:val="20"/>
+          <w:szCs w:val="20"/>
+        </w:rPr>
+      </w:pPr>
+    </w:p>
+    <w:p>
+      <w:pPr>
+        <w:pBdr>
+          <w:top w:val="dashed" w:sz="1" w:space="0" w:color="AAAAAA"/>
+          <w:left w:val="dashed" w:sz="1" w:space="0" w:color="AAAAAA"/>
+          <w:bottom w:val="dashed" w:sz="1" w:space="0" w:color="AAAAAA"/>
+          <w:right w:val="dashed" w:sz="1" w:space="0" w:color="AAAAAA"/>
+        </w:pBdr>
+        <w:spacing w:before="120" w:after="200"/>
+        <w:jc w:val="center"/>
+        <w:rPr>
+          <w:i/>
+          <w:iCs/>
+          <w:color w:val="888888"/>
+          <w:sz w:val="20"/>
+          <w:szCs w:val="20"/>
+        </w:rPr>
+      </w:pPr>
+      <w:r>
+        <w:rPr>
+          <w:i/>
+          <w:iCs/>
+          <w:color w:val="888888"/>
+          <w:sz w:val="20"/>
+          <w:szCs w:val="20"/>
+        </w:rPr>
+        <w:drawing>
+          <wp:inline distT="0" distB="0" distL="0" distR="0" wp14:anchorId="6A51AF88" wp14:editId="4590C41A">
+            <wp:extent cx="4358985" cy="5044966"/>
+            <wp:effectExtent l="0" t="0" r="0" b="0"/>
+            <wp:docPr id="1241263880" name="Imagen 1"/>
+            <wp:cNvGraphicFramePr>
+              <a:graphicFrameLocks xmlns:a="http://schemas.openxmlformats.org/drawingml/2006/main" noChangeAspect="1"/>
+            </wp:cNvGraphicFramePr>
+            <a:graphic xmlns:a="http://schemas.openxmlformats.org/drawingml/2006/main">
+              <a:graphicData uri="http://schemas.openxmlformats.org/drawingml/2006/picture">
+                <pic:pic xmlns:pic="http://schemas.openxmlformats.org/drawingml/2006/picture">
+                  <pic:nvPicPr>
+                    <pic:cNvPr id="1241263880" name=""/>
+                    <pic:cNvPicPr/>
+                  </pic:nvPicPr>
+                  <pic:blipFill>
+                    <a:blip r:embed="rId9"/>
+                    <a:stretch>
+                      <a:fillRect/>
+                    </a:stretch>
+                  </pic:blipFill>
+                  <pic:spPr>
+                    <a:xfrm>
+                      <a:off x="0" y="0"/>
+                      <a:ext cx="4374310" cy="5062703"/>
+                    </a:xfrm>
+                    <a:prstGeom prst="rect">
+                      <a:avLst/>
+                    </a:prstGeom>
+                  </pic:spPr>
+                </pic:pic>
+              </a:graphicData>
+            </a:graphic>
+          </wp:inline>
+        </w:drawing>
+      </w:r>
+    </w:p>
+    <w:p>
+      <w:pPr>
+        <w:pBdr>
+          <w:top w:val="dashed" w:sz="1" w:space="0" w:color="AAAAAA"/>
+          <w:left w:val="dashed" w:sz="1" w:space="0" w:color="AAAAAA"/>
+          <w:bottom w:val="dashed" w:sz="1" w:space="0" w:color="AAAAAA"/>
+          <w:right w:val="dashed" w:sz="1" w:space="0" w:color="AAAAAA"/>
+        </w:pBdr>
+        <w:spacing w:before="120" w:after="200"/>
+        <w:jc w:val="center"/>
+      </w:pPr>
+      <w:r>
+        <w:rPr>
+          <w:i/>
+          <w:iCs/>
+          <w:color w:val="888888"/>
+          <w:sz w:val="20"/>
+          <w:szCs w:val="20"/>
+        </w:rPr>
+        <w:t>Diagrama de arquitectura: app.py → agent.py → model.pkl → database.py → reporte.csv → app.py]</w:t>
+      </w:r>
+    </w:p>
+    <w:p/>
+    <w:p/>
+    <w:p/>
+    <w:p>
+      <w:pPr>
+        <w:tabs>
+          <w:tab w:val="left" w:pos="2706"/>
+        </w:tabs>
+      </w:pPr>
+      <w:r>
+        <w:tab/>
+      </w:r>
+    </w:p>
+    <w:p>
+      <w:pPr>
+        <w:tabs>
+          <w:tab w:val="left" w:pos="2706"/>
+        </w:tabs>
+      </w:pPr>
+    </w:p>
+    <w:p>
+      <w:pPr>
+        <w:tabs>
+          <w:tab w:val="left" w:pos="2706"/>
+        </w:tabs>
+      </w:pPr>
+    </w:p>
+    <w:p>
+      <w:pPr>
+        <w:tabs>
+          <w:tab w:val="left" w:pos="2706"/>
+        </w:tabs>
+      </w:pPr>
     </w:p>
     <w:p>
       <w:r>
         <w:br w:type="page"/>
       </w:r>
+      <w:bookmarkStart w:id="6" w:name="_Toc226827892"/>
+      <w:r>
+        <w:lastRenderedPageBreak/>
+        <w:t>Flujo entre archivos del código (arquitectura técnica)</w:t>
+      </w:r>
     </w:p>
     <w:p>
       <w:pPr>
         <w:pStyle w:val="Ttulo1"/>
       </w:pPr>
-      <w:bookmarkStart w:id="6" w:name="_Toc226827892"/>
-      <w:r>
-        <w:lastRenderedPageBreak/>
+      <w:r>
+        <w:drawing>
+          <wp:inline distT="0" distB="0" distL="0" distR="0" wp14:anchorId="56615A51" wp14:editId="336A0098">
+            <wp:extent cx="5943600" cy="2567305"/>
+            <wp:effectExtent l="0" t="0" r="0" b="0"/>
+            <wp:docPr id="1692546329" name="Imagen 1" descr="Diagrama&#10;&#10;El contenido generado por IA puede ser incorrecto."/>
+            <wp:cNvGraphicFramePr>
+              <a:graphicFrameLocks xmlns:a="http://schemas.openxmlformats.org/drawingml/2006/main" noChangeAspect="1"/>
+            </wp:cNvGraphicFramePr>
+            <a:graphic xmlns:a="http://schemas.openxmlformats.org/drawingml/2006/main">
+              <a:graphicData uri="http://schemas.openxmlformats.org/drawingml/2006/picture">
+                <pic:pic xmlns:pic="http://schemas.openxmlformats.org/drawingml/2006/picture">
+                  <pic:nvPicPr>
+                    <pic:cNvPr id="1692546329" name="Imagen 1" descr="Diagrama&#10;&#10;El contenido generado por IA puede ser incorrecto."/>
+                    <pic:cNvPicPr/>
+                  </pic:nvPicPr>
+                  <pic:blipFill>
+                    <a:blip r:embed="rId10"/>
+                    <a:stretch>
+                      <a:fillRect/>
+                    </a:stretch>
+                  </pic:blipFill>
+                  <pic:spPr>
+                    <a:xfrm>
+                      <a:off x="0" y="0"/>
+                      <a:ext cx="5943600" cy="2567305"/>
+                    </a:xfrm>
+                    <a:prstGeom prst="rect">
+                      <a:avLst/>
+                    </a:prstGeom>
+                  </pic:spPr>
+                </pic:pic>
+              </a:graphicData>
+            </a:graphic>
+          </wp:inline>
+        </w:drawing>
+      </w:r>
+    </w:p>
+    <w:p>
+      <w:pPr>
+        <w:pStyle w:val="Ttulo1"/>
+      </w:pPr>
+    </w:p>
+    <w:p>
+      <w:pPr>
+        <w:pStyle w:val="Ttulo1"/>
+      </w:pPr>
+      <w:r>
         <w:t>3. Tecnologías Utilizadas</w:t>
       </w:r>
       <w:bookmarkEnd w:id="6"/>
@@ -4622,12 +4783,6 @@
         <w:gridCol w:w="4960"/>
       </w:tblGrid>
       <w:tr>
-        <w:tblPrEx>
-          <w:tblCellMar>
-            <w:top w:w="0" w:type="dxa"/>
-            <w:bottom w:w="0" w:type="dxa"/>
-          </w:tblCellMar>
-        </w:tblPrEx>
         <w:tc>
           <w:tcPr>
             <w:tcW w:w="2200" w:type="dxa"/>
@@ -4723,12 +4878,6 @@
         </w:tc>
       </w:tr>
       <w:tr>
-        <w:tblPrEx>
-          <w:tblCellMar>
-            <w:top w:w="0" w:type="dxa"/>
-            <w:bottom w:w="0" w:type="dxa"/>
-          </w:tblCellMar>
-        </w:tblPrEx>
         <w:tc>
           <w:tcPr>
             <w:tcW w:w="2200" w:type="dxa"/>
@@ -4814,12 +4963,6 @@
         </w:tc>
       </w:tr>
       <w:tr>
-        <w:tblPrEx>
-          <w:tblCellMar>
-            <w:top w:w="0" w:type="dxa"/>
-            <w:bottom w:w="0" w:type="dxa"/>
-          </w:tblCellMar>
-        </w:tblPrEx>
         <w:tc>
           <w:tcPr>
             <w:tcW w:w="2200" w:type="dxa"/>
@@ -4908,12 +5051,6 @@
         </w:tc>
       </w:tr>
       <w:tr>
-        <w:tblPrEx>
-          <w:tblCellMar>
-            <w:top w:w="0" w:type="dxa"/>
-            <w:bottom w:w="0" w:type="dxa"/>
-          </w:tblCellMar>
-        </w:tblPrEx>
         <w:tc>
           <w:tcPr>
             <w:tcW w:w="2200" w:type="dxa"/>
@@ -4999,12 +5136,6 @@
         </w:tc>
       </w:tr>
       <w:tr>
-        <w:tblPrEx>
-          <w:tblCellMar>
-            <w:top w:w="0" w:type="dxa"/>
-            <w:bottom w:w="0" w:type="dxa"/>
-          </w:tblCellMar>
-        </w:tblPrEx>
         <w:tc>
           <w:tcPr>
             <w:tcW w:w="2200" w:type="dxa"/>
@@ -5093,12 +5224,6 @@
         </w:tc>
       </w:tr>
       <w:tr>
-        <w:tblPrEx>
-          <w:tblCellMar>
-            <w:top w:w="0" w:type="dxa"/>
-            <w:bottom w:w="0" w:type="dxa"/>
-          </w:tblCellMar>
-        </w:tblPrEx>
         <w:tc>
           <w:tcPr>
             <w:tcW w:w="2200" w:type="dxa"/>
@@ -5184,12 +5309,6 @@
         </w:tc>
       </w:tr>
       <w:tr>
-        <w:tblPrEx>
-          <w:tblCellMar>
-            <w:top w:w="0" w:type="dxa"/>
-            <w:bottom w:w="0" w:type="dxa"/>
-          </w:tblCellMar>
-        </w:tblPrEx>
         <w:tc>
           <w:tcPr>
             <w:tcW w:w="2200" w:type="dxa"/>
@@ -5278,12 +5397,6 @@
         </w:tc>
       </w:tr>
       <w:tr>
-        <w:tblPrEx>
-          <w:tblCellMar>
-            <w:top w:w="0" w:type="dxa"/>
-            <w:bottom w:w="0" w:type="dxa"/>
-          </w:tblCellMar>
-        </w:tblPrEx>
         <w:tc>
           <w:tcPr>
             <w:tcW w:w="2200" w:type="dxa"/>
@@ -5369,12 +5482,6 @@
         </w:tc>
       </w:tr>
       <w:tr>
-        <w:tblPrEx>
-          <w:tblCellMar>
-            <w:top w:w="0" w:type="dxa"/>
-            <w:bottom w:w="0" w:type="dxa"/>
-          </w:tblCellMar>
-        </w:tblPrEx>
         <w:tc>
           <w:tcPr>
             <w:tcW w:w="2200" w:type="dxa"/>
@@ -5463,12 +5570,6 @@
         </w:tc>
       </w:tr>
       <w:tr>
-        <w:tblPrEx>
-          <w:tblCellMar>
-            <w:top w:w="0" w:type="dxa"/>
-            <w:bottom w:w="0" w:type="dxa"/>
-          </w:tblCellMar>
-        </w:tblPrEx>
         <w:tc>
           <w:tcPr>
             <w:tcW w:w="2200" w:type="dxa"/>
@@ -5554,12 +5655,6 @@
         </w:tc>
       </w:tr>
       <w:tr>
-        <w:tblPrEx>
-          <w:tblCellMar>
-            <w:top w:w="0" w:type="dxa"/>
-            <w:bottom w:w="0" w:type="dxa"/>
-          </w:tblCellMar>
-        </w:tblPrEx>
         <w:tc>
           <w:tcPr>
             <w:tcW w:w="2200" w:type="dxa"/>
@@ -5586,6 +5681,7 @@
                 <w:sz w:val="20"/>
                 <w:szCs w:val="20"/>
               </w:rPr>
+              <w:lastRenderedPageBreak/>
               <w:t>Control de versiones</w:t>
             </w:r>
           </w:p>
@@ -5666,17 +5762,11 @@
       </w:r>
     </w:p>
     <w:p>
-      <w:r>
-        <w:br w:type="page"/>
-      </w:r>
-    </w:p>
-    <w:p>
       <w:pPr>
         <w:pStyle w:val="Ttulo1"/>
       </w:pPr>
       <w:bookmarkStart w:id="7" w:name="_Toc226827893"/>
       <w:r>
-        <w:lastRenderedPageBreak/>
         <w:t>4. Dataset y Variables del Modelo</w:t>
       </w:r>
       <w:bookmarkEnd w:id="7"/>
@@ -5760,12 +5850,6 @@
         <w:gridCol w:w="5160"/>
       </w:tblGrid>
       <w:tr>
-        <w:tblPrEx>
-          <w:tblCellMar>
-            <w:top w:w="0" w:type="dxa"/>
-            <w:bottom w:w="0" w:type="dxa"/>
-          </w:tblCellMar>
-        </w:tblPrEx>
         <w:tc>
           <w:tcPr>
             <w:tcW w:w="2600" w:type="dxa"/>
@@ -5861,12 +5945,6 @@
         </w:tc>
       </w:tr>
       <w:tr>
-        <w:tblPrEx>
-          <w:tblCellMar>
-            <w:top w:w="0" w:type="dxa"/>
-            <w:bottom w:w="0" w:type="dxa"/>
-          </w:tblCellMar>
-        </w:tblPrEx>
         <w:tc>
           <w:tcPr>
             <w:tcW w:w="2600" w:type="dxa"/>
@@ -5950,12 +6028,6 @@
         </w:tc>
       </w:tr>
       <w:tr>
-        <w:tblPrEx>
-          <w:tblCellMar>
-            <w:top w:w="0" w:type="dxa"/>
-            <w:bottom w:w="0" w:type="dxa"/>
-          </w:tblCellMar>
-        </w:tblPrEx>
         <w:tc>
           <w:tcPr>
             <w:tcW w:w="2600" w:type="dxa"/>
@@ -6042,12 +6114,6 @@
         </w:tc>
       </w:tr>
       <w:tr>
-        <w:tblPrEx>
-          <w:tblCellMar>
-            <w:top w:w="0" w:type="dxa"/>
-            <w:bottom w:w="0" w:type="dxa"/>
-          </w:tblCellMar>
-        </w:tblPrEx>
         <w:tc>
           <w:tcPr>
             <w:tcW w:w="2600" w:type="dxa"/>
@@ -6131,12 +6197,6 @@
         </w:tc>
       </w:tr>
       <w:tr>
-        <w:tblPrEx>
-          <w:tblCellMar>
-            <w:top w:w="0" w:type="dxa"/>
-            <w:bottom w:w="0" w:type="dxa"/>
-          </w:tblCellMar>
-        </w:tblPrEx>
         <w:tc>
           <w:tcPr>
             <w:tcW w:w="2600" w:type="dxa"/>
@@ -6223,12 +6283,6 @@
         </w:tc>
       </w:tr>
       <w:tr>
-        <w:tblPrEx>
-          <w:tblCellMar>
-            <w:top w:w="0" w:type="dxa"/>
-            <w:bottom w:w="0" w:type="dxa"/>
-          </w:tblCellMar>
-        </w:tblPrEx>
         <w:tc>
           <w:tcPr>
             <w:tcW w:w="2600" w:type="dxa"/>
@@ -6312,12 +6366,6 @@
         </w:tc>
       </w:tr>
       <w:tr>
-        <w:tblPrEx>
-          <w:tblCellMar>
-            <w:top w:w="0" w:type="dxa"/>
-            <w:bottom w:w="0" w:type="dxa"/>
-          </w:tblCellMar>
-        </w:tblPrEx>
         <w:tc>
           <w:tcPr>
             <w:tcW w:w="2600" w:type="dxa"/>
@@ -6404,12 +6452,6 @@
         </w:tc>
       </w:tr>
       <w:tr>
-        <w:tblPrEx>
-          <w:tblCellMar>
-            <w:top w:w="0" w:type="dxa"/>
-            <w:bottom w:w="0" w:type="dxa"/>
-          </w:tblCellMar>
-        </w:tblPrEx>
         <w:tc>
           <w:tcPr>
             <w:tcW w:w="2600" w:type="dxa"/>
@@ -6433,6 +6475,7 @@
                 <w:sz w:val="20"/>
                 <w:szCs w:val="20"/>
               </w:rPr>
+              <w:lastRenderedPageBreak/>
               <w:t>horas_trabajo</w:t>
             </w:r>
           </w:p>
@@ -6493,12 +6536,6 @@
         </w:tc>
       </w:tr>
       <w:tr>
-        <w:tblPrEx>
-          <w:tblCellMar>
-            <w:top w:w="0" w:type="dxa"/>
-            <w:bottom w:w="0" w:type="dxa"/>
-          </w:tblCellMar>
-        </w:tblPrEx>
         <w:tc>
           <w:tcPr>
             <w:tcW w:w="2600" w:type="dxa"/>
@@ -6585,12 +6622,6 @@
         </w:tc>
       </w:tr>
       <w:tr>
-        <w:tblPrEx>
-          <w:tblCellMar>
-            <w:top w:w="0" w:type="dxa"/>
-            <w:bottom w:w="0" w:type="dxa"/>
-          </w:tblCellMar>
-        </w:tblPrEx>
         <w:tc>
           <w:tcPr>
             <w:tcW w:w="2600" w:type="dxa"/>
@@ -6674,12 +6705,6 @@
         </w:tc>
       </w:tr>
       <w:tr>
-        <w:tblPrEx>
-          <w:tblCellMar>
-            <w:top w:w="0" w:type="dxa"/>
-            <w:bottom w:w="0" w:type="dxa"/>
-          </w:tblCellMar>
-        </w:tblPrEx>
         <w:tc>
           <w:tcPr>
             <w:tcW w:w="2600" w:type="dxa"/>
@@ -6766,12 +6791,6 @@
         </w:tc>
       </w:tr>
       <w:tr>
-        <w:tblPrEx>
-          <w:tblCellMar>
-            <w:top w:w="0" w:type="dxa"/>
-            <w:bottom w:w="0" w:type="dxa"/>
-          </w:tblCellMar>
-        </w:tblPrEx>
         <w:tc>
           <w:tcPr>
             <w:tcW w:w="2600" w:type="dxa"/>
@@ -7055,12 +7074,6 @@
         <w:gridCol w:w="4160"/>
       </w:tblGrid>
       <w:tr>
-        <w:tblPrEx>
-          <w:tblCellMar>
-            <w:top w:w="0" w:type="dxa"/>
-            <w:bottom w:w="0" w:type="dxa"/>
-          </w:tblCellMar>
-        </w:tblPrEx>
         <w:tc>
           <w:tcPr>
             <w:tcW w:w="2200" w:type="dxa"/>
@@ -7156,12 +7169,6 @@
         </w:tc>
       </w:tr>
       <w:tr>
-        <w:tblPrEx>
-          <w:tblCellMar>
-            <w:top w:w="0" w:type="dxa"/>
-            <w:bottom w:w="0" w:type="dxa"/>
-          </w:tblCellMar>
-        </w:tblPrEx>
         <w:tc>
           <w:tcPr>
             <w:tcW w:w="2200" w:type="dxa"/>
@@ -7247,12 +7254,6 @@
         </w:tc>
       </w:tr>
       <w:tr>
-        <w:tblPrEx>
-          <w:tblCellMar>
-            <w:top w:w="0" w:type="dxa"/>
-            <w:bottom w:w="0" w:type="dxa"/>
-          </w:tblCellMar>
-        </w:tblPrEx>
         <w:tc>
           <w:tcPr>
             <w:tcW w:w="2200" w:type="dxa"/>
@@ -7341,12 +7342,6 @@
         </w:tc>
       </w:tr>
       <w:tr>
-        <w:tblPrEx>
-          <w:tblCellMar>
-            <w:top w:w="0" w:type="dxa"/>
-            <w:bottom w:w="0" w:type="dxa"/>
-          </w:tblCellMar>
-        </w:tblPrEx>
         <w:tc>
           <w:tcPr>
             <w:tcW w:w="2200" w:type="dxa"/>
@@ -7533,28 +7528,48 @@
       </w:r>
     </w:p>
     <w:p>
-      <w:pPr>
-        <w:pBdr>
-          <w:top w:val="dashed" w:sz="1" w:space="0" w:color="AAAAAA"/>
-          <w:left w:val="dashed" w:sz="1" w:space="0" w:color="AAAAAA"/>
-          <w:bottom w:val="dashed" w:sz="1" w:space="0" w:color="AAAAAA"/>
-          <w:right w:val="dashed" w:sz="1" w:space="0" w:color="AAAAAA"/>
-        </w:pBdr>
-        <w:spacing w:before="120" w:after="200"/>
-        <w:jc w:val="center"/>
-      </w:pPr>
-      <w:r>
-        <w:rPr>
-          <w:i/>
-          <w:iCs/>
-          <w:color w:val="888888"/>
-          <w:sz w:val="20"/>
-          <w:szCs w:val="20"/>
-        </w:rPr>
-        <w:t>[Espacio reservado: Capturas de pantalla de los tres módulos de la interfaz Streamlit]</w:t>
-      </w:r>
-    </w:p>
-    <w:p>
+      <w:r>
+        <w:t>Flujo de decisión de riesgo (lógica interna del agente)</w:t>
+      </w:r>
+    </w:p>
+    <w:p>
+      <w:r>
+        <w:drawing>
+          <wp:inline distT="0" distB="0" distL="0" distR="0" wp14:anchorId="48B2253B" wp14:editId="1CF128AB">
+            <wp:extent cx="5943600" cy="3644900"/>
+            <wp:effectExtent l="0" t="0" r="0" b="0"/>
+            <wp:docPr id="1936110581" name="Imagen 1" descr="Diagrama&#10;&#10;El contenido generado por IA puede ser incorrecto."/>
+            <wp:cNvGraphicFramePr>
+              <a:graphicFrameLocks xmlns:a="http://schemas.openxmlformats.org/drawingml/2006/main" noChangeAspect="1"/>
+            </wp:cNvGraphicFramePr>
+            <a:graphic xmlns:a="http://schemas.openxmlformats.org/drawingml/2006/main">
+              <a:graphicData uri="http://schemas.openxmlformats.org/drawingml/2006/picture">
+                <pic:pic xmlns:pic="http://schemas.openxmlformats.org/drawingml/2006/picture">
+                  <pic:nvPicPr>
+                    <pic:cNvPr id="1936110581" name="Imagen 1" descr="Diagrama&#10;&#10;El contenido generado por IA puede ser incorrecto."/>
+                    <pic:cNvPicPr/>
+                  </pic:nvPicPr>
+                  <pic:blipFill>
+                    <a:blip r:embed="rId11"/>
+                    <a:stretch>
+                      <a:fillRect/>
+                    </a:stretch>
+                  </pic:blipFill>
+                  <pic:spPr>
+                    <a:xfrm>
+                      <a:off x="0" y="0"/>
+                      <a:ext cx="5943600" cy="3644900"/>
+                    </a:xfrm>
+                    <a:prstGeom prst="rect">
+                      <a:avLst/>
+                    </a:prstGeom>
+                  </pic:spPr>
+                </pic:pic>
+              </a:graphicData>
+            </a:graphic>
+          </wp:inline>
+        </w:drawing>
+      </w:r>
       <w:r>
         <w:br w:type="page"/>
       </w:r>
@@ -7614,12 +7629,6 @@
         <w:gridCol w:w="4680"/>
       </w:tblGrid>
       <w:tr>
-        <w:tblPrEx>
-          <w:tblCellMar>
-            <w:top w:w="0" w:type="dxa"/>
-            <w:bottom w:w="0" w:type="dxa"/>
-          </w:tblCellMar>
-        </w:tblPrEx>
         <w:tc>
           <w:tcPr>
             <w:tcW w:w="4680" w:type="dxa"/>
@@ -7684,12 +7693,6 @@
         </w:tc>
       </w:tr>
       <w:tr>
-        <w:tblPrEx>
-          <w:tblCellMar>
-            <w:top w:w="0" w:type="dxa"/>
-            <w:bottom w:w="0" w:type="dxa"/>
-          </w:tblCellMar>
-        </w:tblPrEx>
         <w:tc>
           <w:tcPr>
             <w:tcW w:w="4680" w:type="dxa"/>
@@ -7746,12 +7749,6 @@
         </w:tc>
       </w:tr>
       <w:tr>
-        <w:tblPrEx>
-          <w:tblCellMar>
-            <w:top w:w="0" w:type="dxa"/>
-            <w:bottom w:w="0" w:type="dxa"/>
-          </w:tblCellMar>
-        </w:tblPrEx>
         <w:tc>
           <w:tcPr>
             <w:tcW w:w="4680" w:type="dxa"/>
@@ -7810,12 +7807,6 @@
         </w:tc>
       </w:tr>
       <w:tr>
-        <w:tblPrEx>
-          <w:tblCellMar>
-            <w:top w:w="0" w:type="dxa"/>
-            <w:bottom w:w="0" w:type="dxa"/>
-          </w:tblCellMar>
-        </w:tblPrEx>
         <w:tc>
           <w:tcPr>
             <w:tcW w:w="4680" w:type="dxa"/>
@@ -7921,12 +7912,6 @@
         <w:gridCol w:w="3360"/>
       </w:tblGrid>
       <w:tr>
-        <w:tblPrEx>
-          <w:tblCellMar>
-            <w:top w:w="0" w:type="dxa"/>
-            <w:bottom w:w="0" w:type="dxa"/>
-          </w:tblCellMar>
-        </w:tblPrEx>
         <w:tc>
           <w:tcPr>
             <w:tcW w:w="6000" w:type="dxa"/>
@@ -7991,12 +7976,6 @@
         </w:tc>
       </w:tr>
       <w:tr>
-        <w:tblPrEx>
-          <w:tblCellMar>
-            <w:top w:w="0" w:type="dxa"/>
-            <w:bottom w:w="0" w:type="dxa"/>
-          </w:tblCellMar>
-        </w:tblPrEx>
         <w:tc>
           <w:tcPr>
             <w:tcW w:w="6000" w:type="dxa"/>
@@ -8053,12 +8032,6 @@
         </w:tc>
       </w:tr>
       <w:tr>
-        <w:tblPrEx>
-          <w:tblCellMar>
-            <w:top w:w="0" w:type="dxa"/>
-            <w:bottom w:w="0" w:type="dxa"/>
-          </w:tblCellMar>
-        </w:tblPrEx>
         <w:tc>
           <w:tcPr>
             <w:tcW w:w="6000" w:type="dxa"/>
@@ -8117,12 +8090,6 @@
         </w:tc>
       </w:tr>
       <w:tr>
-        <w:tblPrEx>
-          <w:tblCellMar>
-            <w:top w:w="0" w:type="dxa"/>
-            <w:bottom w:w="0" w:type="dxa"/>
-          </w:tblCellMar>
-        </w:tblPrEx>
         <w:tc>
           <w:tcPr>
             <w:tcW w:w="6000" w:type="dxa"/>
@@ -8179,12 +8146,6 @@
         </w:tc>
       </w:tr>
       <w:tr>
-        <w:tblPrEx>
-          <w:tblCellMar>
-            <w:top w:w="0" w:type="dxa"/>
-            <w:bottom w:w="0" w:type="dxa"/>
-          </w:tblCellMar>
-        </w:tblPrEx>
         <w:tc>
           <w:tcPr>
             <w:tcW w:w="6000" w:type="dxa"/>
@@ -8243,12 +8204,6 @@
         </w:tc>
       </w:tr>
       <w:tr>
-        <w:tblPrEx>
-          <w:tblCellMar>
-            <w:top w:w="0" w:type="dxa"/>
-            <w:bottom w:w="0" w:type="dxa"/>
-          </w:tblCellMar>
-        </w:tblPrEx>
         <w:tc>
           <w:tcPr>
             <w:tcW w:w="6000" w:type="dxa"/>
@@ -8305,12 +8260,6 @@
         </w:tc>
       </w:tr>
       <w:tr>
-        <w:tblPrEx>
-          <w:tblCellMar>
-            <w:top w:w="0" w:type="dxa"/>
-            <w:bottom w:w="0" w:type="dxa"/>
-          </w:tblCellMar>
-        </w:tblPrEx>
         <w:tc>
           <w:tcPr>
             <w:tcW w:w="6000" w:type="dxa"/>
@@ -8369,12 +8318,6 @@
         </w:tc>
       </w:tr>
       <w:tr>
-        <w:tblPrEx>
-          <w:tblCellMar>
-            <w:top w:w="0" w:type="dxa"/>
-            <w:bottom w:w="0" w:type="dxa"/>
-          </w:tblCellMar>
-        </w:tblPrEx>
         <w:tc>
           <w:tcPr>
             <w:tcW w:w="6000" w:type="dxa"/>
@@ -8431,12 +8374,6 @@
         </w:tc>
       </w:tr>
       <w:tr>
-        <w:tblPrEx>
-          <w:tblCellMar>
-            <w:top w:w="0" w:type="dxa"/>
-            <w:bottom w:w="0" w:type="dxa"/>
-          </w:tblCellMar>
-        </w:tblPrEx>
         <w:tc>
           <w:tcPr>
             <w:tcW w:w="6000" w:type="dxa"/>
@@ -8495,12 +8432,6 @@
         </w:tc>
       </w:tr>
       <w:tr>
-        <w:tblPrEx>
-          <w:tblCellMar>
-            <w:top w:w="0" w:type="dxa"/>
-            <w:bottom w:w="0" w:type="dxa"/>
-          </w:tblCellMar>
-        </w:tblPrEx>
         <w:tc>
           <w:tcPr>
             <w:tcW w:w="6000" w:type="dxa"/>
@@ -8557,12 +8488,6 @@
         </w:tc>
       </w:tr>
       <w:tr>
-        <w:tblPrEx>
-          <w:tblCellMar>
-            <w:top w:w="0" w:type="dxa"/>
-            <w:bottom w:w="0" w:type="dxa"/>
-          </w:tblCellMar>
-        </w:tblPrEx>
         <w:tc>
           <w:tcPr>
             <w:tcW w:w="6000" w:type="dxa"/>
@@ -8882,12 +8807,6 @@
         <w:gridCol w:w="7020"/>
       </w:tblGrid>
       <w:tr>
-        <w:tblPrEx>
-          <w:tblCellMar>
-            <w:top w:w="0" w:type="dxa"/>
-            <w:bottom w:w="0" w:type="dxa"/>
-          </w:tblCellMar>
-        </w:tblPrEx>
         <w:tc>
           <w:tcPr>
             <w:tcW w:w="2340" w:type="dxa"/>
@@ -8952,12 +8871,6 @@
         </w:tc>
       </w:tr>
       <w:tr>
-        <w:tblPrEx>
-          <w:tblCellMar>
-            <w:top w:w="0" w:type="dxa"/>
-            <w:bottom w:w="0" w:type="dxa"/>
-          </w:tblCellMar>
-        </w:tblPrEx>
         <w:tc>
           <w:tcPr>
             <w:tcW w:w="2340" w:type="dxa"/>
@@ -9016,12 +8929,6 @@
         </w:tc>
       </w:tr>
       <w:tr>
-        <w:tblPrEx>
-          <w:tblCellMar>
-            <w:top w:w="0" w:type="dxa"/>
-            <w:bottom w:w="0" w:type="dxa"/>
-          </w:tblCellMar>
-        </w:tblPrEx>
         <w:tc>
           <w:tcPr>
             <w:tcW w:w="2340" w:type="dxa"/>
@@ -9082,12 +8989,6 @@
         </w:tc>
       </w:tr>
       <w:tr>
-        <w:tblPrEx>
-          <w:tblCellMar>
-            <w:top w:w="0" w:type="dxa"/>
-            <w:bottom w:w="0" w:type="dxa"/>
-          </w:tblCellMar>
-        </w:tblPrEx>
         <w:tc>
           <w:tcPr>
             <w:tcW w:w="2340" w:type="dxa"/>
@@ -9146,12 +9047,6 @@
         </w:tc>
       </w:tr>
       <w:tr>
-        <w:tblPrEx>
-          <w:tblCellMar>
-            <w:top w:w="0" w:type="dxa"/>
-            <w:bottom w:w="0" w:type="dxa"/>
-          </w:tblCellMar>
-        </w:tblPrEx>
         <w:tc>
           <w:tcPr>
             <w:tcW w:w="2340" w:type="dxa"/>
@@ -9212,12 +9107,6 @@
         </w:tc>
       </w:tr>
       <w:tr>
-        <w:tblPrEx>
-          <w:tblCellMar>
-            <w:top w:w="0" w:type="dxa"/>
-            <w:bottom w:w="0" w:type="dxa"/>
-          </w:tblCellMar>
-        </w:tblPrEx>
         <w:tc>
           <w:tcPr>
             <w:tcW w:w="2340" w:type="dxa"/>
@@ -9548,7 +9437,7 @@
         </w:rPr>
         <w:t xml:space="preserve">Repositorio: </w:t>
       </w:r>
-      <w:hyperlink r:id="rId8" w:history="1">
+      <w:hyperlink r:id="rId12" w:history="1">
         <w:r>
           <w:rPr>
             <w:rStyle w:val="Hipervnculo"/>
@@ -10049,12 +9938,6 @@
         <w:gridCol w:w="4680"/>
       </w:tblGrid>
       <w:tr>
-        <w:tblPrEx>
-          <w:tblCellMar>
-            <w:top w:w="0" w:type="dxa"/>
-            <w:bottom w:w="0" w:type="dxa"/>
-          </w:tblCellMar>
-        </w:tblPrEx>
         <w:tc>
           <w:tcPr>
             <w:tcW w:w="2340" w:type="dxa"/>
@@ -10150,12 +10033,6 @@
         </w:tc>
       </w:tr>
       <w:tr>
-        <w:tblPrEx>
-          <w:tblCellMar>
-            <w:top w:w="0" w:type="dxa"/>
-            <w:bottom w:w="0" w:type="dxa"/>
-          </w:tblCellMar>
-        </w:tblPrEx>
         <w:tc>
           <w:tcPr>
             <w:tcW w:w="2340" w:type="dxa"/>
@@ -10239,12 +10116,6 @@
         </w:tc>
       </w:tr>
       <w:tr>
-        <w:tblPrEx>
-          <w:tblCellMar>
-            <w:top w:w="0" w:type="dxa"/>
-            <w:bottom w:w="0" w:type="dxa"/>
-          </w:tblCellMar>
-        </w:tblPrEx>
         <w:tc>
           <w:tcPr>
             <w:tcW w:w="2340" w:type="dxa"/>
@@ -10331,12 +10202,6 @@
         </w:tc>
       </w:tr>
       <w:tr>
-        <w:tblPrEx>
-          <w:tblCellMar>
-            <w:top w:w="0" w:type="dxa"/>
-            <w:bottom w:w="0" w:type="dxa"/>
-          </w:tblCellMar>
-        </w:tblPrEx>
         <w:tc>
           <w:tcPr>
             <w:tcW w:w="2340" w:type="dxa"/>
@@ -10420,12 +10285,6 @@
         </w:tc>
       </w:tr>
       <w:tr>
-        <w:tblPrEx>
-          <w:tblCellMar>
-            <w:top w:w="0" w:type="dxa"/>
-            <w:bottom w:w="0" w:type="dxa"/>
-          </w:tblCellMar>
-        </w:tblPrEx>
         <w:tc>
           <w:tcPr>
             <w:tcW w:w="2340" w:type="dxa"/>
@@ -10512,12 +10371,6 @@
         </w:tc>
       </w:tr>
       <w:tr>
-        <w:tblPrEx>
-          <w:tblCellMar>
-            <w:top w:w="0" w:type="dxa"/>
-            <w:bottom w:w="0" w:type="dxa"/>
-          </w:tblCellMar>
-        </w:tblPrEx>
         <w:tc>
           <w:tcPr>
             <w:tcW w:w="2340" w:type="dxa"/>
@@ -10601,12 +10454,6 @@
         </w:tc>
       </w:tr>
       <w:tr>
-        <w:tblPrEx>
-          <w:tblCellMar>
-            <w:top w:w="0" w:type="dxa"/>
-            <w:bottom w:w="0" w:type="dxa"/>
-          </w:tblCellMar>
-        </w:tblPrEx>
         <w:tc>
           <w:tcPr>
             <w:tcW w:w="2340" w:type="dxa"/>
@@ -10693,12 +10540,6 @@
         </w:tc>
       </w:tr>
       <w:tr>
-        <w:tblPrEx>
-          <w:tblCellMar>
-            <w:top w:w="0" w:type="dxa"/>
-            <w:bottom w:w="0" w:type="dxa"/>
-          </w:tblCellMar>
-        </w:tblPrEx>
         <w:tc>
           <w:tcPr>
             <w:tcW w:w="2340" w:type="dxa"/>
@@ -10833,12 +10674,6 @@
         <w:gridCol w:w="3120"/>
       </w:tblGrid>
       <w:tr>
-        <w:tblPrEx>
-          <w:tblCellMar>
-            <w:top w:w="0" w:type="dxa"/>
-            <w:bottom w:w="0" w:type="dxa"/>
-          </w:tblCellMar>
-        </w:tblPrEx>
         <w:tc>
           <w:tcPr>
             <w:tcW w:w="3120" w:type="dxa"/>
@@ -10934,12 +10769,6 @@
         </w:tc>
       </w:tr>
       <w:tr>
-        <w:tblPrEx>
-          <w:tblCellMar>
-            <w:top w:w="0" w:type="dxa"/>
-            <w:bottom w:w="0" w:type="dxa"/>
-          </w:tblCellMar>
-        </w:tblPrEx>
         <w:tc>
           <w:tcPr>
             <w:tcW w:w="3120" w:type="dxa"/>
@@ -11023,12 +10852,6 @@
         </w:tc>
       </w:tr>
       <w:tr>
-        <w:tblPrEx>
-          <w:tblCellMar>
-            <w:top w:w="0" w:type="dxa"/>
-            <w:bottom w:w="0" w:type="dxa"/>
-          </w:tblCellMar>
-        </w:tblPrEx>
         <w:tc>
           <w:tcPr>
             <w:tcW w:w="3120" w:type="dxa"/>
@@ -11115,12 +10938,6 @@
         </w:tc>
       </w:tr>
       <w:tr>
-        <w:tblPrEx>
-          <w:tblCellMar>
-            <w:top w:w="0" w:type="dxa"/>
-            <w:bottom w:w="0" w:type="dxa"/>
-          </w:tblCellMar>
-        </w:tblPrEx>
         <w:tc>
           <w:tcPr>
             <w:tcW w:w="3120" w:type="dxa"/>
@@ -11204,12 +11021,6 @@
         </w:tc>
       </w:tr>
       <w:tr>
-        <w:tblPrEx>
-          <w:tblCellMar>
-            <w:top w:w="0" w:type="dxa"/>
-            <w:bottom w:w="0" w:type="dxa"/>
-          </w:tblCellMar>
-        </w:tblPrEx>
         <w:tc>
           <w:tcPr>
             <w:tcW w:w="3120" w:type="dxa"/>
@@ -11296,12 +11107,6 @@
         </w:tc>
       </w:tr>
       <w:tr>
-        <w:tblPrEx>
-          <w:tblCellMar>
-            <w:top w:w="0" w:type="dxa"/>
-            <w:bottom w:w="0" w:type="dxa"/>
-          </w:tblCellMar>
-        </w:tblPrEx>
         <w:tc>
           <w:tcPr>
             <w:tcW w:w="3120" w:type="dxa"/>
@@ -11405,8 +11210,8 @@
       </w:r>
     </w:p>
     <w:sectPr>
-      <w:headerReference w:type="default" r:id="rId9"/>
-      <w:footerReference w:type="default" r:id="rId10"/>
+      <w:headerReference w:type="default" r:id="rId13"/>
+      <w:footerReference w:type="default" r:id="rId14"/>
       <w:pgSz w:w="12240" w:h="15840"/>
       <w:pgMar w:top="1440" w:right="1440" w:bottom="1440" w:left="1440" w:header="708" w:footer="708" w:gutter="0"/>
       <w:cols w:space="720"/>

--- a/docs/Documento_Tecnico_Agentic_AI.docx
+++ b/docs/Documento_Tecnico_Agentic_AI.docx
@@ -11199,19 +11199,7810 @@
       <w:pPr>
         <w:spacing w:after="160" w:line="276" w:lineRule="auto"/>
         <w:jc w:val="both"/>
-      </w:pPr>
-      <w:r>
         <w:rPr>
           <w:i/>
           <w:iCs/>
           <w:color w:val="333333"/>
         </w:rPr>
+      </w:pPr>
+      <w:r>
+        <w:rPr>
+          <w:i/>
+          <w:iCs/>
+          <w:color w:val="333333"/>
+        </w:rPr>
         <w:t>Proyecto académico — Universidad Central del Ecuador, Facultad de Ingeniería en Sistemas e Informática — Abril 2026.</w:t>
       </w:r>
     </w:p>
+    <w:p>
+      <w:pPr>
+        <w:spacing w:after="160" w:line="276" w:lineRule="auto"/>
+        <w:jc w:val="both"/>
+        <w:rPr>
+          <w:i/>
+          <w:iCs/>
+          <w:color w:val="333333"/>
+        </w:rPr>
+      </w:pPr>
+    </w:p>
+    <w:p>
+      <w:pPr>
+        <w:jc w:val="both"/>
+        <w:rPr>
+          <w:lang w:val="es-US"/>
+        </w:rPr>
+      </w:pPr>
+      <w:r>
+        <w:rPr>
+          <w:lang w:val="es-US"/>
+        </w:rPr>
+        <w:t xml:space="preserve">Alejandro  Morocho es  el Data </w:t>
+      </w:r>
+      <w:proofErr w:type="spellStart"/>
+      <w:r>
+        <w:rPr>
+          <w:lang w:val="es-US"/>
+        </w:rPr>
+        <w:t>Engeneer</w:t>
+      </w:r>
+      <w:proofErr w:type="spellEnd"/>
+      <w:r>
+        <w:rPr>
+          <w:lang w:val="es-US"/>
+        </w:rPr>
+        <w:t>.</w:t>
+      </w:r>
+    </w:p>
+    <w:p>
+      <w:pPr>
+        <w:jc w:val="both"/>
+        <w:rPr>
+          <w:b/>
+          <w:bCs/>
+        </w:rPr>
+      </w:pPr>
+      <w:r>
+        <w:rPr>
+          <w:b/>
+          <w:bCs/>
+        </w:rPr>
+        <w:t>¿Qué variables contiene el dataset y qué representa cada una?</w:t>
+      </w:r>
+    </w:p>
+    <w:p>
+      <w:pPr>
+        <w:jc w:val="both"/>
+      </w:pPr>
+      <w:r>
+        <w:t>El dataset contiene variables como ‘</w:t>
+      </w:r>
+      <w:r>
+        <w:rPr>
+          <w:i/>
+          <w:iCs/>
+        </w:rPr>
+        <w:t>edad</w:t>
+      </w:r>
+      <w:r>
+        <w:rPr>
+          <w:i/>
+          <w:iCs/>
+        </w:rPr>
+        <w:t>’</w:t>
+      </w:r>
+      <w:r>
+        <w:rPr>
+          <w:i/>
+          <w:iCs/>
+        </w:rPr>
+        <w:t xml:space="preserve">, </w:t>
+      </w:r>
+      <w:r>
+        <w:rPr>
+          <w:i/>
+          <w:iCs/>
+        </w:rPr>
+        <w:t>‘</w:t>
+      </w:r>
+      <w:r>
+        <w:rPr>
+          <w:i/>
+          <w:iCs/>
+        </w:rPr>
+        <w:t>experiencia</w:t>
+      </w:r>
+      <w:r>
+        <w:rPr>
+          <w:i/>
+          <w:iCs/>
+        </w:rPr>
+        <w:t>’</w:t>
+      </w:r>
+      <w:r>
+        <w:t xml:space="preserve"> y</w:t>
+      </w:r>
+      <w:r>
+        <w:rPr>
+          <w:i/>
+          <w:iCs/>
+        </w:rPr>
+        <w:t xml:space="preserve"> </w:t>
+      </w:r>
+      <w:r>
+        <w:rPr>
+          <w:i/>
+          <w:iCs/>
+        </w:rPr>
+        <w:t>‘</w:t>
+      </w:r>
+      <w:r>
+        <w:rPr>
+          <w:i/>
+          <w:iCs/>
+        </w:rPr>
+        <w:t>antig</w:t>
+      </w:r>
+      <w:r>
+        <w:rPr>
+          <w:i/>
+          <w:iCs/>
+        </w:rPr>
+        <w:t>u</w:t>
+      </w:r>
+      <w:r>
+        <w:rPr>
+          <w:i/>
+          <w:iCs/>
+        </w:rPr>
+        <w:t>edad</w:t>
+      </w:r>
+      <w:r>
+        <w:rPr>
+          <w:i/>
+          <w:iCs/>
+        </w:rPr>
+        <w:t>_empresa’</w:t>
+      </w:r>
+      <w:r>
+        <w:t>, que describen el perfil del empleado. Incluye condiciones laborales como ‘</w:t>
+      </w:r>
+      <w:r>
+        <w:rPr>
+          <w:i/>
+          <w:iCs/>
+        </w:rPr>
+        <w:t>salario</w:t>
+      </w:r>
+      <w:r>
+        <w:rPr>
+          <w:i/>
+          <w:iCs/>
+        </w:rPr>
+        <w:t>’</w:t>
+      </w:r>
+      <w:r>
+        <w:rPr>
+          <w:i/>
+          <w:iCs/>
+        </w:rPr>
+        <w:t xml:space="preserve">, </w:t>
+      </w:r>
+      <w:r>
+        <w:rPr>
+          <w:i/>
+          <w:iCs/>
+        </w:rPr>
+        <w:t>‘</w:t>
+      </w:r>
+      <w:r>
+        <w:rPr>
+          <w:i/>
+          <w:iCs/>
+        </w:rPr>
+        <w:t>horas</w:t>
+      </w:r>
+      <w:r>
+        <w:rPr>
+          <w:i/>
+          <w:iCs/>
+        </w:rPr>
+        <w:t>_</w:t>
+      </w:r>
+      <w:r>
+        <w:rPr>
+          <w:i/>
+          <w:iCs/>
+        </w:rPr>
+        <w:t>trabajo</w:t>
+      </w:r>
+      <w:r>
+        <w:rPr>
+          <w:i/>
+          <w:iCs/>
+        </w:rPr>
+        <w:t>’</w:t>
+      </w:r>
+      <w:r>
+        <w:rPr>
+          <w:i/>
+          <w:iCs/>
+        </w:rPr>
+        <w:t xml:space="preserve">, </w:t>
+      </w:r>
+      <w:r>
+        <w:rPr>
+          <w:i/>
+          <w:iCs/>
+        </w:rPr>
+        <w:t>‘</w:t>
+      </w:r>
+      <w:r>
+        <w:rPr>
+          <w:i/>
+          <w:iCs/>
+        </w:rPr>
+        <w:t>tipo</w:t>
+      </w:r>
+      <w:r>
+        <w:rPr>
+          <w:i/>
+          <w:iCs/>
+        </w:rPr>
+        <w:t>_</w:t>
+      </w:r>
+      <w:r>
+        <w:rPr>
+          <w:i/>
+          <w:iCs/>
+        </w:rPr>
+        <w:t>contrato</w:t>
+      </w:r>
+      <w:r>
+        <w:rPr>
+          <w:i/>
+          <w:iCs/>
+        </w:rPr>
+        <w:t>’</w:t>
+      </w:r>
+      <w:r>
+        <w:rPr>
+          <w:i/>
+          <w:iCs/>
+        </w:rPr>
+        <w:t xml:space="preserve"> </w:t>
+      </w:r>
+      <w:r>
+        <w:t>y</w:t>
+      </w:r>
+      <w:r>
+        <w:rPr>
+          <w:i/>
+          <w:iCs/>
+        </w:rPr>
+        <w:t xml:space="preserve"> </w:t>
+      </w:r>
+      <w:r>
+        <w:rPr>
+          <w:i/>
+          <w:iCs/>
+        </w:rPr>
+        <w:t>‘</w:t>
+      </w:r>
+      <w:r>
+        <w:rPr>
+          <w:i/>
+          <w:iCs/>
+        </w:rPr>
+        <w:t>distancia</w:t>
+      </w:r>
+      <w:r>
+        <w:rPr>
+          <w:i/>
+          <w:iCs/>
+        </w:rPr>
+        <w:t>_</w:t>
+      </w:r>
+      <w:r>
+        <w:rPr>
+          <w:i/>
+          <w:iCs/>
+        </w:rPr>
+        <w:t>trab</w:t>
+      </w:r>
+      <w:r>
+        <w:rPr>
+          <w:i/>
+          <w:iCs/>
+        </w:rPr>
+        <w:t>a</w:t>
+      </w:r>
+      <w:r>
+        <w:rPr>
+          <w:i/>
+          <w:iCs/>
+        </w:rPr>
+        <w:t>jo</w:t>
+      </w:r>
+      <w:r>
+        <w:rPr>
+          <w:i/>
+          <w:iCs/>
+        </w:rPr>
+        <w:t>’</w:t>
+      </w:r>
+      <w:r>
+        <w:t>. Incluye variables de bienestar como ‘</w:t>
+      </w:r>
+      <w:r>
+        <w:rPr>
+          <w:i/>
+          <w:iCs/>
+        </w:rPr>
+        <w:t>satisfacci</w:t>
+      </w:r>
+      <w:r>
+        <w:rPr>
+          <w:i/>
+          <w:iCs/>
+        </w:rPr>
+        <w:t>o</w:t>
+      </w:r>
+      <w:r>
+        <w:rPr>
+          <w:i/>
+          <w:iCs/>
+        </w:rPr>
+        <w:t>n</w:t>
+      </w:r>
+      <w:r>
+        <w:rPr>
+          <w:i/>
+          <w:iCs/>
+        </w:rPr>
+        <w:t>_</w:t>
+      </w:r>
+      <w:r>
+        <w:rPr>
+          <w:i/>
+          <w:iCs/>
+        </w:rPr>
+        <w:t>laboral</w:t>
+      </w:r>
+      <w:r>
+        <w:rPr>
+          <w:i/>
+          <w:iCs/>
+        </w:rPr>
+        <w:t>’</w:t>
+      </w:r>
+      <w:r>
+        <w:rPr>
+          <w:i/>
+          <w:iCs/>
+        </w:rPr>
+        <w:t xml:space="preserve"> </w:t>
+      </w:r>
+      <w:r>
+        <w:t>y</w:t>
+      </w:r>
+      <w:r>
+        <w:rPr>
+          <w:i/>
+          <w:iCs/>
+        </w:rPr>
+        <w:t xml:space="preserve"> </w:t>
+      </w:r>
+      <w:r>
+        <w:rPr>
+          <w:i/>
+          <w:iCs/>
+        </w:rPr>
+        <w:t>‘</w:t>
+      </w:r>
+      <w:r>
+        <w:rPr>
+          <w:i/>
+          <w:iCs/>
+        </w:rPr>
+        <w:t>balance</w:t>
+      </w:r>
+      <w:r>
+        <w:rPr>
+          <w:i/>
+          <w:iCs/>
+        </w:rPr>
+        <w:t>_</w:t>
+      </w:r>
+      <w:r>
+        <w:rPr>
+          <w:i/>
+          <w:iCs/>
+        </w:rPr>
+        <w:t>trabajo</w:t>
+      </w:r>
+      <w:r>
+        <w:rPr>
+          <w:i/>
+          <w:iCs/>
+        </w:rPr>
+        <w:t>_</w:t>
+      </w:r>
+      <w:r>
+        <w:rPr>
+          <w:i/>
+          <w:iCs/>
+        </w:rPr>
+        <w:t>vida</w:t>
+      </w:r>
+      <w:r>
+        <w:rPr>
+          <w:i/>
+          <w:iCs/>
+        </w:rPr>
+        <w:t xml:space="preserve">’. </w:t>
+      </w:r>
+      <w:r>
+        <w:t xml:space="preserve">Se considera crecimiento profesional mediante ‘promociones’. Se incluyen </w:t>
+      </w:r>
+      <w:r>
+        <w:rPr>
+          <w:i/>
+          <w:iCs/>
+        </w:rPr>
+        <w:t>‘comentarios_empleado’</w:t>
+      </w:r>
+      <w:r>
+        <w:rPr>
+          <w:i/>
+          <w:iCs/>
+        </w:rPr>
+        <w:t xml:space="preserve"> </w:t>
+      </w:r>
+      <w:r>
+        <w:t xml:space="preserve">que apto para uso de PLN y </w:t>
+      </w:r>
+      <w:r>
+        <w:rPr>
+          <w:i/>
+          <w:iCs/>
+        </w:rPr>
+        <w:t>‘renuncia’</w:t>
+      </w:r>
+      <w:r>
+        <w:rPr>
+          <w:i/>
+          <w:iCs/>
+        </w:rPr>
+        <w:t xml:space="preserve"> </w:t>
+      </w:r>
+      <w:r>
+        <w:t xml:space="preserve"> la variable target.</w:t>
+      </w:r>
+      <w:r>
+        <w:rPr>
+          <w:i/>
+          <w:iCs/>
+        </w:rPr>
+        <w:t xml:space="preserve"> </w:t>
+      </w:r>
+    </w:p>
+    <w:p>
+      <w:pPr>
+        <w:jc w:val="both"/>
+      </w:pPr>
+      <w:r>
+        <w:rPr>
+          <w:noProof/>
+          <w14:ligatures w14:val="standardContextual"/>
+        </w:rPr>
+        <w:drawing>
+          <wp:inline distT="0" distB="0" distL="0" distR="0" wp14:anchorId="0E5D54D5" wp14:editId="2D8C17EB">
+            <wp:extent cx="5400040" cy="1553210"/>
+            <wp:effectExtent l="0" t="0" r="0" b="8890"/>
+            <wp:docPr id="1" name="Imagen 1"/>
+            <wp:cNvGraphicFramePr>
+              <a:graphicFrameLocks xmlns:a="http://schemas.openxmlformats.org/drawingml/2006/main" noChangeAspect="1"/>
+            </wp:cNvGraphicFramePr>
+            <a:graphic xmlns:a="http://schemas.openxmlformats.org/drawingml/2006/main">
+              <a:graphicData uri="http://schemas.openxmlformats.org/drawingml/2006/picture">
+                <pic:pic xmlns:pic="http://schemas.openxmlformats.org/drawingml/2006/picture">
+                  <pic:nvPicPr>
+                    <pic:cNvPr id="1" name=""/>
+                    <pic:cNvPicPr/>
+                  </pic:nvPicPr>
+                  <pic:blipFill>
+                    <a:blip r:embed="rId13"/>
+                    <a:stretch>
+                      <a:fillRect/>
+                    </a:stretch>
+                  </pic:blipFill>
+                  <pic:spPr>
+                    <a:xfrm>
+                      <a:off x="0" y="0"/>
+                      <a:ext cx="5400040" cy="1553210"/>
+                    </a:xfrm>
+                    <a:prstGeom prst="rect">
+                      <a:avLst/>
+                    </a:prstGeom>
+                  </pic:spPr>
+                </pic:pic>
+              </a:graphicData>
+            </a:graphic>
+          </wp:inline>
+        </w:drawing>
+      </w:r>
+    </w:p>
+    <w:p>
+      <w:pPr>
+        <w:jc w:val="both"/>
+      </w:pPr>
+      <w:r>
+        <w:rPr>
+          <w:noProof/>
+          <w14:ligatures w14:val="standardContextual"/>
+        </w:rPr>
+        <w:drawing>
+          <wp:inline distT="0" distB="0" distL="0" distR="0" wp14:anchorId="727E501C" wp14:editId="4F6B8548">
+            <wp:extent cx="5400040" cy="908050"/>
+            <wp:effectExtent l="0" t="0" r="0" b="6350"/>
+            <wp:docPr id="2" name="Imagen 2" descr="Texto&#10;&#10;El contenido generado por IA puede ser incorrecto."/>
+            <wp:cNvGraphicFramePr>
+              <a:graphicFrameLocks xmlns:a="http://schemas.openxmlformats.org/drawingml/2006/main" noChangeAspect="1"/>
+            </wp:cNvGraphicFramePr>
+            <a:graphic xmlns:a="http://schemas.openxmlformats.org/drawingml/2006/main">
+              <a:graphicData uri="http://schemas.openxmlformats.org/drawingml/2006/picture">
+                <pic:pic xmlns:pic="http://schemas.openxmlformats.org/drawingml/2006/picture">
+                  <pic:nvPicPr>
+                    <pic:cNvPr id="2" name="Imagen 2" descr="Texto&#10;&#10;El contenido generado por IA puede ser incorrecto."/>
+                    <pic:cNvPicPr/>
+                  </pic:nvPicPr>
+                  <pic:blipFill>
+                    <a:blip r:embed="rId14"/>
+                    <a:stretch>
+                      <a:fillRect/>
+                    </a:stretch>
+                  </pic:blipFill>
+                  <pic:spPr>
+                    <a:xfrm>
+                      <a:off x="0" y="0"/>
+                      <a:ext cx="5400040" cy="908050"/>
+                    </a:xfrm>
+                    <a:prstGeom prst="rect">
+                      <a:avLst/>
+                    </a:prstGeom>
+                  </pic:spPr>
+                </pic:pic>
+              </a:graphicData>
+            </a:graphic>
+          </wp:inline>
+        </w:drawing>
+      </w:r>
+    </w:p>
+    <w:p>
+      <w:pPr>
+        <w:jc w:val="both"/>
+      </w:pPr>
+    </w:p>
+    <w:p>
+      <w:pPr>
+        <w:jc w:val="both"/>
+        <w:rPr>
+          <w:b/>
+          <w:bCs/>
+        </w:rPr>
+      </w:pPr>
+      <w:r>
+        <w:rPr>
+          <w:b/>
+          <w:bCs/>
+        </w:rPr>
+        <w:t>¿Cuál es la variable objetivo (target) y qué significa?</w:t>
+      </w:r>
+    </w:p>
+    <w:p>
+      <w:pPr>
+        <w:pStyle w:val="Prrafodelista"/>
+        <w:jc w:val="both"/>
+      </w:pPr>
+      <w:r>
+        <w:t>La variable objetivo es</w:t>
+      </w:r>
+      <w:r>
+        <w:rPr>
+          <w:b/>
+          <w:bCs/>
+          <w:i/>
+          <w:iCs/>
+        </w:rPr>
+        <w:t xml:space="preserve"> ‘renuncia’</w:t>
+      </w:r>
+      <w:r>
+        <w:rPr>
+          <w:b/>
+          <w:bCs/>
+          <w:i/>
+          <w:iCs/>
+        </w:rPr>
+        <w:t xml:space="preserve">, </w:t>
+      </w:r>
+      <w:r>
+        <w:t xml:space="preserve">una variable de </w:t>
+      </w:r>
+      <w:r>
+        <w:t>t</w:t>
+      </w:r>
+      <w:r>
+        <w:t>i</w:t>
+      </w:r>
+      <w:r>
+        <w:t>po</w:t>
+      </w:r>
+      <w:r>
+        <w:t xml:space="preserve"> b</w:t>
+      </w:r>
+      <w:r>
+        <w:t xml:space="preserve">inaria </w:t>
+      </w:r>
+      <w:r>
+        <w:t>donde:</w:t>
+      </w:r>
+      <w:r>
+        <w:t xml:space="preserve"> </w:t>
+      </w:r>
+    </w:p>
+    <w:p>
+      <w:pPr>
+        <w:pStyle w:val="Prrafodelista"/>
+        <w:ind w:left="1080"/>
+        <w:jc w:val="both"/>
+      </w:pPr>
+      <w:r>
+        <w:t xml:space="preserve">0 </w:t>
+      </w:r>
+      <w:r>
+        <w:t>= No renuncia</w:t>
+      </w:r>
+      <w:r>
+        <w:t xml:space="preserve"> (el empleado permanece en la empresa)</w:t>
+      </w:r>
+      <w:r>
+        <w:t xml:space="preserve"> </w:t>
+      </w:r>
+    </w:p>
+    <w:p>
+      <w:pPr>
+        <w:pStyle w:val="Prrafodelista"/>
+        <w:ind w:left="1080"/>
+        <w:jc w:val="both"/>
+      </w:pPr>
+      <w:r>
+        <w:lastRenderedPageBreak/>
+        <w:t xml:space="preserve">1 </w:t>
+      </w:r>
+      <w:r>
+        <w:t xml:space="preserve">= Renuncia </w:t>
+      </w:r>
+      <w:r>
+        <w:t>(el empleado abandona la empresa)</w:t>
+      </w:r>
+    </w:p>
+    <w:p>
+      <w:pPr>
+        <w:pStyle w:val="Prrafodelista"/>
+        <w:jc w:val="both"/>
+      </w:pPr>
+      <w:r>
+        <w:t>Es la v</w:t>
+      </w:r>
+      <w:r>
+        <w:t>ariable objetivo</w:t>
+      </w:r>
+      <w:r>
+        <w:t>, la que el modelo debe predecir</w:t>
+      </w:r>
+    </w:p>
+    <w:p>
+      <w:pPr>
+        <w:pStyle w:val="Prrafodelista"/>
+        <w:jc w:val="both"/>
+      </w:pPr>
+      <w:r>
+        <w:t xml:space="preserve">Basada en múltiples factores </w:t>
+      </w:r>
+      <w:r>
+        <w:t>con ruido estático (</w:t>
+      </w:r>
+      <w:r>
+        <w:t>no determinista)</w:t>
+      </w:r>
+      <w:r>
+        <w:t>.</w:t>
+      </w:r>
+    </w:p>
+    <w:p>
+      <w:pPr>
+        <w:jc w:val="both"/>
+      </w:pPr>
+      <w:r>
+        <w:rPr>
+          <w:noProof/>
+          <w14:ligatures w14:val="standardContextual"/>
+        </w:rPr>
+        <w:drawing>
+          <wp:inline distT="0" distB="0" distL="0" distR="0" wp14:anchorId="52204459" wp14:editId="6AE50720">
+            <wp:extent cx="2114220" cy="848614"/>
+            <wp:effectExtent l="0" t="0" r="635" b="8890"/>
+            <wp:docPr id="3" name="Imagen 3" descr="Texto&#10;&#10;El contenido generado por IA puede ser incorrecto."/>
+            <wp:cNvGraphicFramePr>
+              <a:graphicFrameLocks xmlns:a="http://schemas.openxmlformats.org/drawingml/2006/main" noChangeAspect="1"/>
+            </wp:cNvGraphicFramePr>
+            <a:graphic xmlns:a="http://schemas.openxmlformats.org/drawingml/2006/main">
+              <a:graphicData uri="http://schemas.openxmlformats.org/drawingml/2006/picture">
+                <pic:pic xmlns:pic="http://schemas.openxmlformats.org/drawingml/2006/picture">
+                  <pic:nvPicPr>
+                    <pic:cNvPr id="3" name="Imagen 3" descr="Texto&#10;&#10;El contenido generado por IA puede ser incorrecto."/>
+                    <pic:cNvPicPr/>
+                  </pic:nvPicPr>
+                  <pic:blipFill>
+                    <a:blip r:embed="rId15"/>
+                    <a:stretch>
+                      <a:fillRect/>
+                    </a:stretch>
+                  </pic:blipFill>
+                  <pic:spPr>
+                    <a:xfrm>
+                      <a:off x="0" y="0"/>
+                      <a:ext cx="2137967" cy="858146"/>
+                    </a:xfrm>
+                    <a:prstGeom prst="rect">
+                      <a:avLst/>
+                    </a:prstGeom>
+                  </pic:spPr>
+                </pic:pic>
+              </a:graphicData>
+            </a:graphic>
+          </wp:inline>
+        </w:drawing>
+      </w:r>
+      <w:r>
+        <w:tab/>
+      </w:r>
+      <w:r>
+        <w:rPr>
+          <w:noProof/>
+          <w14:ligatures w14:val="standardContextual"/>
+        </w:rPr>
+        <w:drawing>
+          <wp:inline distT="0" distB="0" distL="0" distR="0" wp14:anchorId="61822F2C" wp14:editId="6F4F4D02">
+            <wp:extent cx="1522239" cy="850663"/>
+            <wp:effectExtent l="0" t="0" r="1905" b="6985"/>
+            <wp:docPr id="4" name="Imagen 4" descr="Interfaz de usuario gráfica, Texto, Aplicación&#10;&#10;El contenido generado por IA puede ser incorrecto."/>
+            <wp:cNvGraphicFramePr>
+              <a:graphicFrameLocks xmlns:a="http://schemas.openxmlformats.org/drawingml/2006/main" noChangeAspect="1"/>
+            </wp:cNvGraphicFramePr>
+            <a:graphic xmlns:a="http://schemas.openxmlformats.org/drawingml/2006/main">
+              <a:graphicData uri="http://schemas.openxmlformats.org/drawingml/2006/picture">
+                <pic:pic xmlns:pic="http://schemas.openxmlformats.org/drawingml/2006/picture">
+                  <pic:nvPicPr>
+                    <pic:cNvPr id="4" name="Imagen 4" descr="Interfaz de usuario gráfica, Texto, Aplicación&#10;&#10;El contenido generado por IA puede ser incorrecto."/>
+                    <pic:cNvPicPr/>
+                  </pic:nvPicPr>
+                  <pic:blipFill>
+                    <a:blip r:embed="rId16"/>
+                    <a:stretch>
+                      <a:fillRect/>
+                    </a:stretch>
+                  </pic:blipFill>
+                  <pic:spPr>
+                    <a:xfrm>
+                      <a:off x="0" y="0"/>
+                      <a:ext cx="1555849" cy="869445"/>
+                    </a:xfrm>
+                    <a:prstGeom prst="rect">
+                      <a:avLst/>
+                    </a:prstGeom>
+                  </pic:spPr>
+                </pic:pic>
+              </a:graphicData>
+            </a:graphic>
+          </wp:inline>
+        </w:drawing>
+      </w:r>
+    </w:p>
+    <w:p>
+      <w:pPr>
+        <w:jc w:val="both"/>
+      </w:pPr>
+    </w:p>
+    <w:p>
+      <w:pPr>
+        <w:jc w:val="both"/>
+        <w:rPr>
+          <w:b/>
+          <w:bCs/>
+        </w:rPr>
+      </w:pPr>
+      <w:r>
+        <w:rPr>
+          <w:b/>
+          <w:bCs/>
+        </w:rPr>
+        <w:t>¿Qué tipo de datos tiene el dataset (numérico, categórico, texto)?</w:t>
+      </w:r>
+    </w:p>
+    <w:p>
+      <w:pPr>
+        <w:jc w:val="both"/>
+      </w:pPr>
+      <w:r>
+        <w:t>El dataset contiene datos numéricos, categóricos y de texto</w:t>
+      </w:r>
+      <w:r>
+        <w:t xml:space="preserve">. </w:t>
+      </w:r>
+    </w:p>
+    <w:p>
+      <w:pPr>
+        <w:jc w:val="both"/>
+      </w:pPr>
+      <w:r>
+        <w:t xml:space="preserve">Las variables numéricas incluyen </w:t>
+      </w:r>
+      <w:r>
+        <w:rPr>
+          <w:i/>
+          <w:iCs/>
+        </w:rPr>
+        <w:t>‘edad’, ‘salario’, ‘experiencia’, ‘antigüedad_empresa’, ‘horas_trabajo’, ‘satisfaccion_laboral’, ‘balance_trabajo_vida’, ‘promociones’, ‘distancia_trabajo’</w:t>
+      </w:r>
+      <w:r>
+        <w:t>.</w:t>
+      </w:r>
+    </w:p>
+    <w:p>
+      <w:pPr>
+        <w:jc w:val="both"/>
+      </w:pPr>
+      <w:r>
+        <w:t xml:space="preserve">Las categóricas son </w:t>
+      </w:r>
+      <w:r>
+        <w:rPr>
+          <w:i/>
+          <w:iCs/>
+        </w:rPr>
+        <w:t>‘departamento’</w:t>
+      </w:r>
+      <w:r>
+        <w:t xml:space="preserve"> y </w:t>
+      </w:r>
+      <w:r>
+        <w:rPr>
+          <w:i/>
+          <w:iCs/>
+        </w:rPr>
+        <w:t>‘tipo_contrato’</w:t>
+      </w:r>
+      <w:r>
+        <w:t>.</w:t>
+      </w:r>
+    </w:p>
+    <w:p>
+      <w:pPr>
+        <w:jc w:val="both"/>
+      </w:pPr>
+      <w:r>
+        <w:t>La variable de t</w:t>
+      </w:r>
+      <w:r>
+        <w:t xml:space="preserve">exto </w:t>
+      </w:r>
+      <w:r>
+        <w:t xml:space="preserve">es </w:t>
+      </w:r>
+      <w:r>
+        <w:rPr>
+          <w:i/>
+          <w:iCs/>
+        </w:rPr>
+        <w:t>‘comentarios_empleado’</w:t>
+      </w:r>
+      <w:r>
+        <w:t>.</w:t>
+      </w:r>
+    </w:p>
+    <w:p>
+      <w:pPr>
+        <w:jc w:val="both"/>
+      </w:pPr>
+      <w:r>
+        <w:t>Est</w:t>
+      </w:r>
+      <w:r>
+        <w:t>as variables</w:t>
+      </w:r>
+      <w:r>
+        <w:t xml:space="preserve"> permite</w:t>
+      </w:r>
+      <w:r>
+        <w:t>n</w:t>
+      </w:r>
+      <w:r>
+        <w:t xml:space="preserve"> aplicar tanto Machine Learning como P</w:t>
+      </w:r>
+      <w:r>
+        <w:t xml:space="preserve">rocesamiento de </w:t>
+      </w:r>
+      <w:r>
+        <w:t>L</w:t>
+      </w:r>
+      <w:r>
+        <w:t xml:space="preserve">enguaje </w:t>
+      </w:r>
+      <w:r>
+        <w:t>N</w:t>
+      </w:r>
+      <w:r>
+        <w:t>atural</w:t>
+      </w:r>
+      <w:r>
+        <w:t>.</w:t>
+      </w:r>
+    </w:p>
+    <w:p>
+      <w:pPr>
+        <w:jc w:val="both"/>
+      </w:pPr>
+      <w:r>
+        <w:rPr>
+          <w:noProof/>
+          <w14:ligatures w14:val="standardContextual"/>
+        </w:rPr>
+        <w:drawing>
+          <wp:inline distT="0" distB="0" distL="0" distR="0" wp14:anchorId="10AD272C" wp14:editId="5DC483F2">
+            <wp:extent cx="3282326" cy="2491693"/>
+            <wp:effectExtent l="0" t="0" r="0" b="4445"/>
+            <wp:docPr id="5" name="Imagen 5"/>
+            <wp:cNvGraphicFramePr>
+              <a:graphicFrameLocks xmlns:a="http://schemas.openxmlformats.org/drawingml/2006/main" noChangeAspect="1"/>
+            </wp:cNvGraphicFramePr>
+            <a:graphic xmlns:a="http://schemas.openxmlformats.org/drawingml/2006/main">
+              <a:graphicData uri="http://schemas.openxmlformats.org/drawingml/2006/picture">
+                <pic:pic xmlns:pic="http://schemas.openxmlformats.org/drawingml/2006/picture">
+                  <pic:nvPicPr>
+                    <pic:cNvPr id="1" name=""/>
+                    <pic:cNvPicPr/>
+                  </pic:nvPicPr>
+                  <pic:blipFill>
+                    <a:blip r:embed="rId17"/>
+                    <a:stretch>
+                      <a:fillRect/>
+                    </a:stretch>
+                  </pic:blipFill>
+                  <pic:spPr>
+                    <a:xfrm>
+                      <a:off x="0" y="0"/>
+                      <a:ext cx="3291203" cy="2498432"/>
+                    </a:xfrm>
+                    <a:prstGeom prst="rect">
+                      <a:avLst/>
+                    </a:prstGeom>
+                  </pic:spPr>
+                </pic:pic>
+              </a:graphicData>
+            </a:graphic>
+          </wp:inline>
+        </w:drawing>
+      </w:r>
+    </w:p>
+    <w:p>
+      <w:pPr>
+        <w:jc w:val="both"/>
+      </w:pPr>
+    </w:p>
+    <w:p>
+      <w:pPr>
+        <w:jc w:val="both"/>
+        <w:rPr>
+          <w:b/>
+          <w:bCs/>
+        </w:rPr>
+      </w:pPr>
+      <w:r>
+        <w:rPr>
+          <w:b/>
+          <w:bCs/>
+        </w:rPr>
+        <w:t>¿Se aplicó limpieza o transformación de datos? ¿Cuál?</w:t>
+      </w:r>
+    </w:p>
+    <w:p>
+      <w:pPr>
+        <w:jc w:val="both"/>
+      </w:pPr>
+      <w:r>
+        <w:t>Sí, se aplicó limpieza eliminando duplicados y valores nulos.</w:t>
+      </w:r>
+      <w:r>
+        <w:t xml:space="preserve"> (archivo: limpieza_dataset.py)</w:t>
+      </w:r>
+    </w:p>
+    <w:p>
+      <w:pPr>
+        <w:jc w:val="both"/>
+      </w:pPr>
+      <w:r>
+        <w:t>Se validaron rangos y coherencia entre variables (edad, experiencia, antigüedad).</w:t>
+      </w:r>
+      <w:r>
+        <w:t xml:space="preserve"> (archivo: validación_ds.py)</w:t>
+      </w:r>
+    </w:p>
+    <w:p>
+      <w:pPr>
+        <w:jc w:val="both"/>
+      </w:pPr>
+      <w:r>
+        <w:t>Esto garantiza calidad y preparación para modelos ML.</w:t>
+      </w:r>
+    </w:p>
+    <w:p>
+      <w:pPr>
+        <w:jc w:val="both"/>
+      </w:pPr>
+      <w:r>
+        <w:rPr>
+          <w:noProof/>
+          <w14:ligatures w14:val="standardContextual"/>
+        </w:rPr>
+        <w:drawing>
+          <wp:inline distT="0" distB="0" distL="0" distR="0" wp14:anchorId="5706C742" wp14:editId="3A1721D8">
+            <wp:extent cx="1982081" cy="1504646"/>
+            <wp:effectExtent l="0" t="0" r="0" b="635"/>
+            <wp:docPr id="8" name="Imagen 8"/>
+            <wp:cNvGraphicFramePr>
+              <a:graphicFrameLocks xmlns:a="http://schemas.openxmlformats.org/drawingml/2006/main" noChangeAspect="1"/>
+            </wp:cNvGraphicFramePr>
+            <a:graphic xmlns:a="http://schemas.openxmlformats.org/drawingml/2006/main">
+              <a:graphicData uri="http://schemas.openxmlformats.org/drawingml/2006/picture">
+                <pic:pic xmlns:pic="http://schemas.openxmlformats.org/drawingml/2006/picture">
+                  <pic:nvPicPr>
+                    <pic:cNvPr id="1" name=""/>
+                    <pic:cNvPicPr/>
+                  </pic:nvPicPr>
+                  <pic:blipFill>
+                    <a:blip r:embed="rId17"/>
+                    <a:stretch>
+                      <a:fillRect/>
+                    </a:stretch>
+                  </pic:blipFill>
+                  <pic:spPr>
+                    <a:xfrm>
+                      <a:off x="0" y="0"/>
+                      <a:ext cx="2015163" cy="1529760"/>
+                    </a:xfrm>
+                    <a:prstGeom prst="rect">
+                      <a:avLst/>
+                    </a:prstGeom>
+                  </pic:spPr>
+                </pic:pic>
+              </a:graphicData>
+            </a:graphic>
+          </wp:inline>
+        </w:drawing>
+      </w:r>
+      <w:r>
+        <w:rPr>
+          <w:noProof/>
+          <w14:ligatures w14:val="standardContextual"/>
+        </w:rPr>
+        <w:t xml:space="preserve">    </w:t>
+      </w:r>
+      <w:r>
+        <w:rPr>
+          <w:noProof/>
+          <w14:ligatures w14:val="standardContextual"/>
+        </w:rPr>
+        <w:drawing>
+          <wp:inline distT="0" distB="0" distL="0" distR="0" wp14:anchorId="247A2068" wp14:editId="504A45A1">
+            <wp:extent cx="2865123" cy="1472112"/>
+            <wp:effectExtent l="0" t="0" r="0" b="0"/>
+            <wp:docPr id="7" name="Imagen 7" descr="Texto&#10;&#10;El contenido generado por IA puede ser incorrecto."/>
+            <wp:cNvGraphicFramePr>
+              <a:graphicFrameLocks xmlns:a="http://schemas.openxmlformats.org/drawingml/2006/main" noChangeAspect="1"/>
+            </wp:cNvGraphicFramePr>
+            <a:graphic xmlns:a="http://schemas.openxmlformats.org/drawingml/2006/main">
+              <a:graphicData uri="http://schemas.openxmlformats.org/drawingml/2006/picture">
+                <pic:pic xmlns:pic="http://schemas.openxmlformats.org/drawingml/2006/picture">
+                  <pic:nvPicPr>
+                    <pic:cNvPr id="7" name="Imagen 7" descr="Texto&#10;&#10;El contenido generado por IA puede ser incorrecto."/>
+                    <pic:cNvPicPr/>
+                  </pic:nvPicPr>
+                  <pic:blipFill rotWithShape="1">
+                    <a:blip r:embed="rId18"/>
+                    <a:srcRect b="18230"/>
+                    <a:stretch/>
+                  </pic:blipFill>
+                  <pic:spPr bwMode="auto">
+                    <a:xfrm>
+                      <a:off x="0" y="0"/>
+                      <a:ext cx="2916602" cy="1498562"/>
+                    </a:xfrm>
+                    <a:prstGeom prst="rect">
+                      <a:avLst/>
+                    </a:prstGeom>
+                    <a:ln>
+                      <a:noFill/>
+                    </a:ln>
+                    <a:extLst>
+                      <a:ext uri="{53640926-AAD7-44D8-BBD7-CCE9431645EC}">
+                        <a14:shadowObscured xmlns:a14="http://schemas.microsoft.com/office/drawing/2010/main"/>
+                      </a:ext>
+                    </a:extLst>
+                  </pic:spPr>
+                </pic:pic>
+              </a:graphicData>
+            </a:graphic>
+          </wp:inline>
+        </w:drawing>
+      </w:r>
+    </w:p>
+    <w:p>
+      <w:pPr>
+        <w:jc w:val="both"/>
+      </w:pPr>
+    </w:p>
+    <w:p>
+      <w:pPr>
+        <w:jc w:val="both"/>
+        <w:rPr>
+          <w:b/>
+          <w:bCs/>
+        </w:rPr>
+      </w:pPr>
+      <w:r>
+        <w:rPr>
+          <w:b/>
+          <w:bCs/>
+        </w:rPr>
+        <w:t>¿El dataset simula un problema real? ¿Cómo?</w:t>
+      </w:r>
+    </w:p>
+    <w:p>
+      <w:pPr>
+        <w:jc w:val="both"/>
+      </w:pPr>
+      <w:r>
+        <w:lastRenderedPageBreak/>
+        <w:t>Sí, el dataset simula el problema real de abandono de empleados</w:t>
+      </w:r>
+      <w:r>
+        <w:t xml:space="preserve"> (planteado en la problemática).</w:t>
+      </w:r>
+    </w:p>
+    <w:p>
+      <w:pPr>
+        <w:jc w:val="both"/>
+      </w:pPr>
+      <w:r>
+        <w:t>Las variables se generaron con relaciones lógicas basadas en escenarios reales.</w:t>
+      </w:r>
+      <w:r>
+        <w:t xml:space="preserve"> </w:t>
+      </w:r>
+      <w:r>
+        <w:t xml:space="preserve">Se incluyeron factores </w:t>
+      </w:r>
+      <w:r>
+        <w:t xml:space="preserve">o escenarios </w:t>
+      </w:r>
+      <w:r>
+        <w:t>como salario, satisfacción y carga laboral.</w:t>
+      </w:r>
+      <w:r>
+        <w:t xml:space="preserve"> Además, s</w:t>
+      </w:r>
+      <w:r>
+        <w:t>e añadió ruido estadístico para evitar reglas deterministas</w:t>
+      </w:r>
+      <w:r>
+        <w:t xml:space="preserve">, lo que permite </w:t>
+      </w:r>
+      <w:r>
+        <w:t>representar la incertidumbre del comportamiento humano</w:t>
+      </w:r>
+      <w:r>
+        <w:t xml:space="preserve"> , lo que conlleva a una mejor generalización del modelo.</w:t>
+      </w:r>
+    </w:p>
+    <w:p>
+      <w:pPr>
+        <w:jc w:val="both"/>
+        <w:rPr>
+          <w:lang w:val="es-US"/>
+        </w:rPr>
+      </w:pPr>
+    </w:p>
+    <w:p>
+      <w:r>
+        <w:t>Katherine Muñoz es ML ENGINEER</w:t>
+      </w:r>
+    </w:p>
+    <w:p>
+      <w:r>
+        <w:t>1.¿</w:t>
+      </w:r>
+      <w:r>
+        <w:t>Qué modelo de machine learning se utilizó</w:t>
+      </w:r>
+      <w:r>
+        <w:t>?</w:t>
+      </w:r>
+    </w:p>
+    <w:p>
+      <w:r>
+        <w:t>Se seleccionó el algoritmo XGBoost para la clasificación de riesgo</w:t>
+      </w:r>
+    </w:p>
+    <w:p>
+      <w:r>
+        <w:t>2.¿P</w:t>
+      </w:r>
+      <w:r>
+        <w:t>or qué se eligió ese modelo</w:t>
+      </w:r>
+      <w:r>
+        <w:t>?</w:t>
+      </w:r>
+    </w:p>
+    <w:p>
+      <w:r>
+        <w:t>Se evaluaron Random Forest y XGBoost, obteniendo un rendimiento cercano al 64% en ambos casos. Este resultado sugiere que el desempeño está limitado por la capacidad predictiva de las variables y no por el algoritmo. Se seleccionó XGBoost por presentar un accuracy ligeramente superior tras el ajuste de hiperparámetros.</w:t>
+      </w:r>
+    </w:p>
+    <w:p>
+      <w:r>
+        <w:t>Algunos de los pruebas que se hizo:</w:t>
+      </w:r>
+    </w:p>
+    <w:p>
+      <w:pPr>
+        <w:rPr>
+          <w:lang w:val="en-US"/>
+        </w:rPr>
+      </w:pPr>
+      <w:r>
+        <w:rPr>
+          <w:lang w:val="en-US"/>
+        </w:rPr>
+        <w:t>RANDOM FOREST</w:t>
+      </w:r>
+    </w:p>
+    <w:p>
+      <w:pPr>
+        <w:rPr>
+          <w:lang w:val="en-US"/>
+        </w:rPr>
+      </w:pPr>
+      <w:r>
+        <w:rPr>
+          <w:lang w:val="en-US"/>
+        </w:rPr>
+        <w:t> </w:t>
+      </w:r>
+      <w:proofErr w:type="spellStart"/>
+      <w:r>
+        <w:rPr>
+          <w:lang w:val="en-US"/>
+        </w:rPr>
+        <w:t>rf_agent</w:t>
+      </w:r>
+      <w:proofErr w:type="spellEnd"/>
+      <w:r>
+        <w:rPr>
+          <w:lang w:val="en-US"/>
+        </w:rPr>
+        <w:t xml:space="preserve"> = </w:t>
+      </w:r>
+      <w:proofErr w:type="spellStart"/>
+      <w:proofErr w:type="gramStart"/>
+      <w:r>
+        <w:rPr>
+          <w:lang w:val="en-US"/>
+        </w:rPr>
+        <w:t>RFModelTrainer</w:t>
+      </w:r>
+      <w:proofErr w:type="spellEnd"/>
+      <w:r>
+        <w:rPr>
+          <w:lang w:val="en-US"/>
+        </w:rPr>
+        <w:t>(</w:t>
+      </w:r>
+      <w:proofErr w:type="spellStart"/>
+      <w:proofErr w:type="gramEnd"/>
+      <w:r>
+        <w:rPr>
+          <w:lang w:val="en-US"/>
+        </w:rPr>
+        <w:t>n_estimators</w:t>
+      </w:r>
+      <w:proofErr w:type="spellEnd"/>
+      <w:r>
+        <w:rPr>
+          <w:lang w:val="en-US"/>
+        </w:rPr>
+        <w:t xml:space="preserve">=150, </w:t>
+      </w:r>
+      <w:proofErr w:type="spellStart"/>
+      <w:r>
+        <w:rPr>
+          <w:lang w:val="en-US"/>
+        </w:rPr>
+        <w:t>max_depth</w:t>
+      </w:r>
+      <w:proofErr w:type="spellEnd"/>
+      <w:r>
+        <w:rPr>
+          <w:lang w:val="en-US"/>
+        </w:rPr>
+        <w:t>=12)</w:t>
+      </w:r>
+    </w:p>
+    <w:p>
+      <w:pPr>
+        <w:rPr>
+          <w:lang w:val="en-US"/>
+        </w:rPr>
+      </w:pPr>
+      <w:r>
+        <w:rPr>
+          <w:noProof/>
+          <w:lang w:val="en-US"/>
+        </w:rPr>
+        <w:drawing>
+          <wp:inline distT="0" distB="0" distL="0" distR="0" wp14:anchorId="1F558EA0" wp14:editId="6859E42C">
+            <wp:extent cx="5400040" cy="4500245"/>
+            <wp:effectExtent l="0" t="0" r="0" b="0"/>
+            <wp:docPr id="846292543" name="Imagen 1" descr="Gráfico, Gráfico de rectángulos&#10;&#10;El contenido generado por IA puede ser incorrecto."/>
+            <wp:cNvGraphicFramePr>
+              <a:graphicFrameLocks xmlns:a="http://schemas.openxmlformats.org/drawingml/2006/main" noChangeAspect="1"/>
+            </wp:cNvGraphicFramePr>
+            <a:graphic xmlns:a="http://schemas.openxmlformats.org/drawingml/2006/main">
+              <a:graphicData uri="http://schemas.openxmlformats.org/drawingml/2006/picture">
+                <pic:pic xmlns:pic="http://schemas.openxmlformats.org/drawingml/2006/picture">
+                  <pic:nvPicPr>
+                    <pic:cNvPr id="846292543" name="Imagen 1" descr="Gráfico, Gráfico de rectángulos&#10;&#10;El contenido generado por IA puede ser incorrecto."/>
+                    <pic:cNvPicPr/>
+                  </pic:nvPicPr>
+                  <pic:blipFill>
+                    <a:blip r:embed="rId19"/>
+                    <a:stretch>
+                      <a:fillRect/>
+                    </a:stretch>
+                  </pic:blipFill>
+                  <pic:spPr>
+                    <a:xfrm>
+                      <a:off x="0" y="0"/>
+                      <a:ext cx="5400040" cy="4500245"/>
+                    </a:xfrm>
+                    <a:prstGeom prst="rect">
+                      <a:avLst/>
+                    </a:prstGeom>
+                  </pic:spPr>
+                </pic:pic>
+              </a:graphicData>
+            </a:graphic>
+          </wp:inline>
+        </w:drawing>
+      </w:r>
+    </w:p>
+    <w:p>
+      <w:pPr>
+        <w:rPr>
+          <w:lang w:val="en-US"/>
+        </w:rPr>
+      </w:pPr>
+      <w:proofErr w:type="spellStart"/>
+      <w:r>
+        <w:rPr>
+          <w:lang w:val="en-US"/>
+        </w:rPr>
+        <w:t>rf_agent</w:t>
+      </w:r>
+      <w:proofErr w:type="spellEnd"/>
+      <w:r>
+        <w:rPr>
+          <w:lang w:val="en-US"/>
+        </w:rPr>
+        <w:t xml:space="preserve"> = </w:t>
+      </w:r>
+      <w:proofErr w:type="spellStart"/>
+      <w:proofErr w:type="gramStart"/>
+      <w:r>
+        <w:rPr>
+          <w:lang w:val="en-US"/>
+        </w:rPr>
+        <w:t>RFModelTrainer</w:t>
+      </w:r>
+      <w:proofErr w:type="spellEnd"/>
+      <w:r>
+        <w:rPr>
+          <w:lang w:val="en-US"/>
+        </w:rPr>
+        <w:t>(</w:t>
+      </w:r>
+      <w:proofErr w:type="spellStart"/>
+      <w:proofErr w:type="gramEnd"/>
+      <w:r>
+        <w:rPr>
+          <w:lang w:val="en-US"/>
+        </w:rPr>
+        <w:t>n_estimators</w:t>
+      </w:r>
+      <w:proofErr w:type="spellEnd"/>
+      <w:r>
+        <w:rPr>
+          <w:lang w:val="en-US"/>
+        </w:rPr>
+        <w:t xml:space="preserve">=700, </w:t>
+      </w:r>
+      <w:proofErr w:type="spellStart"/>
+      <w:r>
+        <w:rPr>
+          <w:lang w:val="en-US"/>
+        </w:rPr>
+        <w:t>max_depth</w:t>
+      </w:r>
+      <w:proofErr w:type="spellEnd"/>
+      <w:r>
+        <w:rPr>
+          <w:lang w:val="en-US"/>
+        </w:rPr>
+        <w:t>=5)</w:t>
+      </w:r>
+    </w:p>
+    <w:p>
+      <w:pPr>
+        <w:rPr>
+          <w:lang w:val="en-US"/>
+        </w:rPr>
+      </w:pPr>
+      <w:r>
+        <w:rPr>
+          <w:noProof/>
+          <w:lang w:val="en-US"/>
+        </w:rPr>
+        <w:lastRenderedPageBreak/>
+        <w:drawing>
+          <wp:inline distT="0" distB="0" distL="0" distR="0" wp14:anchorId="1ECB40C2" wp14:editId="5B935110">
+            <wp:extent cx="5400040" cy="4500245"/>
+            <wp:effectExtent l="0" t="0" r="0" b="0"/>
+            <wp:docPr id="1096930971" name="Imagen 1" descr="Gráfico, Gráfico de rectángulos&#10;&#10;El contenido generado por IA puede ser incorrecto."/>
+            <wp:cNvGraphicFramePr>
+              <a:graphicFrameLocks xmlns:a="http://schemas.openxmlformats.org/drawingml/2006/main" noChangeAspect="1"/>
+            </wp:cNvGraphicFramePr>
+            <a:graphic xmlns:a="http://schemas.openxmlformats.org/drawingml/2006/main">
+              <a:graphicData uri="http://schemas.openxmlformats.org/drawingml/2006/picture">
+                <pic:pic xmlns:pic="http://schemas.openxmlformats.org/drawingml/2006/picture">
+                  <pic:nvPicPr>
+                    <pic:cNvPr id="1096930971" name="Imagen 1" descr="Gráfico, Gráfico de rectángulos&#10;&#10;El contenido generado por IA puede ser incorrecto."/>
+                    <pic:cNvPicPr/>
+                  </pic:nvPicPr>
+                  <pic:blipFill>
+                    <a:blip r:embed="rId20"/>
+                    <a:stretch>
+                      <a:fillRect/>
+                    </a:stretch>
+                  </pic:blipFill>
+                  <pic:spPr>
+                    <a:xfrm>
+                      <a:off x="0" y="0"/>
+                      <a:ext cx="5400040" cy="4500245"/>
+                    </a:xfrm>
+                    <a:prstGeom prst="rect">
+                      <a:avLst/>
+                    </a:prstGeom>
+                  </pic:spPr>
+                </pic:pic>
+              </a:graphicData>
+            </a:graphic>
+          </wp:inline>
+        </w:drawing>
+      </w:r>
+    </w:p>
+    <w:p>
+      <w:pPr>
+        <w:rPr>
+          <w:lang w:val="en-US"/>
+        </w:rPr>
+      </w:pPr>
+    </w:p>
+    <w:p>
+      <w:pPr>
+        <w:rPr>
+          <w:lang w:val="en-US"/>
+        </w:rPr>
+      </w:pPr>
+      <w:r>
+        <w:rPr>
+          <w:lang w:val="en-US"/>
+        </w:rPr>
+        <w:t xml:space="preserve">    </w:t>
+      </w:r>
+      <w:proofErr w:type="spellStart"/>
+      <w:r>
+        <w:rPr>
+          <w:lang w:val="en-US"/>
+        </w:rPr>
+        <w:t>rf_agent</w:t>
+      </w:r>
+      <w:proofErr w:type="spellEnd"/>
+      <w:r>
+        <w:rPr>
+          <w:lang w:val="en-US"/>
+        </w:rPr>
+        <w:t xml:space="preserve"> = </w:t>
+      </w:r>
+      <w:proofErr w:type="spellStart"/>
+      <w:proofErr w:type="gramStart"/>
+      <w:r>
+        <w:rPr>
+          <w:lang w:val="en-US"/>
+        </w:rPr>
+        <w:t>RFModelTrainer</w:t>
+      </w:r>
+      <w:proofErr w:type="spellEnd"/>
+      <w:r>
+        <w:rPr>
+          <w:lang w:val="en-US"/>
+        </w:rPr>
+        <w:t>(</w:t>
+      </w:r>
+      <w:proofErr w:type="spellStart"/>
+      <w:proofErr w:type="gramEnd"/>
+      <w:r>
+        <w:rPr>
+          <w:lang w:val="en-US"/>
+        </w:rPr>
+        <w:t>n_estimators</w:t>
+      </w:r>
+      <w:proofErr w:type="spellEnd"/>
+      <w:r>
+        <w:rPr>
+          <w:lang w:val="en-US"/>
+        </w:rPr>
+        <w:t xml:space="preserve">=400, </w:t>
+      </w:r>
+      <w:proofErr w:type="spellStart"/>
+      <w:r>
+        <w:rPr>
+          <w:lang w:val="en-US"/>
+        </w:rPr>
+        <w:t>max_depth</w:t>
+      </w:r>
+      <w:proofErr w:type="spellEnd"/>
+      <w:r>
+        <w:rPr>
+          <w:lang w:val="en-US"/>
+        </w:rPr>
+        <w:t>=5)</w:t>
+      </w:r>
+    </w:p>
+    <w:p>
+      <w:pPr>
+        <w:rPr>
+          <w:lang w:val="en-US"/>
+        </w:rPr>
+      </w:pPr>
+      <w:r>
+        <w:rPr>
+          <w:noProof/>
+          <w:lang w:val="en-US"/>
+        </w:rPr>
+        <w:lastRenderedPageBreak/>
+        <w:drawing>
+          <wp:inline distT="0" distB="0" distL="0" distR="0" wp14:anchorId="2AE3D71F" wp14:editId="3D99ADED">
+            <wp:extent cx="5400040" cy="4500245"/>
+            <wp:effectExtent l="0" t="0" r="0" b="0"/>
+            <wp:docPr id="950384366" name="Imagen 1" descr="Gráfico, Gráfico de rectángulos&#10;&#10;El contenido generado por IA puede ser incorrecto."/>
+            <wp:cNvGraphicFramePr>
+              <a:graphicFrameLocks xmlns:a="http://schemas.openxmlformats.org/drawingml/2006/main" noChangeAspect="1"/>
+            </wp:cNvGraphicFramePr>
+            <a:graphic xmlns:a="http://schemas.openxmlformats.org/drawingml/2006/main">
+              <a:graphicData uri="http://schemas.openxmlformats.org/drawingml/2006/picture">
+                <pic:pic xmlns:pic="http://schemas.openxmlformats.org/drawingml/2006/picture">
+                  <pic:nvPicPr>
+                    <pic:cNvPr id="950384366" name="Imagen 1" descr="Gráfico, Gráfico de rectángulos&#10;&#10;El contenido generado por IA puede ser incorrecto."/>
+                    <pic:cNvPicPr/>
+                  </pic:nvPicPr>
+                  <pic:blipFill>
+                    <a:blip r:embed="rId21"/>
+                    <a:stretch>
+                      <a:fillRect/>
+                    </a:stretch>
+                  </pic:blipFill>
+                  <pic:spPr>
+                    <a:xfrm>
+                      <a:off x="0" y="0"/>
+                      <a:ext cx="5400040" cy="4500245"/>
+                    </a:xfrm>
+                    <a:prstGeom prst="rect">
+                      <a:avLst/>
+                    </a:prstGeom>
+                  </pic:spPr>
+                </pic:pic>
+              </a:graphicData>
+            </a:graphic>
+          </wp:inline>
+        </w:drawing>
+      </w:r>
+    </w:p>
+    <w:p>
+      <w:pPr>
+        <w:rPr>
+          <w:lang w:val="en-US"/>
+        </w:rPr>
+      </w:pPr>
+      <w:r>
+        <w:rPr>
+          <w:noProof/>
+        </w:rPr>
+        <w:drawing>
+          <wp:inline distT="0" distB="0" distL="0" distR="0" wp14:anchorId="526C4591" wp14:editId="4BB23224">
+            <wp:extent cx="4010025" cy="2028825"/>
+            <wp:effectExtent l="0" t="0" r="9525" b="9525"/>
+            <wp:docPr id="831317710" name="Imagen 1" descr="Calendario&#10;&#10;El contenido generado por IA puede ser incorrecto."/>
+            <wp:cNvGraphicFramePr>
+              <a:graphicFrameLocks xmlns:a="http://schemas.openxmlformats.org/drawingml/2006/main" noChangeAspect="1"/>
+            </wp:cNvGraphicFramePr>
+            <a:graphic xmlns:a="http://schemas.openxmlformats.org/drawingml/2006/main">
+              <a:graphicData uri="http://schemas.openxmlformats.org/drawingml/2006/picture">
+                <pic:pic xmlns:pic="http://schemas.openxmlformats.org/drawingml/2006/picture">
+                  <pic:nvPicPr>
+                    <pic:cNvPr id="831317710" name="Imagen 1" descr="Calendario&#10;&#10;El contenido generado por IA puede ser incorrecto."/>
+                    <pic:cNvPicPr/>
+                  </pic:nvPicPr>
+                  <pic:blipFill>
+                    <a:blip r:embed="rId22"/>
+                    <a:stretch>
+                      <a:fillRect/>
+                    </a:stretch>
+                  </pic:blipFill>
+                  <pic:spPr>
+                    <a:xfrm>
+                      <a:off x="0" y="0"/>
+                      <a:ext cx="4010025" cy="2028825"/>
+                    </a:xfrm>
+                    <a:prstGeom prst="rect">
+                      <a:avLst/>
+                    </a:prstGeom>
+                  </pic:spPr>
+                </pic:pic>
+              </a:graphicData>
+            </a:graphic>
+          </wp:inline>
+        </w:drawing>
+      </w:r>
+    </w:p>
+    <w:p>
+      <w:pPr>
+        <w:rPr>
+          <w:lang w:val="en-US"/>
+        </w:rPr>
+      </w:pPr>
+      <w:r>
+        <w:rPr>
+          <w:lang w:val="en-US"/>
+        </w:rPr>
+        <w:t>XGBOOST</w:t>
+      </w:r>
+    </w:p>
+    <w:p>
+      <w:pPr>
+        <w:rPr>
+          <w:lang w:val="en-US"/>
+        </w:rPr>
+      </w:pPr>
+      <w:r>
+        <w:rPr>
+          <w:lang w:val="en-US"/>
+        </w:rPr>
+        <w:t> </w:t>
+      </w:r>
+      <w:proofErr w:type="spellStart"/>
+      <w:r>
+        <w:rPr>
+          <w:lang w:val="en-US"/>
+        </w:rPr>
+        <w:t>xgb_agent</w:t>
+      </w:r>
+      <w:proofErr w:type="spellEnd"/>
+      <w:r>
+        <w:rPr>
+          <w:lang w:val="en-US"/>
+        </w:rPr>
+        <w:t xml:space="preserve"> = </w:t>
+      </w:r>
+      <w:proofErr w:type="spellStart"/>
+      <w:proofErr w:type="gramStart"/>
+      <w:r>
+        <w:rPr>
+          <w:lang w:val="en-US"/>
+        </w:rPr>
+        <w:t>XGBModelTrainer</w:t>
+      </w:r>
+      <w:proofErr w:type="spellEnd"/>
+      <w:r>
+        <w:rPr>
+          <w:lang w:val="en-US"/>
+        </w:rPr>
+        <w:t>(</w:t>
+      </w:r>
+      <w:proofErr w:type="spellStart"/>
+      <w:proofErr w:type="gramEnd"/>
+      <w:r>
+        <w:rPr>
+          <w:lang w:val="en-US"/>
+        </w:rPr>
+        <w:t>n_estimators</w:t>
+      </w:r>
+      <w:proofErr w:type="spellEnd"/>
+      <w:r>
+        <w:rPr>
+          <w:lang w:val="en-US"/>
+        </w:rPr>
+        <w:t>=500,</w:t>
+      </w:r>
+      <w:r>
+        <w:rPr>
+          <w:lang w:val="en-US"/>
+        </w:rPr>
+        <w:t xml:space="preserve"> </w:t>
+      </w:r>
+      <w:proofErr w:type="spellStart"/>
+      <w:r>
+        <w:rPr>
+          <w:lang w:val="en-US"/>
+        </w:rPr>
+        <w:t>learning_rate</w:t>
+      </w:r>
+      <w:proofErr w:type="spellEnd"/>
+      <w:r>
+        <w:rPr>
+          <w:lang w:val="en-US"/>
+        </w:rPr>
+        <w:t>=0.</w:t>
+      </w:r>
+      <w:proofErr w:type="gramStart"/>
+      <w:r>
+        <w:rPr>
+          <w:lang w:val="en-US"/>
+        </w:rPr>
+        <w:t>02,  </w:t>
+      </w:r>
+      <w:proofErr w:type="spellStart"/>
+      <w:r>
+        <w:rPr>
+          <w:lang w:val="en-US"/>
+        </w:rPr>
+        <w:t>max</w:t>
+      </w:r>
+      <w:proofErr w:type="gramEnd"/>
+      <w:r>
+        <w:rPr>
+          <w:lang w:val="en-US"/>
+        </w:rPr>
+        <w:t>_depth</w:t>
+      </w:r>
+      <w:proofErr w:type="spellEnd"/>
+      <w:r>
+        <w:rPr>
+          <w:lang w:val="en-US"/>
+        </w:rPr>
+        <w:t>=6)</w:t>
+      </w:r>
+    </w:p>
+    <w:p>
+      <w:pPr>
+        <w:rPr>
+          <w:lang w:val="en-US"/>
+        </w:rPr>
+      </w:pPr>
+      <w:r>
+        <w:rPr>
+          <w:noProof/>
+          <w:lang w:val="en-US"/>
+        </w:rPr>
+        <w:lastRenderedPageBreak/>
+        <w:drawing>
+          <wp:inline distT="0" distB="0" distL="0" distR="0" wp14:anchorId="3D2DB881" wp14:editId="0E3A6F24">
+            <wp:extent cx="5400040" cy="4500245"/>
+            <wp:effectExtent l="0" t="0" r="0" b="0"/>
+            <wp:docPr id="1806537415" name="Imagen 1" descr="Gráfico, Gráfico de rectángulos&#10;&#10;El contenido generado por IA puede ser incorrecto."/>
+            <wp:cNvGraphicFramePr>
+              <a:graphicFrameLocks xmlns:a="http://schemas.openxmlformats.org/drawingml/2006/main" noChangeAspect="1"/>
+            </wp:cNvGraphicFramePr>
+            <a:graphic xmlns:a="http://schemas.openxmlformats.org/drawingml/2006/main">
+              <a:graphicData uri="http://schemas.openxmlformats.org/drawingml/2006/picture">
+                <pic:pic xmlns:pic="http://schemas.openxmlformats.org/drawingml/2006/picture">
+                  <pic:nvPicPr>
+                    <pic:cNvPr id="1806537415" name="Imagen 1" descr="Gráfico, Gráfico de rectángulos&#10;&#10;El contenido generado por IA puede ser incorrecto."/>
+                    <pic:cNvPicPr/>
+                  </pic:nvPicPr>
+                  <pic:blipFill>
+                    <a:blip r:embed="rId23"/>
+                    <a:stretch>
+                      <a:fillRect/>
+                    </a:stretch>
+                  </pic:blipFill>
+                  <pic:spPr>
+                    <a:xfrm>
+                      <a:off x="0" y="0"/>
+                      <a:ext cx="5400040" cy="4500245"/>
+                    </a:xfrm>
+                    <a:prstGeom prst="rect">
+                      <a:avLst/>
+                    </a:prstGeom>
+                  </pic:spPr>
+                </pic:pic>
+              </a:graphicData>
+            </a:graphic>
+          </wp:inline>
+        </w:drawing>
+      </w:r>
+    </w:p>
+    <w:p>
+      <w:pPr>
+        <w:rPr>
+          <w:lang w:val="en-US"/>
+        </w:rPr>
+      </w:pPr>
+      <w:r>
+        <w:rPr>
+          <w:lang w:val="en-US"/>
+        </w:rPr>
+        <w:t xml:space="preserve">    </w:t>
+      </w:r>
+      <w:proofErr w:type="spellStart"/>
+      <w:r>
+        <w:rPr>
+          <w:lang w:val="en-US"/>
+        </w:rPr>
+        <w:t>xgb_agent</w:t>
+      </w:r>
+      <w:proofErr w:type="spellEnd"/>
+      <w:r>
+        <w:rPr>
+          <w:lang w:val="en-US"/>
+        </w:rPr>
+        <w:t xml:space="preserve"> = </w:t>
+      </w:r>
+      <w:proofErr w:type="spellStart"/>
+      <w:proofErr w:type="gramStart"/>
+      <w:r>
+        <w:rPr>
+          <w:lang w:val="en-US"/>
+        </w:rPr>
+        <w:t>XGBModelTrainer</w:t>
+      </w:r>
+      <w:proofErr w:type="spellEnd"/>
+      <w:r>
+        <w:rPr>
+          <w:lang w:val="en-US"/>
+        </w:rPr>
+        <w:t>(</w:t>
+      </w:r>
+      <w:proofErr w:type="spellStart"/>
+      <w:proofErr w:type="gramEnd"/>
+      <w:r>
+        <w:rPr>
+          <w:lang w:val="en-US"/>
+        </w:rPr>
+        <w:t>n_estimators</w:t>
+      </w:r>
+      <w:proofErr w:type="spellEnd"/>
+      <w:r>
+        <w:rPr>
+          <w:lang w:val="en-US"/>
+        </w:rPr>
+        <w:t xml:space="preserve">=300, </w:t>
+      </w:r>
+      <w:proofErr w:type="spellStart"/>
+      <w:r>
+        <w:rPr>
+          <w:lang w:val="en-US"/>
+        </w:rPr>
+        <w:t>learning_rate</w:t>
+      </w:r>
+      <w:proofErr w:type="spellEnd"/>
+      <w:r>
+        <w:rPr>
+          <w:lang w:val="en-US"/>
+        </w:rPr>
+        <w:t>=0.</w:t>
+      </w:r>
+      <w:proofErr w:type="gramStart"/>
+      <w:r>
+        <w:rPr>
+          <w:lang w:val="en-US"/>
+        </w:rPr>
+        <w:t>01,  </w:t>
+      </w:r>
+      <w:proofErr w:type="spellStart"/>
+      <w:r>
+        <w:rPr>
+          <w:lang w:val="en-US"/>
+        </w:rPr>
+        <w:t>max</w:t>
+      </w:r>
+      <w:proofErr w:type="gramEnd"/>
+      <w:r>
+        <w:rPr>
+          <w:lang w:val="en-US"/>
+        </w:rPr>
+        <w:t>_depth</w:t>
+      </w:r>
+      <w:proofErr w:type="spellEnd"/>
+      <w:r>
+        <w:rPr>
+          <w:lang w:val="en-US"/>
+        </w:rPr>
+        <w:t>=4)</w:t>
+      </w:r>
+    </w:p>
+    <w:p>
+      <w:pPr>
+        <w:rPr>
+          <w:lang w:val="en-US"/>
+        </w:rPr>
+      </w:pPr>
+      <w:r>
+        <w:rPr>
+          <w:noProof/>
+          <w:lang w:val="en-US"/>
+        </w:rPr>
+        <w:lastRenderedPageBreak/>
+        <w:drawing>
+          <wp:inline distT="0" distB="0" distL="0" distR="0" wp14:anchorId="4C113417" wp14:editId="72C6664E">
+            <wp:extent cx="5400040" cy="4500245"/>
+            <wp:effectExtent l="0" t="0" r="0" b="0"/>
+            <wp:docPr id="1934963332" name="Imagen 1" descr="Gráfico, Gráfico de rectángulos&#10;&#10;El contenido generado por IA puede ser incorrecto."/>
+            <wp:cNvGraphicFramePr>
+              <a:graphicFrameLocks xmlns:a="http://schemas.openxmlformats.org/drawingml/2006/main" noChangeAspect="1"/>
+            </wp:cNvGraphicFramePr>
+            <a:graphic xmlns:a="http://schemas.openxmlformats.org/drawingml/2006/main">
+              <a:graphicData uri="http://schemas.openxmlformats.org/drawingml/2006/picture">
+                <pic:pic xmlns:pic="http://schemas.openxmlformats.org/drawingml/2006/picture">
+                  <pic:nvPicPr>
+                    <pic:cNvPr id="1934963332" name="Imagen 1" descr="Gráfico, Gráfico de rectángulos&#10;&#10;El contenido generado por IA puede ser incorrecto."/>
+                    <pic:cNvPicPr/>
+                  </pic:nvPicPr>
+                  <pic:blipFill>
+                    <a:blip r:embed="rId24"/>
+                    <a:stretch>
+                      <a:fillRect/>
+                    </a:stretch>
+                  </pic:blipFill>
+                  <pic:spPr>
+                    <a:xfrm>
+                      <a:off x="0" y="0"/>
+                      <a:ext cx="5400040" cy="4500245"/>
+                    </a:xfrm>
+                    <a:prstGeom prst="rect">
+                      <a:avLst/>
+                    </a:prstGeom>
+                  </pic:spPr>
+                </pic:pic>
+              </a:graphicData>
+            </a:graphic>
+          </wp:inline>
+        </w:drawing>
+      </w:r>
+    </w:p>
+    <w:p>
+      <w:pPr>
+        <w:rPr>
+          <w:lang w:val="en-US"/>
+        </w:rPr>
+      </w:pPr>
+    </w:p>
+    <w:p>
+      <w:pPr>
+        <w:rPr>
+          <w:lang w:val="en-US"/>
+        </w:rPr>
+      </w:pPr>
+    </w:p>
+    <w:p/>
+    <w:p>
+      <w:r>
+        <w:t>3.¿Q</w:t>
+      </w:r>
+      <w:r>
+        <w:t>u</w:t>
+      </w:r>
+      <w:r>
+        <w:t>é</w:t>
+      </w:r>
+      <w:r>
+        <w:t xml:space="preserve"> variables se usaron como entrada del modelo</w:t>
+      </w:r>
+      <w:r>
+        <w:t>?</w:t>
+      </w:r>
+    </w:p>
+    <w:p>
+      <w:r>
+        <w:t>Se utilizaron variables numéricas como edad, salario, horas de trabajo, satisfacción y antigüedad. También se incluyeron variables categóricas como departamento y tipo de contrato, las cuales fueron procesadas mediante One-Hot Encoding para su interpretación numérica.</w:t>
+      </w:r>
+    </w:p>
+    <w:p/>
+    <w:p>
+      <w:r>
+        <w:t xml:space="preserve">4.¿Qué salida genera el modelo?  </w:t>
+      </w:r>
+    </w:p>
+    <w:p>
+      <w:r>
+        <w:t>El modelo genera un archivo estructurado en formato JSON con la probabilidad de renuncia calculada. La salida incluye la fecha de evaluación, el riesgo_ml (score numérico), el comentario original del empleado y el contexto del departamento con su antigüedad.</w:t>
+      </w:r>
+    </w:p>
+    <w:p>
+      <w:r>
+        <w:rPr>
+          <w:noProof/>
+        </w:rPr>
+        <w:lastRenderedPageBreak/>
+        <w:drawing>
+          <wp:inline distT="0" distB="0" distL="0" distR="0" wp14:anchorId="16B482BE" wp14:editId="26085F88">
+            <wp:extent cx="5400040" cy="2826385"/>
+            <wp:effectExtent l="0" t="0" r="0" b="0"/>
+            <wp:docPr id="884248267" name="Imagen 1"/>
+            <wp:cNvGraphicFramePr>
+              <a:graphicFrameLocks xmlns:a="http://schemas.openxmlformats.org/drawingml/2006/main" noChangeAspect="1"/>
+            </wp:cNvGraphicFramePr>
+            <a:graphic xmlns:a="http://schemas.openxmlformats.org/drawingml/2006/main">
+              <a:graphicData uri="http://schemas.openxmlformats.org/drawingml/2006/picture">
+                <pic:pic xmlns:pic="http://schemas.openxmlformats.org/drawingml/2006/picture">
+                  <pic:nvPicPr>
+                    <pic:cNvPr id="884248267" name=""/>
+                    <pic:cNvPicPr/>
+                  </pic:nvPicPr>
+                  <pic:blipFill>
+                    <a:blip r:embed="rId25"/>
+                    <a:stretch>
+                      <a:fillRect/>
+                    </a:stretch>
+                  </pic:blipFill>
+                  <pic:spPr>
+                    <a:xfrm>
+                      <a:off x="0" y="0"/>
+                      <a:ext cx="5400040" cy="2826385"/>
+                    </a:xfrm>
+                    <a:prstGeom prst="rect">
+                      <a:avLst/>
+                    </a:prstGeom>
+                  </pic:spPr>
+                </pic:pic>
+              </a:graphicData>
+            </a:graphic>
+          </wp:inline>
+        </w:drawing>
+      </w:r>
+    </w:p>
+    <w:p>
+      <w:r>
+        <w:t>5.¿Qué métricas se obtuvieron?</w:t>
+      </w:r>
+    </w:p>
+    <w:p>
+      <w:r>
+        <w:t>Las métricas conseguidas son:</w:t>
+      </w:r>
+      <w:r>
+        <w:br/>
+      </w:r>
+      <w:r>
+        <w:rPr>
+          <w:noProof/>
+        </w:rPr>
+        <w:drawing>
+          <wp:inline distT="0" distB="0" distL="0" distR="0" wp14:anchorId="2A45BA33" wp14:editId="404FC150">
+            <wp:extent cx="3971925" cy="2038350"/>
+            <wp:effectExtent l="0" t="0" r="9525" b="0"/>
+            <wp:docPr id="1158985504" name="Imagen 1" descr="Calendario&#10;&#10;El contenido generado por IA puede ser incorrecto."/>
+            <wp:cNvGraphicFramePr>
+              <a:graphicFrameLocks xmlns:a="http://schemas.openxmlformats.org/drawingml/2006/main" noChangeAspect="1"/>
+            </wp:cNvGraphicFramePr>
+            <a:graphic xmlns:a="http://schemas.openxmlformats.org/drawingml/2006/main">
+              <a:graphicData uri="http://schemas.openxmlformats.org/drawingml/2006/picture">
+                <pic:pic xmlns:pic="http://schemas.openxmlformats.org/drawingml/2006/picture">
+                  <pic:nvPicPr>
+                    <pic:cNvPr id="1158985504" name="Imagen 1" descr="Calendario&#10;&#10;El contenido generado por IA puede ser incorrecto."/>
+                    <pic:cNvPicPr/>
+                  </pic:nvPicPr>
+                  <pic:blipFill>
+                    <a:blip r:embed="rId26"/>
+                    <a:stretch>
+                      <a:fillRect/>
+                    </a:stretch>
+                  </pic:blipFill>
+                  <pic:spPr>
+                    <a:xfrm>
+                      <a:off x="0" y="0"/>
+                      <a:ext cx="3971925" cy="2038350"/>
+                    </a:xfrm>
+                    <a:prstGeom prst="rect">
+                      <a:avLst/>
+                    </a:prstGeom>
+                  </pic:spPr>
+                </pic:pic>
+              </a:graphicData>
+            </a:graphic>
+          </wp:inline>
+        </w:drawing>
+      </w:r>
+    </w:p>
+    <w:p/>
+    <w:p>
+      <w:pPr>
+        <w:spacing w:after="160" w:line="276" w:lineRule="auto"/>
+        <w:jc w:val="both"/>
+      </w:pPr>
+    </w:p>
+    <w:p>
+      <w:pPr>
+        <w:rPr>
+          <w:b/>
+          <w:bCs/>
+        </w:rPr>
+      </w:pPr>
+      <w:r>
+        <w:rPr>
+          <w:b/>
+          <w:bCs/>
+        </w:rPr>
+        <w:t>Johanna Guiterez es Interface Engineer</w:t>
+      </w:r>
+    </w:p>
+    <w:p>
+      <w:pPr>
+        <w:rPr>
+          <w:b/>
+          <w:bCs/>
+        </w:rPr>
+      </w:pPr>
+      <w:r>
+        <w:rPr>
+          <w:b/>
+          <w:bCs/>
+        </w:rPr>
+        <w:t>¿Qué funcionalidades tiene la interfaz (Streamlit)?</w:t>
+      </w:r>
+    </w:p>
+    <w:p>
+      <w:r>
+        <w:t>La interfaz desarrollada en Streamlit permite al usuario interactuar con el agente de inteligencia artificial mediante tres módulos principales:</w:t>
+      </w:r>
+    </w:p>
+    <w:p>
+      <w:pPr>
+        <w:rPr>
+          <w:b/>
+          <w:bCs/>
+        </w:rPr>
+      </w:pPr>
+      <w:r>
+        <w:rPr>
+          <w:b/>
+          <w:bCs/>
+        </w:rPr>
+        <w:t>Módulo 1 — Chat inteligente</w:t>
+      </w:r>
+    </w:p>
+    <w:p>
+      <w:pPr>
+        <w:rPr>
+          <w:b/>
+          <w:bCs/>
+        </w:rPr>
+      </w:pPr>
+      <w:r>
+        <w:rPr>
+          <w:b/>
+          <w:bCs/>
+        </w:rPr>
+        <w:t>Permite al usuario:</w:t>
+      </w:r>
+    </w:p>
+    <w:p>
+      <w:pPr>
+        <w:numPr>
+          <w:ilvl w:val="0"/>
+          <w:numId w:val="6"/>
+        </w:numPr>
+        <w:spacing w:after="160" w:line="278" w:lineRule="auto"/>
+      </w:pPr>
+      <w:r>
+        <w:t xml:space="preserve">cargar un dataset CSV </w:t>
+      </w:r>
+    </w:p>
+    <w:p>
+      <w:pPr>
+        <w:numPr>
+          <w:ilvl w:val="0"/>
+          <w:numId w:val="6"/>
+        </w:numPr>
+        <w:spacing w:after="160" w:line="278" w:lineRule="auto"/>
+      </w:pPr>
+      <w:r>
+        <w:t xml:space="preserve">consultar empleados mediante lenguaje natural </w:t>
+      </w:r>
+    </w:p>
+    <w:p>
+      <w:pPr>
+        <w:numPr>
+          <w:ilvl w:val="0"/>
+          <w:numId w:val="6"/>
+        </w:numPr>
+        <w:spacing w:after="160" w:line="278" w:lineRule="auto"/>
+      </w:pPr>
+      <w:r>
+        <w:t xml:space="preserve">solicitar análisis predictivo individual </w:t>
+      </w:r>
+    </w:p>
+    <w:p>
+      <w:pPr>
+        <w:numPr>
+          <w:ilvl w:val="0"/>
+          <w:numId w:val="6"/>
+        </w:numPr>
+        <w:spacing w:after="160" w:line="278" w:lineRule="auto"/>
+      </w:pPr>
+      <w:r>
+        <w:t xml:space="preserve">recibir recomendaciones automáticas </w:t>
+      </w:r>
+    </w:p>
+    <w:p>
+      <w:pPr>
+        <w:rPr>
+          <w:b/>
+          <w:bCs/>
+        </w:rPr>
+      </w:pPr>
+      <w:r>
+        <w:rPr>
+          <w:b/>
+          <w:bCs/>
+        </w:rPr>
+        <w:t>Ejemplo:</w:t>
+      </w:r>
+    </w:p>
+    <w:p>
+      <w:r>
+        <w:t>analiza EMP001</w:t>
+      </w:r>
+    </w:p>
+    <w:p>
+      <w:pPr>
+        <w:rPr>
+          <w:b/>
+          <w:bCs/>
+        </w:rPr>
+      </w:pPr>
+      <w:r>
+        <w:rPr>
+          <w:b/>
+          <w:bCs/>
+        </w:rPr>
+        <w:t>El agente responde con:</w:t>
+      </w:r>
+    </w:p>
+    <w:p>
+      <w:pPr>
+        <w:numPr>
+          <w:ilvl w:val="0"/>
+          <w:numId w:val="7"/>
+        </w:numPr>
+        <w:spacing w:after="160" w:line="278" w:lineRule="auto"/>
+      </w:pPr>
+      <w:r>
+        <w:lastRenderedPageBreak/>
+        <w:t xml:space="preserve">probabilidad de abandono </w:t>
+      </w:r>
+    </w:p>
+    <w:p>
+      <w:pPr>
+        <w:numPr>
+          <w:ilvl w:val="0"/>
+          <w:numId w:val="7"/>
+        </w:numPr>
+        <w:spacing w:after="160" w:line="278" w:lineRule="auto"/>
+      </w:pPr>
+      <w:r>
+        <w:t xml:space="preserve">nivel de riesgo </w:t>
+      </w:r>
+    </w:p>
+    <w:p>
+      <w:pPr>
+        <w:numPr>
+          <w:ilvl w:val="0"/>
+          <w:numId w:val="7"/>
+        </w:numPr>
+        <w:spacing w:after="160" w:line="278" w:lineRule="auto"/>
+      </w:pPr>
+      <w:r>
+        <w:t xml:space="preserve">recomendación </w:t>
+      </w:r>
+    </w:p>
+    <w:p>
+      <w:pPr>
+        <w:rPr>
+          <w:b/>
+          <w:bCs/>
+        </w:rPr>
+      </w:pPr>
+      <w:r>
+        <w:rPr>
+          <w:b/>
+          <w:bCs/>
+          <w:noProof/>
+        </w:rPr>
+      </w:r>
+      <w:r>
+        <w:rPr>
+          <w:b/>
+          <w:bCs/>
+          <w:noProof/>
+        </w:rPr>
+        <w:pict w14:anchorId="18F4840D">
+          <v:rect id="_x0000_i1034" alt="" style="width:425.2pt;height:.05pt;mso-width-percent:0;mso-height-percent:0;mso-width-percent:0;mso-height-percent:0" o:hralign="center" o:hrstd="t" o:hr="t" fillcolor="#a0a0a0" stroked="f"/>
+        </w:pict>
+      </w:r>
+    </w:p>
+    <w:p>
+      <w:pPr>
+        <w:rPr>
+          <w:b/>
+          <w:bCs/>
+        </w:rPr>
+      </w:pPr>
+      <w:r>
+        <w:rPr>
+          <w:b/>
+          <w:bCs/>
+        </w:rPr>
+        <w:t>Módulo 2 — Análisis por empleado</w:t>
+      </w:r>
+    </w:p>
+    <w:p>
+      <w:r>
+        <w:t>Permite:</w:t>
+      </w:r>
+    </w:p>
+    <w:p>
+      <w:pPr>
+        <w:numPr>
+          <w:ilvl w:val="0"/>
+          <w:numId w:val="8"/>
+        </w:numPr>
+        <w:spacing w:after="160" w:line="278" w:lineRule="auto"/>
+      </w:pPr>
+      <w:r>
+        <w:t xml:space="preserve">seleccionar empleados desde una lista </w:t>
+      </w:r>
+    </w:p>
+    <w:p>
+      <w:pPr>
+        <w:numPr>
+          <w:ilvl w:val="0"/>
+          <w:numId w:val="8"/>
+        </w:numPr>
+        <w:spacing w:after="160" w:line="278" w:lineRule="auto"/>
+      </w:pPr>
+      <w:r>
+        <w:t xml:space="preserve">visualizar variables relevantes del modelo </w:t>
+      </w:r>
+    </w:p>
+    <w:p>
+      <w:pPr>
+        <w:numPr>
+          <w:ilvl w:val="0"/>
+          <w:numId w:val="8"/>
+        </w:numPr>
+        <w:spacing w:after="160" w:line="278" w:lineRule="auto"/>
+      </w:pPr>
+      <w:r>
+        <w:t xml:space="preserve">ejecutar predicción manual </w:t>
+      </w:r>
+    </w:p>
+    <w:p>
+      <w:pPr>
+        <w:numPr>
+          <w:ilvl w:val="0"/>
+          <w:numId w:val="8"/>
+        </w:numPr>
+        <w:spacing w:after="160" w:line="278" w:lineRule="auto"/>
+      </w:pPr>
+      <w:r>
+        <w:t xml:space="preserve">mostrar resultado estructurado </w:t>
+      </w:r>
+    </w:p>
+    <w:p>
+      <w:r>
+        <w:t>Incluye:</w:t>
+      </w:r>
+    </w:p>
+    <w:p>
+      <w:r>
+        <w:t>perfil empleado</w:t>
+      </w:r>
+      <w:r>
+        <w:br/>
+        <w:t>variables laborales</w:t>
+      </w:r>
+      <w:r>
+        <w:br/>
+        <w:t>comentarios del empleado</w:t>
+      </w:r>
+      <w:r>
+        <w:br/>
+        <w:t>resultado predictivo</w:t>
+      </w:r>
+    </w:p>
+    <w:p>
+      <w:pPr>
+        <w:rPr>
+          <w:b/>
+          <w:bCs/>
+        </w:rPr>
+      </w:pPr>
+      <w:r>
+        <w:rPr>
+          <w:b/>
+          <w:bCs/>
+          <w:noProof/>
+        </w:rPr>
+      </w:r>
+      <w:r>
+        <w:rPr>
+          <w:b/>
+          <w:bCs/>
+          <w:noProof/>
+        </w:rPr>
+        <w:pict w14:anchorId="3751D2FE">
+          <v:rect id="_x0000_i1035" alt="" style="width:425.2pt;height:.05pt;mso-width-percent:0;mso-height-percent:0;mso-width-percent:0;mso-height-percent:0" o:hralign="center" o:hrstd="t" o:hr="t" fillcolor="#a0a0a0" stroked="f"/>
+        </w:pict>
+      </w:r>
+    </w:p>
+    <w:p>
+      <w:pPr>
+        <w:rPr>
+          <w:b/>
+          <w:bCs/>
+        </w:rPr>
+      </w:pPr>
+      <w:r>
+        <w:rPr>
+          <w:b/>
+          <w:bCs/>
+        </w:rPr>
+        <w:t>Módulo 3 — Historial del agente</w:t>
+      </w:r>
+    </w:p>
+    <w:p>
+      <w:r>
+        <w:t>Permite:</w:t>
+      </w:r>
+    </w:p>
+    <w:p>
+      <w:pPr>
+        <w:numPr>
+          <w:ilvl w:val="0"/>
+          <w:numId w:val="9"/>
+        </w:numPr>
+        <w:spacing w:after="160" w:line="278" w:lineRule="auto"/>
+      </w:pPr>
+      <w:r>
+        <w:t xml:space="preserve">visualizar predicciones realizadas </w:t>
+      </w:r>
+    </w:p>
+    <w:p>
+      <w:pPr>
+        <w:numPr>
+          <w:ilvl w:val="0"/>
+          <w:numId w:val="9"/>
+        </w:numPr>
+        <w:spacing w:after="160" w:line="278" w:lineRule="auto"/>
+      </w:pPr>
+      <w:r>
+        <w:t xml:space="preserve">monitorear niveles de riesgo detectados </w:t>
+      </w:r>
+    </w:p>
+    <w:p>
+      <w:pPr>
+        <w:numPr>
+          <w:ilvl w:val="0"/>
+          <w:numId w:val="9"/>
+        </w:numPr>
+        <w:spacing w:after="160" w:line="278" w:lineRule="auto"/>
+      </w:pPr>
+      <w:r>
+        <w:t xml:space="preserve">consultar registros anteriores del sistema </w:t>
+      </w:r>
+    </w:p>
+    <w:p>
+      <w:pPr>
+        <w:numPr>
+          <w:ilvl w:val="0"/>
+          <w:numId w:val="9"/>
+        </w:numPr>
+        <w:spacing w:after="160" w:line="278" w:lineRule="auto"/>
+      </w:pPr>
+      <w:r>
+        <w:t xml:space="preserve">analizar distribución del riesgo </w:t>
+      </w:r>
+    </w:p>
+    <w:p>
+      <w:r>
+        <w:t>Este módulo funciona como memoria del agente.</w:t>
+      </w:r>
+    </w:p>
+    <w:p/>
+    <w:p>
+      <w:pPr>
+        <w:rPr>
+          <w:b/>
+          <w:bCs/>
+        </w:rPr>
+      </w:pPr>
+      <w:r>
+        <w:rPr>
+          <w:b/>
+          <w:bCs/>
+        </w:rPr>
+        <w:t>Pantallas principales</w:t>
+      </w:r>
+    </w:p>
+    <w:p>
+      <w:pPr>
+        <w:rPr>
+          <w:b/>
+          <w:bCs/>
+        </w:rPr>
+      </w:pPr>
+      <w:r>
+        <w:rPr>
+          <w:b/>
+          <w:bCs/>
+        </w:rPr>
+        <w:t>Pantalla inicial – chat bot</w:t>
+      </w:r>
+    </w:p>
+    <w:p>
+      <w:pPr>
+        <w:keepNext/>
+      </w:pPr>
+      <w:r>
+        <w:rPr>
+          <w:b/>
+          <w:bCs/>
+          <w:noProof/>
+        </w:rPr>
+        <w:lastRenderedPageBreak/>
+        <w:drawing>
+          <wp:inline distT="0" distB="0" distL="0" distR="0" wp14:anchorId="0CF677DA" wp14:editId="6660AFD9">
+            <wp:extent cx="5943600" cy="2749550"/>
+            <wp:effectExtent l="0" t="0" r="0" b="0"/>
+            <wp:docPr id="459097747" name="Picture 1" descr="Figura 1 — Vista general de la interfaz del sistema"/>
+            <wp:cNvGraphicFramePr>
+              <a:graphicFrameLocks xmlns:a="http://schemas.openxmlformats.org/drawingml/2006/main" noChangeAspect="1"/>
+            </wp:cNvGraphicFramePr>
+            <a:graphic xmlns:a="http://schemas.openxmlformats.org/drawingml/2006/main">
+              <a:graphicData uri="http://schemas.openxmlformats.org/drawingml/2006/picture">
+                <pic:pic xmlns:pic="http://schemas.openxmlformats.org/drawingml/2006/picture">
+                  <pic:nvPicPr>
+                    <pic:cNvPr id="459097747" name="Picture 1" descr="Figura 1 — Vista general de la interfaz del sistema"/>
+                    <pic:cNvPicPr/>
+                  </pic:nvPicPr>
+                  <pic:blipFill>
+                    <a:blip r:embed="rId27"/>
+                    <a:stretch>
+                      <a:fillRect/>
+                    </a:stretch>
+                  </pic:blipFill>
+                  <pic:spPr>
+                    <a:xfrm>
+                      <a:off x="0" y="0"/>
+                      <a:ext cx="5943600" cy="2749550"/>
+                    </a:xfrm>
+                    <a:prstGeom prst="rect">
+                      <a:avLst/>
+                    </a:prstGeom>
+                  </pic:spPr>
+                </pic:pic>
+              </a:graphicData>
+            </a:graphic>
+          </wp:inline>
+        </w:drawing>
+      </w:r>
+    </w:p>
+    <w:p>
+      <w:pPr>
+        <w:pStyle w:val="Descripcin"/>
+        <w:rPr>
+          <w:b/>
+          <w:bCs/>
+          <w:lang w:val="es-EC"/>
+        </w:rPr>
+      </w:pPr>
+      <w:r>
+        <w:rPr>
+          <w:lang w:val="es-EC"/>
+        </w:rPr>
+        <w:t xml:space="preserve">Figure </w:t>
+      </w:r>
+      <w:r>
+        <w:fldChar w:fldCharType="begin"/>
+      </w:r>
+      <w:r>
+        <w:rPr>
+          <w:lang w:val="es-EC"/>
+        </w:rPr>
+        <w:instrText xml:space="preserve"> SEQ Figure \* ARABIC </w:instrText>
+      </w:r>
+      <w:r>
+        <w:fldChar w:fldCharType="separate"/>
+      </w:r>
+      <w:r>
+        <w:rPr>
+          <w:noProof/>
+          <w:lang w:val="es-EC"/>
+        </w:rPr>
+        <w:t>1</w:t>
+      </w:r>
+      <w:r>
+        <w:fldChar w:fldCharType="end"/>
+      </w:r>
+      <w:r>
+        <w:rPr>
+          <w:lang w:val="es-EC"/>
+        </w:rPr>
+        <w:t>— Vista general de la interfaz del sistema</w:t>
+      </w:r>
+    </w:p>
+    <w:p>
+      <w:pPr>
+        <w:rPr>
+          <w:b/>
+          <w:bCs/>
+        </w:rPr>
+      </w:pPr>
+      <w:r>
+        <w:rPr>
+          <w:b/>
+          <w:bCs/>
+        </w:rPr>
+        <w:t>Pantalla de análisis por emp</w:t>
+      </w:r>
+      <w:r>
+        <w:rPr>
+          <w:b/>
+          <w:bCs/>
+        </w:rPr>
+        <w:t xml:space="preserve">leado </w:t>
+      </w:r>
+    </w:p>
+    <w:p>
+      <w:pPr>
+        <w:keepNext/>
+      </w:pPr>
+      <w:r>
+        <w:rPr>
+          <w:b/>
+          <w:bCs/>
+          <w:noProof/>
+        </w:rPr>
+        <w:drawing>
+          <wp:inline distT="0" distB="0" distL="0" distR="0" wp14:anchorId="264706E1" wp14:editId="7A24C2DB">
+            <wp:extent cx="5943600" cy="2658110"/>
+            <wp:effectExtent l="0" t="0" r="0" b="8890"/>
+            <wp:docPr id="1953618781" name="Picture 1" descr="Interfaz de usuario gráfica, Texto, Aplicación, Correo electrónico&#10;&#10;El contenido generado por IA puede ser incorrecto."/>
+            <wp:cNvGraphicFramePr>
+              <a:graphicFrameLocks xmlns:a="http://schemas.openxmlformats.org/drawingml/2006/main" noChangeAspect="1"/>
+            </wp:cNvGraphicFramePr>
+            <a:graphic xmlns:a="http://schemas.openxmlformats.org/drawingml/2006/main">
+              <a:graphicData uri="http://schemas.openxmlformats.org/drawingml/2006/picture">
+                <pic:pic xmlns:pic="http://schemas.openxmlformats.org/drawingml/2006/picture">
+                  <pic:nvPicPr>
+                    <pic:cNvPr id="1953618781" name="Picture 1" descr="Interfaz de usuario gráfica, Texto, Aplicación, Correo electrónico&#10;&#10;El contenido generado por IA puede ser incorrecto."/>
+                    <pic:cNvPicPr/>
+                  </pic:nvPicPr>
+                  <pic:blipFill>
+                    <a:blip r:embed="rId28"/>
+                    <a:stretch>
+                      <a:fillRect/>
+                    </a:stretch>
+                  </pic:blipFill>
+                  <pic:spPr>
+                    <a:xfrm>
+                      <a:off x="0" y="0"/>
+                      <a:ext cx="5943600" cy="2658110"/>
+                    </a:xfrm>
+                    <a:prstGeom prst="rect">
+                      <a:avLst/>
+                    </a:prstGeom>
+                  </pic:spPr>
+                </pic:pic>
+              </a:graphicData>
+            </a:graphic>
+          </wp:inline>
+        </w:drawing>
+      </w:r>
+    </w:p>
+    <w:p>
+      <w:pPr>
+        <w:pStyle w:val="Descripcin"/>
+        <w:rPr>
+          <w:b/>
+          <w:bCs/>
+          <w:lang w:val="es-EC"/>
+        </w:rPr>
+      </w:pPr>
+      <w:r>
+        <w:t xml:space="preserve">Figure </w:t>
+      </w:r>
+      <w:r>
+        <w:fldChar w:fldCharType="begin"/>
+      </w:r>
+      <w:r>
+        <w:instrText xml:space="preserve"> SEQ Figure \* ARABIC </w:instrText>
+      </w:r>
+      <w:r>
+        <w:fldChar w:fldCharType="separate"/>
+      </w:r>
+      <w:r>
+        <w:rPr>
+          <w:noProof/>
+        </w:rPr>
+        <w:t>2</w:t>
+      </w:r>
+      <w:r>
+        <w:rPr>
+          <w:noProof/>
+        </w:rPr>
+        <w:fldChar w:fldCharType="end"/>
+      </w:r>
+      <w:r>
+        <w:rPr>
+          <w:lang w:val="es-EC"/>
+        </w:rPr>
+        <w:t xml:space="preserve"> -- Análisis por empleado</w:t>
+      </w:r>
+    </w:p>
+    <w:p>
+      <w:pPr>
+        <w:rPr>
+          <w:b/>
+          <w:bCs/>
+        </w:rPr>
+      </w:pPr>
+      <w:r>
+        <w:rPr>
+          <w:b/>
+          <w:bCs/>
+        </w:rPr>
+        <w:t xml:space="preserve">Historial </w:t>
+      </w:r>
+    </w:p>
+    <w:p>
+      <w:pPr>
+        <w:keepNext/>
+      </w:pPr>
+      <w:r>
+        <w:rPr>
+          <w:noProof/>
+        </w:rPr>
+        <w:lastRenderedPageBreak/>
+        <w:drawing>
+          <wp:inline distT="0" distB="0" distL="0" distR="0" wp14:anchorId="571F57FA" wp14:editId="6F54416B">
+            <wp:extent cx="5943600" cy="1887220"/>
+            <wp:effectExtent l="0" t="0" r="0" b="0"/>
+            <wp:docPr id="1579909527" name="Picture 1" descr="Interfaz de usuario gráfica&#10;&#10;El contenido generado por IA puede ser incorrecto."/>
+            <wp:cNvGraphicFramePr>
+              <a:graphicFrameLocks xmlns:a="http://schemas.openxmlformats.org/drawingml/2006/main" noChangeAspect="1"/>
+            </wp:cNvGraphicFramePr>
+            <a:graphic xmlns:a="http://schemas.openxmlformats.org/drawingml/2006/main">
+              <a:graphicData uri="http://schemas.openxmlformats.org/drawingml/2006/picture">
+                <pic:pic xmlns:pic="http://schemas.openxmlformats.org/drawingml/2006/picture">
+                  <pic:nvPicPr>
+                    <pic:cNvPr id="1579909527" name="Picture 1" descr="Interfaz de usuario gráfica&#10;&#10;El contenido generado por IA puede ser incorrecto."/>
+                    <pic:cNvPicPr/>
+                  </pic:nvPicPr>
+                  <pic:blipFill>
+                    <a:blip r:embed="rId29"/>
+                    <a:stretch>
+                      <a:fillRect/>
+                    </a:stretch>
+                  </pic:blipFill>
+                  <pic:spPr>
+                    <a:xfrm>
+                      <a:off x="0" y="0"/>
+                      <a:ext cx="5943600" cy="1887220"/>
+                    </a:xfrm>
+                    <a:prstGeom prst="rect">
+                      <a:avLst/>
+                    </a:prstGeom>
+                  </pic:spPr>
+                </pic:pic>
+              </a:graphicData>
+            </a:graphic>
+          </wp:inline>
+        </w:drawing>
+      </w:r>
+    </w:p>
+    <w:p>
+      <w:pPr>
+        <w:pStyle w:val="Descripcin"/>
+        <w:rPr>
+          <w:lang w:val="es-EC"/>
+        </w:rPr>
+      </w:pPr>
+      <w:r>
+        <w:rPr>
+          <w:lang w:val="es-EC"/>
+        </w:rPr>
+        <w:t xml:space="preserve">Figure </w:t>
+      </w:r>
+      <w:r>
+        <w:fldChar w:fldCharType="begin"/>
+      </w:r>
+      <w:r>
+        <w:rPr>
+          <w:lang w:val="es-EC"/>
+        </w:rPr>
+        <w:instrText xml:space="preserve"> SEQ Figure \* ARABIC </w:instrText>
+      </w:r>
+      <w:r>
+        <w:fldChar w:fldCharType="separate"/>
+      </w:r>
+      <w:r>
+        <w:rPr>
+          <w:noProof/>
+          <w:lang w:val="es-EC"/>
+        </w:rPr>
+        <w:t>3</w:t>
+      </w:r>
+      <w:r>
+        <w:fldChar w:fldCharType="end"/>
+      </w:r>
+      <w:r>
+        <w:rPr>
+          <w:lang w:val="es-EC"/>
+        </w:rPr>
+        <w:t xml:space="preserve"> -- Historial de empleados consultados</w:t>
+      </w:r>
+    </w:p>
+    <w:p>
+      <w:pPr>
+        <w:rPr>
+          <w:b/>
+          <w:bCs/>
+        </w:rPr>
+      </w:pPr>
+      <w:r>
+        <w:rPr>
+          <w:b/>
+          <w:bCs/>
+        </w:rPr>
+        <w:t>¿Cómo el usuario carga el archivo CSV?</w:t>
+      </w:r>
+    </w:p>
+    <w:p>
+      <w:r>
+        <w:t>El usuario carga el dataset mediante el componente:</w:t>
+      </w:r>
+    </w:p>
+    <w:p>
+      <w:r>
+        <w:t>st.file_uploader()</w:t>
+      </w:r>
+    </w:p>
+    <w:p>
+      <w:r>
+        <w:t>ubicado en:</w:t>
+      </w:r>
+    </w:p>
+    <w:p>
+      <w:pPr>
+        <w:numPr>
+          <w:ilvl w:val="0"/>
+          <w:numId w:val="10"/>
+        </w:numPr>
+        <w:spacing w:after="160" w:line="278" w:lineRule="auto"/>
+      </w:pPr>
+      <w:r>
+        <w:t xml:space="preserve">módulo Chat IA </w:t>
+      </w:r>
+    </w:p>
+    <w:p>
+      <w:pPr>
+        <w:numPr>
+          <w:ilvl w:val="0"/>
+          <w:numId w:val="10"/>
+        </w:numPr>
+        <w:spacing w:after="160" w:line="278" w:lineRule="auto"/>
+      </w:pPr>
+      <w:r>
+        <w:t xml:space="preserve">módulo Análisis por empleado </w:t>
+      </w:r>
+    </w:p>
+    <w:p>
+      <w:r>
+        <w:t>Proceso:</w:t>
+      </w:r>
+    </w:p>
+    <w:p>
+      <w:r>
+        <w:t>usuario selecciona archivo CSV</w:t>
+      </w:r>
+      <w:r>
+        <w:br/>
+        <w:t>↓</w:t>
+      </w:r>
+      <w:r>
+        <w:br/>
+        <w:t>la interfaz valida columnas necesarias</w:t>
+      </w:r>
+      <w:r>
+        <w:br/>
+        <w:t>↓</w:t>
+      </w:r>
+      <w:r>
+        <w:br/>
+        <w:t>si el dataset es válido se habilita el análisis</w:t>
+      </w:r>
+      <w:r>
+        <w:br/>
+        <w:t>↓</w:t>
+      </w:r>
+      <w:r>
+        <w:br/>
+        <w:t>si faltan columnas se muestra error controlado</w:t>
+      </w:r>
+    </w:p>
+    <w:p>
+      <w:r>
+        <w:t>Esto garantiza:</w:t>
+      </w:r>
+    </w:p>
+    <w:p>
+      <w:r>
+        <w:t>integridad de datos</w:t>
+      </w:r>
+      <w:r>
+        <w:br/>
+        <w:t>estabilidad del sistema</w:t>
+      </w:r>
+      <w:r>
+        <w:br/>
+        <w:t>prevención de errores de ejecución</w:t>
+      </w:r>
+    </w:p>
+    <w:p>
+      <w:r>
+        <w:rPr>
+          <w:noProof/>
+        </w:rPr>
+      </w:r>
+      <w:r>
+        <w:rPr>
+          <w:noProof/>
+        </w:rPr>
+        <w:pict w14:anchorId="6AC9E58B">
+          <v:rect id="_x0000_i1036" alt="" style="width:425.2pt;height:.05pt;mso-width-percent:0;mso-height-percent:0;mso-width-percent:0;mso-height-percent:0" o:hralign="center" o:hrstd="t" o:hr="t" fillcolor="#a0a0a0" stroked="f"/>
+        </w:pict>
+      </w:r>
+    </w:p>
+    <w:p>
+      <w:r>
+        <w:rPr>
+          <w:rFonts w:ascii="Segoe UI Emoji" w:hAnsi="Segoe UI Emoji" w:cs="Segoe UI Emoji"/>
+        </w:rPr>
+        <w:t>📸</w:t>
+      </w:r>
+      <w:r>
+        <w:t xml:space="preserve"> </w:t>
+      </w:r>
+      <w:r>
+        <w:rPr>
+          <w:b/>
+          <w:bCs/>
+        </w:rPr>
+        <w:t>Captura que debes colocar aquí</w:t>
+      </w:r>
+    </w:p>
+    <w:p>
+      <w:r>
+        <w:t>Pantalla mostrando:</w:t>
+      </w:r>
+    </w:p>
+    <w:p>
+      <w:pPr>
+        <w:keepNext/>
+      </w:pPr>
+      <w:r>
+        <w:rPr>
+          <w:noProof/>
+        </w:rPr>
+        <w:lastRenderedPageBreak/>
+        <w:drawing>
+          <wp:inline distT="0" distB="0" distL="0" distR="0" wp14:anchorId="3B68CDD4" wp14:editId="3EAD1DA0">
+            <wp:extent cx="5943600" cy="2610485"/>
+            <wp:effectExtent l="0" t="0" r="0" b="0"/>
+            <wp:docPr id="361768862" name="Picture 1"/>
+            <wp:cNvGraphicFramePr>
+              <a:graphicFrameLocks xmlns:a="http://schemas.openxmlformats.org/drawingml/2006/main" noChangeAspect="1"/>
+            </wp:cNvGraphicFramePr>
+            <a:graphic xmlns:a="http://schemas.openxmlformats.org/drawingml/2006/main">
+              <a:graphicData uri="http://schemas.openxmlformats.org/drawingml/2006/picture">
+                <pic:pic xmlns:pic="http://schemas.openxmlformats.org/drawingml/2006/picture">
+                  <pic:nvPicPr>
+                    <pic:cNvPr id="361768862" name=""/>
+                    <pic:cNvPicPr/>
+                  </pic:nvPicPr>
+                  <pic:blipFill>
+                    <a:blip r:embed="rId30"/>
+                    <a:stretch>
+                      <a:fillRect/>
+                    </a:stretch>
+                  </pic:blipFill>
+                  <pic:spPr>
+                    <a:xfrm>
+                      <a:off x="0" y="0"/>
+                      <a:ext cx="5943600" cy="2610485"/>
+                    </a:xfrm>
+                    <a:prstGeom prst="rect">
+                      <a:avLst/>
+                    </a:prstGeom>
+                  </pic:spPr>
+                </pic:pic>
+              </a:graphicData>
+            </a:graphic>
+          </wp:inline>
+        </w:drawing>
+      </w:r>
+    </w:p>
+    <w:p>
+      <w:pPr>
+        <w:pStyle w:val="Descripcin"/>
+        <w:rPr>
+          <w:lang w:val="es-EC"/>
+        </w:rPr>
+      </w:pPr>
+      <w:r>
+        <w:t xml:space="preserve">Figure </w:t>
+      </w:r>
+      <w:r>
+        <w:fldChar w:fldCharType="begin"/>
+      </w:r>
+      <w:r>
+        <w:instrText xml:space="preserve"> SEQ Figure \* ARABIC </w:instrText>
+      </w:r>
+      <w:r>
+        <w:fldChar w:fldCharType="separate"/>
+      </w:r>
+      <w:r>
+        <w:rPr>
+          <w:noProof/>
+        </w:rPr>
+        <w:t>4</w:t>
+      </w:r>
+      <w:r>
+        <w:rPr>
+          <w:noProof/>
+        </w:rPr>
+        <w:fldChar w:fldCharType="end"/>
+      </w:r>
+      <w:r>
+        <w:rPr>
+          <w:lang w:val="es-EC"/>
+        </w:rPr>
+        <w:t xml:space="preserve"> Carga de data</w:t>
+      </w:r>
+    </w:p>
+    <w:p>
+      <w:pPr>
+        <w:keepNext/>
+      </w:pPr>
+      <w:r>
+        <w:rPr>
+          <w:noProof/>
+        </w:rPr>
+        <w:drawing>
+          <wp:inline distT="0" distB="0" distL="0" distR="0" wp14:anchorId="12565447" wp14:editId="0E5E9B70">
+            <wp:extent cx="5943600" cy="3238500"/>
+            <wp:effectExtent l="0" t="0" r="0" b="0"/>
+            <wp:docPr id="1681190782" name="Picture 1" descr="Interfaz de usuario gráfica, Aplicación, Teams&#10;&#10;El contenido generado por IA puede ser incorrecto."/>
+            <wp:cNvGraphicFramePr>
+              <a:graphicFrameLocks xmlns:a="http://schemas.openxmlformats.org/drawingml/2006/main" noChangeAspect="1"/>
+            </wp:cNvGraphicFramePr>
+            <a:graphic xmlns:a="http://schemas.openxmlformats.org/drawingml/2006/main">
+              <a:graphicData uri="http://schemas.openxmlformats.org/drawingml/2006/picture">
+                <pic:pic xmlns:pic="http://schemas.openxmlformats.org/drawingml/2006/picture">
+                  <pic:nvPicPr>
+                    <pic:cNvPr id="1681190782" name="Picture 1" descr="Interfaz de usuario gráfica, Aplicación, Teams&#10;&#10;El contenido generado por IA puede ser incorrecto."/>
+                    <pic:cNvPicPr/>
+                  </pic:nvPicPr>
+                  <pic:blipFill>
+                    <a:blip r:embed="rId31"/>
+                    <a:stretch>
+                      <a:fillRect/>
+                    </a:stretch>
+                  </pic:blipFill>
+                  <pic:spPr>
+                    <a:xfrm>
+                      <a:off x="0" y="0"/>
+                      <a:ext cx="5943600" cy="3238500"/>
+                    </a:xfrm>
+                    <a:prstGeom prst="rect">
+                      <a:avLst/>
+                    </a:prstGeom>
+                  </pic:spPr>
+                </pic:pic>
+              </a:graphicData>
+            </a:graphic>
+          </wp:inline>
+        </w:drawing>
+      </w:r>
+    </w:p>
+    <w:p>
+      <w:pPr>
+        <w:pStyle w:val="Descripcin"/>
+        <w:rPr>
+          <w:lang w:val="es-EC"/>
+        </w:rPr>
+      </w:pPr>
+      <w:r>
+        <w:rPr>
+          <w:lang w:val="es-EC"/>
+        </w:rPr>
+        <w:t xml:space="preserve">Figure </w:t>
+      </w:r>
+      <w:r>
+        <w:fldChar w:fldCharType="begin"/>
+      </w:r>
+      <w:r>
+        <w:rPr>
+          <w:lang w:val="es-EC"/>
+        </w:rPr>
+        <w:instrText xml:space="preserve"> SEQ Figure \* ARABIC </w:instrText>
+      </w:r>
+      <w:r>
+        <w:fldChar w:fldCharType="separate"/>
+      </w:r>
+      <w:r>
+        <w:rPr>
+          <w:noProof/>
+          <w:lang w:val="es-EC"/>
+        </w:rPr>
+        <w:t>5</w:t>
+      </w:r>
+      <w:r>
+        <w:fldChar w:fldCharType="end"/>
+      </w:r>
+      <w:r>
+        <w:rPr>
+          <w:lang w:val="es-EC"/>
+        </w:rPr>
+        <w:t xml:space="preserve"> </w:t>
+      </w:r>
+      <w:r>
+        <w:rPr>
+          <w:lang w:val="es-EC"/>
+        </w:rPr>
+        <w:t>Carga del dataset en la interfaz</w:t>
+      </w:r>
+      <w:r>
+        <w:rPr>
+          <w:lang w:val="es-EC"/>
+        </w:rPr>
+        <w:t xml:space="preserve"> correctamente</w:t>
+      </w:r>
+    </w:p>
+    <w:p/>
+    <w:p>
+      <w:pPr>
+        <w:rPr>
+          <w:b/>
+          <w:bCs/>
+        </w:rPr>
+      </w:pPr>
+      <w:r>
+        <w:rPr>
+          <w:b/>
+          <w:bCs/>
+        </w:rPr>
+        <w:t>¿Qué resultados se muestran al usuario?</w:t>
+      </w:r>
+    </w:p>
+    <w:p>
+      <w:r>
+        <w:t>La interfaz muestra resultados en tres niveles:</w:t>
+      </w:r>
+    </w:p>
+    <w:p>
+      <w:r>
+        <w:rPr>
+          <w:noProof/>
+        </w:rPr>
+      </w:r>
+      <w:r>
+        <w:rPr>
+          <w:noProof/>
+        </w:rPr>
+        <w:pict w14:anchorId="35A6EA7E">
+          <v:rect id="_x0000_i1037" alt="" style="width:425.2pt;height:.05pt;mso-width-percent:0;mso-height-percent:0;mso-width-percent:0;mso-height-percent:0" o:hralign="center" o:hrstd="t" o:hr="t" fillcolor="#a0a0a0" stroked="f"/>
+        </w:pict>
+      </w:r>
+    </w:p>
+    <w:p>
+      <w:pPr>
+        <w:rPr>
+          <w:b/>
+          <w:bCs/>
+        </w:rPr>
+      </w:pPr>
+      <w:r>
+        <w:rPr>
+          <w:b/>
+          <w:bCs/>
+        </w:rPr>
+        <w:t>Nivel 1 — Resultado predictivo</w:t>
+      </w:r>
+    </w:p>
+    <w:p>
+      <w:r>
+        <w:t>Incluye:</w:t>
+      </w:r>
+    </w:p>
+    <w:p>
+      <w:r>
+        <w:t>probabilidad abandono</w:t>
+      </w:r>
+      <w:r>
+        <w:br/>
+        <w:t>nivel riesgo (alto / medio / bajo)</w:t>
+      </w:r>
+    </w:p>
+    <w:p>
+      <w:r>
+        <w:t>Ejemplo:</w:t>
+      </w:r>
+    </w:p>
+    <w:p>
+      <w:r>
+        <w:t>Probabilidad abandono: 72%</w:t>
+      </w:r>
+      <w:r>
+        <w:br/>
+        <w:t>Nivel riesgo: ALTO</w:t>
+      </w:r>
+    </w:p>
+    <w:p>
+      <w:r>
+        <w:rPr>
+          <w:noProof/>
+        </w:rPr>
+        <w:lastRenderedPageBreak/>
+      </w:r>
+      <w:r>
+        <w:rPr>
+          <w:noProof/>
+        </w:rPr>
+        <w:pict w14:anchorId="19BBFE8D">
+          <v:rect id="_x0000_i1038" alt="" style="width:425.2pt;height:.05pt;mso-width-percent:0;mso-height-percent:0;mso-width-percent:0;mso-height-percent:0" o:hralign="center" o:hrstd="t" o:hr="t" fillcolor="#a0a0a0" stroked="f"/>
+        </w:pict>
+      </w:r>
+    </w:p>
+    <w:p>
+      <w:pPr>
+        <w:rPr>
+          <w:b/>
+          <w:bCs/>
+        </w:rPr>
+      </w:pPr>
+      <w:r>
+        <w:rPr>
+          <w:b/>
+          <w:bCs/>
+        </w:rPr>
+        <w:t>Nivel 2 — Recomendación automática</w:t>
+      </w:r>
+    </w:p>
+    <w:p>
+      <w:r>
+        <w:t>Generada por el agente:</w:t>
+      </w:r>
+    </w:p>
+    <w:p>
+      <w:r>
+        <w:t>Ejemplo:</w:t>
+      </w:r>
+    </w:p>
+    <w:p>
+      <w:r>
+        <w:t>Revisar carga laboral y salario</w:t>
+      </w:r>
+    </w:p>
+    <w:p>
+      <w:r>
+        <w:t>Permite:</w:t>
+      </w:r>
+    </w:p>
+    <w:p>
+      <w:r>
+        <w:t>acción preventiva por parte de RRHH</w:t>
+      </w:r>
+    </w:p>
+    <w:p>
+      <w:r>
+        <w:rPr>
+          <w:noProof/>
+        </w:rPr>
+      </w:r>
+      <w:r>
+        <w:rPr>
+          <w:noProof/>
+        </w:rPr>
+        <w:pict w14:anchorId="7CB6BA72">
+          <v:rect id="_x0000_i1039" alt="" style="width:425.2pt;height:.05pt;mso-width-percent:0;mso-height-percent:0;mso-width-percent:0;mso-height-percent:0" o:hralign="center" o:hrstd="t" o:hr="t" fillcolor="#a0a0a0" stroked="f"/>
+        </w:pict>
+      </w:r>
+    </w:p>
+    <w:p>
+      <w:pPr>
+        <w:rPr>
+          <w:b/>
+          <w:bCs/>
+        </w:rPr>
+      </w:pPr>
+      <w:r>
+        <w:rPr>
+          <w:b/>
+          <w:bCs/>
+        </w:rPr>
+        <w:t>Nivel 3 — Variables analizadas</w:t>
+      </w:r>
+    </w:p>
+    <w:p>
+      <w:r>
+        <w:t>Incluye:</w:t>
+      </w:r>
+    </w:p>
+    <w:p>
+      <w:r>
+        <w:t>horas trabajo</w:t>
+      </w:r>
+      <w:r>
+        <w:br/>
+        <w:t>satisfacción laboral</w:t>
+      </w:r>
+      <w:r>
+        <w:br/>
+        <w:t>balance vida-trabajo</w:t>
+      </w:r>
+      <w:r>
+        <w:br/>
+        <w:t>promociones</w:t>
+      </w:r>
+      <w:r>
+        <w:br/>
+        <w:t>comentarios empleado</w:t>
+      </w:r>
+    </w:p>
+    <w:p>
+      <w:r>
+        <w:t>Esto mejora:</w:t>
+      </w:r>
+    </w:p>
+    <w:p>
+      <w:r>
+        <w:t>interpretabilidad del modelo</w:t>
+      </w:r>
+    </w:p>
+    <w:p>
+      <w:pPr>
+        <w:keepNext/>
+      </w:pPr>
+      <w:r>
+        <w:rPr>
+          <w:noProof/>
+        </w:rPr>
+        <w:drawing>
+          <wp:inline distT="0" distB="0" distL="0" distR="0" wp14:anchorId="05928338" wp14:editId="5E7DCB03">
+            <wp:extent cx="5943600" cy="3394075"/>
+            <wp:effectExtent l="0" t="0" r="0" b="0"/>
+            <wp:docPr id="1599060062" name="Picture 1" descr="Interfaz de usuario gráfica, Aplicación, Teams&#10;&#10;El contenido generado por IA puede ser incorrecto."/>
+            <wp:cNvGraphicFramePr>
+              <a:graphicFrameLocks xmlns:a="http://schemas.openxmlformats.org/drawingml/2006/main" noChangeAspect="1"/>
+            </wp:cNvGraphicFramePr>
+            <a:graphic xmlns:a="http://schemas.openxmlformats.org/drawingml/2006/main">
+              <a:graphicData uri="http://schemas.openxmlformats.org/drawingml/2006/picture">
+                <pic:pic xmlns:pic="http://schemas.openxmlformats.org/drawingml/2006/picture">
+                  <pic:nvPicPr>
+                    <pic:cNvPr id="1599060062" name="Picture 1" descr="Interfaz de usuario gráfica, Aplicación, Teams&#10;&#10;El contenido generado por IA puede ser incorrecto."/>
+                    <pic:cNvPicPr/>
+                  </pic:nvPicPr>
+                  <pic:blipFill>
+                    <a:blip r:embed="rId32"/>
+                    <a:stretch>
+                      <a:fillRect/>
+                    </a:stretch>
+                  </pic:blipFill>
+                  <pic:spPr>
+                    <a:xfrm>
+                      <a:off x="0" y="0"/>
+                      <a:ext cx="5943600" cy="3394075"/>
+                    </a:xfrm>
+                    <a:prstGeom prst="rect">
+                      <a:avLst/>
+                    </a:prstGeom>
+                  </pic:spPr>
+                </pic:pic>
+              </a:graphicData>
+            </a:graphic>
+          </wp:inline>
+        </w:drawing>
+      </w:r>
+    </w:p>
+    <w:p>
+      <w:pPr>
+        <w:pStyle w:val="Descripcin"/>
+        <w:rPr>
+          <w:lang w:val="es-EC"/>
+        </w:rPr>
+      </w:pPr>
+      <w:r>
+        <w:rPr>
+          <w:lang w:val="es-EC"/>
+        </w:rPr>
+        <w:t xml:space="preserve">Figure </w:t>
+      </w:r>
+      <w:r>
+        <w:fldChar w:fldCharType="begin"/>
+      </w:r>
+      <w:r>
+        <w:rPr>
+          <w:lang w:val="es-EC"/>
+        </w:rPr>
+        <w:instrText xml:space="preserve"> SEQ Figure \* ARABIC </w:instrText>
+      </w:r>
+      <w:r>
+        <w:fldChar w:fldCharType="separate"/>
+      </w:r>
+      <w:r>
+        <w:rPr>
+          <w:noProof/>
+          <w:lang w:val="es-EC"/>
+        </w:rPr>
+        <w:t>6</w:t>
+      </w:r>
+      <w:r>
+        <w:fldChar w:fldCharType="end"/>
+      </w:r>
+      <w:r>
+        <w:rPr>
+          <w:lang w:val="es-EC"/>
+        </w:rPr>
+        <w:t xml:space="preserve"> Resultado del análisis predictivo del empleado</w:t>
+      </w:r>
+    </w:p>
+    <w:p/>
+    <w:p>
+      <w:r>
+        <w:rPr>
+          <w:noProof/>
+        </w:rPr>
+        <w:lastRenderedPageBreak/>
+        <w:drawing>
+          <wp:inline distT="0" distB="0" distL="0" distR="0" wp14:anchorId="5CB18C6E" wp14:editId="1AE21C31">
+            <wp:extent cx="5943600" cy="2790190"/>
+            <wp:effectExtent l="0" t="0" r="0" b="0"/>
+            <wp:docPr id="107250636" name="Picture 1" descr="Interfaz de usuario gráfica, Aplicación&#10;&#10;El contenido generado por IA puede ser incorrecto."/>
+            <wp:cNvGraphicFramePr>
+              <a:graphicFrameLocks xmlns:a="http://schemas.openxmlformats.org/drawingml/2006/main" noChangeAspect="1"/>
+            </wp:cNvGraphicFramePr>
+            <a:graphic xmlns:a="http://schemas.openxmlformats.org/drawingml/2006/main">
+              <a:graphicData uri="http://schemas.openxmlformats.org/drawingml/2006/picture">
+                <pic:pic xmlns:pic="http://schemas.openxmlformats.org/drawingml/2006/picture">
+                  <pic:nvPicPr>
+                    <pic:cNvPr id="107250636" name="Picture 1" descr="Interfaz de usuario gráfica, Aplicación&#10;&#10;El contenido generado por IA puede ser incorrecto."/>
+                    <pic:cNvPicPr/>
+                  </pic:nvPicPr>
+                  <pic:blipFill>
+                    <a:blip r:embed="rId33"/>
+                    <a:stretch>
+                      <a:fillRect/>
+                    </a:stretch>
+                  </pic:blipFill>
+                  <pic:spPr>
+                    <a:xfrm>
+                      <a:off x="0" y="0"/>
+                      <a:ext cx="5943600" cy="2790190"/>
+                    </a:xfrm>
+                    <a:prstGeom prst="rect">
+                      <a:avLst/>
+                    </a:prstGeom>
+                  </pic:spPr>
+                </pic:pic>
+              </a:graphicData>
+            </a:graphic>
+          </wp:inline>
+        </w:drawing>
+      </w:r>
+    </w:p>
+    <w:p/>
+    <w:p>
+      <w:pPr>
+        <w:rPr>
+          <w:b/>
+          <w:bCs/>
+        </w:rPr>
+      </w:pPr>
+      <w:r>
+        <w:rPr>
+          <w:b/>
+          <w:bCs/>
+        </w:rPr>
+        <w:t>¿Cómo se visualiza el historial de predicciones?</w:t>
+      </w:r>
+    </w:p>
+    <w:p>
+      <w:r>
+        <w:t>El historial se visualiza mediante el módulo:</w:t>
+      </w:r>
+    </w:p>
+    <w:p>
+      <w:r>
+        <w:t>Historial del agente</w:t>
+      </w:r>
+    </w:p>
+    <w:p>
+      <w:r>
+        <w:t>Incluye:</w:t>
+      </w:r>
+    </w:p>
+    <w:p>
+      <w:pPr>
+        <w:rPr>
+          <w:b/>
+          <w:bCs/>
+        </w:rPr>
+      </w:pPr>
+      <w:r>
+        <w:rPr>
+          <w:b/>
+          <w:bCs/>
+        </w:rPr>
+        <w:t>Tabla</w:t>
+      </w:r>
+    </w:p>
+    <w:p>
+      <w:pPr>
+        <w:spacing w:line="276" w:lineRule="auto"/>
+      </w:pPr>
+      <w:r>
+        <w:t>Campos:</w:t>
+      </w:r>
+    </w:p>
+    <w:p>
+      <w:pPr>
+        <w:spacing w:line="276" w:lineRule="auto"/>
+      </w:pPr>
+      <w:r>
+        <w:t>E</w:t>
+      </w:r>
+      <w:r>
+        <w:t>mpleado</w:t>
+      </w:r>
+      <w:r>
+        <w:br/>
+      </w:r>
+      <w:r>
+        <w:t>N</w:t>
+      </w:r>
+      <w:r>
+        <w:t>ivel riesgo</w:t>
+      </w:r>
+    </w:p>
+    <w:p>
+      <w:pPr>
+        <w:spacing w:line="276" w:lineRule="auto"/>
+      </w:pPr>
+      <w:r>
+        <w:t>Score</w:t>
+      </w:r>
+    </w:p>
+    <w:p>
+      <w:pPr>
+        <w:spacing w:line="276" w:lineRule="auto"/>
+      </w:pPr>
+      <w:r>
+        <w:t>Recomendación</w:t>
+      </w:r>
+      <w:r>
+        <w:br/>
+      </w:r>
+      <w:r>
+        <w:t>F</w:t>
+      </w:r>
+      <w:r>
+        <w:t>echa análisis</w:t>
+      </w:r>
+    </w:p>
+    <w:p>
+      <w:pPr>
+        <w:rPr>
+          <w:b/>
+          <w:bCs/>
+        </w:rPr>
+      </w:pPr>
+    </w:p>
+    <w:p>
+      <w:pPr>
+        <w:rPr>
+          <w:b/>
+          <w:bCs/>
+        </w:rPr>
+      </w:pPr>
+      <w:r>
+        <w:rPr>
+          <w:b/>
+          <w:bCs/>
+        </w:rPr>
+        <w:t>Métricas</w:t>
+      </w:r>
+    </w:p>
+    <w:p>
+      <w:r>
+        <w:t>Cantidad:</w:t>
+      </w:r>
+    </w:p>
+    <w:p>
+      <w:r>
+        <w:t>riesgo alto</w:t>
+      </w:r>
+      <w:r>
+        <w:br/>
+        <w:t>riesgo medio</w:t>
+      </w:r>
+      <w:r>
+        <w:br/>
+        <w:t>riesgo bajo</w:t>
+      </w:r>
+    </w:p>
+    <w:p>
+      <w:pPr>
+        <w:rPr>
+          <w:b/>
+          <w:bCs/>
+        </w:rPr>
+      </w:pPr>
+      <w:r>
+        <w:rPr>
+          <w:b/>
+          <w:bCs/>
+        </w:rPr>
+        <w:t>Gráfico</w:t>
+      </w:r>
+    </w:p>
+    <w:p>
+      <w:r>
+        <w:t>Distribución:</w:t>
+      </w:r>
+    </w:p>
+    <w:p>
+      <w:r>
+        <w:t>frecuencia de niveles de riesgo detectados</w:t>
+      </w:r>
+    </w:p>
+    <w:p>
+      <w:r>
+        <w:t>Trazabilidad del score por empleado</w:t>
+      </w:r>
+    </w:p>
+    <w:p>
+      <w:r>
+        <w:t>Esto permite:</w:t>
+      </w:r>
+    </w:p>
+    <w:p>
+      <w:r>
+        <w:t>seguimiento longitudinal del comportamiento organizacional</w:t>
+      </w:r>
+    </w:p>
+    <w:p>
+      <w:pPr>
+        <w:keepNext/>
+      </w:pPr>
+      <w:r>
+        <w:rPr>
+          <w:noProof/>
+        </w:rPr>
+        <w:lastRenderedPageBreak/>
+        <w:drawing>
+          <wp:inline distT="0" distB="0" distL="0" distR="0" wp14:anchorId="239E0452" wp14:editId="6F603F11">
+            <wp:extent cx="5943600" cy="2978785"/>
+            <wp:effectExtent l="0" t="0" r="0" b="0"/>
+            <wp:docPr id="842925544" name="Picture 1" descr="Gráfico&#10;&#10;El contenido generado por IA puede ser incorrecto."/>
+            <wp:cNvGraphicFramePr>
+              <a:graphicFrameLocks xmlns:a="http://schemas.openxmlformats.org/drawingml/2006/main" noChangeAspect="1"/>
+            </wp:cNvGraphicFramePr>
+            <a:graphic xmlns:a="http://schemas.openxmlformats.org/drawingml/2006/main">
+              <a:graphicData uri="http://schemas.openxmlformats.org/drawingml/2006/picture">
+                <pic:pic xmlns:pic="http://schemas.openxmlformats.org/drawingml/2006/picture">
+                  <pic:nvPicPr>
+                    <pic:cNvPr id="842925544" name="Picture 1" descr="Gráfico&#10;&#10;El contenido generado por IA puede ser incorrecto."/>
+                    <pic:cNvPicPr/>
+                  </pic:nvPicPr>
+                  <pic:blipFill>
+                    <a:blip r:embed="rId34"/>
+                    <a:stretch>
+                      <a:fillRect/>
+                    </a:stretch>
+                  </pic:blipFill>
+                  <pic:spPr>
+                    <a:xfrm>
+                      <a:off x="0" y="0"/>
+                      <a:ext cx="5943600" cy="2978785"/>
+                    </a:xfrm>
+                    <a:prstGeom prst="rect">
+                      <a:avLst/>
+                    </a:prstGeom>
+                  </pic:spPr>
+                </pic:pic>
+              </a:graphicData>
+            </a:graphic>
+          </wp:inline>
+        </w:drawing>
+      </w:r>
+    </w:p>
+    <w:p>
+      <w:pPr>
+        <w:pStyle w:val="Descripcin"/>
+        <w:rPr>
+          <w:lang w:val="es-EC"/>
+        </w:rPr>
+      </w:pPr>
+      <w:r>
+        <w:rPr>
+          <w:lang w:val="es-EC"/>
+        </w:rPr>
+        <w:t xml:space="preserve">Figure </w:t>
+      </w:r>
+      <w:r>
+        <w:fldChar w:fldCharType="begin"/>
+      </w:r>
+      <w:r>
+        <w:rPr>
+          <w:lang w:val="es-EC"/>
+        </w:rPr>
+        <w:instrText xml:space="preserve"> SEQ Figure \* ARABIC </w:instrText>
+      </w:r>
+      <w:r>
+        <w:fldChar w:fldCharType="separate"/>
+      </w:r>
+      <w:r>
+        <w:rPr>
+          <w:noProof/>
+          <w:lang w:val="es-EC"/>
+        </w:rPr>
+        <w:t>7</w:t>
+      </w:r>
+      <w:r>
+        <w:fldChar w:fldCharType="end"/>
+      </w:r>
+      <w:r>
+        <w:rPr>
+          <w:lang w:val="es-EC"/>
+        </w:rPr>
+        <w:t xml:space="preserve"> </w:t>
+      </w:r>
+      <w:r>
+        <w:rPr>
+          <w:lang w:val="es-EC"/>
+        </w:rPr>
+        <w:t>Historial de predicciones generadas por el agente</w:t>
+      </w:r>
+    </w:p>
+    <w:p/>
+    <w:p>
+      <w:pPr>
+        <w:rPr>
+          <w:b/>
+          <w:bCs/>
+        </w:rPr>
+      </w:pPr>
+      <w:r>
+        <w:rPr>
+          <w:b/>
+          <w:bCs/>
+        </w:rPr>
+        <w:t>¿Qué valor aporta la interfaz al usuario final?</w:t>
+      </w:r>
+    </w:p>
+    <w:p>
+      <w:r>
+        <w:t>La interfaz aporta valor en tres niveles:</w:t>
+      </w:r>
+    </w:p>
+    <w:p>
+      <w:r>
+        <w:rPr>
+          <w:noProof/>
+        </w:rPr>
+      </w:r>
+      <w:r>
+        <w:rPr>
+          <w:noProof/>
+        </w:rPr>
+        <w:pict w14:anchorId="492D7C4A">
+          <v:rect id="_x0000_i1040" alt="" style="width:425.2pt;height:.05pt;mso-width-percent:0;mso-height-percent:0;mso-width-percent:0;mso-height-percent:0" o:hralign="center" o:hrstd="t" o:hr="t" fillcolor="#a0a0a0" stroked="f"/>
+        </w:pict>
+      </w:r>
+    </w:p>
+    <w:p>
+      <w:pPr>
+        <w:rPr>
+          <w:b/>
+          <w:bCs/>
+        </w:rPr>
+      </w:pPr>
+      <w:r>
+        <w:rPr>
+          <w:b/>
+          <w:bCs/>
+        </w:rPr>
+        <w:t>Nivel operativo</w:t>
+      </w:r>
+    </w:p>
+    <w:p>
+      <w:r>
+        <w:t>Permite:</w:t>
+      </w:r>
+    </w:p>
+    <w:p>
+      <w:r>
+        <w:t>analizar empleados rápidamente</w:t>
+      </w:r>
+      <w:r>
+        <w:br/>
+        <w:t>identificar riesgo abandono</w:t>
+      </w:r>
+      <w:r>
+        <w:br/>
+        <w:t>consultar resultados en tiempo real</w:t>
+      </w:r>
+    </w:p>
+    <w:p>
+      <w:r>
+        <w:rPr>
+          <w:noProof/>
+        </w:rPr>
+      </w:r>
+      <w:r>
+        <w:rPr>
+          <w:noProof/>
+        </w:rPr>
+        <w:pict w14:anchorId="10F05FA9">
+          <v:rect id="_x0000_i1041" alt="" style="width:425.2pt;height:.05pt;mso-width-percent:0;mso-height-percent:0;mso-width-percent:0;mso-height-percent:0" o:hralign="center" o:hrstd="t" o:hr="t" fillcolor="#a0a0a0" stroked="f"/>
+        </w:pict>
+      </w:r>
+    </w:p>
+    <w:p>
+      <w:pPr>
+        <w:rPr>
+          <w:b/>
+          <w:bCs/>
+        </w:rPr>
+      </w:pPr>
+      <w:r>
+        <w:rPr>
+          <w:b/>
+          <w:bCs/>
+        </w:rPr>
+        <w:t>Nivel estratégico</w:t>
+      </w:r>
+    </w:p>
+    <w:p>
+      <w:r>
+        <w:t>Facilita:</w:t>
+      </w:r>
+    </w:p>
+    <w:p>
+      <w:r>
+        <w:t>toma decisiones basada en datos</w:t>
+      </w:r>
+      <w:r>
+        <w:br/>
+        <w:t>detección temprana de rotación laboral</w:t>
+      </w:r>
+      <w:r>
+        <w:br/>
+        <w:t>priorización intervenciones RRHH</w:t>
+      </w:r>
+    </w:p>
+    <w:p>
+      <w:r>
+        <w:rPr>
+          <w:noProof/>
+        </w:rPr>
+      </w:r>
+      <w:r>
+        <w:rPr>
+          <w:noProof/>
+        </w:rPr>
+        <w:pict w14:anchorId="433E24F9">
+          <v:rect id="_x0000_i1042" alt="" style="width:425.2pt;height:.05pt;mso-width-percent:0;mso-height-percent:0;mso-width-percent:0;mso-height-percent:0" o:hralign="center" o:hrstd="t" o:hr="t" fillcolor="#a0a0a0" stroked="f"/>
+        </w:pict>
+      </w:r>
+    </w:p>
+    <w:p>
+      <w:pPr>
+        <w:rPr>
+          <w:b/>
+          <w:bCs/>
+        </w:rPr>
+      </w:pPr>
+      <w:r>
+        <w:rPr>
+          <w:b/>
+          <w:bCs/>
+        </w:rPr>
+        <w:t>Nivel tecnológico</w:t>
+      </w:r>
+    </w:p>
+    <w:p>
+      <w:r>
+        <w:t>Integra:</w:t>
+      </w:r>
+    </w:p>
+    <w:p>
+      <w:r>
+        <w:t>modelo predictivo</w:t>
+      </w:r>
+      <w:r>
+        <w:br/>
+        <w:t>procesamiento dataset</w:t>
+      </w:r>
+      <w:r>
+        <w:br/>
+        <w:t>memoria SQLite</w:t>
+      </w:r>
+      <w:r>
+        <w:br/>
+        <w:t>reporte automático CSV</w:t>
+      </w:r>
+      <w:r>
+        <w:br/>
+        <w:t>chat inteligente</w:t>
+      </w:r>
+    </w:p>
+    <w:p>
+      <w:r>
+        <w:t>Esto transforma el sistema en:</w:t>
+      </w:r>
+    </w:p>
+    <w:p>
+      <w:r>
+        <w:t>herramienta de apoyo a decisiones organizacionales basada en IA</w:t>
+      </w:r>
+    </w:p>
+    <w:p/>
+    <w:p/>
+    <w:p/>
+    <w:p/>
+    <w:p/>
+    <w:p/>
+    <w:p>
+      <w:pPr>
+        <w:rPr>
+          <w:b/>
+          <w:bCs/>
+        </w:rPr>
+      </w:pPr>
+      <w:r>
+        <w:rPr>
+          <w:b/>
+          <w:bCs/>
+        </w:rPr>
+        <w:lastRenderedPageBreak/>
+        <w:t>Johanna Guiterez es Interface Engineer</w:t>
+      </w:r>
+    </w:p>
+    <w:p>
+      <w:pPr>
+        <w:rPr>
+          <w:b/>
+          <w:bCs/>
+        </w:rPr>
+      </w:pPr>
+      <w:r>
+        <w:rPr>
+          <w:b/>
+          <w:bCs/>
+        </w:rPr>
+        <w:t>¿Qué funcionalidades tiene la interfaz (Streamlit)?</w:t>
+      </w:r>
+    </w:p>
+    <w:p>
+      <w:r>
+        <w:t>La interfaz desarrollada en Streamlit permite al usuario interactuar con el agente de inteligencia artificial mediante tres módulos principales:</w:t>
+      </w:r>
+    </w:p>
+    <w:p>
+      <w:pPr>
+        <w:rPr>
+          <w:b/>
+          <w:bCs/>
+        </w:rPr>
+      </w:pPr>
+      <w:r>
+        <w:rPr>
+          <w:b/>
+          <w:bCs/>
+        </w:rPr>
+        <w:t>Módulo 1 — Chat inteligente</w:t>
+      </w:r>
+    </w:p>
+    <w:p>
+      <w:pPr>
+        <w:rPr>
+          <w:b/>
+          <w:bCs/>
+        </w:rPr>
+      </w:pPr>
+      <w:r>
+        <w:rPr>
+          <w:b/>
+          <w:bCs/>
+        </w:rPr>
+        <w:t>Permite al usuario:</w:t>
+      </w:r>
+    </w:p>
+    <w:p>
+      <w:pPr>
+        <w:numPr>
+          <w:ilvl w:val="0"/>
+          <w:numId w:val="6"/>
+        </w:numPr>
+        <w:spacing w:after="160" w:line="278" w:lineRule="auto"/>
+      </w:pPr>
+      <w:r>
+        <w:t xml:space="preserve">cargar un dataset CSV </w:t>
+      </w:r>
+    </w:p>
+    <w:p>
+      <w:pPr>
+        <w:numPr>
+          <w:ilvl w:val="0"/>
+          <w:numId w:val="6"/>
+        </w:numPr>
+        <w:spacing w:after="160" w:line="278" w:lineRule="auto"/>
+      </w:pPr>
+      <w:r>
+        <w:t xml:space="preserve">consultar empleados mediante lenguaje natural </w:t>
+      </w:r>
+    </w:p>
+    <w:p>
+      <w:pPr>
+        <w:numPr>
+          <w:ilvl w:val="0"/>
+          <w:numId w:val="6"/>
+        </w:numPr>
+        <w:spacing w:after="160" w:line="278" w:lineRule="auto"/>
+      </w:pPr>
+      <w:r>
+        <w:t xml:space="preserve">solicitar análisis predictivo individual </w:t>
+      </w:r>
+    </w:p>
+    <w:p>
+      <w:pPr>
+        <w:numPr>
+          <w:ilvl w:val="0"/>
+          <w:numId w:val="6"/>
+        </w:numPr>
+        <w:spacing w:after="160" w:line="278" w:lineRule="auto"/>
+      </w:pPr>
+      <w:r>
+        <w:t xml:space="preserve">recibir recomendaciones automáticas </w:t>
+      </w:r>
+    </w:p>
+    <w:p>
+      <w:pPr>
+        <w:rPr>
+          <w:b/>
+          <w:bCs/>
+        </w:rPr>
+      </w:pPr>
+      <w:r>
+        <w:rPr>
+          <w:b/>
+          <w:bCs/>
+        </w:rPr>
+        <w:t>Ejemplo:</w:t>
+      </w:r>
+    </w:p>
+    <w:p>
+      <w:r>
+        <w:t>analiza EMP001</w:t>
+      </w:r>
+    </w:p>
+    <w:p>
+      <w:pPr>
+        <w:rPr>
+          <w:b/>
+          <w:bCs/>
+        </w:rPr>
+      </w:pPr>
+      <w:r>
+        <w:rPr>
+          <w:b/>
+          <w:bCs/>
+        </w:rPr>
+        <w:t>El agente responde con:</w:t>
+      </w:r>
+    </w:p>
+    <w:p>
+      <w:pPr>
+        <w:numPr>
+          <w:ilvl w:val="0"/>
+          <w:numId w:val="7"/>
+        </w:numPr>
+        <w:spacing w:after="160" w:line="278" w:lineRule="auto"/>
+      </w:pPr>
+      <w:r>
+        <w:t xml:space="preserve">probabilidad de abandono </w:t>
+      </w:r>
+    </w:p>
+    <w:p>
+      <w:pPr>
+        <w:numPr>
+          <w:ilvl w:val="0"/>
+          <w:numId w:val="7"/>
+        </w:numPr>
+        <w:spacing w:after="160" w:line="278" w:lineRule="auto"/>
+      </w:pPr>
+      <w:r>
+        <w:t xml:space="preserve">nivel de riesgo </w:t>
+      </w:r>
+    </w:p>
+    <w:p>
+      <w:pPr>
+        <w:numPr>
+          <w:ilvl w:val="0"/>
+          <w:numId w:val="7"/>
+        </w:numPr>
+        <w:spacing w:after="160" w:line="278" w:lineRule="auto"/>
+      </w:pPr>
+      <w:r>
+        <w:t xml:space="preserve">recomendación </w:t>
+      </w:r>
+    </w:p>
+    <w:p>
+      <w:pPr>
+        <w:rPr>
+          <w:b/>
+          <w:bCs/>
+        </w:rPr>
+      </w:pPr>
+      <w:r>
+        <w:rPr>
+          <w:b/>
+          <w:bCs/>
+          <w:noProof/>
+        </w:rPr>
+      </w:r>
+      <w:r>
+        <w:rPr>
+          <w:b/>
+          <w:bCs/>
+          <w:noProof/>
+        </w:rPr>
+        <w:pict w14:anchorId="46F94626">
+          <v:rect id="_x0000_i1052" alt="" style="width:425.2pt;height:.05pt;mso-width-percent:0;mso-height-percent:0;mso-width-percent:0;mso-height-percent:0" o:hralign="center" o:hrstd="t" o:hr="t" fillcolor="#a0a0a0" stroked="f"/>
+        </w:pict>
+      </w:r>
+    </w:p>
+    <w:p>
+      <w:pPr>
+        <w:rPr>
+          <w:b/>
+          <w:bCs/>
+        </w:rPr>
+      </w:pPr>
+      <w:r>
+        <w:rPr>
+          <w:b/>
+          <w:bCs/>
+        </w:rPr>
+        <w:t>Módulo 2 — Análisis por empleado</w:t>
+      </w:r>
+    </w:p>
+    <w:p>
+      <w:r>
+        <w:t>Permite:</w:t>
+      </w:r>
+    </w:p>
+    <w:p>
+      <w:pPr>
+        <w:numPr>
+          <w:ilvl w:val="0"/>
+          <w:numId w:val="8"/>
+        </w:numPr>
+        <w:spacing w:after="160" w:line="278" w:lineRule="auto"/>
+      </w:pPr>
+      <w:r>
+        <w:t xml:space="preserve">seleccionar empleados desde una lista </w:t>
+      </w:r>
+    </w:p>
+    <w:p>
+      <w:pPr>
+        <w:numPr>
+          <w:ilvl w:val="0"/>
+          <w:numId w:val="8"/>
+        </w:numPr>
+        <w:spacing w:after="160" w:line="278" w:lineRule="auto"/>
+      </w:pPr>
+      <w:r>
+        <w:t xml:space="preserve">visualizar variables relevantes del modelo </w:t>
+      </w:r>
+    </w:p>
+    <w:p>
+      <w:pPr>
+        <w:numPr>
+          <w:ilvl w:val="0"/>
+          <w:numId w:val="8"/>
+        </w:numPr>
+        <w:spacing w:after="160" w:line="278" w:lineRule="auto"/>
+      </w:pPr>
+      <w:r>
+        <w:t xml:space="preserve">ejecutar predicción manual </w:t>
+      </w:r>
+    </w:p>
+    <w:p>
+      <w:pPr>
+        <w:numPr>
+          <w:ilvl w:val="0"/>
+          <w:numId w:val="8"/>
+        </w:numPr>
+        <w:spacing w:after="160" w:line="278" w:lineRule="auto"/>
+      </w:pPr>
+      <w:r>
+        <w:t xml:space="preserve">mostrar resultado estructurado </w:t>
+      </w:r>
+    </w:p>
+    <w:p>
+      <w:r>
+        <w:t>Incluye:</w:t>
+      </w:r>
+    </w:p>
+    <w:p>
+      <w:r>
+        <w:t>perfil empleado</w:t>
+      </w:r>
+      <w:r>
+        <w:br/>
+        <w:t>variables laborales</w:t>
+      </w:r>
+      <w:r>
+        <w:br/>
+        <w:t>comentarios del empleado</w:t>
+      </w:r>
+      <w:r>
+        <w:br/>
+        <w:t>resultado predictivo</w:t>
+      </w:r>
+    </w:p>
+    <w:p>
+      <w:pPr>
+        <w:rPr>
+          <w:b/>
+          <w:bCs/>
+        </w:rPr>
+      </w:pPr>
+      <w:r>
+        <w:rPr>
+          <w:b/>
+          <w:bCs/>
+          <w:noProof/>
+        </w:rPr>
+      </w:r>
+      <w:r>
+        <w:rPr>
+          <w:b/>
+          <w:bCs/>
+          <w:noProof/>
+        </w:rPr>
+        <w:pict w14:anchorId="2E79BA26">
+          <v:rect id="_x0000_i1053" alt="" style="width:425.2pt;height:.05pt;mso-width-percent:0;mso-height-percent:0;mso-width-percent:0;mso-height-percent:0" o:hralign="center" o:hrstd="t" o:hr="t" fillcolor="#a0a0a0" stroked="f"/>
+        </w:pict>
+      </w:r>
+    </w:p>
+    <w:p>
+      <w:pPr>
+        <w:rPr>
+          <w:b/>
+          <w:bCs/>
+        </w:rPr>
+      </w:pPr>
+      <w:r>
+        <w:rPr>
+          <w:b/>
+          <w:bCs/>
+        </w:rPr>
+        <w:t>Módulo 3 — Historial del agente</w:t>
+      </w:r>
+    </w:p>
+    <w:p>
+      <w:r>
+        <w:t>Permite:</w:t>
+      </w:r>
+    </w:p>
+    <w:p>
+      <w:pPr>
+        <w:numPr>
+          <w:ilvl w:val="0"/>
+          <w:numId w:val="9"/>
+        </w:numPr>
+        <w:spacing w:after="160" w:line="278" w:lineRule="auto"/>
+      </w:pPr>
+      <w:r>
+        <w:t xml:space="preserve">visualizar predicciones realizadas </w:t>
+      </w:r>
+    </w:p>
+    <w:p>
+      <w:pPr>
+        <w:numPr>
+          <w:ilvl w:val="0"/>
+          <w:numId w:val="9"/>
+        </w:numPr>
+        <w:spacing w:after="160" w:line="278" w:lineRule="auto"/>
+      </w:pPr>
+      <w:r>
+        <w:t xml:space="preserve">monitorear niveles de riesgo detectados </w:t>
+      </w:r>
+    </w:p>
+    <w:p>
+      <w:pPr>
+        <w:numPr>
+          <w:ilvl w:val="0"/>
+          <w:numId w:val="9"/>
+        </w:numPr>
+        <w:spacing w:after="160" w:line="278" w:lineRule="auto"/>
+      </w:pPr>
+      <w:r>
+        <w:t xml:space="preserve">consultar registros anteriores del sistema </w:t>
+      </w:r>
+    </w:p>
+    <w:p>
+      <w:pPr>
+        <w:numPr>
+          <w:ilvl w:val="0"/>
+          <w:numId w:val="9"/>
+        </w:numPr>
+        <w:spacing w:after="160" w:line="278" w:lineRule="auto"/>
+      </w:pPr>
+      <w:r>
+        <w:t xml:space="preserve">analizar distribución del riesgo </w:t>
+      </w:r>
+    </w:p>
+    <w:p>
+      <w:r>
+        <w:t>Este módulo funciona como memoria del agente.</w:t>
+      </w:r>
+    </w:p>
+    <w:p/>
+    <w:p>
+      <w:pPr>
+        <w:rPr>
+          <w:b/>
+          <w:bCs/>
+        </w:rPr>
+      </w:pPr>
+      <w:r>
+        <w:rPr>
+          <w:b/>
+          <w:bCs/>
+        </w:rPr>
+        <w:t>Pantallas principales</w:t>
+      </w:r>
+    </w:p>
+    <w:p>
+      <w:pPr>
+        <w:rPr>
+          <w:b/>
+          <w:bCs/>
+        </w:rPr>
+      </w:pPr>
+      <w:r>
+        <w:rPr>
+          <w:b/>
+          <w:bCs/>
+        </w:rPr>
+        <w:t>Pantalla inicial – chat bot</w:t>
+      </w:r>
+    </w:p>
+    <w:p>
+      <w:pPr>
+        <w:keepNext/>
+      </w:pPr>
+      <w:r>
+        <w:rPr>
+          <w:b/>
+          <w:bCs/>
+          <w:noProof/>
+        </w:rPr>
+        <w:lastRenderedPageBreak/>
+        <w:drawing>
+          <wp:inline distT="0" distB="0" distL="0" distR="0" wp14:anchorId="5135ADF6" wp14:editId="135F91DC">
+            <wp:extent cx="5943600" cy="2749550"/>
+            <wp:effectExtent l="0" t="0" r="0" b="0"/>
+            <wp:docPr id="366142058" name="Picture 1" descr="Figura 1 — Vista general de la interfaz del sistema"/>
+            <wp:cNvGraphicFramePr>
+              <a:graphicFrameLocks xmlns:a="http://schemas.openxmlformats.org/drawingml/2006/main" noChangeAspect="1"/>
+            </wp:cNvGraphicFramePr>
+            <a:graphic xmlns:a="http://schemas.openxmlformats.org/drawingml/2006/main">
+              <a:graphicData uri="http://schemas.openxmlformats.org/drawingml/2006/picture">
+                <pic:pic xmlns:pic="http://schemas.openxmlformats.org/drawingml/2006/picture">
+                  <pic:nvPicPr>
+                    <pic:cNvPr id="459097747" name="Picture 1" descr="Figura 1 — Vista general de la interfaz del sistema"/>
+                    <pic:cNvPicPr/>
+                  </pic:nvPicPr>
+                  <pic:blipFill>
+                    <a:blip r:embed="rId27"/>
+                    <a:stretch>
+                      <a:fillRect/>
+                    </a:stretch>
+                  </pic:blipFill>
+                  <pic:spPr>
+                    <a:xfrm>
+                      <a:off x="0" y="0"/>
+                      <a:ext cx="5943600" cy="2749550"/>
+                    </a:xfrm>
+                    <a:prstGeom prst="rect">
+                      <a:avLst/>
+                    </a:prstGeom>
+                  </pic:spPr>
+                </pic:pic>
+              </a:graphicData>
+            </a:graphic>
+          </wp:inline>
+        </w:drawing>
+      </w:r>
+    </w:p>
+    <w:p>
+      <w:pPr>
+        <w:pStyle w:val="Descripcin"/>
+        <w:rPr>
+          <w:b/>
+          <w:bCs/>
+          <w:lang w:val="es-EC"/>
+        </w:rPr>
+      </w:pPr>
+      <w:r>
+        <w:rPr>
+          <w:lang w:val="es-EC"/>
+        </w:rPr>
+        <w:t xml:space="preserve">Figure </w:t>
+      </w:r>
+      <w:r>
+        <w:fldChar w:fldCharType="begin"/>
+      </w:r>
+      <w:r>
+        <w:rPr>
+          <w:lang w:val="es-EC"/>
+        </w:rPr>
+        <w:instrText xml:space="preserve"> SEQ Figure \* ARABIC </w:instrText>
+      </w:r>
+      <w:r>
+        <w:fldChar w:fldCharType="separate"/>
+      </w:r>
+      <w:r>
+        <w:rPr>
+          <w:noProof/>
+          <w:lang w:val="es-EC"/>
+        </w:rPr>
+        <w:t>1</w:t>
+      </w:r>
+      <w:r>
+        <w:fldChar w:fldCharType="end"/>
+      </w:r>
+      <w:r>
+        <w:rPr>
+          <w:lang w:val="es-EC"/>
+        </w:rPr>
+        <w:t>— Vista general de la interfaz del sistema</w:t>
+      </w:r>
+    </w:p>
+    <w:p>
+      <w:pPr>
+        <w:rPr>
+          <w:b/>
+          <w:bCs/>
+        </w:rPr>
+      </w:pPr>
+      <w:r>
+        <w:rPr>
+          <w:b/>
+          <w:bCs/>
+        </w:rPr>
+        <w:t>Pantalla de análisis por emp</w:t>
+      </w:r>
+      <w:r>
+        <w:rPr>
+          <w:b/>
+          <w:bCs/>
+        </w:rPr>
+        <w:t xml:space="preserve">leado </w:t>
+      </w:r>
+    </w:p>
+    <w:p>
+      <w:pPr>
+        <w:keepNext/>
+      </w:pPr>
+      <w:r>
+        <w:rPr>
+          <w:b/>
+          <w:bCs/>
+          <w:noProof/>
+        </w:rPr>
+        <w:drawing>
+          <wp:inline distT="0" distB="0" distL="0" distR="0" wp14:anchorId="546B5014" wp14:editId="0BC3DF78">
+            <wp:extent cx="5943600" cy="2658110"/>
+            <wp:effectExtent l="0" t="0" r="0" b="8890"/>
+            <wp:docPr id="30330160" name="Picture 1" descr="Interfaz de usuario gráfica, Texto, Aplicación, Correo electrónico&#10;&#10;El contenido generado por IA puede ser incorrecto."/>
+            <wp:cNvGraphicFramePr>
+              <a:graphicFrameLocks xmlns:a="http://schemas.openxmlformats.org/drawingml/2006/main" noChangeAspect="1"/>
+            </wp:cNvGraphicFramePr>
+            <a:graphic xmlns:a="http://schemas.openxmlformats.org/drawingml/2006/main">
+              <a:graphicData uri="http://schemas.openxmlformats.org/drawingml/2006/picture">
+                <pic:pic xmlns:pic="http://schemas.openxmlformats.org/drawingml/2006/picture">
+                  <pic:nvPicPr>
+                    <pic:cNvPr id="30330160" name="Picture 1" descr="Interfaz de usuario gráfica, Texto, Aplicación, Correo electrónico&#10;&#10;El contenido generado por IA puede ser incorrecto."/>
+                    <pic:cNvPicPr/>
+                  </pic:nvPicPr>
+                  <pic:blipFill>
+                    <a:blip r:embed="rId28"/>
+                    <a:stretch>
+                      <a:fillRect/>
+                    </a:stretch>
+                  </pic:blipFill>
+                  <pic:spPr>
+                    <a:xfrm>
+                      <a:off x="0" y="0"/>
+                      <a:ext cx="5943600" cy="2658110"/>
+                    </a:xfrm>
+                    <a:prstGeom prst="rect">
+                      <a:avLst/>
+                    </a:prstGeom>
+                  </pic:spPr>
+                </pic:pic>
+              </a:graphicData>
+            </a:graphic>
+          </wp:inline>
+        </w:drawing>
+      </w:r>
+    </w:p>
+    <w:p>
+      <w:pPr>
+        <w:pStyle w:val="Descripcin"/>
+        <w:rPr>
+          <w:b/>
+          <w:bCs/>
+          <w:lang w:val="es-EC"/>
+        </w:rPr>
+      </w:pPr>
+      <w:r>
+        <w:t xml:space="preserve">Figure </w:t>
+      </w:r>
+      <w:r>
+        <w:fldChar w:fldCharType="begin"/>
+      </w:r>
+      <w:r>
+        <w:instrText xml:space="preserve"> SEQ Figure \* ARABIC </w:instrText>
+      </w:r>
+      <w:r>
+        <w:fldChar w:fldCharType="separate"/>
+      </w:r>
+      <w:r>
+        <w:rPr>
+          <w:noProof/>
+        </w:rPr>
+        <w:t>2</w:t>
+      </w:r>
+      <w:r>
+        <w:rPr>
+          <w:noProof/>
+        </w:rPr>
+        <w:fldChar w:fldCharType="end"/>
+      </w:r>
+      <w:r>
+        <w:rPr>
+          <w:lang w:val="es-EC"/>
+        </w:rPr>
+        <w:t xml:space="preserve"> -- Análisis por empleado</w:t>
+      </w:r>
+    </w:p>
+    <w:p>
+      <w:pPr>
+        <w:rPr>
+          <w:b/>
+          <w:bCs/>
+        </w:rPr>
+      </w:pPr>
+      <w:r>
+        <w:rPr>
+          <w:b/>
+          <w:bCs/>
+        </w:rPr>
+        <w:t xml:space="preserve">Historial </w:t>
+      </w:r>
+    </w:p>
+    <w:p>
+      <w:pPr>
+        <w:keepNext/>
+      </w:pPr>
+      <w:r>
+        <w:rPr>
+          <w:noProof/>
+        </w:rPr>
+        <w:lastRenderedPageBreak/>
+        <w:drawing>
+          <wp:inline distT="0" distB="0" distL="0" distR="0" wp14:anchorId="7FF25918" wp14:editId="7460B6A3">
+            <wp:extent cx="5943600" cy="1887220"/>
+            <wp:effectExtent l="0" t="0" r="0" b="0"/>
+            <wp:docPr id="613868784" name="Picture 1" descr="Interfaz de usuario gráfica&#10;&#10;El contenido generado por IA puede ser incorrecto."/>
+            <wp:cNvGraphicFramePr>
+              <a:graphicFrameLocks xmlns:a="http://schemas.openxmlformats.org/drawingml/2006/main" noChangeAspect="1"/>
+            </wp:cNvGraphicFramePr>
+            <a:graphic xmlns:a="http://schemas.openxmlformats.org/drawingml/2006/main">
+              <a:graphicData uri="http://schemas.openxmlformats.org/drawingml/2006/picture">
+                <pic:pic xmlns:pic="http://schemas.openxmlformats.org/drawingml/2006/picture">
+                  <pic:nvPicPr>
+                    <pic:cNvPr id="613868784" name="Picture 1" descr="Interfaz de usuario gráfica&#10;&#10;El contenido generado por IA puede ser incorrecto."/>
+                    <pic:cNvPicPr/>
+                  </pic:nvPicPr>
+                  <pic:blipFill>
+                    <a:blip r:embed="rId29"/>
+                    <a:stretch>
+                      <a:fillRect/>
+                    </a:stretch>
+                  </pic:blipFill>
+                  <pic:spPr>
+                    <a:xfrm>
+                      <a:off x="0" y="0"/>
+                      <a:ext cx="5943600" cy="1887220"/>
+                    </a:xfrm>
+                    <a:prstGeom prst="rect">
+                      <a:avLst/>
+                    </a:prstGeom>
+                  </pic:spPr>
+                </pic:pic>
+              </a:graphicData>
+            </a:graphic>
+          </wp:inline>
+        </w:drawing>
+      </w:r>
+    </w:p>
+    <w:p>
+      <w:pPr>
+        <w:pStyle w:val="Descripcin"/>
+        <w:rPr>
+          <w:lang w:val="es-EC"/>
+        </w:rPr>
+      </w:pPr>
+      <w:r>
+        <w:rPr>
+          <w:lang w:val="es-EC"/>
+        </w:rPr>
+        <w:t xml:space="preserve">Figure </w:t>
+      </w:r>
+      <w:r>
+        <w:fldChar w:fldCharType="begin"/>
+      </w:r>
+      <w:r>
+        <w:rPr>
+          <w:lang w:val="es-EC"/>
+        </w:rPr>
+        <w:instrText xml:space="preserve"> SEQ Figure \* ARABIC </w:instrText>
+      </w:r>
+      <w:r>
+        <w:fldChar w:fldCharType="separate"/>
+      </w:r>
+      <w:r>
+        <w:rPr>
+          <w:noProof/>
+          <w:lang w:val="es-EC"/>
+        </w:rPr>
+        <w:t>3</w:t>
+      </w:r>
+      <w:r>
+        <w:fldChar w:fldCharType="end"/>
+      </w:r>
+      <w:r>
+        <w:rPr>
+          <w:lang w:val="es-EC"/>
+        </w:rPr>
+        <w:t xml:space="preserve"> -- Historial de empleados consultados</w:t>
+      </w:r>
+    </w:p>
+    <w:p>
+      <w:pPr>
+        <w:rPr>
+          <w:b/>
+          <w:bCs/>
+        </w:rPr>
+      </w:pPr>
+      <w:r>
+        <w:rPr>
+          <w:b/>
+          <w:bCs/>
+        </w:rPr>
+        <w:t>¿Cómo el usuario carga el archivo CSV?</w:t>
+      </w:r>
+    </w:p>
+    <w:p>
+      <w:r>
+        <w:t>El usuario carga el dataset mediante el componente:</w:t>
+      </w:r>
+    </w:p>
+    <w:p>
+      <w:r>
+        <w:t>st.file_uploader()</w:t>
+      </w:r>
+    </w:p>
+    <w:p>
+      <w:r>
+        <w:t>ubicado en:</w:t>
+      </w:r>
+    </w:p>
+    <w:p>
+      <w:pPr>
+        <w:numPr>
+          <w:ilvl w:val="0"/>
+          <w:numId w:val="10"/>
+        </w:numPr>
+        <w:spacing w:after="160" w:line="278" w:lineRule="auto"/>
+      </w:pPr>
+      <w:r>
+        <w:t xml:space="preserve">módulo Chat IA </w:t>
+      </w:r>
+    </w:p>
+    <w:p>
+      <w:pPr>
+        <w:numPr>
+          <w:ilvl w:val="0"/>
+          <w:numId w:val="10"/>
+        </w:numPr>
+        <w:spacing w:after="160" w:line="278" w:lineRule="auto"/>
+      </w:pPr>
+      <w:r>
+        <w:t xml:space="preserve">módulo Análisis por empleado </w:t>
+      </w:r>
+    </w:p>
+    <w:p>
+      <w:r>
+        <w:t>Proceso:</w:t>
+      </w:r>
+    </w:p>
+    <w:p>
+      <w:r>
+        <w:t>usuario selecciona archivo CSV</w:t>
+      </w:r>
+      <w:r>
+        <w:br/>
+        <w:t>↓</w:t>
+      </w:r>
+      <w:r>
+        <w:br/>
+        <w:t>la interfaz valida columnas necesarias</w:t>
+      </w:r>
+      <w:r>
+        <w:br/>
+        <w:t>↓</w:t>
+      </w:r>
+      <w:r>
+        <w:br/>
+        <w:t>si el dataset es válido se habilita el análisis</w:t>
+      </w:r>
+      <w:r>
+        <w:br/>
+        <w:t>↓</w:t>
+      </w:r>
+      <w:r>
+        <w:br/>
+        <w:t>si faltan columnas se muestra error controlado</w:t>
+      </w:r>
+    </w:p>
+    <w:p>
+      <w:r>
+        <w:t>Esto garantiza:</w:t>
+      </w:r>
+    </w:p>
+    <w:p>
+      <w:r>
+        <w:t>integridad de datos</w:t>
+      </w:r>
+      <w:r>
+        <w:br/>
+        <w:t>estabilidad del sistema</w:t>
+      </w:r>
+      <w:r>
+        <w:br/>
+        <w:t>prevención de errores de ejecución</w:t>
+      </w:r>
+    </w:p>
+    <w:p>
+      <w:r>
+        <w:rPr>
+          <w:noProof/>
+        </w:rPr>
+      </w:r>
+      <w:r>
+        <w:rPr>
+          <w:noProof/>
+        </w:rPr>
+        <w:pict w14:anchorId="2C8B2217">
+          <v:rect id="_x0000_i1054" alt="" style="width:425.2pt;height:.05pt;mso-width-percent:0;mso-height-percent:0;mso-width-percent:0;mso-height-percent:0" o:hralign="center" o:hrstd="t" o:hr="t" fillcolor="#a0a0a0" stroked="f"/>
+        </w:pict>
+      </w:r>
+    </w:p>
+    <w:p>
+      <w:r>
+        <w:rPr>
+          <w:rFonts w:ascii="Segoe UI Emoji" w:hAnsi="Segoe UI Emoji" w:cs="Segoe UI Emoji"/>
+        </w:rPr>
+        <w:t>📸</w:t>
+      </w:r>
+      <w:r>
+        <w:t xml:space="preserve"> </w:t>
+      </w:r>
+      <w:r>
+        <w:rPr>
+          <w:b/>
+          <w:bCs/>
+        </w:rPr>
+        <w:t>Captura que debes colocar aquí</w:t>
+      </w:r>
+    </w:p>
+    <w:p>
+      <w:r>
+        <w:t>Pantalla mostrando:</w:t>
+      </w:r>
+    </w:p>
+    <w:p>
+      <w:pPr>
+        <w:keepNext/>
+      </w:pPr>
+      <w:r>
+        <w:rPr>
+          <w:noProof/>
+        </w:rPr>
+        <w:lastRenderedPageBreak/>
+        <w:drawing>
+          <wp:inline distT="0" distB="0" distL="0" distR="0" wp14:anchorId="6766A2F3" wp14:editId="67863D96">
+            <wp:extent cx="5943600" cy="2610485"/>
+            <wp:effectExtent l="0" t="0" r="0" b="0"/>
+            <wp:docPr id="739294855" name="Picture 1"/>
+            <wp:cNvGraphicFramePr>
+              <a:graphicFrameLocks xmlns:a="http://schemas.openxmlformats.org/drawingml/2006/main" noChangeAspect="1"/>
+            </wp:cNvGraphicFramePr>
+            <a:graphic xmlns:a="http://schemas.openxmlformats.org/drawingml/2006/main">
+              <a:graphicData uri="http://schemas.openxmlformats.org/drawingml/2006/picture">
+                <pic:pic xmlns:pic="http://schemas.openxmlformats.org/drawingml/2006/picture">
+                  <pic:nvPicPr>
+                    <pic:cNvPr id="361768862" name=""/>
+                    <pic:cNvPicPr/>
+                  </pic:nvPicPr>
+                  <pic:blipFill>
+                    <a:blip r:embed="rId30"/>
+                    <a:stretch>
+                      <a:fillRect/>
+                    </a:stretch>
+                  </pic:blipFill>
+                  <pic:spPr>
+                    <a:xfrm>
+                      <a:off x="0" y="0"/>
+                      <a:ext cx="5943600" cy="2610485"/>
+                    </a:xfrm>
+                    <a:prstGeom prst="rect">
+                      <a:avLst/>
+                    </a:prstGeom>
+                  </pic:spPr>
+                </pic:pic>
+              </a:graphicData>
+            </a:graphic>
+          </wp:inline>
+        </w:drawing>
+      </w:r>
+    </w:p>
+    <w:p>
+      <w:pPr>
+        <w:pStyle w:val="Descripcin"/>
+        <w:rPr>
+          <w:lang w:val="es-EC"/>
+        </w:rPr>
+      </w:pPr>
+      <w:r>
+        <w:t xml:space="preserve">Figure </w:t>
+      </w:r>
+      <w:r>
+        <w:fldChar w:fldCharType="begin"/>
+      </w:r>
+      <w:r>
+        <w:instrText xml:space="preserve"> SEQ Figure \* ARABIC </w:instrText>
+      </w:r>
+      <w:r>
+        <w:fldChar w:fldCharType="separate"/>
+      </w:r>
+      <w:r>
+        <w:rPr>
+          <w:noProof/>
+        </w:rPr>
+        <w:t>4</w:t>
+      </w:r>
+      <w:r>
+        <w:rPr>
+          <w:noProof/>
+        </w:rPr>
+        <w:fldChar w:fldCharType="end"/>
+      </w:r>
+      <w:r>
+        <w:rPr>
+          <w:lang w:val="es-EC"/>
+        </w:rPr>
+        <w:t xml:space="preserve"> Carga de data</w:t>
+      </w:r>
+    </w:p>
+    <w:p>
+      <w:pPr>
+        <w:keepNext/>
+      </w:pPr>
+      <w:r>
+        <w:rPr>
+          <w:noProof/>
+        </w:rPr>
+        <w:drawing>
+          <wp:inline distT="0" distB="0" distL="0" distR="0" wp14:anchorId="23F58041" wp14:editId="1C461282">
+            <wp:extent cx="5943600" cy="3238500"/>
+            <wp:effectExtent l="0" t="0" r="0" b="0"/>
+            <wp:docPr id="1310600191" name="Picture 1"/>
+            <wp:cNvGraphicFramePr>
+              <a:graphicFrameLocks xmlns:a="http://schemas.openxmlformats.org/drawingml/2006/main" noChangeAspect="1"/>
+            </wp:cNvGraphicFramePr>
+            <a:graphic xmlns:a="http://schemas.openxmlformats.org/drawingml/2006/main">
+              <a:graphicData uri="http://schemas.openxmlformats.org/drawingml/2006/picture">
+                <pic:pic xmlns:pic="http://schemas.openxmlformats.org/drawingml/2006/picture">
+                  <pic:nvPicPr>
+                    <pic:cNvPr id="1681190782" name=""/>
+                    <pic:cNvPicPr/>
+                  </pic:nvPicPr>
+                  <pic:blipFill>
+                    <a:blip r:embed="rId31"/>
+                    <a:stretch>
+                      <a:fillRect/>
+                    </a:stretch>
+                  </pic:blipFill>
+                  <pic:spPr>
+                    <a:xfrm>
+                      <a:off x="0" y="0"/>
+                      <a:ext cx="5943600" cy="3238500"/>
+                    </a:xfrm>
+                    <a:prstGeom prst="rect">
+                      <a:avLst/>
+                    </a:prstGeom>
+                  </pic:spPr>
+                </pic:pic>
+              </a:graphicData>
+            </a:graphic>
+          </wp:inline>
+        </w:drawing>
+      </w:r>
+    </w:p>
+    <w:p>
+      <w:pPr>
+        <w:pStyle w:val="Descripcin"/>
+        <w:rPr>
+          <w:lang w:val="es-EC"/>
+        </w:rPr>
+      </w:pPr>
+      <w:r>
+        <w:rPr>
+          <w:lang w:val="es-EC"/>
+        </w:rPr>
+        <w:t xml:space="preserve">Figure </w:t>
+      </w:r>
+      <w:r>
+        <w:fldChar w:fldCharType="begin"/>
+      </w:r>
+      <w:r>
+        <w:rPr>
+          <w:lang w:val="es-EC"/>
+        </w:rPr>
+        <w:instrText xml:space="preserve"> SEQ Figure \* ARABIC </w:instrText>
+      </w:r>
+      <w:r>
+        <w:fldChar w:fldCharType="separate"/>
+      </w:r>
+      <w:r>
+        <w:rPr>
+          <w:noProof/>
+          <w:lang w:val="es-EC"/>
+        </w:rPr>
+        <w:t>5</w:t>
+      </w:r>
+      <w:r>
+        <w:fldChar w:fldCharType="end"/>
+      </w:r>
+      <w:r>
+        <w:rPr>
+          <w:lang w:val="es-EC"/>
+        </w:rPr>
+        <w:t xml:space="preserve"> </w:t>
+      </w:r>
+      <w:r>
+        <w:rPr>
+          <w:lang w:val="es-EC"/>
+        </w:rPr>
+        <w:t>Carga del dataset en la interfaz</w:t>
+      </w:r>
+      <w:r>
+        <w:rPr>
+          <w:lang w:val="es-EC"/>
+        </w:rPr>
+        <w:t xml:space="preserve"> correctamente</w:t>
+      </w:r>
+    </w:p>
+    <w:p/>
+    <w:p>
+      <w:pPr>
+        <w:rPr>
+          <w:b/>
+          <w:bCs/>
+        </w:rPr>
+      </w:pPr>
+      <w:r>
+        <w:rPr>
+          <w:b/>
+          <w:bCs/>
+        </w:rPr>
+        <w:t>¿Qué resultados se muestran al usuario?</w:t>
+      </w:r>
+    </w:p>
+    <w:p>
+      <w:r>
+        <w:t>La interfaz muestra resultados en tres niveles:</w:t>
+      </w:r>
+    </w:p>
+    <w:p>
+      <w:r>
+        <w:rPr>
+          <w:noProof/>
+        </w:rPr>
+      </w:r>
+      <w:r>
+        <w:rPr>
+          <w:noProof/>
+        </w:rPr>
+        <w:pict w14:anchorId="4740D759">
+          <v:rect id="_x0000_i1055" alt="" style="width:425.2pt;height:.05pt;mso-width-percent:0;mso-height-percent:0;mso-width-percent:0;mso-height-percent:0" o:hralign="center" o:hrstd="t" o:hr="t" fillcolor="#a0a0a0" stroked="f"/>
+        </w:pict>
+      </w:r>
+    </w:p>
+    <w:p>
+      <w:pPr>
+        <w:rPr>
+          <w:b/>
+          <w:bCs/>
+        </w:rPr>
+      </w:pPr>
+      <w:r>
+        <w:rPr>
+          <w:b/>
+          <w:bCs/>
+        </w:rPr>
+        <w:t>Nivel 1 — Resultado predictivo</w:t>
+      </w:r>
+    </w:p>
+    <w:p>
+      <w:r>
+        <w:t>Incluye:</w:t>
+      </w:r>
+    </w:p>
+    <w:p>
+      <w:r>
+        <w:t>probabilidad abandono</w:t>
+      </w:r>
+      <w:r>
+        <w:br/>
+        <w:t>nivel riesgo (alto / medio / bajo)</w:t>
+      </w:r>
+    </w:p>
+    <w:p>
+      <w:r>
+        <w:t>Ejemplo:</w:t>
+      </w:r>
+    </w:p>
+    <w:p>
+      <w:r>
+        <w:t>Probabilidad abandono: 72%</w:t>
+      </w:r>
+      <w:r>
+        <w:br/>
+        <w:t>Nivel riesgo: ALTO</w:t>
+      </w:r>
+    </w:p>
+    <w:p>
+      <w:r>
+        <w:rPr>
+          <w:noProof/>
+        </w:rPr>
+        <w:lastRenderedPageBreak/>
+      </w:r>
+      <w:r>
+        <w:rPr>
+          <w:noProof/>
+        </w:rPr>
+        <w:pict w14:anchorId="10CDA37D">
+          <v:rect id="_x0000_i1056" alt="" style="width:425.2pt;height:.05pt;mso-width-percent:0;mso-height-percent:0;mso-width-percent:0;mso-height-percent:0" o:hralign="center" o:hrstd="t" o:hr="t" fillcolor="#a0a0a0" stroked="f"/>
+        </w:pict>
+      </w:r>
+    </w:p>
+    <w:p>
+      <w:pPr>
+        <w:rPr>
+          <w:b/>
+          <w:bCs/>
+        </w:rPr>
+      </w:pPr>
+      <w:r>
+        <w:rPr>
+          <w:b/>
+          <w:bCs/>
+        </w:rPr>
+        <w:t>Nivel 2 — Recomendación automática</w:t>
+      </w:r>
+    </w:p>
+    <w:p>
+      <w:r>
+        <w:t>Generada por el agente:</w:t>
+      </w:r>
+    </w:p>
+    <w:p>
+      <w:r>
+        <w:t>Ejemplo:</w:t>
+      </w:r>
+    </w:p>
+    <w:p>
+      <w:r>
+        <w:t>Revisar carga laboral y salario</w:t>
+      </w:r>
+    </w:p>
+    <w:p>
+      <w:r>
+        <w:t>Permite:</w:t>
+      </w:r>
+    </w:p>
+    <w:p>
+      <w:r>
+        <w:t>acción preventiva por parte de RRHH</w:t>
+      </w:r>
+    </w:p>
+    <w:p>
+      <w:r>
+        <w:rPr>
+          <w:noProof/>
+        </w:rPr>
+      </w:r>
+      <w:r>
+        <w:rPr>
+          <w:noProof/>
+        </w:rPr>
+        <w:pict w14:anchorId="3DF39B92">
+          <v:rect id="_x0000_i1057" alt="" style="width:425.2pt;height:.05pt;mso-width-percent:0;mso-height-percent:0;mso-width-percent:0;mso-height-percent:0" o:hralign="center" o:hrstd="t" o:hr="t" fillcolor="#a0a0a0" stroked="f"/>
+        </w:pict>
+      </w:r>
+    </w:p>
+    <w:p>
+      <w:pPr>
+        <w:rPr>
+          <w:b/>
+          <w:bCs/>
+        </w:rPr>
+      </w:pPr>
+      <w:r>
+        <w:rPr>
+          <w:b/>
+          <w:bCs/>
+        </w:rPr>
+        <w:t>Nivel 3 — Variables analizadas</w:t>
+      </w:r>
+    </w:p>
+    <w:p>
+      <w:r>
+        <w:t>Incluye:</w:t>
+      </w:r>
+    </w:p>
+    <w:p>
+      <w:r>
+        <w:t>horas trabajo</w:t>
+      </w:r>
+      <w:r>
+        <w:br/>
+        <w:t>satisfacción laboral</w:t>
+      </w:r>
+      <w:r>
+        <w:br/>
+        <w:t>balance vida-trabajo</w:t>
+      </w:r>
+      <w:r>
+        <w:br/>
+        <w:t>promociones</w:t>
+      </w:r>
+      <w:r>
+        <w:br/>
+        <w:t>comentarios empleado</w:t>
+      </w:r>
+    </w:p>
+    <w:p>
+      <w:r>
+        <w:t>Esto mejora:</w:t>
+      </w:r>
+    </w:p>
+    <w:p>
+      <w:r>
+        <w:t>interpretabilidad del modelo</w:t>
+      </w:r>
+    </w:p>
+    <w:p>
+      <w:pPr>
+        <w:keepNext/>
+      </w:pPr>
+      <w:r>
+        <w:rPr>
+          <w:noProof/>
+        </w:rPr>
+        <w:drawing>
+          <wp:inline distT="0" distB="0" distL="0" distR="0" wp14:anchorId="40E250FF" wp14:editId="3D4B8653">
+            <wp:extent cx="5943600" cy="3394075"/>
+            <wp:effectExtent l="0" t="0" r="0" b="0"/>
+            <wp:docPr id="556251250" name="Picture 1" descr="Interfaz de usuario gráfica, Aplicación, Teams&#10;&#10;El contenido generado por IA puede ser incorrecto."/>
+            <wp:cNvGraphicFramePr>
+              <a:graphicFrameLocks xmlns:a="http://schemas.openxmlformats.org/drawingml/2006/main" noChangeAspect="1"/>
+            </wp:cNvGraphicFramePr>
+            <a:graphic xmlns:a="http://schemas.openxmlformats.org/drawingml/2006/main">
+              <a:graphicData uri="http://schemas.openxmlformats.org/drawingml/2006/picture">
+                <pic:pic xmlns:pic="http://schemas.openxmlformats.org/drawingml/2006/picture">
+                  <pic:nvPicPr>
+                    <pic:cNvPr id="556251250" name="Picture 1" descr="Interfaz de usuario gráfica, Aplicación, Teams&#10;&#10;El contenido generado por IA puede ser incorrecto."/>
+                    <pic:cNvPicPr/>
+                  </pic:nvPicPr>
+                  <pic:blipFill>
+                    <a:blip r:embed="rId32"/>
+                    <a:stretch>
+                      <a:fillRect/>
+                    </a:stretch>
+                  </pic:blipFill>
+                  <pic:spPr>
+                    <a:xfrm>
+                      <a:off x="0" y="0"/>
+                      <a:ext cx="5943600" cy="3394075"/>
+                    </a:xfrm>
+                    <a:prstGeom prst="rect">
+                      <a:avLst/>
+                    </a:prstGeom>
+                  </pic:spPr>
+                </pic:pic>
+              </a:graphicData>
+            </a:graphic>
+          </wp:inline>
+        </w:drawing>
+      </w:r>
+    </w:p>
+    <w:p>
+      <w:pPr>
+        <w:pStyle w:val="Descripcin"/>
+        <w:rPr>
+          <w:lang w:val="es-EC"/>
+        </w:rPr>
+      </w:pPr>
+      <w:r>
+        <w:rPr>
+          <w:lang w:val="es-EC"/>
+        </w:rPr>
+        <w:t xml:space="preserve">Figure </w:t>
+      </w:r>
+      <w:r>
+        <w:fldChar w:fldCharType="begin"/>
+      </w:r>
+      <w:r>
+        <w:rPr>
+          <w:lang w:val="es-EC"/>
+        </w:rPr>
+        <w:instrText xml:space="preserve"> SEQ Figure \* ARABIC </w:instrText>
+      </w:r>
+      <w:r>
+        <w:fldChar w:fldCharType="separate"/>
+      </w:r>
+      <w:r>
+        <w:rPr>
+          <w:noProof/>
+          <w:lang w:val="es-EC"/>
+        </w:rPr>
+        <w:t>6</w:t>
+      </w:r>
+      <w:r>
+        <w:fldChar w:fldCharType="end"/>
+      </w:r>
+      <w:r>
+        <w:rPr>
+          <w:lang w:val="es-EC"/>
+        </w:rPr>
+        <w:t xml:space="preserve"> Resultado del análisis predictivo del empleado</w:t>
+      </w:r>
+    </w:p>
+    <w:p/>
+    <w:p>
+      <w:r>
+        <w:rPr>
+          <w:noProof/>
+        </w:rPr>
+        <w:lastRenderedPageBreak/>
+        <w:drawing>
+          <wp:inline distT="0" distB="0" distL="0" distR="0" wp14:anchorId="4895F0F0" wp14:editId="3B491303">
+            <wp:extent cx="5943600" cy="2790190"/>
+            <wp:effectExtent l="0" t="0" r="0" b="0"/>
+            <wp:docPr id="1233952312" name="Picture 1"/>
+            <wp:cNvGraphicFramePr>
+              <a:graphicFrameLocks xmlns:a="http://schemas.openxmlformats.org/drawingml/2006/main" noChangeAspect="1"/>
+            </wp:cNvGraphicFramePr>
+            <a:graphic xmlns:a="http://schemas.openxmlformats.org/drawingml/2006/main">
+              <a:graphicData uri="http://schemas.openxmlformats.org/drawingml/2006/picture">
+                <pic:pic xmlns:pic="http://schemas.openxmlformats.org/drawingml/2006/picture">
+                  <pic:nvPicPr>
+                    <pic:cNvPr id="107250636" name=""/>
+                    <pic:cNvPicPr/>
+                  </pic:nvPicPr>
+                  <pic:blipFill>
+                    <a:blip r:embed="rId33"/>
+                    <a:stretch>
+                      <a:fillRect/>
+                    </a:stretch>
+                  </pic:blipFill>
+                  <pic:spPr>
+                    <a:xfrm>
+                      <a:off x="0" y="0"/>
+                      <a:ext cx="5943600" cy="2790190"/>
+                    </a:xfrm>
+                    <a:prstGeom prst="rect">
+                      <a:avLst/>
+                    </a:prstGeom>
+                  </pic:spPr>
+                </pic:pic>
+              </a:graphicData>
+            </a:graphic>
+          </wp:inline>
+        </w:drawing>
+      </w:r>
+    </w:p>
+    <w:p/>
+    <w:p>
+      <w:pPr>
+        <w:rPr>
+          <w:b/>
+          <w:bCs/>
+        </w:rPr>
+      </w:pPr>
+      <w:r>
+        <w:rPr>
+          <w:b/>
+          <w:bCs/>
+        </w:rPr>
+        <w:t>¿Cómo se visualiza el historial de predicciones?</w:t>
+      </w:r>
+    </w:p>
+    <w:p>
+      <w:r>
+        <w:t>El historial se visualiza mediante el módulo:</w:t>
+      </w:r>
+    </w:p>
+    <w:p>
+      <w:r>
+        <w:t>Historial del agente</w:t>
+      </w:r>
+    </w:p>
+    <w:p>
+      <w:r>
+        <w:t>Incluye:</w:t>
+      </w:r>
+    </w:p>
+    <w:p>
+      <w:pPr>
+        <w:rPr>
+          <w:b/>
+          <w:bCs/>
+        </w:rPr>
+      </w:pPr>
+      <w:r>
+        <w:rPr>
+          <w:b/>
+          <w:bCs/>
+        </w:rPr>
+        <w:t>Tabla</w:t>
+      </w:r>
+    </w:p>
+    <w:p>
+      <w:pPr>
+        <w:spacing w:line="276" w:lineRule="auto"/>
+      </w:pPr>
+      <w:r>
+        <w:t>Campos:</w:t>
+      </w:r>
+    </w:p>
+    <w:p>
+      <w:pPr>
+        <w:spacing w:line="276" w:lineRule="auto"/>
+      </w:pPr>
+      <w:r>
+        <w:t>E</w:t>
+      </w:r>
+      <w:r>
+        <w:t>mpleado</w:t>
+      </w:r>
+      <w:r>
+        <w:br/>
+      </w:r>
+      <w:r>
+        <w:t>N</w:t>
+      </w:r>
+      <w:r>
+        <w:t>ivel riesgo</w:t>
+      </w:r>
+    </w:p>
+    <w:p>
+      <w:pPr>
+        <w:spacing w:line="276" w:lineRule="auto"/>
+      </w:pPr>
+      <w:r>
+        <w:t>Score</w:t>
+      </w:r>
+    </w:p>
+    <w:p>
+      <w:pPr>
+        <w:spacing w:line="276" w:lineRule="auto"/>
+      </w:pPr>
+      <w:r>
+        <w:t>Recomendación</w:t>
+      </w:r>
+      <w:r>
+        <w:br/>
+      </w:r>
+      <w:r>
+        <w:t>F</w:t>
+      </w:r>
+      <w:r>
+        <w:t>echa análisis</w:t>
+      </w:r>
+    </w:p>
+    <w:p>
+      <w:pPr>
+        <w:rPr>
+          <w:b/>
+          <w:bCs/>
+        </w:rPr>
+      </w:pPr>
+    </w:p>
+    <w:p>
+      <w:pPr>
+        <w:rPr>
+          <w:b/>
+          <w:bCs/>
+        </w:rPr>
+      </w:pPr>
+      <w:r>
+        <w:rPr>
+          <w:b/>
+          <w:bCs/>
+        </w:rPr>
+        <w:t>Métricas</w:t>
+      </w:r>
+    </w:p>
+    <w:p>
+      <w:r>
+        <w:t>Cantidad:</w:t>
+      </w:r>
+    </w:p>
+    <w:p>
+      <w:r>
+        <w:t>riesgo alto</w:t>
+      </w:r>
+      <w:r>
+        <w:br/>
+        <w:t>riesgo medio</w:t>
+      </w:r>
+      <w:r>
+        <w:br/>
+        <w:t>riesgo bajo</w:t>
+      </w:r>
+    </w:p>
+    <w:p>
+      <w:pPr>
+        <w:rPr>
+          <w:b/>
+          <w:bCs/>
+        </w:rPr>
+      </w:pPr>
+      <w:r>
+        <w:rPr>
+          <w:b/>
+          <w:bCs/>
+        </w:rPr>
+        <w:t>Gráfico</w:t>
+      </w:r>
+    </w:p>
+    <w:p>
+      <w:r>
+        <w:t>Distribución:</w:t>
+      </w:r>
+    </w:p>
+    <w:p>
+      <w:r>
+        <w:t>frecuencia de niveles de riesgo detectados</w:t>
+      </w:r>
+    </w:p>
+    <w:p>
+      <w:r>
+        <w:t>Trazabilidad del score por empleado</w:t>
+      </w:r>
+    </w:p>
+    <w:p>
+      <w:r>
+        <w:t>Esto permite:</w:t>
+      </w:r>
+    </w:p>
+    <w:p>
+      <w:r>
+        <w:t>seguimiento longitudinal del comportamiento organizacional</w:t>
+      </w:r>
+    </w:p>
+    <w:p>
+      <w:pPr>
+        <w:keepNext/>
+      </w:pPr>
+      <w:r>
+        <w:rPr>
+          <w:noProof/>
+        </w:rPr>
+        <w:lastRenderedPageBreak/>
+        <w:drawing>
+          <wp:inline distT="0" distB="0" distL="0" distR="0" wp14:anchorId="7D6B1C2C" wp14:editId="1124CC22">
+            <wp:extent cx="5943600" cy="2978785"/>
+            <wp:effectExtent l="0" t="0" r="0" b="0"/>
+            <wp:docPr id="402173168" name="Picture 1"/>
+            <wp:cNvGraphicFramePr>
+              <a:graphicFrameLocks xmlns:a="http://schemas.openxmlformats.org/drawingml/2006/main" noChangeAspect="1"/>
+            </wp:cNvGraphicFramePr>
+            <a:graphic xmlns:a="http://schemas.openxmlformats.org/drawingml/2006/main">
+              <a:graphicData uri="http://schemas.openxmlformats.org/drawingml/2006/picture">
+                <pic:pic xmlns:pic="http://schemas.openxmlformats.org/drawingml/2006/picture">
+                  <pic:nvPicPr>
+                    <pic:cNvPr id="842925544" name=""/>
+                    <pic:cNvPicPr/>
+                  </pic:nvPicPr>
+                  <pic:blipFill>
+                    <a:blip r:embed="rId34"/>
+                    <a:stretch>
+                      <a:fillRect/>
+                    </a:stretch>
+                  </pic:blipFill>
+                  <pic:spPr>
+                    <a:xfrm>
+                      <a:off x="0" y="0"/>
+                      <a:ext cx="5943600" cy="2978785"/>
+                    </a:xfrm>
+                    <a:prstGeom prst="rect">
+                      <a:avLst/>
+                    </a:prstGeom>
+                  </pic:spPr>
+                </pic:pic>
+              </a:graphicData>
+            </a:graphic>
+          </wp:inline>
+        </w:drawing>
+      </w:r>
+    </w:p>
+    <w:p>
+      <w:pPr>
+        <w:pStyle w:val="Descripcin"/>
+        <w:rPr>
+          <w:lang w:val="es-EC"/>
+        </w:rPr>
+      </w:pPr>
+      <w:r>
+        <w:rPr>
+          <w:lang w:val="es-EC"/>
+        </w:rPr>
+        <w:t xml:space="preserve">Figure </w:t>
+      </w:r>
+      <w:r>
+        <w:fldChar w:fldCharType="begin"/>
+      </w:r>
+      <w:r>
+        <w:rPr>
+          <w:lang w:val="es-EC"/>
+        </w:rPr>
+        <w:instrText xml:space="preserve"> SEQ Figure \* ARABIC </w:instrText>
+      </w:r>
+      <w:r>
+        <w:fldChar w:fldCharType="separate"/>
+      </w:r>
+      <w:r>
+        <w:rPr>
+          <w:noProof/>
+          <w:lang w:val="es-EC"/>
+        </w:rPr>
+        <w:t>7</w:t>
+      </w:r>
+      <w:r>
+        <w:fldChar w:fldCharType="end"/>
+      </w:r>
+      <w:r>
+        <w:rPr>
+          <w:lang w:val="es-EC"/>
+        </w:rPr>
+        <w:t xml:space="preserve"> </w:t>
+      </w:r>
+      <w:r>
+        <w:rPr>
+          <w:lang w:val="es-EC"/>
+        </w:rPr>
+        <w:t>Historial de predicciones generadas por el agente</w:t>
+      </w:r>
+    </w:p>
+    <w:p/>
+    <w:p>
+      <w:pPr>
+        <w:rPr>
+          <w:b/>
+          <w:bCs/>
+        </w:rPr>
+      </w:pPr>
+      <w:r>
+        <w:rPr>
+          <w:b/>
+          <w:bCs/>
+        </w:rPr>
+        <w:t>¿Qué valor aporta la interfaz al usuario final?</w:t>
+      </w:r>
+    </w:p>
+    <w:p>
+      <w:r>
+        <w:t>La interfaz aporta valor en tres niveles:</w:t>
+      </w:r>
+    </w:p>
+    <w:p>
+      <w:r>
+        <w:rPr>
+          <w:noProof/>
+        </w:rPr>
+      </w:r>
+      <w:r>
+        <w:rPr>
+          <w:noProof/>
+        </w:rPr>
+        <w:pict w14:anchorId="4BB7E97A">
+          <v:rect id="_x0000_i1058" alt="" style="width:425.2pt;height:.05pt;mso-width-percent:0;mso-height-percent:0;mso-width-percent:0;mso-height-percent:0" o:hralign="center" o:hrstd="t" o:hr="t" fillcolor="#a0a0a0" stroked="f"/>
+        </w:pict>
+      </w:r>
+    </w:p>
+    <w:p>
+      <w:pPr>
+        <w:rPr>
+          <w:b/>
+          <w:bCs/>
+        </w:rPr>
+      </w:pPr>
+      <w:r>
+        <w:rPr>
+          <w:b/>
+          <w:bCs/>
+        </w:rPr>
+        <w:t>Nivel operativo</w:t>
+      </w:r>
+    </w:p>
+    <w:p>
+      <w:r>
+        <w:t>Permite:</w:t>
+      </w:r>
+    </w:p>
+    <w:p>
+      <w:r>
+        <w:t>analizar empleados rápidamente</w:t>
+      </w:r>
+      <w:r>
+        <w:br/>
+        <w:t>identificar riesgo abandono</w:t>
+      </w:r>
+      <w:r>
+        <w:br/>
+        <w:t>consultar resultados en tiempo real</w:t>
+      </w:r>
+    </w:p>
+    <w:p>
+      <w:r>
+        <w:rPr>
+          <w:noProof/>
+        </w:rPr>
+      </w:r>
+      <w:r>
+        <w:rPr>
+          <w:noProof/>
+        </w:rPr>
+        <w:pict w14:anchorId="249A2FEC">
+          <v:rect id="_x0000_i1059" alt="" style="width:425.2pt;height:.05pt;mso-width-percent:0;mso-height-percent:0;mso-width-percent:0;mso-height-percent:0" o:hralign="center" o:hrstd="t" o:hr="t" fillcolor="#a0a0a0" stroked="f"/>
+        </w:pict>
+      </w:r>
+    </w:p>
+    <w:p>
+      <w:pPr>
+        <w:rPr>
+          <w:b/>
+          <w:bCs/>
+        </w:rPr>
+      </w:pPr>
+      <w:r>
+        <w:rPr>
+          <w:b/>
+          <w:bCs/>
+        </w:rPr>
+        <w:t>Nivel estratégico</w:t>
+      </w:r>
+    </w:p>
+    <w:p>
+      <w:r>
+        <w:t>Facilita:</w:t>
+      </w:r>
+    </w:p>
+    <w:p>
+      <w:r>
+        <w:t>toma decisiones basada en datos</w:t>
+      </w:r>
+      <w:r>
+        <w:br/>
+        <w:t>detección temprana de rotación laboral</w:t>
+      </w:r>
+      <w:r>
+        <w:br/>
+        <w:t>priorización intervenciones RRHH</w:t>
+      </w:r>
+    </w:p>
+    <w:p>
+      <w:r>
+        <w:rPr>
+          <w:noProof/>
+        </w:rPr>
+      </w:r>
+      <w:r>
+        <w:rPr>
+          <w:noProof/>
+        </w:rPr>
+        <w:pict w14:anchorId="461160E5">
+          <v:rect id="_x0000_i1060" alt="" style="width:425.2pt;height:.05pt;mso-width-percent:0;mso-height-percent:0;mso-width-percent:0;mso-height-percent:0" o:hralign="center" o:hrstd="t" o:hr="t" fillcolor="#a0a0a0" stroked="f"/>
+        </w:pict>
+      </w:r>
+    </w:p>
+    <w:p>
+      <w:pPr>
+        <w:rPr>
+          <w:b/>
+          <w:bCs/>
+        </w:rPr>
+      </w:pPr>
+      <w:r>
+        <w:rPr>
+          <w:b/>
+          <w:bCs/>
+        </w:rPr>
+        <w:t>Nivel tecnológico</w:t>
+      </w:r>
+    </w:p>
+    <w:p>
+      <w:r>
+        <w:t>Integra:</w:t>
+      </w:r>
+    </w:p>
+    <w:p>
+      <w:r>
+        <w:t>modelo predictivo</w:t>
+      </w:r>
+      <w:r>
+        <w:br/>
+        <w:t>procesamiento dataset</w:t>
+      </w:r>
+      <w:r>
+        <w:br/>
+        <w:t>memoria SQLite</w:t>
+      </w:r>
+      <w:r>
+        <w:br/>
+        <w:t>reporte automático CSV</w:t>
+      </w:r>
+      <w:r>
+        <w:br/>
+        <w:t>chat inteligente</w:t>
+      </w:r>
+    </w:p>
+    <w:p>
+      <w:r>
+        <w:t>Esto transforma el sistema en:</w:t>
+      </w:r>
+    </w:p>
+    <w:p>
+      <w:r>
+        <w:t>herramienta de apoyo a decisiones organizacionales basada en IA</w:t>
+      </w:r>
+    </w:p>
+    <w:p/>
+    <w:p/>
+    <w:p/>
+    <w:p/>
+    <w:p/>
+    <w:p/>
+    <w:p>
+      <w:pPr>
+        <w:spacing w:before="100" w:beforeAutospacing="1" w:after="100" w:afterAutospacing="1"/>
+        <w:outlineLvl w:val="1"/>
+        <w:rPr>
+          <w:rFonts w:ascii="Times New Roman" w:eastAsia="Times New Roman" w:hAnsi="Times New Roman" w:cs="Times New Roman"/>
+          <w:b/>
+          <w:bCs/>
+          <w:sz w:val="36"/>
+          <w:szCs w:val="36"/>
+        </w:rPr>
+      </w:pPr>
+      <w:r>
+        <w:rPr>
+          <w:rFonts w:ascii="Times New Roman" w:eastAsia="Times New Roman" w:hAnsi="Times New Roman" w:cs="Times New Roman"/>
+          <w:b/>
+          <w:bCs/>
+          <w:sz w:val="36"/>
+          <w:szCs w:val="36"/>
+        </w:rPr>
+        <w:lastRenderedPageBreak/>
+        <w:t>Respuestas Rol 5 — Arquitectura / PM (Christian Miranda)</w:t>
+      </w:r>
+    </w:p>
+    <w:p>
+      <w:pPr>
+        <w:spacing w:before="100" w:beforeAutospacing="1" w:after="100" w:afterAutospacing="1"/>
+        <w:rPr>
+          <w:rFonts w:ascii="Times New Roman" w:eastAsia="Times New Roman" w:hAnsi="Times New Roman" w:cs="Times New Roman"/>
+        </w:rPr>
+      </w:pPr>
+      <w:r>
+        <w:rPr>
+          <w:rFonts w:ascii="Times New Roman" w:eastAsia="Times New Roman" w:hAnsi="Times New Roman" w:cs="Times New Roman"/>
+          <w:b/>
+          <w:bCs/>
+        </w:rPr>
+        <w:t>Objetivo: cubrir Arquitectura + Flujo + Integración + Memoria</w:t>
+      </w:r>
+    </w:p>
+    <w:p>
+      <w:pPr>
+        <w:rPr>
+          <w:rFonts w:ascii="Times New Roman" w:eastAsia="Times New Roman" w:hAnsi="Times New Roman" w:cs="Times New Roman"/>
+        </w:rPr>
+      </w:pPr>
+      <w:r>
+        <w:rPr>
+          <w:rFonts w:ascii="Times New Roman" w:eastAsia="Times New Roman" w:hAnsi="Times New Roman" w:cs="Times New Roman"/>
+          <w:noProof/>
+        </w:rPr>
+      </w:r>
+      <w:r>
+        <w:rPr>
+          <w:rFonts w:ascii="Times New Roman" w:eastAsia="Times New Roman" w:hAnsi="Times New Roman" w:cs="Times New Roman"/>
+          <w:noProof/>
+        </w:rPr>
+        <w:pict w14:anchorId="770AEDDC">
+          <v:rect id="_x0000_i1061" alt="" style="width:425.2pt;height:.05pt;mso-width-percent:0;mso-height-percent:0;mso-width-percent:0;mso-height-percent:0" o:hralign="center" o:hrstd="t" o:hr="t" fillcolor="#a0a0a0" stroked="f"/>
+        </w:pict>
+      </w:r>
+    </w:p>
+    <w:p>
+      <w:pPr>
+        <w:spacing w:before="100" w:beforeAutospacing="1" w:after="100" w:afterAutospacing="1"/>
+        <w:outlineLvl w:val="2"/>
+        <w:rPr>
+          <w:rFonts w:ascii="Times New Roman" w:eastAsia="Times New Roman" w:hAnsi="Times New Roman" w:cs="Times New Roman"/>
+          <w:b/>
+          <w:bCs/>
+          <w:sz w:val="27"/>
+          <w:szCs w:val="27"/>
+        </w:rPr>
+      </w:pPr>
+      <w:r>
+        <w:rPr>
+          <w:rFonts w:ascii="Times New Roman" w:eastAsia="Times New Roman" w:hAnsi="Times New Roman" w:cs="Times New Roman"/>
+          <w:b/>
+          <w:bCs/>
+          <w:sz w:val="27"/>
+          <w:szCs w:val="27"/>
+        </w:rPr>
+        <w:t>1. ¿Cuál es el flujo completo del agente desde entrada hasta salida?</w:t>
+      </w:r>
+    </w:p>
+    <w:p>
+      <w:pPr>
+        <w:spacing w:before="100" w:beforeAutospacing="1" w:after="100" w:afterAutospacing="1"/>
+        <w:rPr>
+          <w:rFonts w:ascii="Times New Roman" w:eastAsia="Times New Roman" w:hAnsi="Times New Roman" w:cs="Times New Roman"/>
+        </w:rPr>
+      </w:pPr>
+      <w:r>
+        <w:rPr>
+          <w:rFonts w:ascii="Times New Roman" w:eastAsia="Times New Roman" w:hAnsi="Times New Roman" w:cs="Times New Roman"/>
+        </w:rPr>
+        <w:t xml:space="preserve">El usuario carga </w:t>
+      </w:r>
+      <w:r>
+        <w:rPr>
+          <w:rFonts w:ascii="Courier New" w:eastAsia="Times New Roman" w:hAnsi="Courier New" w:cs="Courier New"/>
+          <w:sz w:val="20"/>
+          <w:szCs w:val="20"/>
+        </w:rPr>
+        <w:t>empleados.csv</w:t>
+      </w:r>
+      <w:r>
+        <w:rPr>
+          <w:rFonts w:ascii="Times New Roman" w:eastAsia="Times New Roman" w:hAnsi="Times New Roman" w:cs="Times New Roman"/>
+        </w:rPr>
+        <w:t xml:space="preserve"> en Streamlit (módulo Chat o Análisis por empleado). </w:t>
+      </w:r>
+      <w:r>
+        <w:rPr>
+          <w:rFonts w:ascii="Courier New" w:eastAsia="Times New Roman" w:hAnsi="Courier New" w:cs="Courier New"/>
+          <w:sz w:val="20"/>
+          <w:szCs w:val="20"/>
+        </w:rPr>
+        <w:t>data_cleaning.py</w:t>
+      </w:r>
+      <w:r>
+        <w:rPr>
+          <w:rFonts w:ascii="Times New Roman" w:eastAsia="Times New Roman" w:hAnsi="Times New Roman" w:cs="Times New Roman"/>
+        </w:rPr>
+        <w:t xml:space="preserve"> valida las 11 columnas, elimina nulos/duplicados y codifica variables categóricas con One-Hot Encoding. </w:t>
+      </w:r>
+      <w:r>
+        <w:rPr>
+          <w:rFonts w:ascii="Courier New" w:eastAsia="Times New Roman" w:hAnsi="Courier New" w:cs="Courier New"/>
+          <w:sz w:val="20"/>
+          <w:szCs w:val="20"/>
+        </w:rPr>
+        <w:t>agent.py</w:t>
+      </w:r>
+      <w:r>
+        <w:rPr>
+          <w:rFonts w:ascii="Times New Roman" w:eastAsia="Times New Roman" w:hAnsi="Times New Roman" w:cs="Times New Roman"/>
+        </w:rPr>
+        <w:t xml:space="preserve"> carga </w:t>
+      </w:r>
+      <w:r>
+        <w:rPr>
+          <w:rFonts w:ascii="Courier New" w:eastAsia="Times New Roman" w:hAnsi="Courier New" w:cs="Courier New"/>
+          <w:sz w:val="20"/>
+          <w:szCs w:val="20"/>
+        </w:rPr>
+        <w:t>model.pkl</w:t>
+      </w:r>
+      <w:r>
+        <w:rPr>
+          <w:rFonts w:ascii="Times New Roman" w:eastAsia="Times New Roman" w:hAnsi="Times New Roman" w:cs="Times New Roman"/>
+        </w:rPr>
+        <w:t xml:space="preserve"> (XGBoost) y ejecuta </w:t>
+      </w:r>
+      <w:r>
+        <w:rPr>
+          <w:rFonts w:ascii="Courier New" w:eastAsia="Times New Roman" w:hAnsi="Courier New" w:cs="Courier New"/>
+          <w:sz w:val="20"/>
+          <w:szCs w:val="20"/>
+        </w:rPr>
+        <w:t>predict_proba()</w:t>
+      </w:r>
+      <w:r>
+        <w:rPr>
+          <w:rFonts w:ascii="Times New Roman" w:eastAsia="Times New Roman" w:hAnsi="Times New Roman" w:cs="Times New Roman"/>
+        </w:rPr>
+        <w:t xml:space="preserve"> para obtener la probabilidad de renuncia. El agente clasifica el riesgo con </w:t>
+      </w:r>
+      <w:r>
+        <w:rPr>
+          <w:rFonts w:ascii="Courier New" w:eastAsia="Times New Roman" w:hAnsi="Courier New" w:cs="Courier New"/>
+          <w:sz w:val="20"/>
+          <w:szCs w:val="20"/>
+        </w:rPr>
+        <w:t>classify_risk()</w:t>
+      </w:r>
+      <w:r>
+        <w:rPr>
+          <w:rFonts w:ascii="Times New Roman" w:eastAsia="Times New Roman" w:hAnsi="Times New Roman" w:cs="Times New Roman"/>
+        </w:rPr>
+        <w:t xml:space="preserve"> (≥0.75 alto, 0.40–0.75 medio, &lt;0.40 bajo) y para riesgo medio/alto envía un JSON a la </w:t>
+      </w:r>
+      <w:r>
+        <w:rPr>
+          <w:rFonts w:ascii="Times New Roman" w:eastAsia="Times New Roman" w:hAnsi="Times New Roman" w:cs="Times New Roman"/>
+          <w:b/>
+          <w:bCs/>
+        </w:rPr>
+        <w:t xml:space="preserve">API de Claude (modelo </w:t>
+      </w:r>
+      <w:r>
+        <w:rPr>
+          <w:rFonts w:ascii="Courier New" w:eastAsia="Times New Roman" w:hAnsi="Courier New" w:cs="Courier New"/>
+          <w:b/>
+          <w:bCs/>
+          <w:sz w:val="20"/>
+          <w:szCs w:val="20"/>
+        </w:rPr>
+        <w:t>claude-sonnet-4-6</w:t>
+      </w:r>
+      <w:r>
+        <w:rPr>
+          <w:rFonts w:ascii="Times New Roman" w:eastAsia="Times New Roman" w:hAnsi="Times New Roman" w:cs="Times New Roman"/>
+          <w:b/>
+          <w:bCs/>
+        </w:rPr>
+        <w:t>)</w:t>
+      </w:r>
+      <w:r>
+        <w:rPr>
+          <w:rFonts w:ascii="Times New Roman" w:eastAsia="Times New Roman" w:hAnsi="Times New Roman" w:cs="Times New Roman"/>
+        </w:rPr>
+        <w:t xml:space="preserve"> con el comentario del empleado y el risk_score para generar recomendaciones. Finalmente guarda en SQLite, genera reporte CSV y muestra resultados en el dashboard.</w:t>
+      </w:r>
+    </w:p>
+    <w:p>
+      <w:pPr>
+        <w:rPr>
+          <w:rFonts w:ascii="Times New Roman" w:eastAsia="Times New Roman" w:hAnsi="Times New Roman" w:cs="Times New Roman"/>
+        </w:rPr>
+      </w:pPr>
+      <w:r>
+        <w:rPr>
+          <w:rFonts w:ascii="Times New Roman" w:eastAsia="Times New Roman" w:hAnsi="Times New Roman" w:cs="Times New Roman"/>
+          <w:noProof/>
+        </w:rPr>
+      </w:r>
+      <w:r>
+        <w:rPr>
+          <w:rFonts w:ascii="Times New Roman" w:eastAsia="Times New Roman" w:hAnsi="Times New Roman" w:cs="Times New Roman"/>
+          <w:noProof/>
+        </w:rPr>
+        <w:pict w14:anchorId="298385FA">
+          <v:rect id="_x0000_i1062" alt="" style="width:425.2pt;height:.05pt;mso-width-percent:0;mso-height-percent:0;mso-width-percent:0;mso-height-percent:0" o:hralign="center" o:hrstd="t" o:hr="t" fillcolor="#a0a0a0" stroked="f"/>
+        </w:pict>
+      </w:r>
+    </w:p>
+    <w:p>
+      <w:pPr>
+        <w:spacing w:before="100" w:beforeAutospacing="1" w:after="100" w:afterAutospacing="1"/>
+        <w:outlineLvl w:val="2"/>
+        <w:rPr>
+          <w:rFonts w:ascii="Times New Roman" w:eastAsia="Times New Roman" w:hAnsi="Times New Roman" w:cs="Times New Roman"/>
+          <w:b/>
+          <w:bCs/>
+          <w:sz w:val="27"/>
+          <w:szCs w:val="27"/>
+        </w:rPr>
+      </w:pPr>
+      <w:r>
+        <w:rPr>
+          <w:rFonts w:ascii="Times New Roman" w:eastAsia="Times New Roman" w:hAnsi="Times New Roman" w:cs="Times New Roman"/>
+          <w:b/>
+          <w:bCs/>
+          <w:sz w:val="27"/>
+          <w:szCs w:val="27"/>
+        </w:rPr>
+        <w:t>2. ¿Qué componentes forman la arquitectura del sistema?</w:t>
+      </w:r>
+    </w:p>
+    <w:p>
+      <w:pPr>
+        <w:spacing w:before="100" w:beforeAutospacing="1" w:after="100" w:afterAutospacing="1"/>
+        <w:rPr>
+          <w:rFonts w:ascii="Times New Roman" w:eastAsia="Times New Roman" w:hAnsi="Times New Roman" w:cs="Times New Roman"/>
+        </w:rPr>
+      </w:pPr>
+      <w:r>
+        <w:rPr>
+          <w:rFonts w:ascii="Times New Roman" w:eastAsia="Times New Roman" w:hAnsi="Times New Roman" w:cs="Times New Roman"/>
+        </w:rPr>
+        <w:t xml:space="preserve">El agente sigue el paradigma </w:t>
+      </w:r>
+      <w:r>
+        <w:rPr>
+          <w:rFonts w:ascii="Times New Roman" w:eastAsia="Times New Roman" w:hAnsi="Times New Roman" w:cs="Times New Roman"/>
+          <w:b/>
+          <w:bCs/>
+        </w:rPr>
+        <w:t>Perceive-Reason-Act</w:t>
+      </w:r>
+      <w:r>
+        <w:rPr>
+          <w:rFonts w:ascii="Times New Roman" w:eastAsia="Times New Roman" w:hAnsi="Times New Roman" w:cs="Times New Roman"/>
+        </w:rPr>
+        <w:t xml:space="preserve"> con cinco componentes: </w:t>
+      </w:r>
+      <w:r>
+        <w:rPr>
+          <w:rFonts w:ascii="Times New Roman" w:eastAsia="Times New Roman" w:hAnsi="Times New Roman" w:cs="Times New Roman"/>
+          <w:b/>
+          <w:bCs/>
+        </w:rPr>
+        <w:t>Percepción</w:t>
+      </w:r>
+      <w:r>
+        <w:rPr>
+          <w:rFonts w:ascii="Times New Roman" w:eastAsia="Times New Roman" w:hAnsi="Times New Roman" w:cs="Times New Roman"/>
+        </w:rPr>
+        <w:t xml:space="preserve"> — </w:t>
+      </w:r>
+      <w:r>
+        <w:rPr>
+          <w:rFonts w:ascii="Courier New" w:eastAsia="Times New Roman" w:hAnsi="Courier New" w:cs="Courier New"/>
+          <w:sz w:val="20"/>
+          <w:szCs w:val="20"/>
+        </w:rPr>
+        <w:t>data_cleaning.py</w:t>
+      </w:r>
+      <w:r>
+        <w:rPr>
+          <w:rFonts w:ascii="Times New Roman" w:eastAsia="Times New Roman" w:hAnsi="Times New Roman" w:cs="Times New Roman"/>
+        </w:rPr>
+        <w:t xml:space="preserve"> lee y valida el CSV (11 features + comentarios + target). </w:t>
+      </w:r>
+      <w:r>
+        <w:rPr>
+          <w:rFonts w:ascii="Times New Roman" w:eastAsia="Times New Roman" w:hAnsi="Times New Roman" w:cs="Times New Roman"/>
+          <w:b/>
+          <w:bCs/>
+        </w:rPr>
+        <w:t>Razonamiento</w:t>
+      </w:r>
+      <w:r>
+        <w:rPr>
+          <w:rFonts w:ascii="Times New Roman" w:eastAsia="Times New Roman" w:hAnsi="Times New Roman" w:cs="Times New Roman"/>
+        </w:rPr>
+        <w:t xml:space="preserve"> — modelo XGBoost entrenado con ~64% accuracy, serializado en </w:t>
+      </w:r>
+      <w:r>
+        <w:rPr>
+          <w:rFonts w:ascii="Courier New" w:eastAsia="Times New Roman" w:hAnsi="Courier New" w:cs="Courier New"/>
+          <w:sz w:val="20"/>
+          <w:szCs w:val="20"/>
+        </w:rPr>
+        <w:t>model.pkl</w:t>
+      </w:r>
+      <w:r>
+        <w:rPr>
+          <w:rFonts w:ascii="Times New Roman" w:eastAsia="Times New Roman" w:hAnsi="Times New Roman" w:cs="Times New Roman"/>
+        </w:rPr>
+        <w:t xml:space="preserve">. </w:t>
+      </w:r>
+      <w:r>
+        <w:rPr>
+          <w:rFonts w:ascii="Times New Roman" w:eastAsia="Times New Roman" w:hAnsi="Times New Roman" w:cs="Times New Roman"/>
+          <w:b/>
+          <w:bCs/>
+        </w:rPr>
+        <w:t>Acción</w:t>
+      </w:r>
+      <w:r>
+        <w:rPr>
+          <w:rFonts w:ascii="Times New Roman" w:eastAsia="Times New Roman" w:hAnsi="Times New Roman" w:cs="Times New Roman"/>
+        </w:rPr>
+        <w:t xml:space="preserve"> — clasificación de riesgo + recomendaciones vía API Claude (</w:t>
+      </w:r>
+      <w:r>
+        <w:rPr>
+          <w:rFonts w:ascii="Courier New" w:eastAsia="Times New Roman" w:hAnsi="Courier New" w:cs="Courier New"/>
+          <w:sz w:val="20"/>
+          <w:szCs w:val="20"/>
+        </w:rPr>
+        <w:t>claude-sonnet-4-6</w:t>
+      </w:r>
+      <w:r>
+        <w:rPr>
+          <w:rFonts w:ascii="Times New Roman" w:eastAsia="Times New Roman" w:hAnsi="Times New Roman" w:cs="Times New Roman"/>
+        </w:rPr>
+        <w:t xml:space="preserve">) + reporte CSV automático. </w:t>
+      </w:r>
+      <w:r>
+        <w:rPr>
+          <w:rFonts w:ascii="Times New Roman" w:eastAsia="Times New Roman" w:hAnsi="Times New Roman" w:cs="Times New Roman"/>
+          <w:b/>
+          <w:bCs/>
+        </w:rPr>
+        <w:t>Memoria</w:t>
+      </w:r>
+      <w:r>
+        <w:rPr>
+          <w:rFonts w:ascii="Times New Roman" w:eastAsia="Times New Roman" w:hAnsi="Times New Roman" w:cs="Times New Roman"/>
+        </w:rPr>
+        <w:t xml:space="preserve"> — </w:t>
+      </w:r>
+      <w:r>
+        <w:rPr>
+          <w:rFonts w:ascii="Courier New" w:eastAsia="Times New Roman" w:hAnsi="Courier New" w:cs="Courier New"/>
+          <w:sz w:val="20"/>
+          <w:szCs w:val="20"/>
+        </w:rPr>
+        <w:t>database.py</w:t>
+      </w:r>
+      <w:r>
+        <w:rPr>
+          <w:rFonts w:ascii="Times New Roman" w:eastAsia="Times New Roman" w:hAnsi="Times New Roman" w:cs="Times New Roman"/>
+        </w:rPr>
+        <w:t xml:space="preserve"> gestiona SQLite con tabla </w:t>
+      </w:r>
+      <w:r>
+        <w:rPr>
+          <w:rFonts w:ascii="Courier New" w:eastAsia="Times New Roman" w:hAnsi="Courier New" w:cs="Courier New"/>
+          <w:sz w:val="20"/>
+          <w:szCs w:val="20"/>
+        </w:rPr>
+        <w:t>predictions_history</w:t>
+      </w:r>
+      <w:r>
+        <w:rPr>
+          <w:rFonts w:ascii="Times New Roman" w:eastAsia="Times New Roman" w:hAnsi="Times New Roman" w:cs="Times New Roman"/>
+        </w:rPr>
+        <w:t xml:space="preserve">. </w:t>
+      </w:r>
+      <w:r>
+        <w:rPr>
+          <w:rFonts w:ascii="Times New Roman" w:eastAsia="Times New Roman" w:hAnsi="Times New Roman" w:cs="Times New Roman"/>
+          <w:b/>
+          <w:bCs/>
+        </w:rPr>
+        <w:t>Interfaz</w:t>
+      </w:r>
+      <w:r>
+        <w:rPr>
+          <w:rFonts w:ascii="Times New Roman" w:eastAsia="Times New Roman" w:hAnsi="Times New Roman" w:cs="Times New Roman"/>
+        </w:rPr>
+        <w:t xml:space="preserve"> — Streamlit con 3 módulos: Chat inteligente, Análisis por empleado e Historial del agente.</w:t>
+      </w:r>
+    </w:p>
+    <w:p>
+      <w:pPr>
+        <w:rPr>
+          <w:rFonts w:ascii="Times New Roman" w:eastAsia="Times New Roman" w:hAnsi="Times New Roman" w:cs="Times New Roman"/>
+        </w:rPr>
+      </w:pPr>
+      <w:r>
+        <w:rPr>
+          <w:rFonts w:ascii="Times New Roman" w:eastAsia="Times New Roman" w:hAnsi="Times New Roman" w:cs="Times New Roman"/>
+          <w:noProof/>
+        </w:rPr>
+      </w:r>
+      <w:r>
+        <w:rPr>
+          <w:rFonts w:ascii="Times New Roman" w:eastAsia="Times New Roman" w:hAnsi="Times New Roman" w:cs="Times New Roman"/>
+          <w:noProof/>
+        </w:rPr>
+        <w:pict w14:anchorId="5DFE81E1">
+          <v:rect id="_x0000_i1063" alt="" style="width:425.2pt;height:.05pt;mso-width-percent:0;mso-height-percent:0;mso-width-percent:0;mso-height-percent:0" o:hralign="center" o:hrstd="t" o:hr="t" fillcolor="#a0a0a0" stroked="f"/>
+        </w:pict>
+      </w:r>
+    </w:p>
+    <w:p>
+      <w:pPr>
+        <w:spacing w:before="100" w:beforeAutospacing="1" w:after="100" w:afterAutospacing="1"/>
+        <w:outlineLvl w:val="2"/>
+        <w:rPr>
+          <w:rFonts w:ascii="Times New Roman" w:eastAsia="Times New Roman" w:hAnsi="Times New Roman" w:cs="Times New Roman"/>
+          <w:b/>
+          <w:bCs/>
+          <w:sz w:val="27"/>
+          <w:szCs w:val="27"/>
+        </w:rPr>
+      </w:pPr>
+      <w:r>
+        <w:rPr>
+          <w:rFonts w:ascii="Times New Roman" w:eastAsia="Times New Roman" w:hAnsi="Times New Roman" w:cs="Times New Roman"/>
+          <w:b/>
+          <w:bCs/>
+          <w:sz w:val="27"/>
+          <w:szCs w:val="27"/>
+        </w:rPr>
+        <w:t>3. ¿Cómo se integran los módulos (ML, agente, interfaz)?</w:t>
+      </w:r>
+    </w:p>
+    <w:p>
+      <w:pPr>
+        <w:spacing w:before="100" w:beforeAutospacing="1" w:after="100" w:afterAutospacing="1"/>
+        <w:rPr>
+          <w:rFonts w:ascii="Times New Roman" w:eastAsia="Times New Roman" w:hAnsi="Times New Roman" w:cs="Times New Roman"/>
+        </w:rPr>
+      </w:pPr>
+      <w:r>
+        <w:rPr>
+          <w:rFonts w:ascii="Courier New" w:eastAsia="Times New Roman" w:hAnsi="Courier New" w:cs="Courier New"/>
+          <w:sz w:val="20"/>
+          <w:szCs w:val="20"/>
+        </w:rPr>
+        <w:t>app.py</w:t>
+      </w:r>
+      <w:r>
+        <w:rPr>
+          <w:rFonts w:ascii="Times New Roman" w:eastAsia="Times New Roman" w:hAnsi="Times New Roman" w:cs="Times New Roman"/>
+        </w:rPr>
+        <w:t xml:space="preserve"> (Streamlit) recibe el CSV mediante </w:t>
+      </w:r>
+      <w:r>
+        <w:rPr>
+          <w:rFonts w:ascii="Courier New" w:eastAsia="Times New Roman" w:hAnsi="Courier New" w:cs="Courier New"/>
+          <w:sz w:val="20"/>
+          <w:szCs w:val="20"/>
+        </w:rPr>
+        <w:t>st.file_uploader()</w:t>
+      </w:r>
+      <w:r>
+        <w:rPr>
+          <w:rFonts w:ascii="Times New Roman" w:eastAsia="Times New Roman" w:hAnsi="Times New Roman" w:cs="Times New Roman"/>
+        </w:rPr>
+        <w:t xml:space="preserve"> y llama a </w:t>
+      </w:r>
+      <w:r>
+        <w:rPr>
+          <w:rFonts w:ascii="Courier New" w:eastAsia="Times New Roman" w:hAnsi="Courier New" w:cs="Courier New"/>
+          <w:sz w:val="20"/>
+          <w:szCs w:val="20"/>
+        </w:rPr>
+        <w:t>agent.py</w:t>
+      </w:r>
+      <w:r>
+        <w:rPr>
+          <w:rFonts w:ascii="Times New Roman" w:eastAsia="Times New Roman" w:hAnsi="Times New Roman" w:cs="Times New Roman"/>
+        </w:rPr>
+        <w:t xml:space="preserve">. El agente ejecuta </w:t>
+      </w:r>
+      <w:r>
+        <w:rPr>
+          <w:rFonts w:ascii="Courier New" w:eastAsia="Times New Roman" w:hAnsi="Courier New" w:cs="Courier New"/>
+          <w:sz w:val="20"/>
+          <w:szCs w:val="20"/>
+        </w:rPr>
+        <w:t>clean_data()</w:t>
+      </w:r>
+      <w:r>
+        <w:rPr>
+          <w:rFonts w:ascii="Times New Roman" w:eastAsia="Times New Roman" w:hAnsi="Times New Roman" w:cs="Times New Roman"/>
+        </w:rPr>
+        <w:t xml:space="preserve"> → carga </w:t>
+      </w:r>
+      <w:r>
+        <w:rPr>
+          <w:rFonts w:ascii="Courier New" w:eastAsia="Times New Roman" w:hAnsi="Courier New" w:cs="Courier New"/>
+          <w:sz w:val="20"/>
+          <w:szCs w:val="20"/>
+        </w:rPr>
+        <w:t>model.pkl</w:t>
+      </w:r>
+      <w:r>
+        <w:rPr>
+          <w:rFonts w:ascii="Times New Roman" w:eastAsia="Times New Roman" w:hAnsi="Times New Roman" w:cs="Times New Roman"/>
+        </w:rPr>
+        <w:t xml:space="preserve"> con joblib → ejecuta </w:t>
+      </w:r>
+      <w:r>
+        <w:rPr>
+          <w:rFonts w:ascii="Courier New" w:eastAsia="Times New Roman" w:hAnsi="Courier New" w:cs="Courier New"/>
+          <w:sz w:val="20"/>
+          <w:szCs w:val="20"/>
+        </w:rPr>
+        <w:t>predict_proba()</w:t>
+      </w:r>
+      <w:r>
+        <w:rPr>
+          <w:rFonts w:ascii="Times New Roman" w:eastAsia="Times New Roman" w:hAnsi="Times New Roman" w:cs="Times New Roman"/>
+        </w:rPr>
+        <w:t xml:space="preserve"> → </w:t>
+      </w:r>
+      <w:r>
+        <w:rPr>
+          <w:rFonts w:ascii="Courier New" w:eastAsia="Times New Roman" w:hAnsi="Courier New" w:cs="Courier New"/>
+          <w:sz w:val="20"/>
+          <w:szCs w:val="20"/>
+        </w:rPr>
+        <w:t>classify_risk()</w:t>
+      </w:r>
+      <w:r>
+        <w:rPr>
+          <w:rFonts w:ascii="Times New Roman" w:eastAsia="Times New Roman" w:hAnsi="Times New Roman" w:cs="Times New Roman"/>
+        </w:rPr>
+        <w:t xml:space="preserve">. Para riesgo medio/alto, envía un JSON (fecha, riesgo_ml, comentario, departamento, antigüedad) a la </w:t>
+      </w:r>
+      <w:r>
+        <w:rPr>
+          <w:rFonts w:ascii="Times New Roman" w:eastAsia="Times New Roman" w:hAnsi="Times New Roman" w:cs="Times New Roman"/>
+          <w:b/>
+          <w:bCs/>
+        </w:rPr>
+        <w:t>API de Claude Sonnet 4.6</w:t>
+      </w:r>
+      <w:r>
+        <w:rPr>
+          <w:rFonts w:ascii="Times New Roman" w:eastAsia="Times New Roman" w:hAnsi="Times New Roman" w:cs="Times New Roman"/>
+        </w:rPr>
+        <w:t xml:space="preserve"> que retorna recomendaciones en lenguaje natural; para riesgo bajo usa reglas locales con fallback si falla la API. Luego </w:t>
+      </w:r>
+      <w:r>
+        <w:rPr>
+          <w:rFonts w:ascii="Courier New" w:eastAsia="Times New Roman" w:hAnsi="Courier New" w:cs="Courier New"/>
+          <w:sz w:val="20"/>
+          <w:szCs w:val="20"/>
+        </w:rPr>
+        <w:t>database.py</w:t>
+      </w:r>
+      <w:r>
+        <w:rPr>
+          <w:rFonts w:ascii="Times New Roman" w:eastAsia="Times New Roman" w:hAnsi="Times New Roman" w:cs="Times New Roman"/>
+        </w:rPr>
+        <w:t xml:space="preserve"> inserta en SQLite y </w:t>
+      </w:r>
+      <w:r>
+        <w:rPr>
+          <w:rFonts w:ascii="Courier New" w:eastAsia="Times New Roman" w:hAnsi="Courier New" w:cs="Courier New"/>
+          <w:sz w:val="20"/>
+          <w:szCs w:val="20"/>
+        </w:rPr>
+        <w:t>generate_report_csv()</w:t>
+      </w:r>
+      <w:r>
+        <w:rPr>
+          <w:rFonts w:ascii="Times New Roman" w:eastAsia="Times New Roman" w:hAnsi="Times New Roman" w:cs="Times New Roman"/>
+        </w:rPr>
+        <w:t xml:space="preserve"> exporta el reporte. Los resultados vuelven a </w:t>
+      </w:r>
+      <w:r>
+        <w:rPr>
+          <w:rFonts w:ascii="Courier New" w:eastAsia="Times New Roman" w:hAnsi="Courier New" w:cs="Courier New"/>
+          <w:sz w:val="20"/>
+          <w:szCs w:val="20"/>
+        </w:rPr>
+        <w:t>app.py</w:t>
+      </w:r>
+      <w:r>
+        <w:rPr>
+          <w:rFonts w:ascii="Times New Roman" w:eastAsia="Times New Roman" w:hAnsi="Times New Roman" w:cs="Times New Roman"/>
+        </w:rPr>
+        <w:t xml:space="preserve"> para renderizar probabilidad, nivel de riesgo y recomendación.</w:t>
+      </w:r>
+    </w:p>
+    <w:p>
+      <w:pPr>
+        <w:rPr>
+          <w:rFonts w:ascii="Times New Roman" w:eastAsia="Times New Roman" w:hAnsi="Times New Roman" w:cs="Times New Roman"/>
+        </w:rPr>
+      </w:pPr>
+      <w:r>
+        <w:rPr>
+          <w:rFonts w:ascii="Times New Roman" w:eastAsia="Times New Roman" w:hAnsi="Times New Roman" w:cs="Times New Roman"/>
+          <w:noProof/>
+        </w:rPr>
+      </w:r>
+      <w:r>
+        <w:rPr>
+          <w:rFonts w:ascii="Times New Roman" w:eastAsia="Times New Roman" w:hAnsi="Times New Roman" w:cs="Times New Roman"/>
+          <w:noProof/>
+        </w:rPr>
+        <w:pict w14:anchorId="58055A05">
+          <v:rect id="_x0000_i1064" alt="" style="width:425.2pt;height:.05pt;mso-width-percent:0;mso-height-percent:0;mso-width-percent:0;mso-height-percent:0" o:hralign="center" o:hrstd="t" o:hr="t" fillcolor="#a0a0a0" stroked="f"/>
+        </w:pict>
+      </w:r>
+    </w:p>
+    <w:p>
+      <w:pPr>
+        <w:spacing w:before="100" w:beforeAutospacing="1" w:after="100" w:afterAutospacing="1"/>
+        <w:outlineLvl w:val="2"/>
+        <w:rPr>
+          <w:rFonts w:ascii="Times New Roman" w:eastAsia="Times New Roman" w:hAnsi="Times New Roman" w:cs="Times New Roman"/>
+          <w:b/>
+          <w:bCs/>
+          <w:sz w:val="27"/>
+          <w:szCs w:val="27"/>
+        </w:rPr>
+      </w:pPr>
+      <w:r>
+        <w:rPr>
+          <w:rFonts w:ascii="Times New Roman" w:eastAsia="Times New Roman" w:hAnsi="Times New Roman" w:cs="Times New Roman"/>
+          <w:b/>
+          <w:bCs/>
+          <w:sz w:val="27"/>
+          <w:szCs w:val="27"/>
+        </w:rPr>
+        <w:t>4. ¿Cómo se implementa la memoria del agente (SQLite)?</w:t>
+      </w:r>
+    </w:p>
+    <w:p>
+      <w:pPr>
+        <w:spacing w:before="100" w:beforeAutospacing="1" w:after="100" w:afterAutospacing="1"/>
+        <w:rPr>
+          <w:rFonts w:ascii="Times New Roman" w:eastAsia="Times New Roman" w:hAnsi="Times New Roman" w:cs="Times New Roman"/>
+        </w:rPr>
+      </w:pPr>
+      <w:r>
+        <w:rPr>
+          <w:rFonts w:ascii="Courier New" w:eastAsia="Times New Roman" w:hAnsi="Courier New" w:cs="Courier New"/>
+          <w:sz w:val="20"/>
+          <w:szCs w:val="20"/>
+        </w:rPr>
+        <w:t>database.py</w:t>
+      </w:r>
+      <w:r>
+        <w:rPr>
+          <w:rFonts w:ascii="Times New Roman" w:eastAsia="Times New Roman" w:hAnsi="Times New Roman" w:cs="Times New Roman"/>
+        </w:rPr>
+        <w:t xml:space="preserve"> gestiona </w:t>
+      </w:r>
+      <w:r>
+        <w:rPr>
+          <w:rFonts w:ascii="Courier New" w:eastAsia="Times New Roman" w:hAnsi="Courier New" w:cs="Courier New"/>
+          <w:sz w:val="20"/>
+          <w:szCs w:val="20"/>
+        </w:rPr>
+        <w:t>database/database.db</w:t>
+      </w:r>
+      <w:r>
+        <w:rPr>
+          <w:rFonts w:ascii="Times New Roman" w:eastAsia="Times New Roman" w:hAnsi="Times New Roman" w:cs="Times New Roman"/>
+        </w:rPr>
+        <w:t xml:space="preserve"> con la tabla </w:t>
+      </w:r>
+      <w:r>
+        <w:rPr>
+          <w:rFonts w:ascii="Courier New" w:eastAsia="Times New Roman" w:hAnsi="Courier New" w:cs="Courier New"/>
+          <w:sz w:val="20"/>
+          <w:szCs w:val="20"/>
+        </w:rPr>
+        <w:t>predictions_history</w:t>
+      </w:r>
+      <w:r>
+        <w:rPr>
+          <w:rFonts w:ascii="Times New Roman" w:eastAsia="Times New Roman" w:hAnsi="Times New Roman" w:cs="Times New Roman"/>
+        </w:rPr>
+        <w:t xml:space="preserve"> que almacena: </w:t>
+      </w:r>
+      <w:r>
+        <w:rPr>
+          <w:rFonts w:ascii="Courier New" w:eastAsia="Times New Roman" w:hAnsi="Courier New" w:cs="Courier New"/>
+          <w:sz w:val="20"/>
+          <w:szCs w:val="20"/>
+        </w:rPr>
+        <w:t>employee_id</w:t>
+      </w:r>
+      <w:r>
+        <w:rPr>
+          <w:rFonts w:ascii="Times New Roman" w:eastAsia="Times New Roman" w:hAnsi="Times New Roman" w:cs="Times New Roman"/>
+        </w:rPr>
+        <w:t xml:space="preserve">, </w:t>
+      </w:r>
+      <w:r>
+        <w:rPr>
+          <w:rFonts w:ascii="Courier New" w:eastAsia="Times New Roman" w:hAnsi="Courier New" w:cs="Courier New"/>
+          <w:sz w:val="20"/>
+          <w:szCs w:val="20"/>
+        </w:rPr>
+        <w:t>probabilidad</w:t>
+      </w:r>
+      <w:r>
+        <w:rPr>
+          <w:rFonts w:ascii="Times New Roman" w:eastAsia="Times New Roman" w:hAnsi="Times New Roman" w:cs="Times New Roman"/>
+        </w:rPr>
+        <w:t xml:space="preserve"> (score numérico), </w:t>
+      </w:r>
+      <w:r>
+        <w:rPr>
+          <w:rFonts w:ascii="Courier New" w:eastAsia="Times New Roman" w:hAnsi="Courier New" w:cs="Courier New"/>
+          <w:sz w:val="20"/>
+          <w:szCs w:val="20"/>
+        </w:rPr>
+        <w:t>riesgo</w:t>
+      </w:r>
+      <w:r>
+        <w:rPr>
+          <w:rFonts w:ascii="Times New Roman" w:eastAsia="Times New Roman" w:hAnsi="Times New Roman" w:cs="Times New Roman"/>
+        </w:rPr>
+        <w:t xml:space="preserve"> (Alto/Medio/Bajo), </w:t>
+      </w:r>
+      <w:r>
+        <w:rPr>
+          <w:rFonts w:ascii="Courier New" w:eastAsia="Times New Roman" w:hAnsi="Courier New" w:cs="Courier New"/>
+          <w:sz w:val="20"/>
+          <w:szCs w:val="20"/>
+        </w:rPr>
+        <w:t>recomendacion</w:t>
+      </w:r>
+      <w:r>
+        <w:rPr>
+          <w:rFonts w:ascii="Times New Roman" w:eastAsia="Times New Roman" w:hAnsi="Times New Roman" w:cs="Times New Roman"/>
+        </w:rPr>
+        <w:t xml:space="preserve"> (texto generado por Claude) y </w:t>
+      </w:r>
+      <w:r>
+        <w:rPr>
+          <w:rFonts w:ascii="Courier New" w:eastAsia="Times New Roman" w:hAnsi="Courier New" w:cs="Courier New"/>
+          <w:sz w:val="20"/>
+          <w:szCs w:val="20"/>
+        </w:rPr>
+        <w:t>fecha</w:t>
+      </w:r>
+      <w:r>
+        <w:rPr>
+          <w:rFonts w:ascii="Times New Roman" w:eastAsia="Times New Roman" w:hAnsi="Times New Roman" w:cs="Times New Roman"/>
+        </w:rPr>
+        <w:t xml:space="preserve"> (timestamp). Cada predicción se inserta automáticamente al ejecutar el análisis. El módulo Historial de Streamlit consulta esta tabla y muestra: tabla con todos los registros, </w:t>
+      </w:r>
+      <w:r>
+        <w:rPr>
+          <w:rFonts w:ascii="Times New Roman" w:eastAsia="Times New Roman" w:hAnsi="Times New Roman" w:cs="Times New Roman"/>
+        </w:rPr>
+        <w:lastRenderedPageBreak/>
+        <w:t>métricas de cantidad por nivel de riesgo, y gráfico de distribución de frecuencia. Esto permite seguimiento longitudinal: detectar si un empleado está empeorando o mejorando entre evaluaciones.</w:t>
+      </w:r>
+    </w:p>
+    <w:p>
+      <w:pPr>
+        <w:rPr>
+          <w:rFonts w:ascii="Times New Roman" w:eastAsia="Times New Roman" w:hAnsi="Times New Roman" w:cs="Times New Roman"/>
+        </w:rPr>
+      </w:pPr>
+      <w:r>
+        <w:rPr>
+          <w:rFonts w:ascii="Times New Roman" w:eastAsia="Times New Roman" w:hAnsi="Times New Roman" w:cs="Times New Roman"/>
+          <w:noProof/>
+        </w:rPr>
+      </w:r>
+      <w:r>
+        <w:rPr>
+          <w:rFonts w:ascii="Times New Roman" w:eastAsia="Times New Roman" w:hAnsi="Times New Roman" w:cs="Times New Roman"/>
+          <w:noProof/>
+        </w:rPr>
+        <w:pict w14:anchorId="2AAE6F7B">
+          <v:rect id="_x0000_i1065" alt="" style="width:425.2pt;height:.05pt;mso-width-percent:0;mso-height-percent:0;mso-width-percent:0;mso-height-percent:0" o:hralign="center" o:hrstd="t" o:hr="t" fillcolor="#a0a0a0" stroked="f"/>
+        </w:pict>
+      </w:r>
+    </w:p>
+    <w:p>
+      <w:pPr>
+        <w:spacing w:before="100" w:beforeAutospacing="1" w:after="100" w:afterAutospacing="1"/>
+        <w:outlineLvl w:val="2"/>
+        <w:rPr>
+          <w:rFonts w:ascii="Times New Roman" w:eastAsia="Times New Roman" w:hAnsi="Times New Roman" w:cs="Times New Roman"/>
+          <w:b/>
+          <w:bCs/>
+          <w:sz w:val="27"/>
+          <w:szCs w:val="27"/>
+        </w:rPr>
+      </w:pPr>
+      <w:r>
+        <w:rPr>
+          <w:rFonts w:ascii="Times New Roman" w:eastAsia="Times New Roman" w:hAnsi="Times New Roman" w:cs="Times New Roman"/>
+          <w:b/>
+          <w:bCs/>
+          <w:sz w:val="27"/>
+          <w:szCs w:val="27"/>
+        </w:rPr>
+        <w:t>5. ¿Qué proceso automático ejecuta el sistema?</w:t>
+      </w:r>
+    </w:p>
+    <w:p>
+      <w:pPr>
+        <w:spacing w:before="100" w:beforeAutospacing="1" w:after="100" w:afterAutospacing="1"/>
+        <w:rPr>
+          <w:rFonts w:ascii="Times New Roman" w:eastAsia="Times New Roman" w:hAnsi="Times New Roman" w:cs="Times New Roman"/>
+        </w:rPr>
+      </w:pPr>
+      <w:r>
+        <w:rPr>
+          <w:rFonts w:ascii="Times New Roman" w:eastAsia="Times New Roman" w:hAnsi="Times New Roman" w:cs="Times New Roman"/>
+        </w:rPr>
+        <w:t xml:space="preserve">Tres procesos automáticos sin intervención manual: </w:t>
+      </w:r>
+      <w:r>
+        <w:rPr>
+          <w:rFonts w:ascii="Times New Roman" w:eastAsia="Times New Roman" w:hAnsi="Times New Roman" w:cs="Times New Roman"/>
+          <w:b/>
+          <w:bCs/>
+        </w:rPr>
+        <w:t>guardado automático</w:t>
+      </w:r>
+      <w:r>
+        <w:rPr>
+          <w:rFonts w:ascii="Times New Roman" w:eastAsia="Times New Roman" w:hAnsi="Times New Roman" w:cs="Times New Roman"/>
+        </w:rPr>
+        <w:t xml:space="preserve"> de cada predicción en SQLite (riesgo, recomendación, fecha). </w:t>
+      </w:r>
+      <w:r>
+        <w:rPr>
+          <w:rFonts w:ascii="Times New Roman" w:eastAsia="Times New Roman" w:hAnsi="Times New Roman" w:cs="Times New Roman"/>
+          <w:b/>
+          <w:bCs/>
+        </w:rPr>
+        <w:t>Generación automática del reporte CSV</w:t>
+      </w:r>
+      <w:r>
+        <w:rPr>
+          <w:rFonts w:ascii="Times New Roman" w:eastAsia="Times New Roman" w:hAnsi="Times New Roman" w:cs="Times New Roman"/>
+        </w:rPr>
+        <w:t xml:space="preserve"> mediante </w:t>
+      </w:r>
+      <w:r>
+        <w:rPr>
+          <w:rFonts w:ascii="Courier New" w:eastAsia="Times New Roman" w:hAnsi="Courier New" w:cs="Courier New"/>
+          <w:sz w:val="20"/>
+          <w:szCs w:val="20"/>
+        </w:rPr>
+        <w:t>generate_report_csv()</w:t>
+      </w:r>
+      <w:r>
+        <w:rPr>
+          <w:rFonts w:ascii="Times New Roman" w:eastAsia="Times New Roman" w:hAnsi="Times New Roman" w:cs="Times New Roman"/>
+        </w:rPr>
+        <w:t xml:space="preserve"> que filtra empleados de alto riesgo y exporta a </w:t>
+      </w:r>
+      <w:r>
+        <w:rPr>
+          <w:rFonts w:ascii="Courier New" w:eastAsia="Times New Roman" w:hAnsi="Courier New" w:cs="Courier New"/>
+          <w:sz w:val="20"/>
+          <w:szCs w:val="20"/>
+        </w:rPr>
+        <w:t>reports/</w:t>
+      </w:r>
+      <w:r>
+        <w:rPr>
+          <w:rFonts w:ascii="Times New Roman" w:eastAsia="Times New Roman" w:hAnsi="Times New Roman" w:cs="Times New Roman"/>
+        </w:rPr>
+        <w:t xml:space="preserve">. </w:t>
+      </w:r>
+      <w:r>
+        <w:rPr>
+          <w:rFonts w:ascii="Times New Roman" w:eastAsia="Times New Roman" w:hAnsi="Times New Roman" w:cs="Times New Roman"/>
+          <w:b/>
+          <w:bCs/>
+        </w:rPr>
+        <w:t>Generación de recomendaciones automáticas</w:t>
+      </w:r>
+      <w:r>
+        <w:rPr>
+          <w:rFonts w:ascii="Times New Roman" w:eastAsia="Times New Roman" w:hAnsi="Times New Roman" w:cs="Times New Roman"/>
+        </w:rPr>
+        <w:t xml:space="preserve"> — para riesgo medio/alto el agente llama a la API de Claude Sonnet 4.6 sin que el usuario lo solicite. Opcionalmente se contempla envío de alertas por correo con el reporte adjunto a RRHH.</w:t>
+      </w:r>
+    </w:p>
+    <w:p>
+      <w:pPr>
+        <w:rPr>
+          <w:rFonts w:ascii="Times New Roman" w:eastAsia="Times New Roman" w:hAnsi="Times New Roman" w:cs="Times New Roman"/>
+        </w:rPr>
+      </w:pPr>
+      <w:r>
+        <w:rPr>
+          <w:rFonts w:ascii="Times New Roman" w:eastAsia="Times New Roman" w:hAnsi="Times New Roman" w:cs="Times New Roman"/>
+          <w:noProof/>
+        </w:rPr>
+      </w:r>
+      <w:r>
+        <w:rPr>
+          <w:rFonts w:ascii="Times New Roman" w:eastAsia="Times New Roman" w:hAnsi="Times New Roman" w:cs="Times New Roman"/>
+          <w:noProof/>
+        </w:rPr>
+        <w:pict w14:anchorId="31536C30">
+          <v:rect id="_x0000_i1066" alt="" style="width:425.2pt;height:.05pt;mso-width-percent:0;mso-height-percent:0;mso-width-percent:0;mso-height-percent:0" o:hralign="center" o:hrstd="t" o:hr="t" fillcolor="#a0a0a0" stroked="f"/>
+        </w:pict>
+      </w:r>
+    </w:p>
+    <w:p>
+      <w:pPr>
+        <w:spacing w:before="100" w:beforeAutospacing="1" w:after="100" w:afterAutospacing="1"/>
+        <w:outlineLvl w:val="2"/>
+        <w:rPr>
+          <w:rFonts w:ascii="Times New Roman" w:eastAsia="Times New Roman" w:hAnsi="Times New Roman" w:cs="Times New Roman"/>
+          <w:b/>
+          <w:bCs/>
+          <w:sz w:val="27"/>
+          <w:szCs w:val="27"/>
+        </w:rPr>
+      </w:pPr>
+      <w:r>
+        <w:rPr>
+          <w:rFonts w:ascii="Times New Roman" w:eastAsia="Times New Roman" w:hAnsi="Times New Roman" w:cs="Times New Roman"/>
+          <w:b/>
+          <w:bCs/>
+          <w:sz w:val="27"/>
+          <w:szCs w:val="27"/>
+        </w:rPr>
+        <w:t>6. ¿Qué tecnologías se utilizaron y por qué?</w:t>
+      </w:r>
+    </w:p>
+    <w:p>
+      <w:pPr>
+        <w:spacing w:before="100" w:beforeAutospacing="1" w:after="100" w:afterAutospacing="1"/>
+        <w:rPr>
+          <w:rFonts w:ascii="Times New Roman" w:eastAsia="Times New Roman" w:hAnsi="Times New Roman" w:cs="Times New Roman"/>
+        </w:rPr>
+      </w:pPr>
+      <w:r>
+        <w:rPr>
+          <w:rFonts w:ascii="Times New Roman" w:eastAsia="Times New Roman" w:hAnsi="Times New Roman" w:cs="Times New Roman"/>
+          <w:b/>
+          <w:bCs/>
+        </w:rPr>
+        <w:t>Python</w:t>
+      </w:r>
+      <w:r>
+        <w:rPr>
+          <w:rFonts w:ascii="Times New Roman" w:eastAsia="Times New Roman" w:hAnsi="Times New Roman" w:cs="Times New Roman"/>
+        </w:rPr>
+        <w:t xml:space="preserve"> por su ecosistema en ML y ciencia de datos. </w:t>
+      </w:r>
+      <w:r>
+        <w:rPr>
+          <w:rFonts w:ascii="Times New Roman" w:eastAsia="Times New Roman" w:hAnsi="Times New Roman" w:cs="Times New Roman"/>
+          <w:b/>
+          <w:bCs/>
+        </w:rPr>
+        <w:t>XGBoost</w:t>
+      </w:r>
+      <w:r>
+        <w:rPr>
+          <w:rFonts w:ascii="Times New Roman" w:eastAsia="Times New Roman" w:hAnsi="Times New Roman" w:cs="Times New Roman"/>
+        </w:rPr>
+        <w:t xml:space="preserve"> como modelo final (seleccionado tras comparar con Random Forest, ambos ~64% accuracy, XGBoost ligeramente superior). </w:t>
+      </w:r>
+      <w:r>
+        <w:rPr>
+          <w:rFonts w:ascii="Times New Roman" w:eastAsia="Times New Roman" w:hAnsi="Times New Roman" w:cs="Times New Roman"/>
+          <w:b/>
+          <w:bCs/>
+        </w:rPr>
+        <w:t>scikit-learn</w:t>
+      </w:r>
+      <w:r>
+        <w:rPr>
+          <w:rFonts w:ascii="Times New Roman" w:eastAsia="Times New Roman" w:hAnsi="Times New Roman" w:cs="Times New Roman"/>
+        </w:rPr>
+        <w:t xml:space="preserve"> para preprocesamiento y métricas. </w:t>
+      </w:r>
+      <w:r>
+        <w:rPr>
+          <w:rFonts w:ascii="Times New Roman" w:eastAsia="Times New Roman" w:hAnsi="Times New Roman" w:cs="Times New Roman"/>
+          <w:b/>
+          <w:bCs/>
+        </w:rPr>
+        <w:t>Streamlit</w:t>
+      </w:r>
+      <w:r>
+        <w:rPr>
+          <w:rFonts w:ascii="Times New Roman" w:eastAsia="Times New Roman" w:hAnsi="Times New Roman" w:cs="Times New Roman"/>
+        </w:rPr>
+        <w:t xml:space="preserve"> para dashboard web interactivo sin frontend separado. </w:t>
+      </w:r>
+      <w:r>
+        <w:rPr>
+          <w:rFonts w:ascii="Times New Roman" w:eastAsia="Times New Roman" w:hAnsi="Times New Roman" w:cs="Times New Roman"/>
+          <w:b/>
+          <w:bCs/>
+        </w:rPr>
+        <w:t>SQLite</w:t>
+      </w:r>
+      <w:r>
+        <w:rPr>
+          <w:rFonts w:ascii="Times New Roman" w:eastAsia="Times New Roman" w:hAnsi="Times New Roman" w:cs="Times New Roman"/>
+        </w:rPr>
+        <w:t xml:space="preserve"> como memoria persistente ligera sin servidor externo. </w:t>
+      </w:r>
+      <w:r>
+        <w:rPr>
+          <w:rFonts w:ascii="Times New Roman" w:eastAsia="Times New Roman" w:hAnsi="Times New Roman" w:cs="Times New Roman"/>
+          <w:b/>
+          <w:bCs/>
+        </w:rPr>
+        <w:t>API de Claude (</w:t>
+      </w:r>
+      <w:r>
+        <w:rPr>
+          <w:rFonts w:ascii="Courier New" w:eastAsia="Times New Roman" w:hAnsi="Courier New" w:cs="Courier New"/>
+          <w:b/>
+          <w:bCs/>
+          <w:sz w:val="20"/>
+          <w:szCs w:val="20"/>
+        </w:rPr>
+        <w:t>claude-sonnet-4-6</w:t>
+      </w:r>
+      <w:r>
+        <w:rPr>
+          <w:rFonts w:ascii="Times New Roman" w:eastAsia="Times New Roman" w:hAnsi="Times New Roman" w:cs="Times New Roman"/>
+          <w:b/>
+          <w:bCs/>
+        </w:rPr>
+        <w:t>)</w:t>
+      </w:r>
+      <w:r>
+        <w:rPr>
+          <w:rFonts w:ascii="Times New Roman" w:eastAsia="Times New Roman" w:hAnsi="Times New Roman" w:cs="Times New Roman"/>
+        </w:rPr>
+        <w:t xml:space="preserve"> para recomendaciones en lenguaje natural, cumpliendo el requisito de PLN — se eligió Sonnet 4.6 por su rendimiento en coding y razonamiento multi-paso, siendo más que suficiente para el proyecto y significativamente más económico que Opus. </w:t>
+      </w:r>
+      <w:r>
+        <w:rPr>
+          <w:rFonts w:ascii="Times New Roman" w:eastAsia="Times New Roman" w:hAnsi="Times New Roman" w:cs="Times New Roman"/>
+          <w:b/>
+          <w:bCs/>
+        </w:rPr>
+        <w:t>pandas, numpy, joblib, matplotlib</w:t>
+      </w:r>
+      <w:r>
+        <w:rPr>
+          <w:rFonts w:ascii="Times New Roman" w:eastAsia="Times New Roman" w:hAnsi="Times New Roman" w:cs="Times New Roman"/>
+        </w:rPr>
+        <w:t xml:space="preserve"> y </w:t>
+      </w:r>
+      <w:r>
+        <w:rPr>
+          <w:rFonts w:ascii="Times New Roman" w:eastAsia="Times New Roman" w:hAnsi="Times New Roman" w:cs="Times New Roman"/>
+          <w:b/>
+          <w:bCs/>
+        </w:rPr>
+        <w:t>Jupyter Notebook</w:t>
+      </w:r>
+      <w:r>
+        <w:rPr>
+          <w:rFonts w:ascii="Times New Roman" w:eastAsia="Times New Roman" w:hAnsi="Times New Roman" w:cs="Times New Roman"/>
+        </w:rPr>
+        <w:t xml:space="preserve"> para datos, serialización del modelo y entrenamiento.</w:t>
+      </w:r>
+    </w:p>
+    <w:p>
+      <w:pPr>
+        <w:rPr>
+          <w:rFonts w:ascii="Times New Roman" w:eastAsia="Times New Roman" w:hAnsi="Times New Roman" w:cs="Times New Roman"/>
+        </w:rPr>
+      </w:pPr>
+      <w:r>
+        <w:rPr>
+          <w:rFonts w:ascii="Times New Roman" w:eastAsia="Times New Roman" w:hAnsi="Times New Roman" w:cs="Times New Roman"/>
+          <w:noProof/>
+        </w:rPr>
+      </w:r>
+      <w:r>
+        <w:rPr>
+          <w:rFonts w:ascii="Times New Roman" w:eastAsia="Times New Roman" w:hAnsi="Times New Roman" w:cs="Times New Roman"/>
+          <w:noProof/>
+        </w:rPr>
+        <w:pict w14:anchorId="4D912ABF">
+          <v:rect id="_x0000_i1067" alt="" style="width:425.2pt;height:.05pt;mso-width-percent:0;mso-height-percent:0;mso-width-percent:0;mso-height-percent:0" o:hralign="center" o:hrstd="t" o:hr="t" fillcolor="#a0a0a0" stroked="f"/>
+        </w:pict>
+      </w:r>
+    </w:p>
+    <w:p>
+      <w:pPr>
+        <w:spacing w:before="100" w:beforeAutospacing="1" w:after="100" w:afterAutospacing="1"/>
+        <w:outlineLvl w:val="2"/>
+        <w:rPr>
+          <w:rFonts w:ascii="Times New Roman" w:eastAsia="Times New Roman" w:hAnsi="Times New Roman" w:cs="Times New Roman"/>
+          <w:b/>
+          <w:bCs/>
+          <w:sz w:val="27"/>
+          <w:szCs w:val="27"/>
+        </w:rPr>
+      </w:pPr>
+      <w:r>
+        <w:rPr>
+          <w:rFonts w:ascii="Times New Roman" w:eastAsia="Times New Roman" w:hAnsi="Times New Roman" w:cs="Times New Roman"/>
+          <w:b/>
+          <w:bCs/>
+          <w:sz w:val="27"/>
+          <w:szCs w:val="27"/>
+        </w:rPr>
+        <w:t>7. ¿Cuáles son las limitaciones del sistema?</w:t>
+      </w:r>
+    </w:p>
+    <w:p>
+      <w:pPr>
+        <w:spacing w:before="100" w:beforeAutospacing="1" w:after="100" w:afterAutospacing="1"/>
+        <w:rPr>
+          <w:rFonts w:ascii="Times New Roman" w:eastAsia="Times New Roman" w:hAnsi="Times New Roman" w:cs="Times New Roman"/>
+        </w:rPr>
+      </w:pPr>
+      <w:r>
+        <w:rPr>
+          <w:rFonts w:ascii="Times New Roman" w:eastAsia="Times New Roman" w:hAnsi="Times New Roman" w:cs="Times New Roman"/>
+        </w:rPr>
+        <w:t xml:space="preserve">El dataset es </w:t>
+      </w:r>
+      <w:r>
+        <w:rPr>
+          <w:rFonts w:ascii="Times New Roman" w:eastAsia="Times New Roman" w:hAnsi="Times New Roman" w:cs="Times New Roman"/>
+          <w:b/>
+          <w:bCs/>
+        </w:rPr>
+        <w:t>sintético</w:t>
+      </w:r>
+      <w:r>
+        <w:rPr>
+          <w:rFonts w:ascii="Times New Roman" w:eastAsia="Times New Roman" w:hAnsi="Times New Roman" w:cs="Times New Roman"/>
+        </w:rPr>
+        <w:t xml:space="preserve"> (10,000 registros); el rendimiento con datos reales puede variar. El modelo tiene un </w:t>
+      </w:r>
+      <w:r>
+        <w:rPr>
+          <w:rFonts w:ascii="Times New Roman" w:eastAsia="Times New Roman" w:hAnsi="Times New Roman" w:cs="Times New Roman"/>
+          <w:b/>
+          <w:bCs/>
+        </w:rPr>
+        <w:t>accuracy de ~64%</w:t>
+      </w:r>
+      <w:r>
+        <w:rPr>
+          <w:rFonts w:ascii="Times New Roman" w:eastAsia="Times New Roman" w:hAnsi="Times New Roman" w:cs="Times New Roman"/>
+        </w:rPr>
+        <w:t xml:space="preserve">, limitado por la capacidad predictiva de las variables, no por el algoritmo. El modelo </w:t>
+      </w:r>
+      <w:r>
+        <w:rPr>
+          <w:rFonts w:ascii="Times New Roman" w:eastAsia="Times New Roman" w:hAnsi="Times New Roman" w:cs="Times New Roman"/>
+          <w:b/>
+          <w:bCs/>
+        </w:rPr>
+        <w:t>no se re-entrena automáticamente</w:t>
+      </w:r>
+      <w:r>
+        <w:rPr>
+          <w:rFonts w:ascii="Times New Roman" w:eastAsia="Times New Roman" w:hAnsi="Times New Roman" w:cs="Times New Roman"/>
+        </w:rPr>
+        <w:t xml:space="preserve">; requiere re-entrenamiento manual con nuevos datos. La API de Claude </w:t>
+      </w:r>
+      <w:r>
+        <w:rPr>
+          <w:rFonts w:ascii="Times New Roman" w:eastAsia="Times New Roman" w:hAnsi="Times New Roman" w:cs="Times New Roman"/>
+          <w:b/>
+          <w:bCs/>
+        </w:rPr>
+        <w:t>requiere conexión a internet y clave válida</w:t>
+      </w:r>
+      <w:r>
+        <w:rPr>
+          <w:rFonts w:ascii="Times New Roman" w:eastAsia="Times New Roman" w:hAnsi="Times New Roman" w:cs="Times New Roman"/>
+        </w:rPr>
+        <w:t xml:space="preserve">; sin ella las recomendaciones se desactivan. </w:t>
+      </w:r>
+      <w:r>
+        <w:rPr>
+          <w:rFonts w:ascii="Times New Roman" w:eastAsia="Times New Roman" w:hAnsi="Times New Roman" w:cs="Times New Roman"/>
+          <w:b/>
+          <w:bCs/>
+        </w:rPr>
+        <w:t>SQLite no soporta concurrencia</w:t>
+      </w:r>
+      <w:r>
+        <w:rPr>
+          <w:rFonts w:ascii="Times New Roman" w:eastAsia="Times New Roman" w:hAnsi="Times New Roman" w:cs="Times New Roman"/>
+        </w:rPr>
+        <w:t xml:space="preserve"> para múltiples usuarios y </w:t>
+      </w:r>
+      <w:r>
+        <w:rPr>
+          <w:rFonts w:ascii="Times New Roman" w:eastAsia="Times New Roman" w:hAnsi="Times New Roman" w:cs="Times New Roman"/>
+          <w:b/>
+          <w:bCs/>
+        </w:rPr>
+        <w:t>no se implementó autenticación</w:t>
+      </w:r>
+      <w:r>
+        <w:rPr>
+          <w:rFonts w:ascii="Times New Roman" w:eastAsia="Times New Roman" w:hAnsi="Times New Roman" w:cs="Times New Roman"/>
+        </w:rPr>
+        <w:t xml:space="preserve"> ni Vector DB para memoria semántica avanzada.</w:t>
+      </w:r>
+    </w:p>
+    <w:p>
+      <w:pPr>
+        <w:rPr>
+          <w:rFonts w:ascii="Times New Roman" w:eastAsia="Times New Roman" w:hAnsi="Times New Roman" w:cs="Times New Roman"/>
+        </w:rPr>
+      </w:pPr>
+      <w:r>
+        <w:rPr>
+          <w:rFonts w:ascii="Times New Roman" w:eastAsia="Times New Roman" w:hAnsi="Times New Roman" w:cs="Times New Roman"/>
+          <w:noProof/>
+        </w:rPr>
+      </w:r>
+      <w:r>
+        <w:rPr>
+          <w:rFonts w:ascii="Times New Roman" w:eastAsia="Times New Roman" w:hAnsi="Times New Roman" w:cs="Times New Roman"/>
+          <w:noProof/>
+        </w:rPr>
+        <w:pict w14:anchorId="09BC75E2">
+          <v:rect id="_x0000_i1068" alt="" style="width:425.2pt;height:.05pt;mso-width-percent:0;mso-height-percent:0;mso-width-percent:0;mso-height-percent:0" o:hralign="center" o:hrstd="t" o:hr="t" fillcolor="#a0a0a0" stroked="f"/>
+        </w:pict>
+      </w:r>
+    </w:p>
+    <w:p>
+      <w:pPr>
+        <w:spacing w:before="100" w:beforeAutospacing="1" w:after="100" w:afterAutospacing="1"/>
+        <w:outlineLvl w:val="2"/>
+        <w:rPr>
+          <w:rFonts w:ascii="Times New Roman" w:eastAsia="Times New Roman" w:hAnsi="Times New Roman" w:cs="Times New Roman"/>
+          <w:b/>
+          <w:bCs/>
+          <w:sz w:val="27"/>
+          <w:szCs w:val="27"/>
+        </w:rPr>
+      </w:pPr>
+      <w:r>
+        <w:rPr>
+          <w:rFonts w:ascii="Times New Roman" w:eastAsia="Times New Roman" w:hAnsi="Times New Roman" w:cs="Times New Roman"/>
+          <w:b/>
+          <w:bCs/>
+          <w:sz w:val="27"/>
+          <w:szCs w:val="27"/>
+        </w:rPr>
+        <w:t>8. ¿Qué mejoras futuras se proponen?</w:t>
+      </w:r>
+    </w:p>
+    <w:p>
+      <w:pPr>
+        <w:spacing w:before="100" w:beforeAutospacing="1" w:after="100" w:afterAutospacing="1"/>
+        <w:rPr>
+          <w:rFonts w:ascii="Times New Roman" w:eastAsia="Times New Roman" w:hAnsi="Times New Roman" w:cs="Times New Roman"/>
+        </w:rPr>
+      </w:pPr>
+      <w:r>
+        <w:rPr>
+          <w:rFonts w:ascii="Times New Roman" w:eastAsia="Times New Roman" w:hAnsi="Times New Roman" w:cs="Times New Roman"/>
+        </w:rPr>
+        <w:t xml:space="preserve">Implementar </w:t>
+      </w:r>
+      <w:r>
+        <w:rPr>
+          <w:rFonts w:ascii="Times New Roman" w:eastAsia="Times New Roman" w:hAnsi="Times New Roman" w:cs="Times New Roman"/>
+          <w:b/>
+          <w:bCs/>
+        </w:rPr>
+        <w:t>pipeline de re-entrenamiento automático (MLOps)</w:t>
+      </w:r>
+      <w:r>
+        <w:rPr>
+          <w:rFonts w:ascii="Times New Roman" w:eastAsia="Times New Roman" w:hAnsi="Times New Roman" w:cs="Times New Roman"/>
+        </w:rPr>
+        <w:t xml:space="preserve"> con datos reales. Integrar </w:t>
+      </w:r>
+      <w:r>
+        <w:rPr>
+          <w:rFonts w:ascii="Times New Roman" w:eastAsia="Times New Roman" w:hAnsi="Times New Roman" w:cs="Times New Roman"/>
+          <w:b/>
+          <w:bCs/>
+        </w:rPr>
+        <w:t>base de datos vectorial</w:t>
+      </w:r>
+      <w:r>
+        <w:rPr>
+          <w:rFonts w:ascii="Times New Roman" w:eastAsia="Times New Roman" w:hAnsi="Times New Roman" w:cs="Times New Roman"/>
+        </w:rPr>
+        <w:t xml:space="preserve"> (Chroma, Pinecone) para memoria semántica. Agregar </w:t>
+      </w:r>
+      <w:r>
+        <w:rPr>
+          <w:rFonts w:ascii="Times New Roman" w:eastAsia="Times New Roman" w:hAnsi="Times New Roman" w:cs="Times New Roman"/>
+          <w:b/>
+          <w:bCs/>
+        </w:rPr>
+        <w:t>autenticación de usuarios y roles</w:t>
+      </w:r>
+      <w:r>
+        <w:rPr>
+          <w:rFonts w:ascii="Times New Roman" w:eastAsia="Times New Roman" w:hAnsi="Times New Roman" w:cs="Times New Roman"/>
+        </w:rPr>
+        <w:t xml:space="preserve"> (Admin RRHH / Directivo). Incorporar </w:t>
+      </w:r>
+      <w:r>
+        <w:rPr>
+          <w:rFonts w:ascii="Times New Roman" w:eastAsia="Times New Roman" w:hAnsi="Times New Roman" w:cs="Times New Roman"/>
+          <w:b/>
+          <w:bCs/>
+        </w:rPr>
+        <w:t>análisis de sentimiento</w:t>
+      </w:r>
+      <w:r>
+        <w:rPr>
+          <w:rFonts w:ascii="Times New Roman" w:eastAsia="Times New Roman" w:hAnsi="Times New Roman" w:cs="Times New Roman"/>
+        </w:rPr>
+        <w:t xml:space="preserve"> en comentarios de empleados como feature adicional del modelo. Desarrollar </w:t>
+      </w:r>
+      <w:r>
+        <w:rPr>
+          <w:rFonts w:ascii="Times New Roman" w:eastAsia="Times New Roman" w:hAnsi="Times New Roman" w:cs="Times New Roman"/>
+          <w:b/>
+          <w:bCs/>
+        </w:rPr>
+        <w:t>módulo de seguimiento temporal</w:t>
+      </w:r>
+      <w:r>
+        <w:rPr>
+          <w:rFonts w:ascii="Times New Roman" w:eastAsia="Times New Roman" w:hAnsi="Times New Roman" w:cs="Times New Roman"/>
+        </w:rPr>
+        <w:t xml:space="preserve"> con gráficas de evolución del riesgo. Desplegar en </w:t>
+      </w:r>
+      <w:r>
+        <w:rPr>
+          <w:rFonts w:ascii="Times New Roman" w:eastAsia="Times New Roman" w:hAnsi="Times New Roman" w:cs="Times New Roman"/>
+          <w:b/>
+          <w:bCs/>
+        </w:rPr>
+        <w:t>la nube (AWS/GCP/Azure) con CI/CD</w:t>
+      </w:r>
+      <w:r>
+        <w:rPr>
+          <w:rFonts w:ascii="Times New Roman" w:eastAsia="Times New Roman" w:hAnsi="Times New Roman" w:cs="Times New Roman"/>
+        </w:rPr>
+        <w:t xml:space="preserve"> e implementar </w:t>
+      </w:r>
+      <w:r>
+        <w:rPr>
+          <w:rFonts w:ascii="Times New Roman" w:eastAsia="Times New Roman" w:hAnsi="Times New Roman" w:cs="Times New Roman"/>
+          <w:b/>
+          <w:bCs/>
+        </w:rPr>
+        <w:t>Power Automate o n8n</w:t>
+      </w:r>
+      <w:r>
+        <w:rPr>
+          <w:rFonts w:ascii="Times New Roman" w:eastAsia="Times New Roman" w:hAnsi="Times New Roman" w:cs="Times New Roman"/>
+        </w:rPr>
+        <w:t xml:space="preserve"> para automatización empresarial.</w:t>
+      </w:r>
+    </w:p>
+    <w:p>
+      <w:pPr>
+        <w:spacing w:after="160" w:line="276" w:lineRule="auto"/>
+        <w:jc w:val="both"/>
+      </w:pPr>
+      <w:r>
+        <w:lastRenderedPageBreak/>
+        <w:t xml:space="preserve">Demo </w:t>
+      </w:r>
+      <w:r>
+        <w:t>Flujo de Pantallas</w:t>
+      </w:r>
+    </w:p>
+    <w:p>
+      <w:pPr>
+        <w:spacing w:after="160" w:line="276" w:lineRule="auto"/>
+        <w:jc w:val="both"/>
+      </w:pPr>
+      <w:r>
+        <w:drawing>
+          <wp:inline distT="0" distB="0" distL="0" distR="0" wp14:anchorId="0C248546" wp14:editId="5281A4A5">
+            <wp:extent cx="5943600" cy="3322955"/>
+            <wp:effectExtent l="0" t="0" r="0" b="4445"/>
+            <wp:docPr id="1062990475" name="Imagen 1" descr="Interfaz de usuario gráfica, Aplicación&#10;&#10;El contenido generado por IA puede ser incorrecto."/>
+            <wp:cNvGraphicFramePr>
+              <a:graphicFrameLocks xmlns:a="http://schemas.openxmlformats.org/drawingml/2006/main" noChangeAspect="1"/>
+            </wp:cNvGraphicFramePr>
+            <a:graphic xmlns:a="http://schemas.openxmlformats.org/drawingml/2006/main">
+              <a:graphicData uri="http://schemas.openxmlformats.org/drawingml/2006/picture">
+                <pic:pic xmlns:pic="http://schemas.openxmlformats.org/drawingml/2006/picture">
+                  <pic:nvPicPr>
+                    <pic:cNvPr id="1062990475" name="Imagen 1" descr="Interfaz de usuario gráfica, Aplicación&#10;&#10;El contenido generado por IA puede ser incorrecto."/>
+                    <pic:cNvPicPr/>
+                  </pic:nvPicPr>
+                  <pic:blipFill>
+                    <a:blip r:embed="rId35"/>
+                    <a:stretch>
+                      <a:fillRect/>
+                    </a:stretch>
+                  </pic:blipFill>
+                  <pic:spPr>
+                    <a:xfrm>
+                      <a:off x="0" y="0"/>
+                      <a:ext cx="5943600" cy="3322955"/>
+                    </a:xfrm>
+                    <a:prstGeom prst="rect">
+                      <a:avLst/>
+                    </a:prstGeom>
+                  </pic:spPr>
+                </pic:pic>
+              </a:graphicData>
+            </a:graphic>
+          </wp:inline>
+        </w:drawing>
+      </w:r>
+    </w:p>
+    <w:p>
+      <w:pPr>
+        <w:spacing w:after="160" w:line="276" w:lineRule="auto"/>
+        <w:jc w:val="both"/>
+      </w:pPr>
+      <w:r>
+        <w:drawing>
+          <wp:inline distT="0" distB="0" distL="0" distR="0" wp14:anchorId="7FD5BAEB" wp14:editId="32EC2DD6">
+            <wp:extent cx="5943600" cy="4044315"/>
+            <wp:effectExtent l="0" t="0" r="0" b="0"/>
+            <wp:docPr id="1094114663" name="Imagen 1"/>
+            <wp:cNvGraphicFramePr>
+              <a:graphicFrameLocks xmlns:a="http://schemas.openxmlformats.org/drawingml/2006/main" noChangeAspect="1"/>
+            </wp:cNvGraphicFramePr>
+            <a:graphic xmlns:a="http://schemas.openxmlformats.org/drawingml/2006/main">
+              <a:graphicData uri="http://schemas.openxmlformats.org/drawingml/2006/picture">
+                <pic:pic xmlns:pic="http://schemas.openxmlformats.org/drawingml/2006/picture">
+                  <pic:nvPicPr>
+                    <pic:cNvPr id="1094114663" name=""/>
+                    <pic:cNvPicPr/>
+                  </pic:nvPicPr>
+                  <pic:blipFill>
+                    <a:blip r:embed="rId36"/>
+                    <a:stretch>
+                      <a:fillRect/>
+                    </a:stretch>
+                  </pic:blipFill>
+                  <pic:spPr>
+                    <a:xfrm>
+                      <a:off x="0" y="0"/>
+                      <a:ext cx="5943600" cy="4044315"/>
+                    </a:xfrm>
+                    <a:prstGeom prst="rect">
+                      <a:avLst/>
+                    </a:prstGeom>
+                  </pic:spPr>
+                </pic:pic>
+              </a:graphicData>
+            </a:graphic>
+          </wp:inline>
+        </w:drawing>
+      </w:r>
+    </w:p>
+    <w:p>
+      <w:pPr>
+        <w:spacing w:after="160" w:line="276" w:lineRule="auto"/>
+        <w:jc w:val="both"/>
+      </w:pPr>
+      <w:r>
+        <w:lastRenderedPageBreak/>
+        <w:drawing>
+          <wp:inline distT="0" distB="0" distL="0" distR="0" wp14:anchorId="18C4948F" wp14:editId="2FEF9433">
+            <wp:extent cx="5943600" cy="3257550"/>
+            <wp:effectExtent l="0" t="0" r="0" b="6350"/>
+            <wp:docPr id="381348605" name="Imagen 1" descr="Interfaz de usuario gráfica, Aplicación&#10;&#10;El contenido generado por IA puede ser incorrecto."/>
+            <wp:cNvGraphicFramePr>
+              <a:graphicFrameLocks xmlns:a="http://schemas.openxmlformats.org/drawingml/2006/main" noChangeAspect="1"/>
+            </wp:cNvGraphicFramePr>
+            <a:graphic xmlns:a="http://schemas.openxmlformats.org/drawingml/2006/main">
+              <a:graphicData uri="http://schemas.openxmlformats.org/drawingml/2006/picture">
+                <pic:pic xmlns:pic="http://schemas.openxmlformats.org/drawingml/2006/picture">
+                  <pic:nvPicPr>
+                    <pic:cNvPr id="381348605" name="Imagen 1" descr="Interfaz de usuario gráfica, Aplicación&#10;&#10;El contenido generado por IA puede ser incorrecto."/>
+                    <pic:cNvPicPr/>
+                  </pic:nvPicPr>
+                  <pic:blipFill>
+                    <a:blip r:embed="rId37"/>
+                    <a:stretch>
+                      <a:fillRect/>
+                    </a:stretch>
+                  </pic:blipFill>
+                  <pic:spPr>
+                    <a:xfrm>
+                      <a:off x="0" y="0"/>
+                      <a:ext cx="5943600" cy="3257550"/>
+                    </a:xfrm>
+                    <a:prstGeom prst="rect">
+                      <a:avLst/>
+                    </a:prstGeom>
+                  </pic:spPr>
+                </pic:pic>
+              </a:graphicData>
+            </a:graphic>
+          </wp:inline>
+        </w:drawing>
+      </w:r>
+    </w:p>
+    <w:p>
+      <w:pPr>
+        <w:spacing w:after="160" w:line="276" w:lineRule="auto"/>
+        <w:jc w:val="both"/>
+      </w:pPr>
+      <w:r>
+        <w:drawing>
+          <wp:inline distT="0" distB="0" distL="0" distR="0" wp14:anchorId="0DA6BCCA" wp14:editId="6A934460">
+            <wp:extent cx="5943600" cy="3749675"/>
+            <wp:effectExtent l="0" t="0" r="0" b="0"/>
+            <wp:docPr id="1673381155" name="Imagen 1"/>
+            <wp:cNvGraphicFramePr>
+              <a:graphicFrameLocks xmlns:a="http://schemas.openxmlformats.org/drawingml/2006/main" noChangeAspect="1"/>
+            </wp:cNvGraphicFramePr>
+            <a:graphic xmlns:a="http://schemas.openxmlformats.org/drawingml/2006/main">
+              <a:graphicData uri="http://schemas.openxmlformats.org/drawingml/2006/picture">
+                <pic:pic xmlns:pic="http://schemas.openxmlformats.org/drawingml/2006/picture">
+                  <pic:nvPicPr>
+                    <pic:cNvPr id="1673381155" name=""/>
+                    <pic:cNvPicPr/>
+                  </pic:nvPicPr>
+                  <pic:blipFill>
+                    <a:blip r:embed="rId38"/>
+                    <a:stretch>
+                      <a:fillRect/>
+                    </a:stretch>
+                  </pic:blipFill>
+                  <pic:spPr>
+                    <a:xfrm>
+                      <a:off x="0" y="0"/>
+                      <a:ext cx="5943600" cy="3749675"/>
+                    </a:xfrm>
+                    <a:prstGeom prst="rect">
+                      <a:avLst/>
+                    </a:prstGeom>
+                  </pic:spPr>
+                </pic:pic>
+              </a:graphicData>
+            </a:graphic>
+          </wp:inline>
+        </w:drawing>
+      </w:r>
+    </w:p>
+    <w:p>
+      <w:pPr>
+        <w:spacing w:after="160" w:line="276" w:lineRule="auto"/>
+        <w:jc w:val="both"/>
+      </w:pPr>
+      <w:r>
+        <w:lastRenderedPageBreak/>
+        <w:drawing>
+          <wp:inline distT="0" distB="0" distL="0" distR="0" wp14:anchorId="0F7AEBFB" wp14:editId="6EE23B20">
+            <wp:extent cx="5943600" cy="3241040"/>
+            <wp:effectExtent l="0" t="0" r="0" b="0"/>
+            <wp:docPr id="89345575" name="Imagen 1"/>
+            <wp:cNvGraphicFramePr>
+              <a:graphicFrameLocks xmlns:a="http://schemas.openxmlformats.org/drawingml/2006/main" noChangeAspect="1"/>
+            </wp:cNvGraphicFramePr>
+            <a:graphic xmlns:a="http://schemas.openxmlformats.org/drawingml/2006/main">
+              <a:graphicData uri="http://schemas.openxmlformats.org/drawingml/2006/picture">
+                <pic:pic xmlns:pic="http://schemas.openxmlformats.org/drawingml/2006/picture">
+                  <pic:nvPicPr>
+                    <pic:cNvPr id="89345575" name=""/>
+                    <pic:cNvPicPr/>
+                  </pic:nvPicPr>
+                  <pic:blipFill>
+                    <a:blip r:embed="rId39"/>
+                    <a:stretch>
+                      <a:fillRect/>
+                    </a:stretch>
+                  </pic:blipFill>
+                  <pic:spPr>
+                    <a:xfrm>
+                      <a:off x="0" y="0"/>
+                      <a:ext cx="5943600" cy="3241040"/>
+                    </a:xfrm>
+                    <a:prstGeom prst="rect">
+                      <a:avLst/>
+                    </a:prstGeom>
+                  </pic:spPr>
+                </pic:pic>
+              </a:graphicData>
+            </a:graphic>
+          </wp:inline>
+        </w:drawing>
+      </w:r>
+    </w:p>
+    <w:p>
+      <w:pPr>
+        <w:spacing w:after="160" w:line="276" w:lineRule="auto"/>
+        <w:jc w:val="both"/>
+      </w:pPr>
+      <w:r>
+        <w:t>Cargo el listado de Empleados</w:t>
+      </w:r>
+    </w:p>
+    <w:p>
+      <w:pPr>
+        <w:spacing w:after="160" w:line="276" w:lineRule="auto"/>
+        <w:jc w:val="both"/>
+      </w:pPr>
+      <w:r>
+        <w:drawing>
+          <wp:inline distT="0" distB="0" distL="0" distR="0" wp14:anchorId="2780F37A" wp14:editId="5220AE9A">
+            <wp:extent cx="5943600" cy="3319780"/>
+            <wp:effectExtent l="0" t="0" r="0" b="0"/>
+            <wp:docPr id="1929275077" name="Imagen 1" descr="Interfaz de usuario gráfica, Texto, Aplicación&#10;&#10;El contenido generado por IA puede ser incorrecto."/>
+            <wp:cNvGraphicFramePr>
+              <a:graphicFrameLocks xmlns:a="http://schemas.openxmlformats.org/drawingml/2006/main" noChangeAspect="1"/>
+            </wp:cNvGraphicFramePr>
+            <a:graphic xmlns:a="http://schemas.openxmlformats.org/drawingml/2006/main">
+              <a:graphicData uri="http://schemas.openxmlformats.org/drawingml/2006/picture">
+                <pic:pic xmlns:pic="http://schemas.openxmlformats.org/drawingml/2006/picture">
+                  <pic:nvPicPr>
+                    <pic:cNvPr id="1929275077" name="Imagen 1" descr="Interfaz de usuario gráfica, Texto, Aplicación&#10;&#10;El contenido generado por IA puede ser incorrecto."/>
+                    <pic:cNvPicPr/>
+                  </pic:nvPicPr>
+                  <pic:blipFill>
+                    <a:blip r:embed="rId40"/>
+                    <a:stretch>
+                      <a:fillRect/>
+                    </a:stretch>
+                  </pic:blipFill>
+                  <pic:spPr>
+                    <a:xfrm>
+                      <a:off x="0" y="0"/>
+                      <a:ext cx="5943600" cy="3319780"/>
+                    </a:xfrm>
+                    <a:prstGeom prst="rect">
+                      <a:avLst/>
+                    </a:prstGeom>
+                  </pic:spPr>
+                </pic:pic>
+              </a:graphicData>
+            </a:graphic>
+          </wp:inline>
+        </w:drawing>
+      </w:r>
+    </w:p>
+    <w:p>
+      <w:pPr>
+        <w:spacing w:after="160" w:line="276" w:lineRule="auto"/>
+        <w:jc w:val="both"/>
+      </w:pPr>
+    </w:p>
+    <w:p>
+      <w:pPr>
+        <w:spacing w:after="160" w:line="276" w:lineRule="auto"/>
+        <w:jc w:val="both"/>
+      </w:pPr>
+    </w:p>
+    <w:p>
+      <w:pPr>
+        <w:spacing w:after="160" w:line="276" w:lineRule="auto"/>
+        <w:jc w:val="both"/>
+      </w:pPr>
+      <w:r>
+        <w:lastRenderedPageBreak/>
+        <w:drawing>
+          <wp:inline distT="0" distB="0" distL="0" distR="0" wp14:anchorId="4CB74ADD" wp14:editId="177DEB72">
+            <wp:extent cx="5376984" cy="2912533"/>
+            <wp:effectExtent l="0" t="0" r="0" b="0"/>
+            <wp:docPr id="2016538001" name="Imagen 1" descr="Interfaz de usuario gráfica, Texto, Aplicación&#10;&#10;El contenido generado por IA puede ser incorrecto."/>
+            <wp:cNvGraphicFramePr>
+              <a:graphicFrameLocks xmlns:a="http://schemas.openxmlformats.org/drawingml/2006/main" noChangeAspect="1"/>
+            </wp:cNvGraphicFramePr>
+            <a:graphic xmlns:a="http://schemas.openxmlformats.org/drawingml/2006/main">
+              <a:graphicData uri="http://schemas.openxmlformats.org/drawingml/2006/picture">
+                <pic:pic xmlns:pic="http://schemas.openxmlformats.org/drawingml/2006/picture">
+                  <pic:nvPicPr>
+                    <pic:cNvPr id="2016538001" name="Imagen 1" descr="Interfaz de usuario gráfica, Texto, Aplicación&#10;&#10;El contenido generado por IA puede ser incorrecto."/>
+                    <pic:cNvPicPr/>
+                  </pic:nvPicPr>
+                  <pic:blipFill>
+                    <a:blip r:embed="rId41"/>
+                    <a:stretch>
+                      <a:fillRect/>
+                    </a:stretch>
+                  </pic:blipFill>
+                  <pic:spPr>
+                    <a:xfrm>
+                      <a:off x="0" y="0"/>
+                      <a:ext cx="5391855" cy="2920588"/>
+                    </a:xfrm>
+                    <a:prstGeom prst="rect">
+                      <a:avLst/>
+                    </a:prstGeom>
+                  </pic:spPr>
+                </pic:pic>
+              </a:graphicData>
+            </a:graphic>
+          </wp:inline>
+        </w:drawing>
+      </w:r>
+    </w:p>
+    <w:p>
+      <w:pPr>
+        <w:spacing w:after="160" w:line="276" w:lineRule="auto"/>
+        <w:jc w:val="both"/>
+      </w:pPr>
+      <w:r>
+        <w:drawing>
+          <wp:inline distT="0" distB="0" distL="0" distR="0" wp14:anchorId="09A4E3AE" wp14:editId="1A15B3CC">
+            <wp:extent cx="5308600" cy="2943551"/>
+            <wp:effectExtent l="0" t="0" r="0" b="3175"/>
+            <wp:docPr id="1914739514" name="Imagen 1" descr="Interfaz de usuario gráfica, Aplicación, Word&#10;&#10;El contenido generado por IA puede ser incorrecto."/>
+            <wp:cNvGraphicFramePr>
+              <a:graphicFrameLocks xmlns:a="http://schemas.openxmlformats.org/drawingml/2006/main" noChangeAspect="1"/>
+            </wp:cNvGraphicFramePr>
+            <a:graphic xmlns:a="http://schemas.openxmlformats.org/drawingml/2006/main">
+              <a:graphicData uri="http://schemas.openxmlformats.org/drawingml/2006/picture">
+                <pic:pic xmlns:pic="http://schemas.openxmlformats.org/drawingml/2006/picture">
+                  <pic:nvPicPr>
+                    <pic:cNvPr id="1914739514" name="Imagen 1" descr="Interfaz de usuario gráfica, Aplicación, Word&#10;&#10;El contenido generado por IA puede ser incorrecto."/>
+                    <pic:cNvPicPr/>
+                  </pic:nvPicPr>
+                  <pic:blipFill>
+                    <a:blip r:embed="rId42"/>
+                    <a:stretch>
+                      <a:fillRect/>
+                    </a:stretch>
+                  </pic:blipFill>
+                  <pic:spPr>
+                    <a:xfrm>
+                      <a:off x="0" y="0"/>
+                      <a:ext cx="5319916" cy="2949826"/>
+                    </a:xfrm>
+                    <a:prstGeom prst="rect">
+                      <a:avLst/>
+                    </a:prstGeom>
+                  </pic:spPr>
+                </pic:pic>
+              </a:graphicData>
+            </a:graphic>
+          </wp:inline>
+        </w:drawing>
+      </w:r>
+    </w:p>
+    <w:p>
+      <w:pPr>
+        <w:spacing w:after="160" w:line="276" w:lineRule="auto"/>
+        <w:jc w:val="both"/>
+      </w:pPr>
+      <w:r>
+        <w:drawing>
+          <wp:inline distT="0" distB="0" distL="0" distR="0" wp14:anchorId="7406BAAC" wp14:editId="408F4680">
+            <wp:extent cx="4953000" cy="1925108"/>
+            <wp:effectExtent l="0" t="0" r="0" b="5715"/>
+            <wp:docPr id="1752755677" name="Imagen 1" descr="Interfaz de usuario gráfica&#10;&#10;El contenido generado por IA puede ser incorrecto."/>
+            <wp:cNvGraphicFramePr>
+              <a:graphicFrameLocks xmlns:a="http://schemas.openxmlformats.org/drawingml/2006/main" noChangeAspect="1"/>
+            </wp:cNvGraphicFramePr>
+            <a:graphic xmlns:a="http://schemas.openxmlformats.org/drawingml/2006/main">
+              <a:graphicData uri="http://schemas.openxmlformats.org/drawingml/2006/picture">
+                <pic:pic xmlns:pic="http://schemas.openxmlformats.org/drawingml/2006/picture">
+                  <pic:nvPicPr>
+                    <pic:cNvPr id="1752755677" name="Imagen 1" descr="Interfaz de usuario gráfica&#10;&#10;El contenido generado por IA puede ser incorrecto."/>
+                    <pic:cNvPicPr/>
+                  </pic:nvPicPr>
+                  <pic:blipFill>
+                    <a:blip r:embed="rId43"/>
+                    <a:stretch>
+                      <a:fillRect/>
+                    </a:stretch>
+                  </pic:blipFill>
+                  <pic:spPr>
+                    <a:xfrm>
+                      <a:off x="0" y="0"/>
+                      <a:ext cx="4979326" cy="1935340"/>
+                    </a:xfrm>
+                    <a:prstGeom prst="rect">
+                      <a:avLst/>
+                    </a:prstGeom>
+                  </pic:spPr>
+                </pic:pic>
+              </a:graphicData>
+            </a:graphic>
+          </wp:inline>
+        </w:drawing>
+      </w:r>
+    </w:p>
+    <w:p>
+      <w:pPr>
+        <w:spacing w:after="160" w:line="276" w:lineRule="auto"/>
+        <w:jc w:val="both"/>
+      </w:pPr>
+      <w:r>
+        <w:lastRenderedPageBreak/>
+        <w:drawing>
+          <wp:inline distT="0" distB="0" distL="0" distR="0" wp14:anchorId="3904A4DB" wp14:editId="7A89558A">
+            <wp:extent cx="4961467" cy="2794536"/>
+            <wp:effectExtent l="0" t="0" r="4445" b="0"/>
+            <wp:docPr id="564976303" name="Imagen 1" descr="Interfaz de usuario gráfica&#10;&#10;El contenido generado por IA puede ser incorrecto."/>
+            <wp:cNvGraphicFramePr>
+              <a:graphicFrameLocks xmlns:a="http://schemas.openxmlformats.org/drawingml/2006/main" noChangeAspect="1"/>
+            </wp:cNvGraphicFramePr>
+            <a:graphic xmlns:a="http://schemas.openxmlformats.org/drawingml/2006/main">
+              <a:graphicData uri="http://schemas.openxmlformats.org/drawingml/2006/picture">
+                <pic:pic xmlns:pic="http://schemas.openxmlformats.org/drawingml/2006/picture">
+                  <pic:nvPicPr>
+                    <pic:cNvPr id="564976303" name="Imagen 1" descr="Interfaz de usuario gráfica&#10;&#10;El contenido generado por IA puede ser incorrecto."/>
+                    <pic:cNvPicPr/>
+                  </pic:nvPicPr>
+                  <pic:blipFill>
+                    <a:blip r:embed="rId44"/>
+                    <a:stretch>
+                      <a:fillRect/>
+                    </a:stretch>
+                  </pic:blipFill>
+                  <pic:spPr>
+                    <a:xfrm>
+                      <a:off x="0" y="0"/>
+                      <a:ext cx="4983921" cy="2807183"/>
+                    </a:xfrm>
+                    <a:prstGeom prst="rect">
+                      <a:avLst/>
+                    </a:prstGeom>
+                  </pic:spPr>
+                </pic:pic>
+              </a:graphicData>
+            </a:graphic>
+          </wp:inline>
+        </w:drawing>
+      </w:r>
+    </w:p>
+    <w:p>
+      <w:pPr>
+        <w:spacing w:after="160" w:line="276" w:lineRule="auto"/>
+        <w:jc w:val="both"/>
+      </w:pPr>
+      <w:r>
+        <w:t>Procesos automatico entrenamiento del modelo, basado en el Dataset cargado  empeleados.csv</w:t>
+      </w:r>
+    </w:p>
+    <w:p>
+      <w:pPr>
+        <w:spacing w:after="160" w:line="276" w:lineRule="auto"/>
+        <w:jc w:val="both"/>
+      </w:pPr>
+      <w:r>
+        <w:drawing>
+          <wp:inline distT="0" distB="0" distL="0" distR="0" wp14:anchorId="0F678FF7" wp14:editId="3F24770E">
+            <wp:extent cx="5943600" cy="3415030"/>
+            <wp:effectExtent l="0" t="0" r="0" b="1270"/>
+            <wp:docPr id="1399844651" name="Imagen 1"/>
+            <wp:cNvGraphicFramePr>
+              <a:graphicFrameLocks xmlns:a="http://schemas.openxmlformats.org/drawingml/2006/main" noChangeAspect="1"/>
+            </wp:cNvGraphicFramePr>
+            <a:graphic xmlns:a="http://schemas.openxmlformats.org/drawingml/2006/main">
+              <a:graphicData uri="http://schemas.openxmlformats.org/drawingml/2006/picture">
+                <pic:pic xmlns:pic="http://schemas.openxmlformats.org/drawingml/2006/picture">
+                  <pic:nvPicPr>
+                    <pic:cNvPr id="1399844651" name=""/>
+                    <pic:cNvPicPr/>
+                  </pic:nvPicPr>
+                  <pic:blipFill>
+                    <a:blip r:embed="rId45"/>
+                    <a:stretch>
+                      <a:fillRect/>
+                    </a:stretch>
+                  </pic:blipFill>
+                  <pic:spPr>
+                    <a:xfrm>
+                      <a:off x="0" y="0"/>
+                      <a:ext cx="5943600" cy="3415030"/>
+                    </a:xfrm>
+                    <a:prstGeom prst="rect">
+                      <a:avLst/>
+                    </a:prstGeom>
+                  </pic:spPr>
+                </pic:pic>
+              </a:graphicData>
+            </a:graphic>
+          </wp:inline>
+        </w:drawing>
+      </w:r>
+    </w:p>
     <w:sectPr>
-      <w:headerReference w:type="default" r:id="rId13"/>
-      <w:footerReference w:type="default" r:id="rId14"/>
+      <w:headerReference w:type="default" r:id="rId46"/>
+      <w:footerReference w:type="default" r:id="rId47"/>
       <w:pgSz w:w="12240" w:h="15840"/>
       <w:pgMar w:top="1440" w:right="1440" w:bottom="1440" w:left="1440" w:header="708" w:footer="708" w:gutter="0"/>
       <w:cols w:space="720"/>
@@ -11643,6 +19434,155 @@
     </w:lvl>
   </w:abstractNum>
   <w:abstractNum w:abstractNumId="5" w15:restartNumberingAfterBreak="0">
+    <w:nsid w:val="42587BAA"/>
+    <w:multiLevelType w:val="multilevel"/>
+    <w:tmpl w:val="DCEE35AC"/>
+    <w:lvl w:ilvl="0">
+      <w:start w:val="1"/>
+      <w:numFmt w:val="bullet"/>
+      <w:lvlText w:val=""/>
+      <w:lvlJc w:val="left"/>
+      <w:pPr>
+        <w:tabs>
+          <w:tab w:val="num" w:pos="720"/>
+        </w:tabs>
+        <w:ind w:left="720" w:hanging="360"/>
+      </w:pPr>
+      <w:rPr>
+        <w:rFonts w:ascii="Symbol" w:hAnsi="Symbol" w:hint="default"/>
+        <w:sz w:val="20"/>
+      </w:rPr>
+    </w:lvl>
+    <w:lvl w:ilvl="1" w:tentative="1">
+      <w:start w:val="1"/>
+      <w:numFmt w:val="bullet"/>
+      <w:lvlText w:val="o"/>
+      <w:lvlJc w:val="left"/>
+      <w:pPr>
+        <w:tabs>
+          <w:tab w:val="num" w:pos="1440"/>
+        </w:tabs>
+        <w:ind w:left="1440" w:hanging="360"/>
+      </w:pPr>
+      <w:rPr>
+        <w:rFonts w:ascii="Courier New" w:hAnsi="Courier New" w:hint="default"/>
+        <w:sz w:val="20"/>
+      </w:rPr>
+    </w:lvl>
+    <w:lvl w:ilvl="2" w:tentative="1">
+      <w:start w:val="1"/>
+      <w:numFmt w:val="bullet"/>
+      <w:lvlText w:val=""/>
+      <w:lvlJc w:val="left"/>
+      <w:pPr>
+        <w:tabs>
+          <w:tab w:val="num" w:pos="2160"/>
+        </w:tabs>
+        <w:ind w:left="2160" w:hanging="360"/>
+      </w:pPr>
+      <w:rPr>
+        <w:rFonts w:ascii="Wingdings" w:hAnsi="Wingdings" w:hint="default"/>
+        <w:sz w:val="20"/>
+      </w:rPr>
+    </w:lvl>
+    <w:lvl w:ilvl="3" w:tentative="1">
+      <w:start w:val="1"/>
+      <w:numFmt w:val="bullet"/>
+      <w:lvlText w:val=""/>
+      <w:lvlJc w:val="left"/>
+      <w:pPr>
+        <w:tabs>
+          <w:tab w:val="num" w:pos="2880"/>
+        </w:tabs>
+        <w:ind w:left="2880" w:hanging="360"/>
+      </w:pPr>
+      <w:rPr>
+        <w:rFonts w:ascii="Wingdings" w:hAnsi="Wingdings" w:hint="default"/>
+        <w:sz w:val="20"/>
+      </w:rPr>
+    </w:lvl>
+    <w:lvl w:ilvl="4" w:tentative="1">
+      <w:start w:val="1"/>
+      <w:numFmt w:val="bullet"/>
+      <w:lvlText w:val=""/>
+      <w:lvlJc w:val="left"/>
+      <w:pPr>
+        <w:tabs>
+          <w:tab w:val="num" w:pos="3600"/>
+        </w:tabs>
+        <w:ind w:left="3600" w:hanging="360"/>
+      </w:pPr>
+      <w:rPr>
+        <w:rFonts w:ascii="Wingdings" w:hAnsi="Wingdings" w:hint="default"/>
+        <w:sz w:val="20"/>
+      </w:rPr>
+    </w:lvl>
+    <w:lvl w:ilvl="5" w:tentative="1">
+      <w:start w:val="1"/>
+      <w:numFmt w:val="bullet"/>
+      <w:lvlText w:val=""/>
+      <w:lvlJc w:val="left"/>
+      <w:pPr>
+        <w:tabs>
+          <w:tab w:val="num" w:pos="4320"/>
+        </w:tabs>
+        <w:ind w:left="4320" w:hanging="360"/>
+      </w:pPr>
+      <w:rPr>
+        <w:rFonts w:ascii="Wingdings" w:hAnsi="Wingdings" w:hint="default"/>
+        <w:sz w:val="20"/>
+      </w:rPr>
+    </w:lvl>
+    <w:lvl w:ilvl="6" w:tentative="1">
+      <w:start w:val="1"/>
+      <w:numFmt w:val="bullet"/>
+      <w:lvlText w:val=""/>
+      <w:lvlJc w:val="left"/>
+      <w:pPr>
+        <w:tabs>
+          <w:tab w:val="num" w:pos="5040"/>
+        </w:tabs>
+        <w:ind w:left="5040" w:hanging="360"/>
+      </w:pPr>
+      <w:rPr>
+        <w:rFonts w:ascii="Wingdings" w:hAnsi="Wingdings" w:hint="default"/>
+        <w:sz w:val="20"/>
+      </w:rPr>
+    </w:lvl>
+    <w:lvl w:ilvl="7" w:tentative="1">
+      <w:start w:val="1"/>
+      <w:numFmt w:val="bullet"/>
+      <w:lvlText w:val=""/>
+      <w:lvlJc w:val="left"/>
+      <w:pPr>
+        <w:tabs>
+          <w:tab w:val="num" w:pos="5760"/>
+        </w:tabs>
+        <w:ind w:left="5760" w:hanging="360"/>
+      </w:pPr>
+      <w:rPr>
+        <w:rFonts w:ascii="Wingdings" w:hAnsi="Wingdings" w:hint="default"/>
+        <w:sz w:val="20"/>
+      </w:rPr>
+    </w:lvl>
+    <w:lvl w:ilvl="8" w:tentative="1">
+      <w:start w:val="1"/>
+      <w:numFmt w:val="bullet"/>
+      <w:lvlText w:val=""/>
+      <w:lvlJc w:val="left"/>
+      <w:pPr>
+        <w:tabs>
+          <w:tab w:val="num" w:pos="6480"/>
+        </w:tabs>
+        <w:ind w:left="6480" w:hanging="360"/>
+      </w:pPr>
+      <w:rPr>
+        <w:rFonts w:ascii="Wingdings" w:hAnsi="Wingdings" w:hint="default"/>
+        <w:sz w:val="20"/>
+      </w:rPr>
+    </w:lvl>
+  </w:abstractNum>
+  <w:abstractNum w:abstractNumId="6" w15:restartNumberingAfterBreak="0">
     <w:nsid w:val="4DFC75F1"/>
     <w:multiLevelType w:val="hybridMultilevel"/>
     <w:tmpl w:val="DFB0F08C"/>
@@ -11696,7 +19636,7 @@
       <w:lvlJc w:val="left"/>
     </w:lvl>
   </w:abstractNum>
-  <w:abstractNum w:abstractNumId="6" w15:restartNumberingAfterBreak="0">
+  <w:abstractNum w:abstractNumId="7" w15:restartNumberingAfterBreak="0">
     <w:nsid w:val="501D363E"/>
     <w:multiLevelType w:val="hybridMultilevel"/>
     <w:tmpl w:val="5770B498"/>
@@ -11750,7 +19690,156 @@
       <w:lvlJc w:val="left"/>
     </w:lvl>
   </w:abstractNum>
-  <w:abstractNum w:abstractNumId="7" w15:restartNumberingAfterBreak="0">
+  <w:abstractNum w:abstractNumId="8" w15:restartNumberingAfterBreak="0">
+    <w:nsid w:val="5A606879"/>
+    <w:multiLevelType w:val="multilevel"/>
+    <w:tmpl w:val="6BFE4DB2"/>
+    <w:lvl w:ilvl="0">
+      <w:start w:val="1"/>
+      <w:numFmt w:val="bullet"/>
+      <w:lvlText w:val=""/>
+      <w:lvlJc w:val="left"/>
+      <w:pPr>
+        <w:tabs>
+          <w:tab w:val="num" w:pos="720"/>
+        </w:tabs>
+        <w:ind w:left="720" w:hanging="360"/>
+      </w:pPr>
+      <w:rPr>
+        <w:rFonts w:ascii="Symbol" w:hAnsi="Symbol" w:hint="default"/>
+        <w:sz w:val="20"/>
+      </w:rPr>
+    </w:lvl>
+    <w:lvl w:ilvl="1" w:tentative="1">
+      <w:start w:val="1"/>
+      <w:numFmt w:val="bullet"/>
+      <w:lvlText w:val="o"/>
+      <w:lvlJc w:val="left"/>
+      <w:pPr>
+        <w:tabs>
+          <w:tab w:val="num" w:pos="1440"/>
+        </w:tabs>
+        <w:ind w:left="1440" w:hanging="360"/>
+      </w:pPr>
+      <w:rPr>
+        <w:rFonts w:ascii="Courier New" w:hAnsi="Courier New" w:hint="default"/>
+        <w:sz w:val="20"/>
+      </w:rPr>
+    </w:lvl>
+    <w:lvl w:ilvl="2" w:tentative="1">
+      <w:start w:val="1"/>
+      <w:numFmt w:val="bullet"/>
+      <w:lvlText w:val=""/>
+      <w:lvlJc w:val="left"/>
+      <w:pPr>
+        <w:tabs>
+          <w:tab w:val="num" w:pos="2160"/>
+        </w:tabs>
+        <w:ind w:left="2160" w:hanging="360"/>
+      </w:pPr>
+      <w:rPr>
+        <w:rFonts w:ascii="Wingdings" w:hAnsi="Wingdings" w:hint="default"/>
+        <w:sz w:val="20"/>
+      </w:rPr>
+    </w:lvl>
+    <w:lvl w:ilvl="3" w:tentative="1">
+      <w:start w:val="1"/>
+      <w:numFmt w:val="bullet"/>
+      <w:lvlText w:val=""/>
+      <w:lvlJc w:val="left"/>
+      <w:pPr>
+        <w:tabs>
+          <w:tab w:val="num" w:pos="2880"/>
+        </w:tabs>
+        <w:ind w:left="2880" w:hanging="360"/>
+      </w:pPr>
+      <w:rPr>
+        <w:rFonts w:ascii="Wingdings" w:hAnsi="Wingdings" w:hint="default"/>
+        <w:sz w:val="20"/>
+      </w:rPr>
+    </w:lvl>
+    <w:lvl w:ilvl="4" w:tentative="1">
+      <w:start w:val="1"/>
+      <w:numFmt w:val="bullet"/>
+      <w:lvlText w:val=""/>
+      <w:lvlJc w:val="left"/>
+      <w:pPr>
+        <w:tabs>
+          <w:tab w:val="num" w:pos="3600"/>
+        </w:tabs>
+        <w:ind w:left="3600" w:hanging="360"/>
+      </w:pPr>
+      <w:rPr>
+        <w:rFonts w:ascii="Wingdings" w:hAnsi="Wingdings" w:hint="default"/>
+        <w:sz w:val="20"/>
+      </w:rPr>
+    </w:lvl>
+    <w:lvl w:ilvl="5" w:tentative="1">
+      <w:start w:val="1"/>
+      <w:numFmt w:val="bullet"/>
+      <w:lvlText w:val=""/>
+      <w:lvlJc w:val="left"/>
+      <w:pPr>
+        <w:tabs>
+          <w:tab w:val="num" w:pos="4320"/>
+        </w:tabs>
+        <w:ind w:left="4320" w:hanging="360"/>
+      </w:pPr>
+      <w:rPr>
+        <w:rFonts w:ascii="Wingdings" w:hAnsi="Wingdings" w:hint="default"/>
+        <w:sz w:val="20"/>
+      </w:rPr>
+    </w:lvl>
+    <w:lvl w:ilvl="6" w:tentative="1">
+      <w:start w:val="1"/>
+      <w:numFmt w:val="bullet"/>
+      <w:lvlText w:val=""/>
+      <w:lvlJc w:val="left"/>
+      <w:pPr>
+        <w:tabs>
+          <w:tab w:val="num" w:pos="5040"/>
+        </w:tabs>
+        <w:ind w:left="5040" w:hanging="360"/>
+      </w:pPr>
+      <w:rPr>
+        <w:rFonts w:ascii="Wingdings" w:hAnsi="Wingdings" w:hint="default"/>
+        <w:sz w:val="20"/>
+      </w:rPr>
+    </w:lvl>
+    <w:lvl w:ilvl="7" w:tentative="1">
+      <w:start w:val="1"/>
+      <w:numFmt w:val="bullet"/>
+      <w:lvlText w:val=""/>
+      <w:lvlJc w:val="left"/>
+      <w:pPr>
+        <w:tabs>
+          <w:tab w:val="num" w:pos="5760"/>
+        </w:tabs>
+        <w:ind w:left="5760" w:hanging="360"/>
+      </w:pPr>
+      <w:rPr>
+        <w:rFonts w:ascii="Wingdings" w:hAnsi="Wingdings" w:hint="default"/>
+        <w:sz w:val="20"/>
+      </w:rPr>
+    </w:lvl>
+    <w:lvl w:ilvl="8" w:tentative="1">
+      <w:start w:val="1"/>
+      <w:numFmt w:val="bullet"/>
+      <w:lvlText w:val=""/>
+      <w:lvlJc w:val="left"/>
+      <w:pPr>
+        <w:tabs>
+          <w:tab w:val="num" w:pos="6480"/>
+        </w:tabs>
+        <w:ind w:left="6480" w:hanging="360"/>
+      </w:pPr>
+      <w:rPr>
+        <w:rFonts w:ascii="Wingdings" w:hAnsi="Wingdings" w:hint="default"/>
+        <w:sz w:val="20"/>
+      </w:rPr>
+    </w:lvl>
+  </w:abstractNum>
+  <w:abstractNum w:abstractNumId="9" w15:restartNumberingAfterBreak="0">
     <w:nsid w:val="5C684764"/>
     <w:multiLevelType w:val="hybridMultilevel"/>
     <w:tmpl w:val="073E5A20"/>
@@ -11804,6 +19893,453 @@
       <w:lvlJc w:val="left"/>
     </w:lvl>
   </w:abstractNum>
+  <w:abstractNum w:abstractNumId="10" w15:restartNumberingAfterBreak="0">
+    <w:nsid w:val="6DED720F"/>
+    <w:multiLevelType w:val="multilevel"/>
+    <w:tmpl w:val="1038A90C"/>
+    <w:lvl w:ilvl="0">
+      <w:start w:val="1"/>
+      <w:numFmt w:val="bullet"/>
+      <w:lvlText w:val=""/>
+      <w:lvlJc w:val="left"/>
+      <w:pPr>
+        <w:tabs>
+          <w:tab w:val="num" w:pos="720"/>
+        </w:tabs>
+        <w:ind w:left="720" w:hanging="360"/>
+      </w:pPr>
+      <w:rPr>
+        <w:rFonts w:ascii="Symbol" w:hAnsi="Symbol" w:hint="default"/>
+        <w:sz w:val="20"/>
+      </w:rPr>
+    </w:lvl>
+    <w:lvl w:ilvl="1" w:tentative="1">
+      <w:start w:val="1"/>
+      <w:numFmt w:val="bullet"/>
+      <w:lvlText w:val="o"/>
+      <w:lvlJc w:val="left"/>
+      <w:pPr>
+        <w:tabs>
+          <w:tab w:val="num" w:pos="1440"/>
+        </w:tabs>
+        <w:ind w:left="1440" w:hanging="360"/>
+      </w:pPr>
+      <w:rPr>
+        <w:rFonts w:ascii="Courier New" w:hAnsi="Courier New" w:hint="default"/>
+        <w:sz w:val="20"/>
+      </w:rPr>
+    </w:lvl>
+    <w:lvl w:ilvl="2" w:tentative="1">
+      <w:start w:val="1"/>
+      <w:numFmt w:val="bullet"/>
+      <w:lvlText w:val=""/>
+      <w:lvlJc w:val="left"/>
+      <w:pPr>
+        <w:tabs>
+          <w:tab w:val="num" w:pos="2160"/>
+        </w:tabs>
+        <w:ind w:left="2160" w:hanging="360"/>
+      </w:pPr>
+      <w:rPr>
+        <w:rFonts w:ascii="Wingdings" w:hAnsi="Wingdings" w:hint="default"/>
+        <w:sz w:val="20"/>
+      </w:rPr>
+    </w:lvl>
+    <w:lvl w:ilvl="3" w:tentative="1">
+      <w:start w:val="1"/>
+      <w:numFmt w:val="bullet"/>
+      <w:lvlText w:val=""/>
+      <w:lvlJc w:val="left"/>
+      <w:pPr>
+        <w:tabs>
+          <w:tab w:val="num" w:pos="2880"/>
+        </w:tabs>
+        <w:ind w:left="2880" w:hanging="360"/>
+      </w:pPr>
+      <w:rPr>
+        <w:rFonts w:ascii="Wingdings" w:hAnsi="Wingdings" w:hint="default"/>
+        <w:sz w:val="20"/>
+      </w:rPr>
+    </w:lvl>
+    <w:lvl w:ilvl="4" w:tentative="1">
+      <w:start w:val="1"/>
+      <w:numFmt w:val="bullet"/>
+      <w:lvlText w:val=""/>
+      <w:lvlJc w:val="left"/>
+      <w:pPr>
+        <w:tabs>
+          <w:tab w:val="num" w:pos="3600"/>
+        </w:tabs>
+        <w:ind w:left="3600" w:hanging="360"/>
+      </w:pPr>
+      <w:rPr>
+        <w:rFonts w:ascii="Wingdings" w:hAnsi="Wingdings" w:hint="default"/>
+        <w:sz w:val="20"/>
+      </w:rPr>
+    </w:lvl>
+    <w:lvl w:ilvl="5" w:tentative="1">
+      <w:start w:val="1"/>
+      <w:numFmt w:val="bullet"/>
+      <w:lvlText w:val=""/>
+      <w:lvlJc w:val="left"/>
+      <w:pPr>
+        <w:tabs>
+          <w:tab w:val="num" w:pos="4320"/>
+        </w:tabs>
+        <w:ind w:left="4320" w:hanging="360"/>
+      </w:pPr>
+      <w:rPr>
+        <w:rFonts w:ascii="Wingdings" w:hAnsi="Wingdings" w:hint="default"/>
+        <w:sz w:val="20"/>
+      </w:rPr>
+    </w:lvl>
+    <w:lvl w:ilvl="6" w:tentative="1">
+      <w:start w:val="1"/>
+      <w:numFmt w:val="bullet"/>
+      <w:lvlText w:val=""/>
+      <w:lvlJc w:val="left"/>
+      <w:pPr>
+        <w:tabs>
+          <w:tab w:val="num" w:pos="5040"/>
+        </w:tabs>
+        <w:ind w:left="5040" w:hanging="360"/>
+      </w:pPr>
+      <w:rPr>
+        <w:rFonts w:ascii="Wingdings" w:hAnsi="Wingdings" w:hint="default"/>
+        <w:sz w:val="20"/>
+      </w:rPr>
+    </w:lvl>
+    <w:lvl w:ilvl="7" w:tentative="1">
+      <w:start w:val="1"/>
+      <w:numFmt w:val="bullet"/>
+      <w:lvlText w:val=""/>
+      <w:lvlJc w:val="left"/>
+      <w:pPr>
+        <w:tabs>
+          <w:tab w:val="num" w:pos="5760"/>
+        </w:tabs>
+        <w:ind w:left="5760" w:hanging="360"/>
+      </w:pPr>
+      <w:rPr>
+        <w:rFonts w:ascii="Wingdings" w:hAnsi="Wingdings" w:hint="default"/>
+        <w:sz w:val="20"/>
+      </w:rPr>
+    </w:lvl>
+    <w:lvl w:ilvl="8" w:tentative="1">
+      <w:start w:val="1"/>
+      <w:numFmt w:val="bullet"/>
+      <w:lvlText w:val=""/>
+      <w:lvlJc w:val="left"/>
+      <w:pPr>
+        <w:tabs>
+          <w:tab w:val="num" w:pos="6480"/>
+        </w:tabs>
+        <w:ind w:left="6480" w:hanging="360"/>
+      </w:pPr>
+      <w:rPr>
+        <w:rFonts w:ascii="Wingdings" w:hAnsi="Wingdings" w:hint="default"/>
+        <w:sz w:val="20"/>
+      </w:rPr>
+    </w:lvl>
+  </w:abstractNum>
+  <w:abstractNum w:abstractNumId="11" w15:restartNumberingAfterBreak="0">
+    <w:nsid w:val="6E090BA4"/>
+    <w:multiLevelType w:val="multilevel"/>
+    <w:tmpl w:val="6CA0B796"/>
+    <w:lvl w:ilvl="0">
+      <w:start w:val="1"/>
+      <w:numFmt w:val="bullet"/>
+      <w:lvlText w:val=""/>
+      <w:lvlJc w:val="left"/>
+      <w:pPr>
+        <w:tabs>
+          <w:tab w:val="num" w:pos="720"/>
+        </w:tabs>
+        <w:ind w:left="720" w:hanging="360"/>
+      </w:pPr>
+      <w:rPr>
+        <w:rFonts w:ascii="Symbol" w:hAnsi="Symbol" w:hint="default"/>
+        <w:sz w:val="20"/>
+      </w:rPr>
+    </w:lvl>
+    <w:lvl w:ilvl="1" w:tentative="1">
+      <w:start w:val="1"/>
+      <w:numFmt w:val="bullet"/>
+      <w:lvlText w:val="o"/>
+      <w:lvlJc w:val="left"/>
+      <w:pPr>
+        <w:tabs>
+          <w:tab w:val="num" w:pos="1440"/>
+        </w:tabs>
+        <w:ind w:left="1440" w:hanging="360"/>
+      </w:pPr>
+      <w:rPr>
+        <w:rFonts w:ascii="Courier New" w:hAnsi="Courier New" w:hint="default"/>
+        <w:sz w:val="20"/>
+      </w:rPr>
+    </w:lvl>
+    <w:lvl w:ilvl="2" w:tentative="1">
+      <w:start w:val="1"/>
+      <w:numFmt w:val="bullet"/>
+      <w:lvlText w:val=""/>
+      <w:lvlJc w:val="left"/>
+      <w:pPr>
+        <w:tabs>
+          <w:tab w:val="num" w:pos="2160"/>
+        </w:tabs>
+        <w:ind w:left="2160" w:hanging="360"/>
+      </w:pPr>
+      <w:rPr>
+        <w:rFonts w:ascii="Wingdings" w:hAnsi="Wingdings" w:hint="default"/>
+        <w:sz w:val="20"/>
+      </w:rPr>
+    </w:lvl>
+    <w:lvl w:ilvl="3" w:tentative="1">
+      <w:start w:val="1"/>
+      <w:numFmt w:val="bullet"/>
+      <w:lvlText w:val=""/>
+      <w:lvlJc w:val="left"/>
+      <w:pPr>
+        <w:tabs>
+          <w:tab w:val="num" w:pos="2880"/>
+        </w:tabs>
+        <w:ind w:left="2880" w:hanging="360"/>
+      </w:pPr>
+      <w:rPr>
+        <w:rFonts w:ascii="Wingdings" w:hAnsi="Wingdings" w:hint="default"/>
+        <w:sz w:val="20"/>
+      </w:rPr>
+    </w:lvl>
+    <w:lvl w:ilvl="4" w:tentative="1">
+      <w:start w:val="1"/>
+      <w:numFmt w:val="bullet"/>
+      <w:lvlText w:val=""/>
+      <w:lvlJc w:val="left"/>
+      <w:pPr>
+        <w:tabs>
+          <w:tab w:val="num" w:pos="3600"/>
+        </w:tabs>
+        <w:ind w:left="3600" w:hanging="360"/>
+      </w:pPr>
+      <w:rPr>
+        <w:rFonts w:ascii="Wingdings" w:hAnsi="Wingdings" w:hint="default"/>
+        <w:sz w:val="20"/>
+      </w:rPr>
+    </w:lvl>
+    <w:lvl w:ilvl="5" w:tentative="1">
+      <w:start w:val="1"/>
+      <w:numFmt w:val="bullet"/>
+      <w:lvlText w:val=""/>
+      <w:lvlJc w:val="left"/>
+      <w:pPr>
+        <w:tabs>
+          <w:tab w:val="num" w:pos="4320"/>
+        </w:tabs>
+        <w:ind w:left="4320" w:hanging="360"/>
+      </w:pPr>
+      <w:rPr>
+        <w:rFonts w:ascii="Wingdings" w:hAnsi="Wingdings" w:hint="default"/>
+        <w:sz w:val="20"/>
+      </w:rPr>
+    </w:lvl>
+    <w:lvl w:ilvl="6" w:tentative="1">
+      <w:start w:val="1"/>
+      <w:numFmt w:val="bullet"/>
+      <w:lvlText w:val=""/>
+      <w:lvlJc w:val="left"/>
+      <w:pPr>
+        <w:tabs>
+          <w:tab w:val="num" w:pos="5040"/>
+        </w:tabs>
+        <w:ind w:left="5040" w:hanging="360"/>
+      </w:pPr>
+      <w:rPr>
+        <w:rFonts w:ascii="Wingdings" w:hAnsi="Wingdings" w:hint="default"/>
+        <w:sz w:val="20"/>
+      </w:rPr>
+    </w:lvl>
+    <w:lvl w:ilvl="7" w:tentative="1">
+      <w:start w:val="1"/>
+      <w:numFmt w:val="bullet"/>
+      <w:lvlText w:val=""/>
+      <w:lvlJc w:val="left"/>
+      <w:pPr>
+        <w:tabs>
+          <w:tab w:val="num" w:pos="5760"/>
+        </w:tabs>
+        <w:ind w:left="5760" w:hanging="360"/>
+      </w:pPr>
+      <w:rPr>
+        <w:rFonts w:ascii="Wingdings" w:hAnsi="Wingdings" w:hint="default"/>
+        <w:sz w:val="20"/>
+      </w:rPr>
+    </w:lvl>
+    <w:lvl w:ilvl="8" w:tentative="1">
+      <w:start w:val="1"/>
+      <w:numFmt w:val="bullet"/>
+      <w:lvlText w:val=""/>
+      <w:lvlJc w:val="left"/>
+      <w:pPr>
+        <w:tabs>
+          <w:tab w:val="num" w:pos="6480"/>
+        </w:tabs>
+        <w:ind w:left="6480" w:hanging="360"/>
+      </w:pPr>
+      <w:rPr>
+        <w:rFonts w:ascii="Wingdings" w:hAnsi="Wingdings" w:hint="default"/>
+        <w:sz w:val="20"/>
+      </w:rPr>
+    </w:lvl>
+  </w:abstractNum>
+  <w:abstractNum w:abstractNumId="12" w15:restartNumberingAfterBreak="0">
+    <w:nsid w:val="74DB537B"/>
+    <w:multiLevelType w:val="multilevel"/>
+    <w:tmpl w:val="9DF2CB08"/>
+    <w:lvl w:ilvl="0">
+      <w:start w:val="1"/>
+      <w:numFmt w:val="bullet"/>
+      <w:lvlText w:val=""/>
+      <w:lvlJc w:val="left"/>
+      <w:pPr>
+        <w:tabs>
+          <w:tab w:val="num" w:pos="720"/>
+        </w:tabs>
+        <w:ind w:left="720" w:hanging="360"/>
+      </w:pPr>
+      <w:rPr>
+        <w:rFonts w:ascii="Symbol" w:hAnsi="Symbol" w:hint="default"/>
+        <w:sz w:val="20"/>
+      </w:rPr>
+    </w:lvl>
+    <w:lvl w:ilvl="1" w:tentative="1">
+      <w:start w:val="1"/>
+      <w:numFmt w:val="bullet"/>
+      <w:lvlText w:val="o"/>
+      <w:lvlJc w:val="left"/>
+      <w:pPr>
+        <w:tabs>
+          <w:tab w:val="num" w:pos="1440"/>
+        </w:tabs>
+        <w:ind w:left="1440" w:hanging="360"/>
+      </w:pPr>
+      <w:rPr>
+        <w:rFonts w:ascii="Courier New" w:hAnsi="Courier New" w:hint="default"/>
+        <w:sz w:val="20"/>
+      </w:rPr>
+    </w:lvl>
+    <w:lvl w:ilvl="2" w:tentative="1">
+      <w:start w:val="1"/>
+      <w:numFmt w:val="bullet"/>
+      <w:lvlText w:val=""/>
+      <w:lvlJc w:val="left"/>
+      <w:pPr>
+        <w:tabs>
+          <w:tab w:val="num" w:pos="2160"/>
+        </w:tabs>
+        <w:ind w:left="2160" w:hanging="360"/>
+      </w:pPr>
+      <w:rPr>
+        <w:rFonts w:ascii="Wingdings" w:hAnsi="Wingdings" w:hint="default"/>
+        <w:sz w:val="20"/>
+      </w:rPr>
+    </w:lvl>
+    <w:lvl w:ilvl="3" w:tentative="1">
+      <w:start w:val="1"/>
+      <w:numFmt w:val="bullet"/>
+      <w:lvlText w:val=""/>
+      <w:lvlJc w:val="left"/>
+      <w:pPr>
+        <w:tabs>
+          <w:tab w:val="num" w:pos="2880"/>
+        </w:tabs>
+        <w:ind w:left="2880" w:hanging="360"/>
+      </w:pPr>
+      <w:rPr>
+        <w:rFonts w:ascii="Wingdings" w:hAnsi="Wingdings" w:hint="default"/>
+        <w:sz w:val="20"/>
+      </w:rPr>
+    </w:lvl>
+    <w:lvl w:ilvl="4" w:tentative="1">
+      <w:start w:val="1"/>
+      <w:numFmt w:val="bullet"/>
+      <w:lvlText w:val=""/>
+      <w:lvlJc w:val="left"/>
+      <w:pPr>
+        <w:tabs>
+          <w:tab w:val="num" w:pos="3600"/>
+        </w:tabs>
+        <w:ind w:left="3600" w:hanging="360"/>
+      </w:pPr>
+      <w:rPr>
+        <w:rFonts w:ascii="Wingdings" w:hAnsi="Wingdings" w:hint="default"/>
+        <w:sz w:val="20"/>
+      </w:rPr>
+    </w:lvl>
+    <w:lvl w:ilvl="5" w:tentative="1">
+      <w:start w:val="1"/>
+      <w:numFmt w:val="bullet"/>
+      <w:lvlText w:val=""/>
+      <w:lvlJc w:val="left"/>
+      <w:pPr>
+        <w:tabs>
+          <w:tab w:val="num" w:pos="4320"/>
+        </w:tabs>
+        <w:ind w:left="4320" w:hanging="360"/>
+      </w:pPr>
+      <w:rPr>
+        <w:rFonts w:ascii="Wingdings" w:hAnsi="Wingdings" w:hint="default"/>
+        <w:sz w:val="20"/>
+      </w:rPr>
+    </w:lvl>
+    <w:lvl w:ilvl="6" w:tentative="1">
+      <w:start w:val="1"/>
+      <w:numFmt w:val="bullet"/>
+      <w:lvlText w:val=""/>
+      <w:lvlJc w:val="left"/>
+      <w:pPr>
+        <w:tabs>
+          <w:tab w:val="num" w:pos="5040"/>
+        </w:tabs>
+        <w:ind w:left="5040" w:hanging="360"/>
+      </w:pPr>
+      <w:rPr>
+        <w:rFonts w:ascii="Wingdings" w:hAnsi="Wingdings" w:hint="default"/>
+        <w:sz w:val="20"/>
+      </w:rPr>
+    </w:lvl>
+    <w:lvl w:ilvl="7" w:tentative="1">
+      <w:start w:val="1"/>
+      <w:numFmt w:val="bullet"/>
+      <w:lvlText w:val=""/>
+      <w:lvlJc w:val="left"/>
+      <w:pPr>
+        <w:tabs>
+          <w:tab w:val="num" w:pos="5760"/>
+        </w:tabs>
+        <w:ind w:left="5760" w:hanging="360"/>
+      </w:pPr>
+      <w:rPr>
+        <w:rFonts w:ascii="Wingdings" w:hAnsi="Wingdings" w:hint="default"/>
+        <w:sz w:val="20"/>
+      </w:rPr>
+    </w:lvl>
+    <w:lvl w:ilvl="8" w:tentative="1">
+      <w:start w:val="1"/>
+      <w:numFmt w:val="bullet"/>
+      <w:lvlText w:val=""/>
+      <w:lvlJc w:val="left"/>
+      <w:pPr>
+        <w:tabs>
+          <w:tab w:val="num" w:pos="6480"/>
+        </w:tabs>
+        <w:ind w:left="6480" w:hanging="360"/>
+      </w:pPr>
+      <w:rPr>
+        <w:rFonts w:ascii="Wingdings" w:hAnsi="Wingdings" w:hint="default"/>
+        <w:sz w:val="20"/>
+      </w:rPr>
+    </w:lvl>
+  </w:abstractNum>
   <w:num w:numId="1" w16cid:durableId="886989222">
     <w:abstractNumId w:val="2"/>
     <w:lvlOverride w:ilvl="0">
@@ -11823,7 +20359,7 @@
     </w:lvlOverride>
   </w:num>
   <w:num w:numId="4" w16cid:durableId="1491025359">
-    <w:abstractNumId w:val="6"/>
+    <w:abstractNumId w:val="7"/>
     <w:lvlOverride w:ilvl="0">
       <w:startOverride w:val="1"/>
     </w:lvlOverride>
@@ -11833,6 +20369,21 @@
     <w:lvlOverride w:ilvl="0">
       <w:startOverride w:val="1"/>
     </w:lvlOverride>
+  </w:num>
+  <w:num w:numId="6" w16cid:durableId="1028524014">
+    <w:abstractNumId w:val="11"/>
+  </w:num>
+  <w:num w:numId="7" w16cid:durableId="1304122663">
+    <w:abstractNumId w:val="10"/>
+  </w:num>
+  <w:num w:numId="8" w16cid:durableId="1341465687">
+    <w:abstractNumId w:val="12"/>
+  </w:num>
+  <w:num w:numId="9" w16cid:durableId="177742917">
+    <w:abstractNumId w:val="8"/>
+  </w:num>
+  <w:num w:numId="10" w16cid:durableId="1243643218">
+    <w:abstractNumId w:val="5"/>
   </w:num>
 </w:numbering>
 </file>
@@ -12367,6 +20918,7 @@
   </w:style>
   <w:style w:type="paragraph" w:styleId="Prrafodelista">
     <w:name w:val="List Paragraph"/>
+    <w:uiPriority w:val="34"/>
     <w:qFormat/>
   </w:style>
   <w:style w:type="character" w:styleId="Hipervnculo">
@@ -12464,6 +21016,29 @@
       <w:spacing w:after="100"/>
       <w:ind w:left="220"/>
     </w:pPr>
+  </w:style>
+  <w:style w:type="paragraph" w:styleId="Descripcin">
+    <w:name w:val="caption"/>
+    <w:basedOn w:val="Normal"/>
+    <w:next w:val="Normal"/>
+    <w:uiPriority w:val="35"/>
+    <w:unhideWhenUsed/>
+    <w:qFormat/>
+    <w:rsid w:val="00E07BBE"/>
+    <w:pPr>
+      <w:spacing w:after="200"/>
+    </w:pPr>
+    <w:rPr>
+      <w:rFonts w:asciiTheme="minorHAnsi" w:eastAsiaTheme="minorEastAsia" w:hAnsiTheme="minorHAnsi" w:cstheme="minorBidi"/>
+      <w:i/>
+      <w:iCs/>
+      <w:color w:val="0E2841" w:themeColor="text2"/>
+      <w:kern w:val="2"/>
+      <w:sz w:val="18"/>
+      <w:szCs w:val="18"/>
+      <w:lang w:val="en-US" w:eastAsia="zh-CN"/>
+      <w14:ligatures w14:val="standardContextual"/>
+    </w:rPr>
   </w:style>
 </w:styles>
 </file>

--- a/docs/Documento_Tecnico_Agentic_AI.docx
+++ b/docs/Documento_Tecnico_Agentic_AI.docx
@@ -4585,6 +4585,7 @@
         <w:rPr>
           <w:i/>
           <w:iCs/>
+          <w:noProof/>
           <w:color w:val="888888"/>
           <w:sz w:val="20"/>
           <w:szCs w:val="20"/>
@@ -4697,6 +4698,9 @@
         <w:pStyle w:val="Ttulo1"/>
       </w:pPr>
       <w:r>
+        <w:rPr>
+          <w:noProof/>
+        </w:rPr>
         <w:drawing>
           <wp:inline distT="0" distB="0" distL="0" distR="0" wp14:anchorId="56615A51" wp14:editId="336A0098">
             <wp:extent cx="5943600" cy="2567305"/>
@@ -7534,6 +7538,9 @@
     </w:p>
     <w:p>
       <w:r>
+        <w:rPr>
+          <w:noProof/>
+        </w:rPr>
         <w:drawing>
           <wp:inline distT="0" distB="0" distL="0" distR="0" wp14:anchorId="48B2253B" wp14:editId="1CF128AB">
             <wp:extent cx="5943600" cy="3644900"/>
@@ -13557,7 +13564,7 @@
           <w:noProof/>
         </w:rPr>
         <w:pict w14:anchorId="18F4840D">
-          <v:rect id="_x0000_i1034" alt="" style="width:425.2pt;height:.05pt;mso-width-percent:0;mso-height-percent:0;mso-width-percent:0;mso-height-percent:0" o:hralign="center" o:hrstd="t" o:hr="t" fillcolor="#a0a0a0" stroked="f"/>
+          <v:rect id="_x0000_i1025" alt="" style="width:425.2pt;height:.05pt;mso-width-percent:0;mso-height-percent:0;mso-width-percent:0;mso-height-percent:0" o:hralign="center" o:hrstd="t" o:hr="t" fillcolor="#a0a0a0" stroked="f"/>
         </w:pict>
       </w:r>
     </w:p>
@@ -13672,7 +13679,7 @@
           <w:noProof/>
         </w:rPr>
         <w:pict w14:anchorId="3751D2FE">
-          <v:rect id="_x0000_i1035" alt="" style="width:425.2pt;height:.05pt;mso-width-percent:0;mso-height-percent:0;mso-width-percent:0;mso-height-percent:0" o:hralign="center" o:hrstd="t" o:hr="t" fillcolor="#a0a0a0" stroked="f"/>
+          <v:rect id="_x0000_i1026" alt="" style="width:425.2pt;height:.05pt;mso-width-percent:0;mso-height-percent:0;mso-width-percent:0;mso-height-percent:0" o:hralign="center" o:hrstd="t" o:hr="t" fillcolor="#a0a0a0" stroked="f"/>
         </w:pict>
       </w:r>
     </w:p>
@@ -14201,7 +14208,7 @@
           <w:noProof/>
         </w:rPr>
         <w:pict w14:anchorId="6AC9E58B">
-          <v:rect id="_x0000_i1036" alt="" style="width:425.2pt;height:.05pt;mso-width-percent:0;mso-height-percent:0;mso-width-percent:0;mso-height-percent:0" o:hralign="center" o:hrstd="t" o:hr="t" fillcolor="#a0a0a0" stroked="f"/>
+          <v:rect id="_x0000_i1027" alt="" style="width:425.2pt;height:.05pt;mso-width-percent:0;mso-height-percent:0;mso-width-percent:0;mso-height-percent:0" o:hralign="center" o:hrstd="t" o:hr="t" fillcolor="#a0a0a0" stroked="f"/>
         </w:pict>
       </w:r>
     </w:p>
@@ -14443,7 +14450,7 @@
           <w:noProof/>
         </w:rPr>
         <w:pict w14:anchorId="35A6EA7E">
-          <v:rect id="_x0000_i1037" alt="" style="width:425.2pt;height:.05pt;mso-width-percent:0;mso-height-percent:0;mso-width-percent:0;mso-height-percent:0" o:hralign="center" o:hrstd="t" o:hr="t" fillcolor="#a0a0a0" stroked="f"/>
+          <v:rect id="_x0000_i1028" alt="" style="width:425.2pt;height:.05pt;mso-width-percent:0;mso-height-percent:0;mso-width-percent:0;mso-height-percent:0" o:hralign="center" o:hrstd="t" o:hr="t" fillcolor="#a0a0a0" stroked="f"/>
         </w:pict>
       </w:r>
     </w:p>
@@ -14502,7 +14509,7 @@
           <w:noProof/>
         </w:rPr>
         <w:pict w14:anchorId="19BBFE8D">
-          <v:rect id="_x0000_i1038" alt="" style="width:425.2pt;height:.05pt;mso-width-percent:0;mso-height-percent:0;mso-width-percent:0;mso-height-percent:0" o:hralign="center" o:hrstd="t" o:hr="t" fillcolor="#a0a0a0" stroked="f"/>
+          <v:rect id="_x0000_i1029" alt="" style="width:425.2pt;height:.05pt;mso-width-percent:0;mso-height-percent:0;mso-width-percent:0;mso-height-percent:0" o:hralign="center" o:hrstd="t" o:hr="t" fillcolor="#a0a0a0" stroked="f"/>
         </w:pict>
       </w:r>
     </w:p>
@@ -14557,7 +14564,7 @@
           <w:noProof/>
         </w:rPr>
         <w:pict w14:anchorId="7CB6BA72">
-          <v:rect id="_x0000_i1039" alt="" style="width:425.2pt;height:.05pt;mso-width-percent:0;mso-height-percent:0;mso-width-percent:0;mso-height-percent:0" o:hralign="center" o:hrstd="t" o:hr="t" fillcolor="#a0a0a0" stroked="f"/>
+          <v:rect id="_x0000_i1030" alt="" style="width:425.2pt;height:.05pt;mso-width-percent:0;mso-height-percent:0;mso-width-percent:0;mso-height-percent:0" o:hralign="center" o:hrstd="t" o:hr="t" fillcolor="#a0a0a0" stroked="f"/>
         </w:pict>
       </w:r>
     </w:p>
@@ -15049,7 +15056,7 @@
           <w:noProof/>
         </w:rPr>
         <w:pict w14:anchorId="492D7C4A">
-          <v:rect id="_x0000_i1040" alt="" style="width:425.2pt;height:.05pt;mso-width-percent:0;mso-height-percent:0;mso-width-percent:0;mso-height-percent:0" o:hralign="center" o:hrstd="t" o:hr="t" fillcolor="#a0a0a0" stroked="f"/>
+          <v:rect id="_x0000_i1031" alt="" style="width:425.2pt;height:.05pt;mso-width-percent:0;mso-height-percent:0;mso-width-percent:0;mso-height-percent:0" o:hralign="center" o:hrstd="t" o:hr="t" fillcolor="#a0a0a0" stroked="f"/>
         </w:pict>
       </w:r>
     </w:p>
@@ -15097,7 +15104,7 @@
           <w:noProof/>
         </w:rPr>
         <w:pict w14:anchorId="10F05FA9">
-          <v:rect id="_x0000_i1041" alt="" style="width:425.2pt;height:.05pt;mso-width-percent:0;mso-height-percent:0;mso-width-percent:0;mso-height-percent:0" o:hralign="center" o:hrstd="t" o:hr="t" fillcolor="#a0a0a0" stroked="f"/>
+          <v:rect id="_x0000_i1032" alt="" style="width:425.2pt;height:.05pt;mso-width-percent:0;mso-height-percent:0;mso-width-percent:0;mso-height-percent:0" o:hralign="center" o:hrstd="t" o:hr="t" fillcolor="#a0a0a0" stroked="f"/>
         </w:pict>
       </w:r>
     </w:p>
@@ -15145,7 +15152,7 @@
           <w:noProof/>
         </w:rPr>
         <w:pict w14:anchorId="433E24F9">
-          <v:rect id="_x0000_i1042" alt="" style="width:425.2pt;height:.05pt;mso-width-percent:0;mso-height-percent:0;mso-width-percent:0;mso-height-percent:0" o:hralign="center" o:hrstd="t" o:hr="t" fillcolor="#a0a0a0" stroked="f"/>
+          <v:rect id="_x0000_i1033" alt="" style="width:425.2pt;height:.05pt;mso-width-percent:0;mso-height-percent:0;mso-width-percent:0;mso-height-percent:0" o:hralign="center" o:hrstd="t" o:hr="t" fillcolor="#a0a0a0" stroked="f"/>
         </w:pict>
       </w:r>
     </w:p>
@@ -15412,7 +15419,7 @@
           <w:noProof/>
         </w:rPr>
         <w:pict w14:anchorId="46F94626">
-          <v:rect id="_x0000_i1052" alt="" style="width:425.2pt;height:.05pt;mso-width-percent:0;mso-height-percent:0;mso-width-percent:0;mso-height-percent:0" o:hralign="center" o:hrstd="t" o:hr="t" fillcolor="#a0a0a0" stroked="f"/>
+          <v:rect id="_x0000_i1034" alt="" style="width:425.2pt;height:.05pt;mso-width-percent:0;mso-height-percent:0;mso-width-percent:0;mso-height-percent:0" o:hralign="center" o:hrstd="t" o:hr="t" fillcolor="#a0a0a0" stroked="f"/>
         </w:pict>
       </w:r>
     </w:p>
@@ -15527,7 +15534,7 @@
           <w:noProof/>
         </w:rPr>
         <w:pict w14:anchorId="2E79BA26">
-          <v:rect id="_x0000_i1053" alt="" style="width:425.2pt;height:.05pt;mso-width-percent:0;mso-height-percent:0;mso-width-percent:0;mso-height-percent:0" o:hralign="center" o:hrstd="t" o:hr="t" fillcolor="#a0a0a0" stroked="f"/>
+          <v:rect id="_x0000_i1035" alt="" style="width:425.2pt;height:.05pt;mso-width-percent:0;mso-height-percent:0;mso-width-percent:0;mso-height-percent:0" o:hralign="center" o:hrstd="t" o:hr="t" fillcolor="#a0a0a0" stroked="f"/>
         </w:pict>
       </w:r>
     </w:p>
@@ -16056,7 +16063,7 @@
           <w:noProof/>
         </w:rPr>
         <w:pict w14:anchorId="2C8B2217">
-          <v:rect id="_x0000_i1054" alt="" style="width:425.2pt;height:.05pt;mso-width-percent:0;mso-height-percent:0;mso-width-percent:0;mso-height-percent:0" o:hralign="center" o:hrstd="t" o:hr="t" fillcolor="#a0a0a0" stroked="f"/>
+          <v:rect id="_x0000_i1036" alt="" style="width:425.2pt;height:.05pt;mso-width-percent:0;mso-height-percent:0;mso-width-percent:0;mso-height-percent:0" o:hralign="center" o:hrstd="t" o:hr="t" fillcolor="#a0a0a0" stroked="f"/>
         </w:pict>
       </w:r>
     </w:p>
@@ -16298,7 +16305,7 @@
           <w:noProof/>
         </w:rPr>
         <w:pict w14:anchorId="4740D759">
-          <v:rect id="_x0000_i1055" alt="" style="width:425.2pt;height:.05pt;mso-width-percent:0;mso-height-percent:0;mso-width-percent:0;mso-height-percent:0" o:hralign="center" o:hrstd="t" o:hr="t" fillcolor="#a0a0a0" stroked="f"/>
+          <v:rect id="_x0000_i1037" alt="" style="width:425.2pt;height:.05pt;mso-width-percent:0;mso-height-percent:0;mso-width-percent:0;mso-height-percent:0" o:hralign="center" o:hrstd="t" o:hr="t" fillcolor="#a0a0a0" stroked="f"/>
         </w:pict>
       </w:r>
     </w:p>
@@ -16357,7 +16364,7 @@
           <w:noProof/>
         </w:rPr>
         <w:pict w14:anchorId="10CDA37D">
-          <v:rect id="_x0000_i1056" alt="" style="width:425.2pt;height:.05pt;mso-width-percent:0;mso-height-percent:0;mso-width-percent:0;mso-height-percent:0" o:hralign="center" o:hrstd="t" o:hr="t" fillcolor="#a0a0a0" stroked="f"/>
+          <v:rect id="_x0000_i1038" alt="" style="width:425.2pt;height:.05pt;mso-width-percent:0;mso-height-percent:0;mso-width-percent:0;mso-height-percent:0" o:hralign="center" o:hrstd="t" o:hr="t" fillcolor="#a0a0a0" stroked="f"/>
         </w:pict>
       </w:r>
     </w:p>
@@ -16412,7 +16419,7 @@
           <w:noProof/>
         </w:rPr>
         <w:pict w14:anchorId="3DF39B92">
-          <v:rect id="_x0000_i1057" alt="" style="width:425.2pt;height:.05pt;mso-width-percent:0;mso-height-percent:0;mso-width-percent:0;mso-height-percent:0" o:hralign="center" o:hrstd="t" o:hr="t" fillcolor="#a0a0a0" stroked="f"/>
+          <v:rect id="_x0000_i1039" alt="" style="width:425.2pt;height:.05pt;mso-width-percent:0;mso-height-percent:0;mso-width-percent:0;mso-height-percent:0" o:hralign="center" o:hrstd="t" o:hr="t" fillcolor="#a0a0a0" stroked="f"/>
         </w:pict>
       </w:r>
     </w:p>
@@ -16904,7 +16911,7 @@
           <w:noProof/>
         </w:rPr>
         <w:pict w14:anchorId="4BB7E97A">
-          <v:rect id="_x0000_i1058" alt="" style="width:425.2pt;height:.05pt;mso-width-percent:0;mso-height-percent:0;mso-width-percent:0;mso-height-percent:0" o:hralign="center" o:hrstd="t" o:hr="t" fillcolor="#a0a0a0" stroked="f"/>
+          <v:rect id="_x0000_i1040" alt="" style="width:425.2pt;height:.05pt;mso-width-percent:0;mso-height-percent:0;mso-width-percent:0;mso-height-percent:0" o:hralign="center" o:hrstd="t" o:hr="t" fillcolor="#a0a0a0" stroked="f"/>
         </w:pict>
       </w:r>
     </w:p>
@@ -16952,7 +16959,7 @@
           <w:noProof/>
         </w:rPr>
         <w:pict w14:anchorId="249A2FEC">
-          <v:rect id="_x0000_i1059" alt="" style="width:425.2pt;height:.05pt;mso-width-percent:0;mso-height-percent:0;mso-width-percent:0;mso-height-percent:0" o:hralign="center" o:hrstd="t" o:hr="t" fillcolor="#a0a0a0" stroked="f"/>
+          <v:rect id="_x0000_i1041" alt="" style="width:425.2pt;height:.05pt;mso-width-percent:0;mso-height-percent:0;mso-width-percent:0;mso-height-percent:0" o:hralign="center" o:hrstd="t" o:hr="t" fillcolor="#a0a0a0" stroked="f"/>
         </w:pict>
       </w:r>
     </w:p>
@@ -17000,7 +17007,7 @@
           <w:noProof/>
         </w:rPr>
         <w:pict w14:anchorId="461160E5">
-          <v:rect id="_x0000_i1060" alt="" style="width:425.2pt;height:.05pt;mso-width-percent:0;mso-height-percent:0;mso-width-percent:0;mso-height-percent:0" o:hralign="center" o:hrstd="t" o:hr="t" fillcolor="#a0a0a0" stroked="f"/>
+          <v:rect id="_x0000_i1042" alt="" style="width:425.2pt;height:.05pt;mso-width-percent:0;mso-height-percent:0;mso-width-percent:0;mso-height-percent:0" o:hralign="center" o:hrstd="t" o:hr="t" fillcolor="#a0a0a0" stroked="f"/>
         </w:pict>
       </w:r>
     </w:p>
@@ -17119,7 +17126,7 @@
           <w:noProof/>
         </w:rPr>
         <w:pict w14:anchorId="770AEDDC">
-          <v:rect id="_x0000_i1061" alt="" style="width:425.2pt;height:.05pt;mso-width-percent:0;mso-height-percent:0;mso-width-percent:0;mso-height-percent:0" o:hralign="center" o:hrstd="t" o:hr="t" fillcolor="#a0a0a0" stroked="f"/>
+          <v:rect id="_x0000_i1043" alt="" style="width:425.2pt;height:.05pt;mso-width-percent:0;mso-height-percent:0;mso-width-percent:0;mso-height-percent:0" o:hralign="center" o:hrstd="t" o:hr="t" fillcolor="#a0a0a0" stroked="f"/>
         </w:pict>
       </w:r>
     </w:p>
@@ -17294,7 +17301,7 @@
           <w:noProof/>
         </w:rPr>
         <w:pict w14:anchorId="298385FA">
-          <v:rect id="_x0000_i1062" alt="" style="width:425.2pt;height:.05pt;mso-width-percent:0;mso-height-percent:0;mso-width-percent:0;mso-height-percent:0" o:hralign="center" o:hrstd="t" o:hr="t" fillcolor="#a0a0a0" stroked="f"/>
+          <v:rect id="_x0000_i1044" alt="" style="width:425.2pt;height:.05pt;mso-width-percent:0;mso-height-percent:0;mso-width-percent:0;mso-height-percent:0" o:hralign="center" o:hrstd="t" o:hr="t" fillcolor="#a0a0a0" stroked="f"/>
         </w:pict>
       </w:r>
     </w:p>
@@ -17507,7 +17514,7 @@
           <w:noProof/>
         </w:rPr>
         <w:pict w14:anchorId="5DFE81E1">
-          <v:rect id="_x0000_i1063" alt="" style="width:425.2pt;height:.05pt;mso-width-percent:0;mso-height-percent:0;mso-width-percent:0;mso-height-percent:0" o:hralign="center" o:hrstd="t" o:hr="t" fillcolor="#a0a0a0" stroked="f"/>
+          <v:rect id="_x0000_i1045" alt="" style="width:425.2pt;height:.05pt;mso-width-percent:0;mso-height-percent:0;mso-width-percent:0;mso-height-percent:0" o:hralign="center" o:hrstd="t" o:hr="t" fillcolor="#a0a0a0" stroked="f"/>
         </w:pict>
       </w:r>
     </w:p>
@@ -17714,7 +17721,7 @@
           <w:noProof/>
         </w:rPr>
         <w:pict w14:anchorId="58055A05">
-          <v:rect id="_x0000_i1064" alt="" style="width:425.2pt;height:.05pt;mso-width-percent:0;mso-height-percent:0;mso-width-percent:0;mso-height-percent:0" o:hralign="center" o:hrstd="t" o:hr="t" fillcolor="#a0a0a0" stroked="f"/>
+          <v:rect id="_x0000_i1046" alt="" style="width:425.2pt;height:.05pt;mso-width-percent:0;mso-height-percent:0;mso-width-percent:0;mso-height-percent:0" o:hralign="center" o:hrstd="t" o:hr="t" fillcolor="#a0a0a0" stroked="f"/>
         </w:pict>
       </w:r>
     </w:p>
@@ -17886,7 +17893,7 @@
           <w:noProof/>
         </w:rPr>
         <w:pict w14:anchorId="2AAE6F7B">
-          <v:rect id="_x0000_i1065" alt="" style="width:425.2pt;height:.05pt;mso-width-percent:0;mso-height-percent:0;mso-width-percent:0;mso-height-percent:0" o:hralign="center" o:hrstd="t" o:hr="t" fillcolor="#a0a0a0" stroked="f"/>
+          <v:rect id="_x0000_i1047" alt="" style="width:425.2pt;height:.05pt;mso-width-percent:0;mso-height-percent:0;mso-width-percent:0;mso-height-percent:0" o:hralign="center" o:hrstd="t" o:hr="t" fillcolor="#a0a0a0" stroked="f"/>
         </w:pict>
       </w:r>
     </w:p>
@@ -18015,7 +18022,7 @@
           <w:noProof/>
         </w:rPr>
         <w:pict w14:anchorId="31536C30">
-          <v:rect id="_x0000_i1066" alt="" style="width:425.2pt;height:.05pt;mso-width-percent:0;mso-height-percent:0;mso-width-percent:0;mso-height-percent:0" o:hralign="center" o:hrstd="t" o:hr="t" fillcolor="#a0a0a0" stroked="f"/>
+          <v:rect id="_x0000_i1048" alt="" style="width:425.2pt;height:.05pt;mso-width-percent:0;mso-height-percent:0;mso-width-percent:0;mso-height-percent:0" o:hralign="center" o:hrstd="t" o:hr="t" fillcolor="#a0a0a0" stroked="f"/>
         </w:pict>
       </w:r>
     </w:p>
@@ -18198,7 +18205,7 @@
           <w:noProof/>
         </w:rPr>
         <w:pict w14:anchorId="4D912ABF">
-          <v:rect id="_x0000_i1067" alt="" style="width:425.2pt;height:.05pt;mso-width-percent:0;mso-height-percent:0;mso-width-percent:0;mso-height-percent:0" o:hralign="center" o:hrstd="t" o:hr="t" fillcolor="#a0a0a0" stroked="f"/>
+          <v:rect id="_x0000_i1049" alt="" style="width:425.2pt;height:.05pt;mso-width-percent:0;mso-height-percent:0;mso-width-percent:0;mso-height-percent:0" o:hralign="center" o:hrstd="t" o:hr="t" fillcolor="#a0a0a0" stroked="f"/>
         </w:pict>
       </w:r>
     </w:p>
@@ -18341,7 +18348,7 @@
           <w:noProof/>
         </w:rPr>
         <w:pict w14:anchorId="09BC75E2">
-          <v:rect id="_x0000_i1068" alt="" style="width:425.2pt;height:.05pt;mso-width-percent:0;mso-height-percent:0;mso-width-percent:0;mso-height-percent:0" o:hralign="center" o:hrstd="t" o:hr="t" fillcolor="#a0a0a0" stroked="f"/>
+          <v:rect id="_x0000_i1050" alt="" style="width:425.2pt;height:.05pt;mso-width-percent:0;mso-height-percent:0;mso-width-percent:0;mso-height-percent:0" o:hralign="center" o:hrstd="t" o:hr="t" fillcolor="#a0a0a0" stroked="f"/>
         </w:pict>
       </w:r>
     </w:p>
@@ -18499,6 +18506,9 @@
         <w:jc w:val="both"/>
       </w:pPr>
       <w:r>
+        <w:rPr>
+          <w:noProof/>
+        </w:rPr>
         <w:drawing>
           <wp:inline distT="0" distB="0" distL="0" distR="0" wp14:anchorId="0C248546" wp14:editId="5281A4A5">
             <wp:extent cx="5943600" cy="3322955"/>
@@ -18542,6 +18552,9 @@
         <w:jc w:val="both"/>
       </w:pPr>
       <w:r>
+        <w:rPr>
+          <w:noProof/>
+        </w:rPr>
         <w:drawing>
           <wp:inline distT="0" distB="0" distL="0" distR="0" wp14:anchorId="7FD5BAEB" wp14:editId="32EC2DD6">
             <wp:extent cx="5943600" cy="4044315"/>
@@ -18585,6 +18598,9 @@
         <w:jc w:val="both"/>
       </w:pPr>
       <w:r>
+        <w:rPr>
+          <w:noProof/>
+        </w:rPr>
         <w:lastRenderedPageBreak/>
         <w:drawing>
           <wp:inline distT="0" distB="0" distL="0" distR="0" wp14:anchorId="18C4948F" wp14:editId="2FEF9433">
@@ -18629,6 +18645,9 @@
         <w:jc w:val="both"/>
       </w:pPr>
       <w:r>
+        <w:rPr>
+          <w:noProof/>
+        </w:rPr>
         <w:drawing>
           <wp:inline distT="0" distB="0" distL="0" distR="0" wp14:anchorId="0DA6BCCA" wp14:editId="6A934460">
             <wp:extent cx="5943600" cy="3749675"/>
@@ -18672,6 +18691,9 @@
         <w:jc w:val="both"/>
       </w:pPr>
       <w:r>
+        <w:rPr>
+          <w:noProof/>
+        </w:rPr>
         <w:lastRenderedPageBreak/>
         <w:drawing>
           <wp:inline distT="0" distB="0" distL="0" distR="0" wp14:anchorId="0F7AEBFB" wp14:editId="6EE23B20">
@@ -18725,6 +18747,9 @@
         <w:jc w:val="both"/>
       </w:pPr>
       <w:r>
+        <w:rPr>
+          <w:noProof/>
+        </w:rPr>
         <w:drawing>
           <wp:inline distT="0" distB="0" distL="0" distR="0" wp14:anchorId="2780F37A" wp14:editId="5220AE9A">
             <wp:extent cx="5943600" cy="3319780"/>
@@ -18780,6 +18805,9 @@
         <w:jc w:val="both"/>
       </w:pPr>
       <w:r>
+        <w:rPr>
+          <w:noProof/>
+        </w:rPr>
         <w:lastRenderedPageBreak/>
         <w:drawing>
           <wp:inline distT="0" distB="0" distL="0" distR="0" wp14:anchorId="4CB74ADD" wp14:editId="177DEB72">
@@ -18824,6 +18852,9 @@
         <w:jc w:val="both"/>
       </w:pPr>
       <w:r>
+        <w:rPr>
+          <w:noProof/>
+        </w:rPr>
         <w:drawing>
           <wp:inline distT="0" distB="0" distL="0" distR="0" wp14:anchorId="09A4E3AE" wp14:editId="1A15B3CC">
             <wp:extent cx="5308600" cy="2943551"/>
@@ -18867,6 +18898,9 @@
         <w:jc w:val="both"/>
       </w:pPr>
       <w:r>
+        <w:rPr>
+          <w:noProof/>
+        </w:rPr>
         <w:drawing>
           <wp:inline distT="0" distB="0" distL="0" distR="0" wp14:anchorId="7406BAAC" wp14:editId="408F4680">
             <wp:extent cx="4953000" cy="1925108"/>
@@ -18910,6 +18944,9 @@
         <w:jc w:val="both"/>
       </w:pPr>
       <w:r>
+        <w:rPr>
+          <w:noProof/>
+        </w:rPr>
         <w:lastRenderedPageBreak/>
         <w:drawing>
           <wp:inline distT="0" distB="0" distL="0" distR="0" wp14:anchorId="3904A4DB" wp14:editId="7A89558A">
@@ -18963,6 +19000,9 @@
         <w:jc w:val="both"/>
       </w:pPr>
       <w:r>
+        <w:rPr>
+          <w:noProof/>
+        </w:rPr>
         <w:drawing>
           <wp:inline distT="0" distB="0" distL="0" distR="0" wp14:anchorId="0F678FF7" wp14:editId="3F24770E">
             <wp:extent cx="5943600" cy="3415030"/>
